--- a/Two Pointers.docx
+++ b/Two Pointers.docx
@@ -69,23 +69,23 @@
           <w:szCs w:val="24"/>
           <w:lang w:val="en-PK"/>
         </w:rPr>
-        <w:t>    public void reverseString(</w:t>
-      </w:r>
-      <w:proofErr w:type="gramStart"/>
-      <w:r>
-        <w:rPr>
-          <w:szCs w:val="24"/>
-          <w:lang w:val="en-PK"/>
-        </w:rPr>
-        <w:t>char[</w:t>
-      </w:r>
-      <w:proofErr w:type="gramEnd"/>
-      <w:r>
-        <w:rPr>
-          <w:szCs w:val="24"/>
-          <w:lang w:val="en-PK"/>
-        </w:rPr>
-        <w:t>] s) {</w:t>
+        <w:t xml:space="preserve">    public void </w:t>
+      </w:r>
+      <w:proofErr w:type="spellStart"/>
+      <w:r>
+        <w:rPr>
+          <w:szCs w:val="24"/>
+          <w:lang w:val="en-PK"/>
+        </w:rPr>
+        <w:t>reverseString</w:t>
+      </w:r>
+      <w:proofErr w:type="spellEnd"/>
+      <w:r>
+        <w:rPr>
+          <w:szCs w:val="24"/>
+          <w:lang w:val="en-PK"/>
+        </w:rPr>
+        <w:t>(char[] s) {</w:t>
       </w:r>
     </w:p>
     <w:p>
@@ -117,7 +117,7 @@
         </w:rPr>
         <w:t xml:space="preserve">        int right = </w:t>
       </w:r>
-      <w:proofErr w:type="gramStart"/>
+      <w:proofErr w:type="spellStart"/>
       <w:r>
         <w:rPr>
           <w:szCs w:val="24"/>
@@ -125,7 +125,7 @@
         </w:rPr>
         <w:t>s.length</w:t>
       </w:r>
-      <w:proofErr w:type="gramEnd"/>
+      <w:proofErr w:type="spellEnd"/>
       <w:r>
         <w:rPr>
           <w:szCs w:val="24"/>
@@ -154,23 +154,7 @@
           <w:szCs w:val="24"/>
           <w:lang w:val="en-PK"/>
         </w:rPr>
-        <w:t xml:space="preserve">        </w:t>
-      </w:r>
-      <w:proofErr w:type="gramStart"/>
-      <w:r>
-        <w:rPr>
-          <w:szCs w:val="24"/>
-          <w:lang w:val="en-PK"/>
-        </w:rPr>
-        <w:t>while(</w:t>
-      </w:r>
-      <w:proofErr w:type="gramEnd"/>
-      <w:r>
-        <w:rPr>
-          <w:szCs w:val="24"/>
-          <w:lang w:val="en-PK"/>
-        </w:rPr>
-        <w:t>left &lt;= right) {</w:t>
+        <w:t>        while(left &lt;= right) {</w:t>
       </w:r>
     </w:p>
     <w:p>
@@ -363,23 +347,39 @@
           <w:szCs w:val="24"/>
           <w:lang w:val="en-PK"/>
         </w:rPr>
-        <w:t xml:space="preserve">    public boolean </w:t>
-      </w:r>
-      <w:proofErr w:type="gramStart"/>
-      <w:r>
-        <w:rPr>
-          <w:szCs w:val="24"/>
-          <w:lang w:val="en-PK"/>
-        </w:rPr>
-        <w:t>isPalindrome(</w:t>
-      </w:r>
-      <w:proofErr w:type="gramEnd"/>
-      <w:r>
-        <w:rPr>
-          <w:szCs w:val="24"/>
-          <w:lang w:val="en-PK"/>
-        </w:rPr>
-        <w:t>String s) {</w:t>
+        <w:t xml:space="preserve">    public </w:t>
+      </w:r>
+      <w:proofErr w:type="spellStart"/>
+      <w:r>
+        <w:rPr>
+          <w:szCs w:val="24"/>
+          <w:lang w:val="en-PK"/>
+        </w:rPr>
+        <w:t>boolean</w:t>
+      </w:r>
+      <w:proofErr w:type="spellEnd"/>
+      <w:r>
+        <w:rPr>
+          <w:szCs w:val="24"/>
+          <w:lang w:val="en-PK"/>
+        </w:rPr>
+        <w:t xml:space="preserve"> </w:t>
+      </w:r>
+      <w:proofErr w:type="spellStart"/>
+      <w:r>
+        <w:rPr>
+          <w:szCs w:val="24"/>
+          <w:lang w:val="en-PK"/>
+        </w:rPr>
+        <w:t>isPalindrome</w:t>
+      </w:r>
+      <w:proofErr w:type="spellEnd"/>
+      <w:r>
+        <w:rPr>
+          <w:szCs w:val="24"/>
+          <w:lang w:val="en-PK"/>
+        </w:rPr>
+        <w:t>(String s) {</w:t>
       </w:r>
     </w:p>
     <w:p>
@@ -411,7 +411,7 @@
         </w:rPr>
         <w:t xml:space="preserve">        int right = </w:t>
       </w:r>
-      <w:proofErr w:type="gramStart"/>
+      <w:proofErr w:type="spellStart"/>
       <w:r>
         <w:rPr>
           <w:szCs w:val="24"/>
@@ -419,7 +419,7 @@
         </w:rPr>
         <w:t>s.length</w:t>
       </w:r>
-      <w:proofErr w:type="gramEnd"/>
+      <w:proofErr w:type="spellEnd"/>
       <w:r>
         <w:rPr>
           <w:szCs w:val="24"/>
@@ -448,40 +448,40 @@
           <w:szCs w:val="24"/>
           <w:lang w:val="en-PK"/>
         </w:rPr>
-        <w:t xml:space="preserve">        </w:t>
-      </w:r>
-      <w:proofErr w:type="gramStart"/>
-      <w:r>
-        <w:rPr>
-          <w:szCs w:val="24"/>
-          <w:lang w:val="en-PK"/>
-        </w:rPr>
-        <w:t>while(</w:t>
-      </w:r>
-      <w:proofErr w:type="gramEnd"/>
-      <w:r>
-        <w:rPr>
-          <w:szCs w:val="24"/>
-          <w:lang w:val="en-PK"/>
-        </w:rPr>
-        <w:t>left &lt;= right) {</w:t>
-      </w:r>
-    </w:p>
-    <w:p>
-      <w:pPr>
-        <w:rPr>
-          <w:szCs w:val="24"/>
-          <w:lang w:val="en-PK"/>
-        </w:rPr>
-      </w:pPr>
-      <w:r>
-        <w:rPr>
-          <w:szCs w:val="24"/>
-          <w:lang w:val="en-PK"/>
-        </w:rPr>
-        <w:t xml:space="preserve">            char currFirst = </w:t>
-      </w:r>
-      <w:proofErr w:type="gramStart"/>
+        <w:t>        while(left &lt;= right) {</w:t>
+      </w:r>
+    </w:p>
+    <w:p>
+      <w:pPr>
+        <w:rPr>
+          <w:szCs w:val="24"/>
+          <w:lang w:val="en-PK"/>
+        </w:rPr>
+      </w:pPr>
+      <w:r>
+        <w:rPr>
+          <w:szCs w:val="24"/>
+          <w:lang w:val="en-PK"/>
+        </w:rPr>
+        <w:t xml:space="preserve">            char </w:t>
+      </w:r>
+      <w:proofErr w:type="spellStart"/>
+      <w:r>
+        <w:rPr>
+          <w:szCs w:val="24"/>
+          <w:lang w:val="en-PK"/>
+        </w:rPr>
+        <w:t>currFirst</w:t>
+      </w:r>
+      <w:proofErr w:type="spellEnd"/>
+      <w:r>
+        <w:rPr>
+          <w:szCs w:val="24"/>
+          <w:lang w:val="en-PK"/>
+        </w:rPr>
+        <w:t xml:space="preserve"> = </w:t>
+      </w:r>
+      <w:proofErr w:type="spellStart"/>
       <w:r>
         <w:rPr>
           <w:szCs w:val="24"/>
@@ -489,7 +489,7 @@
         </w:rPr>
         <w:t>s.charAt</w:t>
       </w:r>
-      <w:proofErr w:type="gramEnd"/>
+      <w:proofErr w:type="spellEnd"/>
       <w:r>
         <w:rPr>
           <w:szCs w:val="24"/>
@@ -510,9 +510,25 @@
           <w:szCs w:val="24"/>
           <w:lang w:val="en-PK"/>
         </w:rPr>
-        <w:t xml:space="preserve">            char currLast = </w:t>
-      </w:r>
-      <w:proofErr w:type="gramStart"/>
+        <w:t xml:space="preserve">            char </w:t>
+      </w:r>
+      <w:proofErr w:type="spellStart"/>
+      <w:r>
+        <w:rPr>
+          <w:szCs w:val="24"/>
+          <w:lang w:val="en-PK"/>
+        </w:rPr>
+        <w:t>currLast</w:t>
+      </w:r>
+      <w:proofErr w:type="spellEnd"/>
+      <w:r>
+        <w:rPr>
+          <w:szCs w:val="24"/>
+          <w:lang w:val="en-PK"/>
+        </w:rPr>
+        <w:t xml:space="preserve"> = </w:t>
+      </w:r>
+      <w:proofErr w:type="spellStart"/>
       <w:r>
         <w:rPr>
           <w:szCs w:val="24"/>
@@ -520,7 +536,7 @@
         </w:rPr>
         <w:t>s.charAt</w:t>
       </w:r>
-      <w:proofErr w:type="gramEnd"/>
+      <w:proofErr w:type="spellEnd"/>
       <w:r>
         <w:rPr>
           <w:szCs w:val="24"/>
@@ -549,23 +565,39 @@
           <w:szCs w:val="24"/>
           <w:lang w:val="en-PK"/>
         </w:rPr>
-        <w:t xml:space="preserve">            if </w:t>
-      </w:r>
-      <w:proofErr w:type="gramStart"/>
-      <w:r>
-        <w:rPr>
-          <w:szCs w:val="24"/>
-          <w:lang w:val="en-PK"/>
-        </w:rPr>
-        <w:t>(!Character.isLetterOrDigit</w:t>
-      </w:r>
-      <w:proofErr w:type="gramEnd"/>
-      <w:r>
-        <w:rPr>
-          <w:szCs w:val="24"/>
-          <w:lang w:val="en-PK"/>
-        </w:rPr>
-        <w:t>(currFirst )) {</w:t>
+        <w:t>            if (!</w:t>
+      </w:r>
+      <w:proofErr w:type="spellStart"/>
+      <w:r>
+        <w:rPr>
+          <w:szCs w:val="24"/>
+          <w:lang w:val="en-PK"/>
+        </w:rPr>
+        <w:t>Character.isLetterOrDigit</w:t>
+      </w:r>
+      <w:proofErr w:type="spellEnd"/>
+      <w:r>
+        <w:rPr>
+          <w:szCs w:val="24"/>
+          <w:lang w:val="en-PK"/>
+        </w:rPr>
+        <w:t>(</w:t>
+      </w:r>
+      <w:proofErr w:type="spellStart"/>
+      <w:r>
+        <w:rPr>
+          <w:szCs w:val="24"/>
+          <w:lang w:val="en-PK"/>
+        </w:rPr>
+        <w:t>currFirst</w:t>
+      </w:r>
+      <w:proofErr w:type="spellEnd"/>
+      <w:r>
+        <w:rPr>
+          <w:szCs w:val="24"/>
+          <w:lang w:val="en-PK"/>
+        </w:rPr>
+        <w:t xml:space="preserve"> )) {</w:t>
       </w:r>
     </w:p>
     <w:p>
@@ -596,23 +628,39 @@
           <w:szCs w:val="24"/>
           <w:lang w:val="en-PK"/>
         </w:rPr>
-        <w:t>            } else if</w:t>
-      </w:r>
-      <w:proofErr w:type="gramStart"/>
-      <w:r>
-        <w:rPr>
-          <w:szCs w:val="24"/>
-          <w:lang w:val="en-PK"/>
-        </w:rPr>
-        <w:t>(!Character.isLetterOrDigit</w:t>
-      </w:r>
-      <w:proofErr w:type="gramEnd"/>
-      <w:r>
-        <w:rPr>
-          <w:szCs w:val="24"/>
-          <w:lang w:val="en-PK"/>
-        </w:rPr>
-        <w:t>(currLast)) {</w:t>
+        <w:t>            } else if(!</w:t>
+      </w:r>
+      <w:proofErr w:type="spellStart"/>
+      <w:r>
+        <w:rPr>
+          <w:szCs w:val="24"/>
+          <w:lang w:val="en-PK"/>
+        </w:rPr>
+        <w:t>Character.isLetterOrDigit</w:t>
+      </w:r>
+      <w:proofErr w:type="spellEnd"/>
+      <w:r>
+        <w:rPr>
+          <w:szCs w:val="24"/>
+          <w:lang w:val="en-PK"/>
+        </w:rPr>
+        <w:t>(</w:t>
+      </w:r>
+      <w:proofErr w:type="spellStart"/>
+      <w:r>
+        <w:rPr>
+          <w:szCs w:val="24"/>
+          <w:lang w:val="en-PK"/>
+        </w:rPr>
+        <w:t>currLast</w:t>
+      </w:r>
+      <w:proofErr w:type="spellEnd"/>
+      <w:r>
+        <w:rPr>
+          <w:szCs w:val="24"/>
+          <w:lang w:val="en-PK"/>
+        </w:rPr>
+        <w:t>)) {</w:t>
       </w:r>
     </w:p>
     <w:p>
@@ -687,23 +735,71 @@
           <w:szCs w:val="24"/>
           <w:lang w:val="en-PK"/>
         </w:rPr>
-        <w:t>                if (Character.toLowerCase(currFirst</w:t>
-      </w:r>
-      <w:proofErr w:type="gramStart"/>
-      <w:r>
-        <w:rPr>
-          <w:szCs w:val="24"/>
-          <w:lang w:val="en-PK"/>
-        </w:rPr>
-        <w:t>) !</w:t>
-      </w:r>
-      <w:proofErr w:type="gramEnd"/>
-      <w:r>
-        <w:rPr>
-          <w:szCs w:val="24"/>
-          <w:lang w:val="en-PK"/>
-        </w:rPr>
-        <w:t>= Character.toLowerCase(currLast)) {</w:t>
+        <w:t>                if (</w:t>
+      </w:r>
+      <w:proofErr w:type="spellStart"/>
+      <w:r>
+        <w:rPr>
+          <w:szCs w:val="24"/>
+          <w:lang w:val="en-PK"/>
+        </w:rPr>
+        <w:t>Character.toLowerCase</w:t>
+      </w:r>
+      <w:proofErr w:type="spellEnd"/>
+      <w:r>
+        <w:rPr>
+          <w:szCs w:val="24"/>
+          <w:lang w:val="en-PK"/>
+        </w:rPr>
+        <w:t>(</w:t>
+      </w:r>
+      <w:proofErr w:type="spellStart"/>
+      <w:r>
+        <w:rPr>
+          <w:szCs w:val="24"/>
+          <w:lang w:val="en-PK"/>
+        </w:rPr>
+        <w:t>currFirst</w:t>
+      </w:r>
+      <w:proofErr w:type="spellEnd"/>
+      <w:r>
+        <w:rPr>
+          <w:szCs w:val="24"/>
+          <w:lang w:val="en-PK"/>
+        </w:rPr>
+        <w:t xml:space="preserve">) != </w:t>
+      </w:r>
+      <w:proofErr w:type="spellStart"/>
+      <w:r>
+        <w:rPr>
+          <w:szCs w:val="24"/>
+          <w:lang w:val="en-PK"/>
+        </w:rPr>
+        <w:t>Character.toLowerCase</w:t>
+      </w:r>
+      <w:proofErr w:type="spellEnd"/>
+      <w:r>
+        <w:rPr>
+          <w:szCs w:val="24"/>
+          <w:lang w:val="en-PK"/>
+        </w:rPr>
+        <w:t>(</w:t>
+      </w:r>
+      <w:proofErr w:type="spellStart"/>
+      <w:r>
+        <w:rPr>
+          <w:szCs w:val="24"/>
+          <w:lang w:val="en-PK"/>
+        </w:rPr>
+        <w:t>currLast</w:t>
+      </w:r>
+      <w:proofErr w:type="spellEnd"/>
+      <w:r>
+        <w:rPr>
+          <w:szCs w:val="24"/>
+          <w:lang w:val="en-PK"/>
+        </w:rPr>
+        <w:t>)) {</w:t>
       </w:r>
     </w:p>
     <w:p>
@@ -963,23 +1059,39 @@
           <w:szCs w:val="24"/>
           <w:lang w:val="en-PK"/>
         </w:rPr>
-        <w:t xml:space="preserve">    public boolean </w:t>
-      </w:r>
-      <w:proofErr w:type="gramStart"/>
-      <w:r>
-        <w:rPr>
-          <w:szCs w:val="24"/>
-          <w:lang w:val="en-PK"/>
-        </w:rPr>
-        <w:t>validPalindrome(</w:t>
-      </w:r>
-      <w:proofErr w:type="gramEnd"/>
-      <w:r>
-        <w:rPr>
-          <w:szCs w:val="24"/>
-          <w:lang w:val="en-PK"/>
-        </w:rPr>
-        <w:t>String s) {</w:t>
+        <w:t xml:space="preserve">    public </w:t>
+      </w:r>
+      <w:proofErr w:type="spellStart"/>
+      <w:r>
+        <w:rPr>
+          <w:szCs w:val="24"/>
+          <w:lang w:val="en-PK"/>
+        </w:rPr>
+        <w:t>boolean</w:t>
+      </w:r>
+      <w:proofErr w:type="spellEnd"/>
+      <w:r>
+        <w:rPr>
+          <w:szCs w:val="24"/>
+          <w:lang w:val="en-PK"/>
+        </w:rPr>
+        <w:t xml:space="preserve"> </w:t>
+      </w:r>
+      <w:proofErr w:type="spellStart"/>
+      <w:r>
+        <w:rPr>
+          <w:szCs w:val="24"/>
+          <w:lang w:val="en-PK"/>
+        </w:rPr>
+        <w:t>validPalindrome</w:t>
+      </w:r>
+      <w:proofErr w:type="spellEnd"/>
+      <w:r>
+        <w:rPr>
+          <w:szCs w:val="24"/>
+          <w:lang w:val="en-PK"/>
+        </w:rPr>
+        <w:t>(String s) {</w:t>
       </w:r>
     </w:p>
     <w:p>
@@ -1019,7 +1131,7 @@
         </w:rPr>
         <w:t xml:space="preserve">        int right = </w:t>
       </w:r>
-      <w:proofErr w:type="gramStart"/>
+      <w:proofErr w:type="spellStart"/>
       <w:r>
         <w:rPr>
           <w:szCs w:val="24"/>
@@ -1027,7 +1139,7 @@
         </w:rPr>
         <w:t>s.length</w:t>
       </w:r>
-      <w:proofErr w:type="gramEnd"/>
+      <w:proofErr w:type="spellEnd"/>
       <w:r>
         <w:rPr>
           <w:szCs w:val="24"/>
@@ -1056,23 +1168,7 @@
           <w:szCs w:val="24"/>
           <w:lang w:val="en-PK"/>
         </w:rPr>
-        <w:t xml:space="preserve">        </w:t>
-      </w:r>
-      <w:proofErr w:type="gramStart"/>
-      <w:r>
-        <w:rPr>
-          <w:szCs w:val="24"/>
-          <w:lang w:val="en-PK"/>
-        </w:rPr>
-        <w:t>while(</w:t>
-      </w:r>
-      <w:proofErr w:type="gramEnd"/>
-      <w:r>
-        <w:rPr>
-          <w:szCs w:val="24"/>
-          <w:lang w:val="en-PK"/>
-        </w:rPr>
-        <w:t>left &lt; right) {</w:t>
+        <w:t>        while(left &lt; right) {</w:t>
       </w:r>
     </w:p>
     <w:p>
@@ -1105,7 +1201,7 @@
         </w:rPr>
         <w:t>            if(</w:t>
       </w:r>
-      <w:proofErr w:type="gramStart"/>
+      <w:proofErr w:type="spellStart"/>
       <w:r>
         <w:rPr>
           <w:szCs w:val="24"/>
@@ -1113,13 +1209,29 @@
         </w:rPr>
         <w:t>s.charAt</w:t>
       </w:r>
-      <w:proofErr w:type="gramEnd"/>
-      <w:r>
-        <w:rPr>
-          <w:szCs w:val="24"/>
-          <w:lang w:val="en-PK"/>
-        </w:rPr>
-        <w:t xml:space="preserve">(left) != s.charAt(right)) </w:t>
+      <w:proofErr w:type="spellEnd"/>
+      <w:r>
+        <w:rPr>
+          <w:szCs w:val="24"/>
+          <w:lang w:val="en-PK"/>
+        </w:rPr>
+        <w:t xml:space="preserve">(left) != </w:t>
+      </w:r>
+      <w:proofErr w:type="spellStart"/>
+      <w:r>
+        <w:rPr>
+          <w:szCs w:val="24"/>
+          <w:lang w:val="en-PK"/>
+        </w:rPr>
+        <w:t>s.charAt</w:t>
+      </w:r>
+      <w:proofErr w:type="spellEnd"/>
+      <w:r>
+        <w:rPr>
+          <w:szCs w:val="24"/>
+          <w:lang w:val="en-PK"/>
+        </w:rPr>
+        <w:t xml:space="preserve">(right)) </w:t>
       </w:r>
     </w:p>
     <w:p>
@@ -1149,23 +1261,7 @@
           <w:szCs w:val="24"/>
           <w:lang w:val="en-PK"/>
         </w:rPr>
-        <w:t xml:space="preserve">                return </w:t>
-      </w:r>
-      <w:proofErr w:type="gramStart"/>
-      <w:r>
-        <w:rPr>
-          <w:szCs w:val="24"/>
-          <w:lang w:val="en-PK"/>
-        </w:rPr>
-        <w:t>checker(</w:t>
-      </w:r>
-      <w:proofErr w:type="gramEnd"/>
-      <w:r>
-        <w:rPr>
-          <w:szCs w:val="24"/>
-          <w:lang w:val="en-PK"/>
-        </w:rPr>
-        <w:t>s, left+1,right) || checker(s, left,right-1);</w:t>
+        <w:t>                return checker(s, left+1,right) || checker(s, left,right-1);</w:t>
       </w:r>
     </w:p>
     <w:p>
@@ -1301,23 +1397,23 @@
           <w:szCs w:val="24"/>
           <w:lang w:val="en-PK"/>
         </w:rPr>
-        <w:t xml:space="preserve">     public boolean </w:t>
-      </w:r>
-      <w:proofErr w:type="gramStart"/>
-      <w:r>
-        <w:rPr>
-          <w:szCs w:val="24"/>
-          <w:lang w:val="en-PK"/>
-        </w:rPr>
-        <w:t>checker(</w:t>
-      </w:r>
-      <w:proofErr w:type="gramEnd"/>
-      <w:r>
-        <w:rPr>
-          <w:szCs w:val="24"/>
-          <w:lang w:val="en-PK"/>
-        </w:rPr>
-        <w:t>String s, int left, int right) {</w:t>
+        <w:t xml:space="preserve">     public </w:t>
+      </w:r>
+      <w:proofErr w:type="spellStart"/>
+      <w:r>
+        <w:rPr>
+          <w:szCs w:val="24"/>
+          <w:lang w:val="en-PK"/>
+        </w:rPr>
+        <w:t>boolean</w:t>
+      </w:r>
+      <w:proofErr w:type="spellEnd"/>
+      <w:r>
+        <w:rPr>
+          <w:szCs w:val="24"/>
+          <w:lang w:val="en-PK"/>
+        </w:rPr>
+        <w:t xml:space="preserve"> checker(String s, int left, int right) {</w:t>
       </w:r>
     </w:p>
     <w:p>
@@ -1347,23 +1443,7 @@
           <w:szCs w:val="24"/>
           <w:lang w:val="en-PK"/>
         </w:rPr>
-        <w:t xml:space="preserve">        </w:t>
-      </w:r>
-      <w:proofErr w:type="gramStart"/>
-      <w:r>
-        <w:rPr>
-          <w:szCs w:val="24"/>
-          <w:lang w:val="en-PK"/>
-        </w:rPr>
-        <w:t>while(</w:t>
-      </w:r>
-      <w:proofErr w:type="gramEnd"/>
-      <w:r>
-        <w:rPr>
-          <w:szCs w:val="24"/>
-          <w:lang w:val="en-PK"/>
-        </w:rPr>
-        <w:t>left &lt; right) {</w:t>
+        <w:t>        while(left &lt; right) {</w:t>
       </w:r>
     </w:p>
     <w:p>
@@ -1395,7 +1475,7 @@
         </w:rPr>
         <w:t>            if(</w:t>
       </w:r>
-      <w:proofErr w:type="gramStart"/>
+      <w:proofErr w:type="spellStart"/>
       <w:r>
         <w:rPr>
           <w:szCs w:val="24"/>
@@ -1403,13 +1483,29 @@
         </w:rPr>
         <w:t>s.charAt</w:t>
       </w:r>
-      <w:proofErr w:type="gramEnd"/>
-      <w:r>
-        <w:rPr>
-          <w:szCs w:val="24"/>
-          <w:lang w:val="en-PK"/>
-        </w:rPr>
-        <w:t>(left) != s.charAt(right)) return false ;</w:t>
+      <w:proofErr w:type="spellEnd"/>
+      <w:r>
+        <w:rPr>
+          <w:szCs w:val="24"/>
+          <w:lang w:val="en-PK"/>
+        </w:rPr>
+        <w:t xml:space="preserve">(left) != </w:t>
+      </w:r>
+      <w:proofErr w:type="spellStart"/>
+      <w:r>
+        <w:rPr>
+          <w:szCs w:val="24"/>
+          <w:lang w:val="en-PK"/>
+        </w:rPr>
+        <w:t>s.charAt</w:t>
+      </w:r>
+      <w:proofErr w:type="spellEnd"/>
+      <w:r>
+        <w:rPr>
+          <w:szCs w:val="24"/>
+          <w:lang w:val="en-PK"/>
+        </w:rPr>
+        <w:t>(right)) return false ;</w:t>
       </w:r>
     </w:p>
     <w:p>
@@ -1590,60 +1686,44 @@
         <w:lastRenderedPageBreak/>
         <w:t xml:space="preserve">    public String </w:t>
       </w:r>
-      <w:proofErr w:type="gramStart"/>
-      <w:r>
-        <w:rPr>
-          <w:szCs w:val="24"/>
-          <w:lang w:val="en-PK"/>
-        </w:rPr>
-        <w:t>mergeAlternately(</w:t>
-      </w:r>
-      <w:proofErr w:type="gramEnd"/>
-      <w:r>
-        <w:rPr>
-          <w:szCs w:val="24"/>
-          <w:lang w:val="en-PK"/>
-        </w:rPr>
-        <w:t>String word1, String word2) {</w:t>
-      </w:r>
-    </w:p>
-    <w:p>
-      <w:pPr>
-        <w:rPr>
-          <w:szCs w:val="24"/>
-          <w:lang w:val="en-PK"/>
-        </w:rPr>
-      </w:pPr>
-    </w:p>
-    <w:p>
-      <w:pPr>
-        <w:rPr>
-          <w:szCs w:val="24"/>
-          <w:lang w:val="en-PK"/>
-        </w:rPr>
-      </w:pPr>
-      <w:r>
-        <w:rPr>
-          <w:szCs w:val="24"/>
-          <w:lang w:val="en-PK"/>
-        </w:rPr>
-        <w:t xml:space="preserve">        StringBuilder data = new </w:t>
-      </w:r>
-      <w:proofErr w:type="gramStart"/>
-      <w:r>
-        <w:rPr>
-          <w:szCs w:val="24"/>
-          <w:lang w:val="en-PK"/>
-        </w:rPr>
-        <w:t>StringBuilder(</w:t>
-      </w:r>
-      <w:proofErr w:type="gramEnd"/>
-      <w:r>
-        <w:rPr>
-          <w:szCs w:val="24"/>
-          <w:lang w:val="en-PK"/>
-        </w:rPr>
-        <w:t>);</w:t>
+      <w:proofErr w:type="spellStart"/>
+      <w:r>
+        <w:rPr>
+          <w:szCs w:val="24"/>
+          <w:lang w:val="en-PK"/>
+        </w:rPr>
+        <w:t>mergeAlternately</w:t>
+      </w:r>
+      <w:proofErr w:type="spellEnd"/>
+      <w:r>
+        <w:rPr>
+          <w:szCs w:val="24"/>
+          <w:lang w:val="en-PK"/>
+        </w:rPr>
+        <w:t>(String word1, String word2) {</w:t>
+      </w:r>
+    </w:p>
+    <w:p>
+      <w:pPr>
+        <w:rPr>
+          <w:szCs w:val="24"/>
+          <w:lang w:val="en-PK"/>
+        </w:rPr>
+      </w:pPr>
+    </w:p>
+    <w:p>
+      <w:pPr>
+        <w:rPr>
+          <w:szCs w:val="24"/>
+          <w:lang w:val="en-PK"/>
+        </w:rPr>
+      </w:pPr>
+      <w:r>
+        <w:rPr>
+          <w:szCs w:val="24"/>
+          <w:lang w:val="en-PK"/>
+        </w:rPr>
+        <w:t>        StringBuilder data = new StringBuilder();</w:t>
       </w:r>
     </w:p>
     <w:p>
@@ -1704,23 +1784,529 @@
           <w:szCs w:val="24"/>
           <w:lang w:val="en-PK"/>
         </w:rPr>
-        <w:t>        int length = Math.min(a</w:t>
-      </w:r>
-      <w:proofErr w:type="gramStart"/>
-      <w:r>
-        <w:rPr>
-          <w:szCs w:val="24"/>
-          <w:lang w:val="en-PK"/>
-        </w:rPr>
-        <w:t>1,a</w:t>
-      </w:r>
-      <w:proofErr w:type="gramEnd"/>
-      <w:r>
-        <w:rPr>
-          <w:szCs w:val="24"/>
-          <w:lang w:val="en-PK"/>
-        </w:rPr>
-        <w:t>2);</w:t>
+        <w:t xml:space="preserve">        int length = </w:t>
+      </w:r>
+      <w:proofErr w:type="spellStart"/>
+      <w:r>
+        <w:rPr>
+          <w:szCs w:val="24"/>
+          <w:lang w:val="en-PK"/>
+        </w:rPr>
+        <w:t>Math.min</w:t>
+      </w:r>
+      <w:proofErr w:type="spellEnd"/>
+      <w:r>
+        <w:rPr>
+          <w:szCs w:val="24"/>
+          <w:lang w:val="en-PK"/>
+        </w:rPr>
+        <w:t>(a1,a2);</w:t>
+      </w:r>
+    </w:p>
+    <w:p>
+      <w:pPr>
+        <w:rPr>
+          <w:szCs w:val="24"/>
+          <w:lang w:val="en-PK"/>
+        </w:rPr>
+      </w:pPr>
+    </w:p>
+    <w:p>
+      <w:pPr>
+        <w:rPr>
+          <w:szCs w:val="24"/>
+          <w:lang w:val="en-PK"/>
+        </w:rPr>
+      </w:pPr>
+      <w:r>
+        <w:rPr>
+          <w:szCs w:val="24"/>
+          <w:lang w:val="en-PK"/>
+        </w:rPr>
+        <w:t xml:space="preserve">        for(int </w:t>
+      </w:r>
+      <w:proofErr w:type="spellStart"/>
+      <w:r>
+        <w:rPr>
+          <w:szCs w:val="24"/>
+          <w:lang w:val="en-PK"/>
+        </w:rPr>
+        <w:t>i</w:t>
+      </w:r>
+      <w:proofErr w:type="spellEnd"/>
+      <w:r>
+        <w:rPr>
+          <w:szCs w:val="24"/>
+          <w:lang w:val="en-PK"/>
+        </w:rPr>
+        <w:t xml:space="preserve">=0; </w:t>
+      </w:r>
+      <w:proofErr w:type="spellStart"/>
+      <w:r>
+        <w:rPr>
+          <w:szCs w:val="24"/>
+          <w:lang w:val="en-PK"/>
+        </w:rPr>
+        <w:t>i</w:t>
+      </w:r>
+      <w:proofErr w:type="spellEnd"/>
+      <w:r>
+        <w:rPr>
+          <w:szCs w:val="24"/>
+          <w:lang w:val="en-PK"/>
+        </w:rPr>
+        <w:t>&lt;</w:t>
+      </w:r>
+      <w:proofErr w:type="spellStart"/>
+      <w:r>
+        <w:rPr>
+          <w:szCs w:val="24"/>
+          <w:lang w:val="en-PK"/>
+        </w:rPr>
+        <w:t>length;i</w:t>
+      </w:r>
+      <w:proofErr w:type="spellEnd"/>
+      <w:r>
+        <w:rPr>
+          <w:szCs w:val="24"/>
+          <w:lang w:val="en-PK"/>
+        </w:rPr>
+        <w:t>+=1){</w:t>
+      </w:r>
+    </w:p>
+    <w:p>
+      <w:pPr>
+        <w:rPr>
+          <w:szCs w:val="24"/>
+          <w:lang w:val="en-PK"/>
+        </w:rPr>
+      </w:pPr>
+      <w:r>
+        <w:rPr>
+          <w:szCs w:val="24"/>
+          <w:lang w:val="en-PK"/>
+        </w:rPr>
+        <w:t xml:space="preserve">            </w:t>
+      </w:r>
+      <w:proofErr w:type="spellStart"/>
+      <w:r>
+        <w:rPr>
+          <w:szCs w:val="24"/>
+          <w:lang w:val="en-PK"/>
+        </w:rPr>
+        <w:t>data.append</w:t>
+      </w:r>
+      <w:proofErr w:type="spellEnd"/>
+      <w:r>
+        <w:rPr>
+          <w:szCs w:val="24"/>
+          <w:lang w:val="en-PK"/>
+        </w:rPr>
+        <w:t>(word1.charAt(</w:t>
+      </w:r>
+      <w:proofErr w:type="spellStart"/>
+      <w:r>
+        <w:rPr>
+          <w:szCs w:val="24"/>
+          <w:lang w:val="en-PK"/>
+        </w:rPr>
+        <w:t>i</w:t>
+      </w:r>
+      <w:proofErr w:type="spellEnd"/>
+      <w:r>
+        <w:rPr>
+          <w:szCs w:val="24"/>
+          <w:lang w:val="en-PK"/>
+        </w:rPr>
+        <w:t>));</w:t>
+      </w:r>
+    </w:p>
+    <w:p>
+      <w:pPr>
+        <w:rPr>
+          <w:szCs w:val="24"/>
+          <w:lang w:val="en-PK"/>
+        </w:rPr>
+      </w:pPr>
+      <w:r>
+        <w:rPr>
+          <w:szCs w:val="24"/>
+          <w:lang w:val="en-PK"/>
+        </w:rPr>
+        <w:t xml:space="preserve">            </w:t>
+      </w:r>
+      <w:proofErr w:type="spellStart"/>
+      <w:r>
+        <w:rPr>
+          <w:szCs w:val="24"/>
+          <w:lang w:val="en-PK"/>
+        </w:rPr>
+        <w:t>data.append</w:t>
+      </w:r>
+      <w:proofErr w:type="spellEnd"/>
+      <w:r>
+        <w:rPr>
+          <w:szCs w:val="24"/>
+          <w:lang w:val="en-PK"/>
+        </w:rPr>
+        <w:t>(word2.charAt(</w:t>
+      </w:r>
+      <w:proofErr w:type="spellStart"/>
+      <w:r>
+        <w:rPr>
+          <w:szCs w:val="24"/>
+          <w:lang w:val="en-PK"/>
+        </w:rPr>
+        <w:t>i</w:t>
+      </w:r>
+      <w:proofErr w:type="spellEnd"/>
+      <w:r>
+        <w:rPr>
+          <w:szCs w:val="24"/>
+          <w:lang w:val="en-PK"/>
+        </w:rPr>
+        <w:t>));</w:t>
+      </w:r>
+    </w:p>
+    <w:p>
+      <w:pPr>
+        <w:rPr>
+          <w:szCs w:val="24"/>
+          <w:lang w:val="en-PK"/>
+        </w:rPr>
+      </w:pPr>
+      <w:r>
+        <w:rPr>
+          <w:szCs w:val="24"/>
+          <w:lang w:val="en-PK"/>
+        </w:rPr>
+        <w:t>        }</w:t>
+      </w:r>
+    </w:p>
+    <w:p>
+      <w:pPr>
+        <w:rPr>
+          <w:szCs w:val="24"/>
+          <w:lang w:val="en-PK"/>
+        </w:rPr>
+      </w:pPr>
+    </w:p>
+    <w:p>
+      <w:pPr>
+        <w:rPr>
+          <w:szCs w:val="24"/>
+          <w:lang w:val="en-PK"/>
+        </w:rPr>
+      </w:pPr>
+      <w:r>
+        <w:rPr>
+          <w:szCs w:val="24"/>
+          <w:lang w:val="en-PK"/>
+        </w:rPr>
+        <w:t>        if(a1&gt;a2){</w:t>
+      </w:r>
+    </w:p>
+    <w:p>
+      <w:pPr>
+        <w:rPr>
+          <w:szCs w:val="24"/>
+          <w:lang w:val="en-PK"/>
+        </w:rPr>
+      </w:pPr>
+      <w:r>
+        <w:rPr>
+          <w:szCs w:val="24"/>
+          <w:lang w:val="en-PK"/>
+        </w:rPr>
+        <w:t xml:space="preserve">            for(int </w:t>
+      </w:r>
+      <w:proofErr w:type="spellStart"/>
+      <w:r>
+        <w:rPr>
+          <w:szCs w:val="24"/>
+          <w:lang w:val="en-PK"/>
+        </w:rPr>
+        <w:t>i</w:t>
+      </w:r>
+      <w:proofErr w:type="spellEnd"/>
+      <w:r>
+        <w:rPr>
+          <w:szCs w:val="24"/>
+          <w:lang w:val="en-PK"/>
+        </w:rPr>
+        <w:t xml:space="preserve">=length; </w:t>
+      </w:r>
+      <w:proofErr w:type="spellStart"/>
+      <w:r>
+        <w:rPr>
+          <w:szCs w:val="24"/>
+          <w:lang w:val="en-PK"/>
+        </w:rPr>
+        <w:t>i</w:t>
+      </w:r>
+      <w:proofErr w:type="spellEnd"/>
+      <w:r>
+        <w:rPr>
+          <w:szCs w:val="24"/>
+          <w:lang w:val="en-PK"/>
+        </w:rPr>
+        <w:t xml:space="preserve">&lt;a1; </w:t>
+      </w:r>
+      <w:proofErr w:type="spellStart"/>
+      <w:r>
+        <w:rPr>
+          <w:szCs w:val="24"/>
+          <w:lang w:val="en-PK"/>
+        </w:rPr>
+        <w:t>i</w:t>
+      </w:r>
+      <w:proofErr w:type="spellEnd"/>
+      <w:r>
+        <w:rPr>
+          <w:szCs w:val="24"/>
+          <w:lang w:val="en-PK"/>
+        </w:rPr>
+        <w:t>++){</w:t>
+      </w:r>
+    </w:p>
+    <w:p>
+      <w:pPr>
+        <w:rPr>
+          <w:szCs w:val="24"/>
+          <w:lang w:val="en-PK"/>
+        </w:rPr>
+      </w:pPr>
+      <w:r>
+        <w:rPr>
+          <w:szCs w:val="24"/>
+          <w:lang w:val="en-PK"/>
+        </w:rPr>
+        <w:t xml:space="preserve">                </w:t>
+      </w:r>
+      <w:proofErr w:type="spellStart"/>
+      <w:r>
+        <w:rPr>
+          <w:szCs w:val="24"/>
+          <w:lang w:val="en-PK"/>
+        </w:rPr>
+        <w:t>data.append</w:t>
+      </w:r>
+      <w:proofErr w:type="spellEnd"/>
+      <w:r>
+        <w:rPr>
+          <w:szCs w:val="24"/>
+          <w:lang w:val="en-PK"/>
+        </w:rPr>
+        <w:t>(word1.charAt(</w:t>
+      </w:r>
+      <w:proofErr w:type="spellStart"/>
+      <w:r>
+        <w:rPr>
+          <w:szCs w:val="24"/>
+          <w:lang w:val="en-PK"/>
+        </w:rPr>
+        <w:t>i</w:t>
+      </w:r>
+      <w:proofErr w:type="spellEnd"/>
+      <w:r>
+        <w:rPr>
+          <w:szCs w:val="24"/>
+          <w:lang w:val="en-PK"/>
+        </w:rPr>
+        <w:t>));</w:t>
+      </w:r>
+    </w:p>
+    <w:p>
+      <w:pPr>
+        <w:rPr>
+          <w:szCs w:val="24"/>
+          <w:lang w:val="en-PK"/>
+        </w:rPr>
+      </w:pPr>
+      <w:r>
+        <w:rPr>
+          <w:szCs w:val="24"/>
+          <w:lang w:val="en-PK"/>
+        </w:rPr>
+        <w:t>            }</w:t>
+      </w:r>
+    </w:p>
+    <w:p>
+      <w:pPr>
+        <w:rPr>
+          <w:szCs w:val="24"/>
+          <w:lang w:val="en-PK"/>
+        </w:rPr>
+      </w:pPr>
+      <w:r>
+        <w:rPr>
+          <w:szCs w:val="24"/>
+          <w:lang w:val="en-PK"/>
+        </w:rPr>
+        <w:t>        }</w:t>
+      </w:r>
+    </w:p>
+    <w:p>
+      <w:pPr>
+        <w:rPr>
+          <w:szCs w:val="24"/>
+          <w:lang w:val="en-PK"/>
+        </w:rPr>
+      </w:pPr>
+      <w:r>
+        <w:rPr>
+          <w:szCs w:val="24"/>
+          <w:lang w:val="en-PK"/>
+        </w:rPr>
+        <w:t>        else if(a2&gt;a1){</w:t>
+      </w:r>
+    </w:p>
+    <w:p>
+      <w:pPr>
+        <w:rPr>
+          <w:szCs w:val="24"/>
+          <w:lang w:val="en-PK"/>
+        </w:rPr>
+      </w:pPr>
+    </w:p>
+    <w:p>
+      <w:pPr>
+        <w:rPr>
+          <w:szCs w:val="24"/>
+          <w:lang w:val="en-PK"/>
+        </w:rPr>
+      </w:pPr>
+      <w:r>
+        <w:rPr>
+          <w:szCs w:val="24"/>
+          <w:lang w:val="en-PK"/>
+        </w:rPr>
+        <w:t xml:space="preserve">             for(int </w:t>
+      </w:r>
+      <w:proofErr w:type="spellStart"/>
+      <w:r>
+        <w:rPr>
+          <w:szCs w:val="24"/>
+          <w:lang w:val="en-PK"/>
+        </w:rPr>
+        <w:t>i</w:t>
+      </w:r>
+      <w:proofErr w:type="spellEnd"/>
+      <w:r>
+        <w:rPr>
+          <w:szCs w:val="24"/>
+          <w:lang w:val="en-PK"/>
+        </w:rPr>
+        <w:t xml:space="preserve">=length; </w:t>
+      </w:r>
+      <w:proofErr w:type="spellStart"/>
+      <w:r>
+        <w:rPr>
+          <w:szCs w:val="24"/>
+          <w:lang w:val="en-PK"/>
+        </w:rPr>
+        <w:t>i</w:t>
+      </w:r>
+      <w:proofErr w:type="spellEnd"/>
+      <w:r>
+        <w:rPr>
+          <w:szCs w:val="24"/>
+          <w:lang w:val="en-PK"/>
+        </w:rPr>
+        <w:t xml:space="preserve">&lt;a2; </w:t>
+      </w:r>
+      <w:proofErr w:type="spellStart"/>
+      <w:r>
+        <w:rPr>
+          <w:szCs w:val="24"/>
+          <w:lang w:val="en-PK"/>
+        </w:rPr>
+        <w:t>i</w:t>
+      </w:r>
+      <w:proofErr w:type="spellEnd"/>
+      <w:r>
+        <w:rPr>
+          <w:szCs w:val="24"/>
+          <w:lang w:val="en-PK"/>
+        </w:rPr>
+        <w:t>++){</w:t>
+      </w:r>
+    </w:p>
+    <w:p>
+      <w:pPr>
+        <w:rPr>
+          <w:szCs w:val="24"/>
+          <w:lang w:val="en-PK"/>
+        </w:rPr>
+      </w:pPr>
+      <w:r>
+        <w:rPr>
+          <w:szCs w:val="24"/>
+          <w:lang w:val="en-PK"/>
+        </w:rPr>
+        <w:t xml:space="preserve">                </w:t>
+      </w:r>
+      <w:proofErr w:type="spellStart"/>
+      <w:r>
+        <w:rPr>
+          <w:szCs w:val="24"/>
+          <w:lang w:val="en-PK"/>
+        </w:rPr>
+        <w:t>data.append</w:t>
+      </w:r>
+      <w:proofErr w:type="spellEnd"/>
+      <w:r>
+        <w:rPr>
+          <w:szCs w:val="24"/>
+          <w:lang w:val="en-PK"/>
+        </w:rPr>
+        <w:t>(word2.charAt(</w:t>
+      </w:r>
+      <w:proofErr w:type="spellStart"/>
+      <w:r>
+        <w:rPr>
+          <w:szCs w:val="24"/>
+          <w:lang w:val="en-PK"/>
+        </w:rPr>
+        <w:t>i</w:t>
+      </w:r>
+      <w:proofErr w:type="spellEnd"/>
+      <w:r>
+        <w:rPr>
+          <w:szCs w:val="24"/>
+          <w:lang w:val="en-PK"/>
+        </w:rPr>
+        <w:t>));</w:t>
+      </w:r>
+    </w:p>
+    <w:p>
+      <w:pPr>
+        <w:rPr>
+          <w:szCs w:val="24"/>
+          <w:lang w:val="en-PK"/>
+        </w:rPr>
+      </w:pPr>
+      <w:r>
+        <w:rPr>
+          <w:szCs w:val="24"/>
+          <w:lang w:val="en-PK"/>
+        </w:rPr>
+        <w:t>            }</w:t>
+      </w:r>
+    </w:p>
+    <w:p>
+      <w:pPr>
+        <w:rPr>
+          <w:szCs w:val="24"/>
+          <w:lang w:val="en-PK"/>
+        </w:rPr>
+      </w:pPr>
+      <w:r>
+        <w:rPr>
+          <w:szCs w:val="24"/>
+          <w:lang w:val="en-PK"/>
+        </w:rPr>
+        <w:t>        }</w:t>
       </w:r>
     </w:p>
     <w:p>
@@ -1745,370 +2331,6 @@
         </w:rPr>
         <w:t xml:space="preserve">        </w:t>
       </w:r>
-      <w:proofErr w:type="gramStart"/>
-      <w:r>
-        <w:rPr>
-          <w:szCs w:val="24"/>
-          <w:lang w:val="en-PK"/>
-        </w:rPr>
-        <w:t>for(</w:t>
-      </w:r>
-      <w:proofErr w:type="gramEnd"/>
-      <w:r>
-        <w:rPr>
-          <w:szCs w:val="24"/>
-          <w:lang w:val="en-PK"/>
-        </w:rPr>
-        <w:t>int i=0; i&lt;length;i+=1){</w:t>
-      </w:r>
-    </w:p>
-    <w:p>
-      <w:pPr>
-        <w:rPr>
-          <w:szCs w:val="24"/>
-          <w:lang w:val="en-PK"/>
-        </w:rPr>
-      </w:pPr>
-      <w:r>
-        <w:rPr>
-          <w:szCs w:val="24"/>
-          <w:lang w:val="en-PK"/>
-        </w:rPr>
-        <w:t xml:space="preserve">            </w:t>
-      </w:r>
-      <w:proofErr w:type="gramStart"/>
-      <w:r>
-        <w:rPr>
-          <w:szCs w:val="24"/>
-          <w:lang w:val="en-PK"/>
-        </w:rPr>
-        <w:t>data.append</w:t>
-      </w:r>
-      <w:proofErr w:type="gramEnd"/>
-      <w:r>
-        <w:rPr>
-          <w:szCs w:val="24"/>
-          <w:lang w:val="en-PK"/>
-        </w:rPr>
-        <w:t>(word1.charAt(i));</w:t>
-      </w:r>
-    </w:p>
-    <w:p>
-      <w:pPr>
-        <w:rPr>
-          <w:szCs w:val="24"/>
-          <w:lang w:val="en-PK"/>
-        </w:rPr>
-      </w:pPr>
-      <w:r>
-        <w:rPr>
-          <w:szCs w:val="24"/>
-          <w:lang w:val="en-PK"/>
-        </w:rPr>
-        <w:t xml:space="preserve">            </w:t>
-      </w:r>
-      <w:proofErr w:type="gramStart"/>
-      <w:r>
-        <w:rPr>
-          <w:szCs w:val="24"/>
-          <w:lang w:val="en-PK"/>
-        </w:rPr>
-        <w:t>data.append</w:t>
-      </w:r>
-      <w:proofErr w:type="gramEnd"/>
-      <w:r>
-        <w:rPr>
-          <w:szCs w:val="24"/>
-          <w:lang w:val="en-PK"/>
-        </w:rPr>
-        <w:t>(word2.charAt(i));</w:t>
-      </w:r>
-    </w:p>
-    <w:p>
-      <w:pPr>
-        <w:rPr>
-          <w:szCs w:val="24"/>
-          <w:lang w:val="en-PK"/>
-        </w:rPr>
-      </w:pPr>
-      <w:r>
-        <w:rPr>
-          <w:szCs w:val="24"/>
-          <w:lang w:val="en-PK"/>
-        </w:rPr>
-        <w:t>        }</w:t>
-      </w:r>
-    </w:p>
-    <w:p>
-      <w:pPr>
-        <w:rPr>
-          <w:szCs w:val="24"/>
-          <w:lang w:val="en-PK"/>
-        </w:rPr>
-      </w:pPr>
-    </w:p>
-    <w:p>
-      <w:pPr>
-        <w:rPr>
-          <w:szCs w:val="24"/>
-          <w:lang w:val="en-PK"/>
-        </w:rPr>
-      </w:pPr>
-      <w:r>
-        <w:rPr>
-          <w:szCs w:val="24"/>
-          <w:lang w:val="en-PK"/>
-        </w:rPr>
-        <w:t>        if(a1&gt;a</w:t>
-      </w:r>
-      <w:proofErr w:type="gramStart"/>
-      <w:r>
-        <w:rPr>
-          <w:szCs w:val="24"/>
-          <w:lang w:val="en-PK"/>
-        </w:rPr>
-        <w:t>2){</w:t>
-      </w:r>
-      <w:proofErr w:type="gramEnd"/>
-    </w:p>
-    <w:p>
-      <w:pPr>
-        <w:rPr>
-          <w:szCs w:val="24"/>
-          <w:lang w:val="en-PK"/>
-        </w:rPr>
-      </w:pPr>
-      <w:r>
-        <w:rPr>
-          <w:szCs w:val="24"/>
-          <w:lang w:val="en-PK"/>
-        </w:rPr>
-        <w:t xml:space="preserve">            </w:t>
-      </w:r>
-      <w:proofErr w:type="gramStart"/>
-      <w:r>
-        <w:rPr>
-          <w:szCs w:val="24"/>
-          <w:lang w:val="en-PK"/>
-        </w:rPr>
-        <w:t>for(</w:t>
-      </w:r>
-      <w:proofErr w:type="gramEnd"/>
-      <w:r>
-        <w:rPr>
-          <w:szCs w:val="24"/>
-          <w:lang w:val="en-PK"/>
-        </w:rPr>
-        <w:t>int i=length; i&lt;a1; i++){</w:t>
-      </w:r>
-    </w:p>
-    <w:p>
-      <w:pPr>
-        <w:rPr>
-          <w:szCs w:val="24"/>
-          <w:lang w:val="en-PK"/>
-        </w:rPr>
-      </w:pPr>
-      <w:r>
-        <w:rPr>
-          <w:szCs w:val="24"/>
-          <w:lang w:val="en-PK"/>
-        </w:rPr>
-        <w:t xml:space="preserve">                </w:t>
-      </w:r>
-      <w:proofErr w:type="gramStart"/>
-      <w:r>
-        <w:rPr>
-          <w:szCs w:val="24"/>
-          <w:lang w:val="en-PK"/>
-        </w:rPr>
-        <w:t>data.append</w:t>
-      </w:r>
-      <w:proofErr w:type="gramEnd"/>
-      <w:r>
-        <w:rPr>
-          <w:szCs w:val="24"/>
-          <w:lang w:val="en-PK"/>
-        </w:rPr>
-        <w:t>(word1.charAt(i));</w:t>
-      </w:r>
-    </w:p>
-    <w:p>
-      <w:pPr>
-        <w:rPr>
-          <w:szCs w:val="24"/>
-          <w:lang w:val="en-PK"/>
-        </w:rPr>
-      </w:pPr>
-      <w:r>
-        <w:rPr>
-          <w:szCs w:val="24"/>
-          <w:lang w:val="en-PK"/>
-        </w:rPr>
-        <w:t>            }</w:t>
-      </w:r>
-    </w:p>
-    <w:p>
-      <w:pPr>
-        <w:rPr>
-          <w:szCs w:val="24"/>
-          <w:lang w:val="en-PK"/>
-        </w:rPr>
-      </w:pPr>
-      <w:r>
-        <w:rPr>
-          <w:szCs w:val="24"/>
-          <w:lang w:val="en-PK"/>
-        </w:rPr>
-        <w:t>        }</w:t>
-      </w:r>
-    </w:p>
-    <w:p>
-      <w:pPr>
-        <w:rPr>
-          <w:szCs w:val="24"/>
-          <w:lang w:val="en-PK"/>
-        </w:rPr>
-      </w:pPr>
-      <w:r>
-        <w:rPr>
-          <w:szCs w:val="24"/>
-          <w:lang w:val="en-PK"/>
-        </w:rPr>
-        <w:t>        else if(a2&gt;a</w:t>
-      </w:r>
-      <w:proofErr w:type="gramStart"/>
-      <w:r>
-        <w:rPr>
-          <w:szCs w:val="24"/>
-          <w:lang w:val="en-PK"/>
-        </w:rPr>
-        <w:t>1){</w:t>
-      </w:r>
-      <w:proofErr w:type="gramEnd"/>
-    </w:p>
-    <w:p>
-      <w:pPr>
-        <w:rPr>
-          <w:szCs w:val="24"/>
-          <w:lang w:val="en-PK"/>
-        </w:rPr>
-      </w:pPr>
-    </w:p>
-    <w:p>
-      <w:pPr>
-        <w:rPr>
-          <w:szCs w:val="24"/>
-          <w:lang w:val="en-PK"/>
-        </w:rPr>
-      </w:pPr>
-      <w:r>
-        <w:rPr>
-          <w:szCs w:val="24"/>
-          <w:lang w:val="en-PK"/>
-        </w:rPr>
-        <w:t>             </w:t>
-      </w:r>
-      <w:proofErr w:type="gramStart"/>
-      <w:r>
-        <w:rPr>
-          <w:szCs w:val="24"/>
-          <w:lang w:val="en-PK"/>
-        </w:rPr>
-        <w:t>for(</w:t>
-      </w:r>
-      <w:proofErr w:type="gramEnd"/>
-      <w:r>
-        <w:rPr>
-          <w:szCs w:val="24"/>
-          <w:lang w:val="en-PK"/>
-        </w:rPr>
-        <w:t>int i=length; i&lt;a2; i++){</w:t>
-      </w:r>
-    </w:p>
-    <w:p>
-      <w:pPr>
-        <w:rPr>
-          <w:szCs w:val="24"/>
-          <w:lang w:val="en-PK"/>
-        </w:rPr>
-      </w:pPr>
-      <w:r>
-        <w:rPr>
-          <w:szCs w:val="24"/>
-          <w:lang w:val="en-PK"/>
-        </w:rPr>
-        <w:t xml:space="preserve">                </w:t>
-      </w:r>
-      <w:proofErr w:type="gramStart"/>
-      <w:r>
-        <w:rPr>
-          <w:szCs w:val="24"/>
-          <w:lang w:val="en-PK"/>
-        </w:rPr>
-        <w:t>data.append</w:t>
-      </w:r>
-      <w:proofErr w:type="gramEnd"/>
-      <w:r>
-        <w:rPr>
-          <w:szCs w:val="24"/>
-          <w:lang w:val="en-PK"/>
-        </w:rPr>
-        <w:t>(word2.charAt(i));</w:t>
-      </w:r>
-    </w:p>
-    <w:p>
-      <w:pPr>
-        <w:rPr>
-          <w:szCs w:val="24"/>
-          <w:lang w:val="en-PK"/>
-        </w:rPr>
-      </w:pPr>
-      <w:r>
-        <w:rPr>
-          <w:szCs w:val="24"/>
-          <w:lang w:val="en-PK"/>
-        </w:rPr>
-        <w:t>            }</w:t>
-      </w:r>
-    </w:p>
-    <w:p>
-      <w:pPr>
-        <w:rPr>
-          <w:szCs w:val="24"/>
-          <w:lang w:val="en-PK"/>
-        </w:rPr>
-      </w:pPr>
-      <w:r>
-        <w:rPr>
-          <w:szCs w:val="24"/>
-          <w:lang w:val="en-PK"/>
-        </w:rPr>
-        <w:t>        }</w:t>
-      </w:r>
-    </w:p>
-    <w:p>
-      <w:pPr>
-        <w:rPr>
-          <w:szCs w:val="24"/>
-          <w:lang w:val="en-PK"/>
-        </w:rPr>
-      </w:pPr>
-    </w:p>
-    <w:p>
-      <w:pPr>
-        <w:rPr>
-          <w:szCs w:val="24"/>
-          <w:lang w:val="en-PK"/>
-        </w:rPr>
-      </w:pPr>
-      <w:r>
-        <w:rPr>
-          <w:szCs w:val="24"/>
-          <w:lang w:val="en-PK"/>
-        </w:rPr>
-        <w:t xml:space="preserve">        </w:t>
-      </w:r>
     </w:p>
     <w:p>
       <w:pPr>
@@ -2139,7 +2361,7 @@
         </w:rPr>
         <w:t xml:space="preserve">        return </w:t>
       </w:r>
-      <w:proofErr w:type="gramStart"/>
+      <w:proofErr w:type="spellStart"/>
       <w:r>
         <w:rPr>
           <w:szCs w:val="24"/>
@@ -2147,7 +2369,7 @@
         </w:rPr>
         <w:t>data.toString</w:t>
       </w:r>
-      <w:proofErr w:type="gramEnd"/>
+      <w:proofErr w:type="spellEnd"/>
       <w:r>
         <w:rPr>
           <w:szCs w:val="24"/>
@@ -2201,6 +2423,365 @@
         </w:rPr>
         <w:t>}</w:t>
       </w:r>
+    </w:p>
+    <w:p>
+      <w:pPr>
+        <w:rPr>
+          <w:szCs w:val="24"/>
+          <w:lang w:val="en-PK"/>
+        </w:rPr>
+      </w:pPr>
+      <w:hyperlink r:id="rId9" w:history="1">
+        <w:r>
+          <w:rPr>
+            <w:rStyle w:val="Hyperlink"/>
+            <w:b/>
+            <w:bCs/>
+            <w:szCs w:val="24"/>
+          </w:rPr>
+          <w:t>Merge Sorted Array</w:t>
+        </w:r>
+      </w:hyperlink>
+    </w:p>
+    <w:p>
+      <w:pPr>
+        <w:rPr>
+          <w:szCs w:val="24"/>
+          <w:lang w:val="en-PK"/>
+        </w:rPr>
+      </w:pPr>
+      <w:r>
+        <w:rPr>
+          <w:szCs w:val="24"/>
+          <w:lang w:val="en-PK"/>
+        </w:rPr>
+        <w:t>class Solution {</w:t>
+      </w:r>
+    </w:p>
+    <w:p>
+      <w:pPr>
+        <w:rPr>
+          <w:szCs w:val="24"/>
+          <w:lang w:val="en-PK"/>
+        </w:rPr>
+      </w:pPr>
+      <w:r>
+        <w:rPr>
+          <w:szCs w:val="24"/>
+          <w:lang w:val="en-PK"/>
+        </w:rPr>
+        <w:t>    public void merge(int[] nums1, int m, int[] nums2, int n) {</w:t>
+      </w:r>
+    </w:p>
+    <w:p>
+      <w:pPr>
+        <w:rPr>
+          <w:szCs w:val="24"/>
+          <w:lang w:val="en-PK"/>
+        </w:rPr>
+      </w:pPr>
+    </w:p>
+    <w:p>
+      <w:pPr>
+        <w:rPr>
+          <w:szCs w:val="24"/>
+          <w:lang w:val="en-PK"/>
+        </w:rPr>
+      </w:pPr>
+      <w:r>
+        <w:rPr>
+          <w:szCs w:val="24"/>
+          <w:lang w:val="en-PK"/>
+        </w:rPr>
+        <w:t>        int a = m-1;</w:t>
+      </w:r>
+    </w:p>
+    <w:p>
+      <w:pPr>
+        <w:rPr>
+          <w:szCs w:val="24"/>
+          <w:lang w:val="en-PK"/>
+        </w:rPr>
+      </w:pPr>
+      <w:r>
+        <w:rPr>
+          <w:szCs w:val="24"/>
+          <w:lang w:val="en-PK"/>
+        </w:rPr>
+        <w:t>        int b = n-1;</w:t>
+      </w:r>
+    </w:p>
+    <w:p>
+      <w:pPr>
+        <w:rPr>
+          <w:szCs w:val="24"/>
+          <w:lang w:val="en-PK"/>
+        </w:rPr>
+      </w:pPr>
+      <w:r>
+        <w:rPr>
+          <w:szCs w:val="24"/>
+          <w:lang w:val="en-PK"/>
+        </w:rPr>
+        <w:t>        int c = m+n-1;</w:t>
+      </w:r>
+    </w:p>
+    <w:p>
+      <w:pPr>
+        <w:rPr>
+          <w:szCs w:val="24"/>
+          <w:lang w:val="en-PK"/>
+        </w:rPr>
+      </w:pPr>
+    </w:p>
+    <w:p>
+      <w:pPr>
+        <w:rPr>
+          <w:szCs w:val="24"/>
+          <w:lang w:val="en-PK"/>
+        </w:rPr>
+      </w:pPr>
+      <w:r>
+        <w:rPr>
+          <w:szCs w:val="24"/>
+          <w:lang w:val="en-PK"/>
+        </w:rPr>
+        <w:t>        while ( b&gt;=0 )    {</w:t>
+      </w:r>
+    </w:p>
+    <w:p>
+      <w:pPr>
+        <w:rPr>
+          <w:szCs w:val="24"/>
+          <w:lang w:val="en-PK"/>
+        </w:rPr>
+      </w:pPr>
+    </w:p>
+    <w:p>
+      <w:pPr>
+        <w:rPr>
+          <w:szCs w:val="24"/>
+          <w:lang w:val="en-PK"/>
+        </w:rPr>
+      </w:pPr>
+      <w:r>
+        <w:rPr>
+          <w:szCs w:val="24"/>
+          <w:lang w:val="en-PK"/>
+        </w:rPr>
+        <w:t>            if( a&gt;=0 &amp;&amp; nums1[a] &gt; nums2[b])</w:t>
+      </w:r>
+    </w:p>
+    <w:p>
+      <w:pPr>
+        <w:rPr>
+          <w:szCs w:val="24"/>
+          <w:lang w:val="en-PK"/>
+        </w:rPr>
+      </w:pPr>
+      <w:r>
+        <w:rPr>
+          <w:szCs w:val="24"/>
+          <w:lang w:val="en-PK"/>
+        </w:rPr>
+        <w:t>            {</w:t>
+      </w:r>
+    </w:p>
+    <w:p>
+      <w:pPr>
+        <w:rPr>
+          <w:szCs w:val="24"/>
+          <w:lang w:val="en-PK"/>
+        </w:rPr>
+      </w:pPr>
+    </w:p>
+    <w:p>
+      <w:pPr>
+        <w:rPr>
+          <w:szCs w:val="24"/>
+          <w:lang w:val="en-PK"/>
+        </w:rPr>
+      </w:pPr>
+      <w:r>
+        <w:rPr>
+          <w:szCs w:val="24"/>
+          <w:lang w:val="en-PK"/>
+        </w:rPr>
+        <w:t>                nums1[ c--] = nums1[ a--];</w:t>
+      </w:r>
+    </w:p>
+    <w:p>
+      <w:pPr>
+        <w:rPr>
+          <w:szCs w:val="24"/>
+          <w:lang w:val="en-PK"/>
+        </w:rPr>
+      </w:pPr>
+      <w:r>
+        <w:rPr>
+          <w:szCs w:val="24"/>
+          <w:lang w:val="en-PK"/>
+        </w:rPr>
+        <w:t>               </w:t>
+      </w:r>
+    </w:p>
+    <w:p>
+      <w:pPr>
+        <w:rPr>
+          <w:szCs w:val="24"/>
+          <w:lang w:val="en-PK"/>
+        </w:rPr>
+      </w:pPr>
+      <w:r>
+        <w:rPr>
+          <w:szCs w:val="24"/>
+          <w:lang w:val="en-PK"/>
+        </w:rPr>
+        <w:t>            }</w:t>
+      </w:r>
+    </w:p>
+    <w:p>
+      <w:pPr>
+        <w:rPr>
+          <w:szCs w:val="24"/>
+          <w:lang w:val="en-PK"/>
+        </w:rPr>
+      </w:pPr>
+      <w:r>
+        <w:rPr>
+          <w:szCs w:val="24"/>
+          <w:lang w:val="en-PK"/>
+        </w:rPr>
+        <w:t>            else{</w:t>
+      </w:r>
+    </w:p>
+    <w:p>
+      <w:pPr>
+        <w:rPr>
+          <w:szCs w:val="24"/>
+          <w:lang w:val="en-PK"/>
+        </w:rPr>
+      </w:pPr>
+      <w:r>
+        <w:rPr>
+          <w:szCs w:val="24"/>
+          <w:lang w:val="en-PK"/>
+        </w:rPr>
+        <w:t>                nums1[ c--] = nums2[ b--];</w:t>
+      </w:r>
+    </w:p>
+    <w:p>
+      <w:pPr>
+        <w:rPr>
+          <w:szCs w:val="24"/>
+          <w:lang w:val="en-PK"/>
+        </w:rPr>
+      </w:pPr>
+      <w:r>
+        <w:rPr>
+          <w:szCs w:val="24"/>
+          <w:lang w:val="en-PK"/>
+        </w:rPr>
+        <w:t xml:space="preserve">              </w:t>
+      </w:r>
+    </w:p>
+    <w:p>
+      <w:pPr>
+        <w:rPr>
+          <w:szCs w:val="24"/>
+          <w:lang w:val="en-PK"/>
+        </w:rPr>
+      </w:pPr>
+      <w:r>
+        <w:rPr>
+          <w:szCs w:val="24"/>
+          <w:lang w:val="en-PK"/>
+        </w:rPr>
+        <w:t>            }</w:t>
+      </w:r>
+    </w:p>
+    <w:p>
+      <w:pPr>
+        <w:rPr>
+          <w:szCs w:val="24"/>
+          <w:lang w:val="en-PK"/>
+        </w:rPr>
+      </w:pPr>
+      <w:r>
+        <w:rPr>
+          <w:szCs w:val="24"/>
+          <w:lang w:val="en-PK"/>
+        </w:rPr>
+        <w:br/>
+      </w:r>
+    </w:p>
+    <w:p>
+      <w:pPr>
+        <w:rPr>
+          <w:szCs w:val="24"/>
+          <w:lang w:val="en-PK"/>
+        </w:rPr>
+      </w:pPr>
+      <w:r>
+        <w:rPr>
+          <w:szCs w:val="24"/>
+          <w:lang w:val="en-PK"/>
+        </w:rPr>
+        <w:t>        }</w:t>
+      </w:r>
+    </w:p>
+    <w:p>
+      <w:pPr>
+        <w:rPr>
+          <w:szCs w:val="24"/>
+          <w:lang w:val="en-PK"/>
+        </w:rPr>
+      </w:pPr>
+      <w:r>
+        <w:rPr>
+          <w:szCs w:val="24"/>
+          <w:lang w:val="en-PK"/>
+        </w:rPr>
+        <w:t xml:space="preserve">        </w:t>
+      </w:r>
+    </w:p>
+    <w:p>
+      <w:pPr>
+        <w:rPr>
+          <w:szCs w:val="24"/>
+          <w:lang w:val="en-PK"/>
+        </w:rPr>
+      </w:pPr>
+      <w:r>
+        <w:rPr>
+          <w:szCs w:val="24"/>
+          <w:lang w:val="en-PK"/>
+        </w:rPr>
+        <w:t>    }</w:t>
+      </w:r>
+    </w:p>
+    <w:p>
+      <w:pPr>
+        <w:rPr>
+          <w:szCs w:val="24"/>
+          <w:lang w:val="en-PK"/>
+        </w:rPr>
+      </w:pPr>
+      <w:r>
+        <w:rPr>
+          <w:szCs w:val="24"/>
+          <w:lang w:val="en-PK"/>
+        </w:rPr>
+        <w:t>}</w:t>
+      </w:r>
+    </w:p>
+    <w:p>
+      <w:pPr>
+        <w:rPr>
+          <w:szCs w:val="24"/>
+          <w:lang w:val="en-PK"/>
+        </w:rPr>
+      </w:pPr>
     </w:p>
     <w:p>
       <w:pPr>

--- a/Two Pointers.docx
+++ b/Two Pointers.docx
@@ -49,6 +49,74 @@
           <w:lang w:val="en-PK"/>
         </w:rPr>
       </w:pPr>
+    </w:p>
+    <w:p>
+      <w:pPr>
+        <w:pStyle w:val="ListParagraph"/>
+        <w:numPr>
+          <w:ilvl w:val="0"/>
+          <w:numId w:val="13"/>
+        </w:numPr>
+        <w:rPr>
+          <w:szCs w:val="24"/>
+          <w:lang w:val="en-GB"/>
+        </w:rPr>
+      </w:pPr>
+      <w:r>
+        <w:rPr>
+          <w:szCs w:val="24"/>
+          <w:lang w:val="en-GB"/>
+        </w:rPr>
+        <w:t>One pointer at start and one at the end</w:t>
+      </w:r>
+    </w:p>
+    <w:p>
+      <w:pPr>
+        <w:pStyle w:val="ListParagraph"/>
+        <w:numPr>
+          <w:ilvl w:val="0"/>
+          <w:numId w:val="13"/>
+        </w:numPr>
+        <w:rPr>
+          <w:szCs w:val="24"/>
+          <w:lang w:val="en-GB"/>
+        </w:rPr>
+      </w:pPr>
+      <w:r>
+        <w:rPr>
+          <w:szCs w:val="24"/>
+          <w:lang w:val="en-GB"/>
+        </w:rPr>
+        <w:t>Move left by 1 to and right by 1 to the left</w:t>
+      </w:r>
+    </w:p>
+    <w:p>
+      <w:pPr>
+        <w:pStyle w:val="ListParagraph"/>
+        <w:numPr>
+          <w:ilvl w:val="0"/>
+          <w:numId w:val="13"/>
+        </w:numPr>
+        <w:rPr>
+          <w:szCs w:val="24"/>
+          <w:lang w:val="en-GB"/>
+        </w:rPr>
+      </w:pPr>
+      <w:r>
+        <w:rPr>
+          <w:szCs w:val="24"/>
+          <w:lang w:val="en-GB"/>
+        </w:rPr>
+        <w:t>Replace characters of left and right</w:t>
+      </w:r>
+    </w:p>
+    <w:p>
+      <w:pPr>
+        <w:rPr>
+          <w:szCs w:val="24"/>
+          <w:lang w:val="en-PK"/>
+        </w:rPr>
+      </w:pPr>
       <w:r>
         <w:rPr>
           <w:szCs w:val="24"/>
@@ -69,23 +137,23 @@
           <w:szCs w:val="24"/>
           <w:lang w:val="en-PK"/>
         </w:rPr>
-        <w:t xml:space="preserve">    public void </w:t>
-      </w:r>
-      <w:proofErr w:type="spellStart"/>
-      <w:r>
-        <w:rPr>
-          <w:szCs w:val="24"/>
-          <w:lang w:val="en-PK"/>
-        </w:rPr>
-        <w:t>reverseString</w:t>
-      </w:r>
-      <w:proofErr w:type="spellEnd"/>
-      <w:r>
-        <w:rPr>
-          <w:szCs w:val="24"/>
-          <w:lang w:val="en-PK"/>
-        </w:rPr>
-        <w:t>(char[] s) {</w:t>
+        <w:t>    public void reverseString(</w:t>
+      </w:r>
+      <w:proofErr w:type="gramStart"/>
+      <w:r>
+        <w:rPr>
+          <w:szCs w:val="24"/>
+          <w:lang w:val="en-PK"/>
+        </w:rPr>
+        <w:t>char[</w:t>
+      </w:r>
+      <w:proofErr w:type="gramEnd"/>
+      <w:r>
+        <w:rPr>
+          <w:szCs w:val="24"/>
+          <w:lang w:val="en-PK"/>
+        </w:rPr>
+        <w:t>] s) {</w:t>
       </w:r>
     </w:p>
     <w:p>
@@ -117,7 +185,7 @@
         </w:rPr>
         <w:t xml:space="preserve">        int right = </w:t>
       </w:r>
-      <w:proofErr w:type="spellStart"/>
+      <w:proofErr w:type="gramStart"/>
       <w:r>
         <w:rPr>
           <w:szCs w:val="24"/>
@@ -125,7 +193,7 @@
         </w:rPr>
         <w:t>s.length</w:t>
       </w:r>
-      <w:proofErr w:type="spellEnd"/>
+      <w:proofErr w:type="gramEnd"/>
       <w:r>
         <w:rPr>
           <w:szCs w:val="24"/>
@@ -154,7 +222,23 @@
           <w:szCs w:val="24"/>
           <w:lang w:val="en-PK"/>
         </w:rPr>
-        <w:t>        while(left &lt;= right) {</w:t>
+        <w:t xml:space="preserve">        </w:t>
+      </w:r>
+      <w:proofErr w:type="gramStart"/>
+      <w:r>
+        <w:rPr>
+          <w:szCs w:val="24"/>
+          <w:lang w:val="en-PK"/>
+        </w:rPr>
+        <w:t>while(</w:t>
+      </w:r>
+      <w:proofErr w:type="gramEnd"/>
+      <w:r>
+        <w:rPr>
+          <w:szCs w:val="24"/>
+          <w:lang w:val="en-PK"/>
+        </w:rPr>
+        <w:t>left &lt;= right) {</w:t>
       </w:r>
     </w:p>
     <w:p>
@@ -296,8 +380,10 @@
     <w:p>
       <w:pPr>
         <w:rPr>
-          <w:szCs w:val="24"/>
-          <w:lang w:val="en-GB"/>
+          <w:rStyle w:val="Hyperlink"/>
+          <w:b/>
+          <w:bCs/>
+          <w:szCs w:val="24"/>
         </w:rPr>
       </w:pPr>
       <w:hyperlink r:id="rId6" w:history="1">
@@ -314,11 +400,91 @@
     </w:p>
     <w:p>
       <w:pPr>
+        <w:pStyle w:val="ListParagraph"/>
+        <w:numPr>
+          <w:ilvl w:val="0"/>
+          <w:numId w:val="13"/>
+        </w:numPr>
         <w:rPr>
           <w:szCs w:val="24"/>
           <w:lang w:val="en-GB"/>
         </w:rPr>
       </w:pPr>
+      <w:r>
+        <w:rPr>
+          <w:szCs w:val="24"/>
+          <w:lang w:val="en-GB"/>
+        </w:rPr>
+        <w:t>One pointer at start and one at the end</w:t>
+      </w:r>
+    </w:p>
+    <w:p>
+      <w:pPr>
+        <w:pStyle w:val="ListParagraph"/>
+        <w:numPr>
+          <w:ilvl w:val="0"/>
+          <w:numId w:val="13"/>
+        </w:numPr>
+        <w:rPr>
+          <w:szCs w:val="24"/>
+          <w:lang w:val="en-GB"/>
+        </w:rPr>
+      </w:pPr>
+      <w:r>
+        <w:rPr>
+          <w:szCs w:val="24"/>
+          <w:lang w:val="en-GB"/>
+        </w:rPr>
+        <w:t>Move left by 1 to and right by 1 to the left</w:t>
+      </w:r>
+    </w:p>
+    <w:p>
+      <w:pPr>
+        <w:pStyle w:val="ListParagraph"/>
+        <w:numPr>
+          <w:ilvl w:val="0"/>
+          <w:numId w:val="13"/>
+        </w:numPr>
+        <w:rPr>
+          <w:szCs w:val="24"/>
+          <w:lang w:val="en-GB"/>
+        </w:rPr>
+      </w:pPr>
+      <w:r>
+        <w:rPr>
+          <w:szCs w:val="24"/>
+          <w:lang w:val="en-GB"/>
+        </w:rPr>
+        <w:t>Check characters</w:t>
+      </w:r>
+    </w:p>
+    <w:p>
+      <w:pPr>
+        <w:pStyle w:val="ListParagraph"/>
+        <w:numPr>
+          <w:ilvl w:val="0"/>
+          <w:numId w:val="13"/>
+        </w:numPr>
+        <w:rPr>
+          <w:szCs w:val="24"/>
+          <w:lang w:val="en-GB"/>
+        </w:rPr>
+      </w:pPr>
+      <w:r>
+        <w:rPr>
+          <w:szCs w:val="24"/>
+          <w:lang w:val="en-GB"/>
+        </w:rPr>
+        <w:t>Mismatch found return false</w:t>
+      </w:r>
+    </w:p>
+    <w:p>
+      <w:pPr>
+        <w:rPr>
+          <w:szCs w:val="24"/>
+          <w:lang w:val="en-GB"/>
+        </w:rPr>
+      </w:pPr>
     </w:p>
     <w:p>
       <w:pPr>
@@ -347,39 +513,23 @@
           <w:szCs w:val="24"/>
           <w:lang w:val="en-PK"/>
         </w:rPr>
-        <w:t xml:space="preserve">    public </w:t>
-      </w:r>
-      <w:proofErr w:type="spellStart"/>
-      <w:r>
-        <w:rPr>
-          <w:szCs w:val="24"/>
-          <w:lang w:val="en-PK"/>
-        </w:rPr>
-        <w:t>boolean</w:t>
-      </w:r>
-      <w:proofErr w:type="spellEnd"/>
-      <w:r>
-        <w:rPr>
-          <w:szCs w:val="24"/>
-          <w:lang w:val="en-PK"/>
-        </w:rPr>
-        <w:t xml:space="preserve"> </w:t>
-      </w:r>
-      <w:proofErr w:type="spellStart"/>
-      <w:r>
-        <w:rPr>
-          <w:szCs w:val="24"/>
-          <w:lang w:val="en-PK"/>
-        </w:rPr>
-        <w:t>isPalindrome</w:t>
-      </w:r>
-      <w:proofErr w:type="spellEnd"/>
-      <w:r>
-        <w:rPr>
-          <w:szCs w:val="24"/>
-          <w:lang w:val="en-PK"/>
-        </w:rPr>
-        <w:t>(String s) {</w:t>
+        <w:t xml:space="preserve">    public boolean </w:t>
+      </w:r>
+      <w:proofErr w:type="gramStart"/>
+      <w:r>
+        <w:rPr>
+          <w:szCs w:val="24"/>
+          <w:lang w:val="en-PK"/>
+        </w:rPr>
+        <w:t>isPalindrome(</w:t>
+      </w:r>
+      <w:proofErr w:type="gramEnd"/>
+      <w:r>
+        <w:rPr>
+          <w:szCs w:val="24"/>
+          <w:lang w:val="en-PK"/>
+        </w:rPr>
+        <w:t>String s) {</w:t>
       </w:r>
     </w:p>
     <w:p>
@@ -411,7 +561,7 @@
         </w:rPr>
         <w:t xml:space="preserve">        int right = </w:t>
       </w:r>
-      <w:proofErr w:type="spellStart"/>
+      <w:proofErr w:type="gramStart"/>
       <w:r>
         <w:rPr>
           <w:szCs w:val="24"/>
@@ -419,7 +569,7 @@
         </w:rPr>
         <w:t>s.length</w:t>
       </w:r>
-      <w:proofErr w:type="spellEnd"/>
+      <w:proofErr w:type="gramEnd"/>
       <w:r>
         <w:rPr>
           <w:szCs w:val="24"/>
@@ -448,40 +598,40 @@
           <w:szCs w:val="24"/>
           <w:lang w:val="en-PK"/>
         </w:rPr>
-        <w:t>        while(left &lt;= right) {</w:t>
-      </w:r>
-    </w:p>
-    <w:p>
-      <w:pPr>
-        <w:rPr>
-          <w:szCs w:val="24"/>
-          <w:lang w:val="en-PK"/>
-        </w:rPr>
-      </w:pPr>
-      <w:r>
-        <w:rPr>
-          <w:szCs w:val="24"/>
-          <w:lang w:val="en-PK"/>
-        </w:rPr>
-        <w:t xml:space="preserve">            char </w:t>
-      </w:r>
-      <w:proofErr w:type="spellStart"/>
-      <w:r>
-        <w:rPr>
-          <w:szCs w:val="24"/>
-          <w:lang w:val="en-PK"/>
-        </w:rPr>
-        <w:t>currFirst</w:t>
-      </w:r>
-      <w:proofErr w:type="spellEnd"/>
-      <w:r>
-        <w:rPr>
-          <w:szCs w:val="24"/>
-          <w:lang w:val="en-PK"/>
-        </w:rPr>
-        <w:t xml:space="preserve"> = </w:t>
-      </w:r>
-      <w:proofErr w:type="spellStart"/>
+        <w:t xml:space="preserve">        </w:t>
+      </w:r>
+      <w:proofErr w:type="gramStart"/>
+      <w:r>
+        <w:rPr>
+          <w:szCs w:val="24"/>
+          <w:lang w:val="en-PK"/>
+        </w:rPr>
+        <w:t>while(</w:t>
+      </w:r>
+      <w:proofErr w:type="gramEnd"/>
+      <w:r>
+        <w:rPr>
+          <w:szCs w:val="24"/>
+          <w:lang w:val="en-PK"/>
+        </w:rPr>
+        <w:t>left &lt;= right) {</w:t>
+      </w:r>
+    </w:p>
+    <w:p>
+      <w:pPr>
+        <w:rPr>
+          <w:szCs w:val="24"/>
+          <w:lang w:val="en-PK"/>
+        </w:rPr>
+      </w:pPr>
+      <w:r>
+        <w:rPr>
+          <w:szCs w:val="24"/>
+          <w:lang w:val="en-PK"/>
+        </w:rPr>
+        <w:t xml:space="preserve">            char currFirst = </w:t>
+      </w:r>
+      <w:proofErr w:type="gramStart"/>
       <w:r>
         <w:rPr>
           <w:szCs w:val="24"/>
@@ -489,7 +639,7 @@
         </w:rPr>
         <w:t>s.charAt</w:t>
       </w:r>
-      <w:proofErr w:type="spellEnd"/>
+      <w:proofErr w:type="gramEnd"/>
       <w:r>
         <w:rPr>
           <w:szCs w:val="24"/>
@@ -510,25 +660,9 @@
           <w:szCs w:val="24"/>
           <w:lang w:val="en-PK"/>
         </w:rPr>
-        <w:t xml:space="preserve">            char </w:t>
-      </w:r>
-      <w:proofErr w:type="spellStart"/>
-      <w:r>
-        <w:rPr>
-          <w:szCs w:val="24"/>
-          <w:lang w:val="en-PK"/>
-        </w:rPr>
-        <w:t>currLast</w:t>
-      </w:r>
-      <w:proofErr w:type="spellEnd"/>
-      <w:r>
-        <w:rPr>
-          <w:szCs w:val="24"/>
-          <w:lang w:val="en-PK"/>
-        </w:rPr>
-        <w:t xml:space="preserve"> = </w:t>
-      </w:r>
-      <w:proofErr w:type="spellStart"/>
+        <w:t xml:space="preserve">            char currLast = </w:t>
+      </w:r>
+      <w:proofErr w:type="gramStart"/>
       <w:r>
         <w:rPr>
           <w:szCs w:val="24"/>
@@ -536,7 +670,7 @@
         </w:rPr>
         <w:t>s.charAt</w:t>
       </w:r>
-      <w:proofErr w:type="spellEnd"/>
+      <w:proofErr w:type="gramEnd"/>
       <w:r>
         <w:rPr>
           <w:szCs w:val="24"/>
@@ -565,54 +699,37 @@
           <w:szCs w:val="24"/>
           <w:lang w:val="en-PK"/>
         </w:rPr>
-        <w:t>            if (!</w:t>
-      </w:r>
-      <w:proofErr w:type="spellStart"/>
-      <w:r>
-        <w:rPr>
-          <w:szCs w:val="24"/>
-          <w:lang w:val="en-PK"/>
-        </w:rPr>
-        <w:t>Character.isLetterOrDigit</w:t>
-      </w:r>
-      <w:proofErr w:type="spellEnd"/>
-      <w:r>
-        <w:rPr>
-          <w:szCs w:val="24"/>
-          <w:lang w:val="en-PK"/>
-        </w:rPr>
-        <w:t>(</w:t>
-      </w:r>
-      <w:proofErr w:type="spellStart"/>
-      <w:r>
-        <w:rPr>
-          <w:szCs w:val="24"/>
-          <w:lang w:val="en-PK"/>
-        </w:rPr>
-        <w:t>currFirst</w:t>
-      </w:r>
-      <w:proofErr w:type="spellEnd"/>
-      <w:r>
-        <w:rPr>
-          <w:szCs w:val="24"/>
-          <w:lang w:val="en-PK"/>
-        </w:rPr>
-        <w:t xml:space="preserve"> )) {</w:t>
-      </w:r>
-    </w:p>
-    <w:p>
-      <w:pPr>
-        <w:rPr>
-          <w:szCs w:val="24"/>
-          <w:lang w:val="en-PK"/>
-        </w:rPr>
-      </w:pPr>
-      <w:r>
-        <w:rPr>
-          <w:szCs w:val="24"/>
-          <w:lang w:val="en-PK"/>
-        </w:rPr>
-        <w:lastRenderedPageBreak/>
+        <w:t xml:space="preserve">            if </w:t>
+      </w:r>
+      <w:proofErr w:type="gramStart"/>
+      <w:r>
+        <w:rPr>
+          <w:szCs w:val="24"/>
+          <w:lang w:val="en-PK"/>
+        </w:rPr>
+        <w:t>(!Character.isLetterOrDigit</w:t>
+      </w:r>
+      <w:proofErr w:type="gramEnd"/>
+      <w:r>
+        <w:rPr>
+          <w:szCs w:val="24"/>
+          <w:lang w:val="en-PK"/>
+        </w:rPr>
+        <w:t>(currFirst )) {</w:t>
+      </w:r>
+    </w:p>
+    <w:p>
+      <w:pPr>
+        <w:rPr>
+          <w:szCs w:val="24"/>
+          <w:lang w:val="en-PK"/>
+        </w:rPr>
+      </w:pPr>
+      <w:r>
+        <w:rPr>
+          <w:szCs w:val="24"/>
+          <w:lang w:val="en-PK"/>
+        </w:rPr>
         <w:t>                left++;</w:t>
       </w:r>
     </w:p>
@@ -628,39 +745,23 @@
           <w:szCs w:val="24"/>
           <w:lang w:val="en-PK"/>
         </w:rPr>
-        <w:t>            } else if(!</w:t>
-      </w:r>
-      <w:proofErr w:type="spellStart"/>
-      <w:r>
-        <w:rPr>
-          <w:szCs w:val="24"/>
-          <w:lang w:val="en-PK"/>
-        </w:rPr>
-        <w:t>Character.isLetterOrDigit</w:t>
-      </w:r>
-      <w:proofErr w:type="spellEnd"/>
-      <w:r>
-        <w:rPr>
-          <w:szCs w:val="24"/>
-          <w:lang w:val="en-PK"/>
-        </w:rPr>
-        <w:t>(</w:t>
-      </w:r>
-      <w:proofErr w:type="spellStart"/>
-      <w:r>
-        <w:rPr>
-          <w:szCs w:val="24"/>
-          <w:lang w:val="en-PK"/>
-        </w:rPr>
-        <w:t>currLast</w:t>
-      </w:r>
-      <w:proofErr w:type="spellEnd"/>
-      <w:r>
-        <w:rPr>
-          <w:szCs w:val="24"/>
-          <w:lang w:val="en-PK"/>
-        </w:rPr>
-        <w:t>)) {</w:t>
+        <w:t>            } else if</w:t>
+      </w:r>
+      <w:proofErr w:type="gramStart"/>
+      <w:r>
+        <w:rPr>
+          <w:szCs w:val="24"/>
+          <w:lang w:val="en-PK"/>
+        </w:rPr>
+        <w:t>(!Character.isLetterOrDigit</w:t>
+      </w:r>
+      <w:proofErr w:type="gramEnd"/>
+      <w:r>
+        <w:rPr>
+          <w:szCs w:val="24"/>
+          <w:lang w:val="en-PK"/>
+        </w:rPr>
+        <w:t>(currLast)) {</w:t>
       </w:r>
     </w:p>
     <w:p>
@@ -735,71 +836,23 @@
           <w:szCs w:val="24"/>
           <w:lang w:val="en-PK"/>
         </w:rPr>
-        <w:t>                if (</w:t>
-      </w:r>
-      <w:proofErr w:type="spellStart"/>
-      <w:r>
-        <w:rPr>
-          <w:szCs w:val="24"/>
-          <w:lang w:val="en-PK"/>
-        </w:rPr>
-        <w:t>Character.toLowerCase</w:t>
-      </w:r>
-      <w:proofErr w:type="spellEnd"/>
-      <w:r>
-        <w:rPr>
-          <w:szCs w:val="24"/>
-          <w:lang w:val="en-PK"/>
-        </w:rPr>
-        <w:t>(</w:t>
-      </w:r>
-      <w:proofErr w:type="spellStart"/>
-      <w:r>
-        <w:rPr>
-          <w:szCs w:val="24"/>
-          <w:lang w:val="en-PK"/>
-        </w:rPr>
-        <w:t>currFirst</w:t>
-      </w:r>
-      <w:proofErr w:type="spellEnd"/>
-      <w:r>
-        <w:rPr>
-          <w:szCs w:val="24"/>
-          <w:lang w:val="en-PK"/>
-        </w:rPr>
-        <w:t xml:space="preserve">) != </w:t>
-      </w:r>
-      <w:proofErr w:type="spellStart"/>
-      <w:r>
-        <w:rPr>
-          <w:szCs w:val="24"/>
-          <w:lang w:val="en-PK"/>
-        </w:rPr>
-        <w:t>Character.toLowerCase</w:t>
-      </w:r>
-      <w:proofErr w:type="spellEnd"/>
-      <w:r>
-        <w:rPr>
-          <w:szCs w:val="24"/>
-          <w:lang w:val="en-PK"/>
-        </w:rPr>
-        <w:t>(</w:t>
-      </w:r>
-      <w:proofErr w:type="spellStart"/>
-      <w:r>
-        <w:rPr>
-          <w:szCs w:val="24"/>
-          <w:lang w:val="en-PK"/>
-        </w:rPr>
-        <w:t>currLast</w:t>
-      </w:r>
-      <w:proofErr w:type="spellEnd"/>
-      <w:r>
-        <w:rPr>
-          <w:szCs w:val="24"/>
-          <w:lang w:val="en-PK"/>
-        </w:rPr>
-        <w:t>)) {</w:t>
+        <w:t>                if (Character.toLowerCase(currFirst</w:t>
+      </w:r>
+      <w:proofErr w:type="gramStart"/>
+      <w:r>
+        <w:rPr>
+          <w:szCs w:val="24"/>
+          <w:lang w:val="en-PK"/>
+        </w:rPr>
+        <w:t>) !</w:t>
+      </w:r>
+      <w:proofErr w:type="gramEnd"/>
+      <w:r>
+        <w:rPr>
+          <w:szCs w:val="24"/>
+          <w:lang w:val="en-PK"/>
+        </w:rPr>
+        <w:t>= Character.toLowerCase(currLast)) {</w:t>
       </w:r>
     </w:p>
     <w:p>
@@ -1019,6 +1072,11 @@
     </w:p>
     <w:p>
       <w:pPr>
+        <w:pStyle w:val="ListParagraph"/>
+        <w:numPr>
+          <w:ilvl w:val="0"/>
+          <w:numId w:val="12"/>
+        </w:numPr>
         <w:rPr>
           <w:szCs w:val="24"/>
           <w:lang w:val="en-GB"/>
@@ -1034,6 +1092,164 @@
     </w:p>
     <w:p>
       <w:pPr>
+        <w:pStyle w:val="ListParagraph"/>
+        <w:numPr>
+          <w:ilvl w:val="0"/>
+          <w:numId w:val="12"/>
+        </w:numPr>
+        <w:rPr>
+          <w:szCs w:val="24"/>
+          <w:lang w:val="en-GB"/>
+        </w:rPr>
+      </w:pPr>
+      <w:r>
+        <w:rPr>
+          <w:szCs w:val="24"/>
+          <w:lang w:val="en-GB"/>
+        </w:rPr>
+        <w:t>Keep on iterating from left and right</w:t>
+      </w:r>
+    </w:p>
+    <w:p>
+      <w:pPr>
+        <w:pStyle w:val="ListParagraph"/>
+        <w:numPr>
+          <w:ilvl w:val="0"/>
+          <w:numId w:val="12"/>
+        </w:numPr>
+        <w:rPr>
+          <w:szCs w:val="24"/>
+          <w:lang w:val="en-GB"/>
+        </w:rPr>
+      </w:pPr>
+      <w:r>
+        <w:rPr>
+          <w:szCs w:val="24"/>
+          <w:lang w:val="en-GB"/>
+        </w:rPr>
+        <w:t xml:space="preserve">Mismatch found then check </w:t>
+      </w:r>
+      <w:r>
+        <w:rPr>
+          <w:szCs w:val="24"/>
+          <w:lang w:val="en-GB"/>
+        </w:rPr>
+        <w:t>palindrome</w:t>
+      </w:r>
+      <w:r>
+        <w:rPr>
+          <w:szCs w:val="24"/>
+          <w:lang w:val="en-GB"/>
+        </w:rPr>
+        <w:t xml:space="preserve"> from </w:t>
+      </w:r>
+      <w:r>
+        <w:rPr>
+          <w:szCs w:val="24"/>
+          <w:lang w:val="en-GB"/>
+        </w:rPr>
+        <w:t>left+ 1</w:t>
+      </w:r>
+      <w:r>
+        <w:rPr>
+          <w:szCs w:val="24"/>
+          <w:lang w:val="en-GB"/>
+        </w:rPr>
+        <w:t>to</w:t>
+      </w:r>
+      <w:r>
+        <w:rPr>
+          <w:szCs w:val="24"/>
+          <w:lang w:val="en-GB"/>
+        </w:rPr>
+        <w:t xml:space="preserve"> right</w:t>
+      </w:r>
+      <w:r>
+        <w:rPr>
+          <w:szCs w:val="24"/>
+          <w:lang w:val="en-GB"/>
+        </w:rPr>
+        <w:t xml:space="preserve"> and </w:t>
+      </w:r>
+      <w:r>
+        <w:rPr>
+          <w:szCs w:val="24"/>
+          <w:lang w:val="en-GB"/>
+        </w:rPr>
+        <w:t xml:space="preserve">left to </w:t>
+      </w:r>
+      <w:r>
+        <w:rPr>
+          <w:szCs w:val="24"/>
+          <w:lang w:val="en-GB"/>
+        </w:rPr>
+        <w:t>right</w:t>
+      </w:r>
+      <w:r>
+        <w:rPr>
+          <w:szCs w:val="24"/>
+          <w:lang w:val="en-GB"/>
+        </w:rPr>
+        <w:t>-</w:t>
+      </w:r>
+      <w:r>
+        <w:rPr>
+          <w:szCs w:val="24"/>
+          <w:lang w:val="en-GB"/>
+        </w:rPr>
+        <w:t>1 to n</w:t>
+      </w:r>
+    </w:p>
+    <w:p>
+      <w:pPr>
+        <w:pStyle w:val="ListParagraph"/>
+        <w:numPr>
+          <w:ilvl w:val="0"/>
+          <w:numId w:val="12"/>
+        </w:numPr>
+        <w:rPr>
+          <w:szCs w:val="24"/>
+          <w:lang w:val="en-GB"/>
+        </w:rPr>
+      </w:pPr>
+      <w:r>
+        <w:rPr>
+          <w:szCs w:val="24"/>
+          <w:lang w:val="en-GB"/>
+        </w:rPr>
+        <w:lastRenderedPageBreak/>
+        <w:t>If both are palindrome return true else false</w:t>
+      </w:r>
+    </w:p>
+    <w:p>
+      <w:pPr>
+        <w:pStyle w:val="ListParagraph"/>
+        <w:numPr>
+          <w:ilvl w:val="0"/>
+          <w:numId w:val="12"/>
+        </w:numPr>
+        <w:rPr>
+          <w:szCs w:val="24"/>
+          <w:lang w:val="en-GB"/>
+        </w:rPr>
+      </w:pPr>
+      <w:r>
+        <w:rPr>
+          <w:szCs w:val="24"/>
+          <w:lang w:val="en-GB"/>
+        </w:rPr>
+        <w:t>So,</w:t>
+      </w:r>
+      <w:r>
+        <w:rPr>
+          <w:szCs w:val="24"/>
+          <w:lang w:val="en-GB"/>
+        </w:rPr>
+        <w:t xml:space="preserve"> our concern is first mismatch</w:t>
+      </w:r>
+    </w:p>
+    <w:p>
+      <w:pPr>
         <w:rPr>
           <w:szCs w:val="24"/>
           <w:lang w:val="en-PK"/>
@@ -1059,39 +1275,23 @@
           <w:szCs w:val="24"/>
           <w:lang w:val="en-PK"/>
         </w:rPr>
-        <w:t xml:space="preserve">    public </w:t>
-      </w:r>
-      <w:proofErr w:type="spellStart"/>
-      <w:r>
-        <w:rPr>
-          <w:szCs w:val="24"/>
-          <w:lang w:val="en-PK"/>
-        </w:rPr>
-        <w:t>boolean</w:t>
-      </w:r>
-      <w:proofErr w:type="spellEnd"/>
-      <w:r>
-        <w:rPr>
-          <w:szCs w:val="24"/>
-          <w:lang w:val="en-PK"/>
-        </w:rPr>
-        <w:t xml:space="preserve"> </w:t>
-      </w:r>
-      <w:proofErr w:type="spellStart"/>
-      <w:r>
-        <w:rPr>
-          <w:szCs w:val="24"/>
-          <w:lang w:val="en-PK"/>
-        </w:rPr>
-        <w:t>validPalindrome</w:t>
-      </w:r>
-      <w:proofErr w:type="spellEnd"/>
-      <w:r>
-        <w:rPr>
-          <w:szCs w:val="24"/>
-          <w:lang w:val="en-PK"/>
-        </w:rPr>
-        <w:t>(String s) {</w:t>
+        <w:t xml:space="preserve">    public boolean </w:t>
+      </w:r>
+      <w:proofErr w:type="gramStart"/>
+      <w:r>
+        <w:rPr>
+          <w:szCs w:val="24"/>
+          <w:lang w:val="en-PK"/>
+        </w:rPr>
+        <w:t>validPalindrome(</w:t>
+      </w:r>
+      <w:proofErr w:type="gramEnd"/>
+      <w:r>
+        <w:rPr>
+          <w:szCs w:val="24"/>
+          <w:lang w:val="en-PK"/>
+        </w:rPr>
+        <w:t>String s) {</w:t>
       </w:r>
     </w:p>
     <w:p>
@@ -1131,7 +1331,7 @@
         </w:rPr>
         <w:t xml:space="preserve">        int right = </w:t>
       </w:r>
-      <w:proofErr w:type="spellStart"/>
+      <w:proofErr w:type="gramStart"/>
       <w:r>
         <w:rPr>
           <w:szCs w:val="24"/>
@@ -1139,7 +1339,7 @@
         </w:rPr>
         <w:t>s.length</w:t>
       </w:r>
-      <w:proofErr w:type="spellEnd"/>
+      <w:proofErr w:type="gramEnd"/>
       <w:r>
         <w:rPr>
           <w:szCs w:val="24"/>
@@ -1168,22 +1368,37 @@
           <w:szCs w:val="24"/>
           <w:lang w:val="en-PK"/>
         </w:rPr>
-        <w:t>        while(left &lt; right) {</w:t>
-      </w:r>
-    </w:p>
-    <w:p>
-      <w:pPr>
-        <w:rPr>
-          <w:szCs w:val="24"/>
-          <w:lang w:val="en-PK"/>
-        </w:rPr>
-      </w:pPr>
-      <w:r>
-        <w:rPr>
-          <w:szCs w:val="24"/>
-          <w:lang w:val="en-PK"/>
-        </w:rPr>
-        <w:lastRenderedPageBreak/>
+        <w:t xml:space="preserve">        </w:t>
+      </w:r>
+      <w:proofErr w:type="gramStart"/>
+      <w:r>
+        <w:rPr>
+          <w:szCs w:val="24"/>
+          <w:lang w:val="en-PK"/>
+        </w:rPr>
+        <w:t>while(</w:t>
+      </w:r>
+      <w:proofErr w:type="gramEnd"/>
+      <w:r>
+        <w:rPr>
+          <w:szCs w:val="24"/>
+          <w:lang w:val="en-PK"/>
+        </w:rPr>
+        <w:t>left &lt; right) {</w:t>
+      </w:r>
+    </w:p>
+    <w:p>
+      <w:pPr>
+        <w:rPr>
+          <w:szCs w:val="24"/>
+          <w:lang w:val="en-PK"/>
+        </w:rPr>
+      </w:pPr>
+      <w:r>
+        <w:rPr>
+          <w:szCs w:val="24"/>
+          <w:lang w:val="en-PK"/>
+        </w:rPr>
         <w:t xml:space="preserve">    </w:t>
       </w:r>
     </w:p>
@@ -1201,7 +1416,7 @@
         </w:rPr>
         <w:t>            if(</w:t>
       </w:r>
-      <w:proofErr w:type="spellStart"/>
+      <w:proofErr w:type="gramStart"/>
       <w:r>
         <w:rPr>
           <w:szCs w:val="24"/>
@@ -1209,15 +1424,289 @@
         </w:rPr>
         <w:t>s.charAt</w:t>
       </w:r>
-      <w:proofErr w:type="spellEnd"/>
-      <w:r>
-        <w:rPr>
-          <w:szCs w:val="24"/>
-          <w:lang w:val="en-PK"/>
-        </w:rPr>
-        <w:t xml:space="preserve">(left) != </w:t>
-      </w:r>
-      <w:proofErr w:type="spellStart"/>
+      <w:proofErr w:type="gramEnd"/>
+      <w:r>
+        <w:rPr>
+          <w:szCs w:val="24"/>
+          <w:lang w:val="en-PK"/>
+        </w:rPr>
+        <w:t xml:space="preserve">(left) != s.charAt(right)) </w:t>
+      </w:r>
+    </w:p>
+    <w:p>
+      <w:pPr>
+        <w:rPr>
+          <w:szCs w:val="24"/>
+          <w:lang w:val="en-PK"/>
+        </w:rPr>
+      </w:pPr>
+      <w:r>
+        <w:rPr>
+          <w:szCs w:val="24"/>
+          <w:lang w:val="en-PK"/>
+        </w:rPr>
+        <w:t>            {</w:t>
+      </w:r>
+    </w:p>
+    <w:p>
+      <w:pPr>
+        <w:rPr>
+          <w:szCs w:val="24"/>
+          <w:lang w:val="en-PK"/>
+        </w:rPr>
+      </w:pPr>
+      <w:r>
+        <w:rPr>
+          <w:szCs w:val="24"/>
+          <w:lang w:val="en-PK"/>
+        </w:rPr>
+        <w:t xml:space="preserve">                return </w:t>
+      </w:r>
+      <w:proofErr w:type="gramStart"/>
+      <w:r>
+        <w:rPr>
+          <w:szCs w:val="24"/>
+          <w:lang w:val="en-PK"/>
+        </w:rPr>
+        <w:t>checker(</w:t>
+      </w:r>
+      <w:proofErr w:type="gramEnd"/>
+      <w:r>
+        <w:rPr>
+          <w:szCs w:val="24"/>
+          <w:lang w:val="en-PK"/>
+        </w:rPr>
+        <w:t>s, left+1,right) || checker(s, left,right-1);</w:t>
+      </w:r>
+    </w:p>
+    <w:p>
+      <w:pPr>
+        <w:rPr>
+          <w:szCs w:val="24"/>
+          <w:lang w:val="en-PK"/>
+        </w:rPr>
+      </w:pPr>
+      <w:r>
+        <w:rPr>
+          <w:szCs w:val="24"/>
+          <w:lang w:val="en-PK"/>
+        </w:rPr>
+        <w:t>            }</w:t>
+      </w:r>
+    </w:p>
+    <w:p>
+      <w:pPr>
+        <w:rPr>
+          <w:szCs w:val="24"/>
+          <w:lang w:val="en-PK"/>
+        </w:rPr>
+      </w:pPr>
+      <w:r>
+        <w:rPr>
+          <w:szCs w:val="24"/>
+          <w:lang w:val="en-PK"/>
+        </w:rPr>
+        <w:t xml:space="preserve">          </w:t>
+      </w:r>
+    </w:p>
+    <w:p>
+      <w:pPr>
+        <w:rPr>
+          <w:szCs w:val="24"/>
+          <w:lang w:val="en-PK"/>
+        </w:rPr>
+      </w:pPr>
+      <w:r>
+        <w:rPr>
+          <w:szCs w:val="24"/>
+          <w:lang w:val="en-PK"/>
+        </w:rPr>
+        <w:t>            left+=1; right--;</w:t>
+      </w:r>
+    </w:p>
+    <w:p>
+      <w:pPr>
+        <w:rPr>
+          <w:szCs w:val="24"/>
+          <w:lang w:val="en-PK"/>
+        </w:rPr>
+      </w:pPr>
+      <w:r>
+        <w:rPr>
+          <w:szCs w:val="24"/>
+          <w:lang w:val="en-PK"/>
+        </w:rPr>
+        <w:t>        }</w:t>
+      </w:r>
+    </w:p>
+    <w:p>
+      <w:pPr>
+        <w:rPr>
+          <w:szCs w:val="24"/>
+          <w:lang w:val="en-PK"/>
+        </w:rPr>
+      </w:pPr>
+    </w:p>
+    <w:p>
+      <w:pPr>
+        <w:rPr>
+          <w:szCs w:val="24"/>
+          <w:lang w:val="en-PK"/>
+        </w:rPr>
+      </w:pPr>
+      <w:r>
+        <w:rPr>
+          <w:szCs w:val="24"/>
+          <w:lang w:val="en-PK"/>
+        </w:rPr>
+        <w:t>        return true;</w:t>
+      </w:r>
+    </w:p>
+    <w:p>
+      <w:pPr>
+        <w:rPr>
+          <w:szCs w:val="24"/>
+          <w:lang w:val="en-PK"/>
+        </w:rPr>
+      </w:pPr>
+      <w:r>
+        <w:rPr>
+          <w:szCs w:val="24"/>
+          <w:lang w:val="en-PK"/>
+        </w:rPr>
+        <w:t xml:space="preserve">        </w:t>
+      </w:r>
+    </w:p>
+    <w:p>
+      <w:pPr>
+        <w:rPr>
+          <w:szCs w:val="24"/>
+          <w:lang w:val="en-PK"/>
+        </w:rPr>
+      </w:pPr>
+      <w:r>
+        <w:rPr>
+          <w:szCs w:val="24"/>
+          <w:lang w:val="en-PK"/>
+        </w:rPr>
+        <w:t>    }</w:t>
+      </w:r>
+    </w:p>
+    <w:p>
+      <w:pPr>
+        <w:rPr>
+          <w:szCs w:val="24"/>
+          <w:lang w:val="en-PK"/>
+        </w:rPr>
+      </w:pPr>
+    </w:p>
+    <w:p>
+      <w:pPr>
+        <w:rPr>
+          <w:szCs w:val="24"/>
+          <w:lang w:val="en-PK"/>
+        </w:rPr>
+      </w:pPr>
+      <w:r>
+        <w:rPr>
+          <w:szCs w:val="24"/>
+          <w:lang w:val="en-PK"/>
+        </w:rPr>
+        <w:t xml:space="preserve">     public boolean </w:t>
+      </w:r>
+      <w:proofErr w:type="gramStart"/>
+      <w:r>
+        <w:rPr>
+          <w:szCs w:val="24"/>
+          <w:lang w:val="en-PK"/>
+        </w:rPr>
+        <w:t>checker(</w:t>
+      </w:r>
+      <w:proofErr w:type="gramEnd"/>
+      <w:r>
+        <w:rPr>
+          <w:szCs w:val="24"/>
+          <w:lang w:val="en-PK"/>
+        </w:rPr>
+        <w:t>String s, int left, int right) {</w:t>
+      </w:r>
+    </w:p>
+    <w:p>
+      <w:pPr>
+        <w:rPr>
+          <w:szCs w:val="24"/>
+          <w:lang w:val="en-PK"/>
+        </w:rPr>
+      </w:pPr>
+      <w:r>
+        <w:rPr>
+          <w:szCs w:val="24"/>
+          <w:lang w:val="en-PK"/>
+        </w:rPr>
+        <w:br/>
+      </w:r>
+    </w:p>
+    <w:p>
+      <w:pPr>
+        <w:rPr>
+          <w:szCs w:val="24"/>
+          <w:lang w:val="en-PK"/>
+        </w:rPr>
+      </w:pPr>
+      <w:r>
+        <w:rPr>
+          <w:szCs w:val="24"/>
+          <w:lang w:val="en-PK"/>
+        </w:rPr>
+        <w:t xml:space="preserve">        </w:t>
+      </w:r>
+      <w:proofErr w:type="gramStart"/>
+      <w:r>
+        <w:rPr>
+          <w:szCs w:val="24"/>
+          <w:lang w:val="en-PK"/>
+        </w:rPr>
+        <w:t>while(</w:t>
+      </w:r>
+      <w:proofErr w:type="gramEnd"/>
+      <w:r>
+        <w:rPr>
+          <w:szCs w:val="24"/>
+          <w:lang w:val="en-PK"/>
+        </w:rPr>
+        <w:t>left &lt; right) {</w:t>
+      </w:r>
+    </w:p>
+    <w:p>
+      <w:pPr>
+        <w:rPr>
+          <w:szCs w:val="24"/>
+          <w:lang w:val="en-PK"/>
+        </w:rPr>
+      </w:pPr>
+      <w:r>
+        <w:rPr>
+          <w:szCs w:val="24"/>
+          <w:lang w:val="en-PK"/>
+        </w:rPr>
+        <w:t xml:space="preserve">    </w:t>
+      </w:r>
+    </w:p>
+    <w:p>
+      <w:pPr>
+        <w:rPr>
+          <w:szCs w:val="24"/>
+          <w:lang w:val="en-PK"/>
+        </w:rPr>
+      </w:pPr>
+      <w:r>
+        <w:rPr>
+          <w:szCs w:val="24"/>
+          <w:lang w:val="en-PK"/>
+        </w:rPr>
+        <w:t>            if(</w:t>
+      </w:r>
+      <w:proofErr w:type="gramStart"/>
       <w:r>
         <w:rPr>
           <w:szCs w:val="24"/>
@@ -1225,58 +1714,13 @@
         </w:rPr>
         <w:t>s.charAt</w:t>
       </w:r>
-      <w:proofErr w:type="spellEnd"/>
-      <w:r>
-        <w:rPr>
-          <w:szCs w:val="24"/>
-          <w:lang w:val="en-PK"/>
-        </w:rPr>
-        <w:t xml:space="preserve">(right)) </w:t>
-      </w:r>
-    </w:p>
-    <w:p>
-      <w:pPr>
-        <w:rPr>
-          <w:szCs w:val="24"/>
-          <w:lang w:val="en-PK"/>
-        </w:rPr>
-      </w:pPr>
-      <w:r>
-        <w:rPr>
-          <w:szCs w:val="24"/>
-          <w:lang w:val="en-PK"/>
-        </w:rPr>
-        <w:t>            {</w:t>
-      </w:r>
-    </w:p>
-    <w:p>
-      <w:pPr>
-        <w:rPr>
-          <w:szCs w:val="24"/>
-          <w:lang w:val="en-PK"/>
-        </w:rPr>
-      </w:pPr>
-      <w:r>
-        <w:rPr>
-          <w:szCs w:val="24"/>
-          <w:lang w:val="en-PK"/>
-        </w:rPr>
-        <w:t>                return checker(s, left+1,right) || checker(s, left,right-1);</w:t>
-      </w:r>
-    </w:p>
-    <w:p>
-      <w:pPr>
-        <w:rPr>
-          <w:szCs w:val="24"/>
-          <w:lang w:val="en-PK"/>
-        </w:rPr>
-      </w:pPr>
-      <w:r>
-        <w:rPr>
-          <w:szCs w:val="24"/>
-          <w:lang w:val="en-PK"/>
-        </w:rPr>
-        <w:t>            }</w:t>
+      <w:proofErr w:type="gramEnd"/>
+      <w:r>
+        <w:rPr>
+          <w:szCs w:val="24"/>
+          <w:lang w:val="en-PK"/>
+        </w:rPr>
+        <w:t>(left) != s.charAt(right)) return false ;</w:t>
       </w:r>
     </w:p>
     <w:p>
@@ -1384,235 +1828,6 @@
           <w:lang w:val="en-PK"/>
         </w:rPr>
       </w:pPr>
-    </w:p>
-    <w:p>
-      <w:pPr>
-        <w:rPr>
-          <w:szCs w:val="24"/>
-          <w:lang w:val="en-PK"/>
-        </w:rPr>
-      </w:pPr>
-      <w:r>
-        <w:rPr>
-          <w:szCs w:val="24"/>
-          <w:lang w:val="en-PK"/>
-        </w:rPr>
-        <w:t xml:space="preserve">     public </w:t>
-      </w:r>
-      <w:proofErr w:type="spellStart"/>
-      <w:r>
-        <w:rPr>
-          <w:szCs w:val="24"/>
-          <w:lang w:val="en-PK"/>
-        </w:rPr>
-        <w:t>boolean</w:t>
-      </w:r>
-      <w:proofErr w:type="spellEnd"/>
-      <w:r>
-        <w:rPr>
-          <w:szCs w:val="24"/>
-          <w:lang w:val="en-PK"/>
-        </w:rPr>
-        <w:t xml:space="preserve"> checker(String s, int left, int right) {</w:t>
-      </w:r>
-    </w:p>
-    <w:p>
-      <w:pPr>
-        <w:rPr>
-          <w:szCs w:val="24"/>
-          <w:lang w:val="en-PK"/>
-        </w:rPr>
-      </w:pPr>
-      <w:r>
-        <w:rPr>
-          <w:szCs w:val="24"/>
-          <w:lang w:val="en-PK"/>
-        </w:rPr>
-        <w:br/>
-      </w:r>
-    </w:p>
-    <w:p>
-      <w:pPr>
-        <w:rPr>
-          <w:szCs w:val="24"/>
-          <w:lang w:val="en-PK"/>
-        </w:rPr>
-      </w:pPr>
-      <w:r>
-        <w:rPr>
-          <w:szCs w:val="24"/>
-          <w:lang w:val="en-PK"/>
-        </w:rPr>
-        <w:t>        while(left &lt; right) {</w:t>
-      </w:r>
-    </w:p>
-    <w:p>
-      <w:pPr>
-        <w:rPr>
-          <w:szCs w:val="24"/>
-          <w:lang w:val="en-PK"/>
-        </w:rPr>
-      </w:pPr>
-      <w:r>
-        <w:rPr>
-          <w:szCs w:val="24"/>
-          <w:lang w:val="en-PK"/>
-        </w:rPr>
-        <w:t xml:space="preserve">    </w:t>
-      </w:r>
-    </w:p>
-    <w:p>
-      <w:pPr>
-        <w:rPr>
-          <w:szCs w:val="24"/>
-          <w:lang w:val="en-PK"/>
-        </w:rPr>
-      </w:pPr>
-      <w:r>
-        <w:rPr>
-          <w:szCs w:val="24"/>
-          <w:lang w:val="en-PK"/>
-        </w:rPr>
-        <w:t>            if(</w:t>
-      </w:r>
-      <w:proofErr w:type="spellStart"/>
-      <w:r>
-        <w:rPr>
-          <w:szCs w:val="24"/>
-          <w:lang w:val="en-PK"/>
-        </w:rPr>
-        <w:t>s.charAt</w:t>
-      </w:r>
-      <w:proofErr w:type="spellEnd"/>
-      <w:r>
-        <w:rPr>
-          <w:szCs w:val="24"/>
-          <w:lang w:val="en-PK"/>
-        </w:rPr>
-        <w:t xml:space="preserve">(left) != </w:t>
-      </w:r>
-      <w:proofErr w:type="spellStart"/>
-      <w:r>
-        <w:rPr>
-          <w:szCs w:val="24"/>
-          <w:lang w:val="en-PK"/>
-        </w:rPr>
-        <w:t>s.charAt</w:t>
-      </w:r>
-      <w:proofErr w:type="spellEnd"/>
-      <w:r>
-        <w:rPr>
-          <w:szCs w:val="24"/>
-          <w:lang w:val="en-PK"/>
-        </w:rPr>
-        <w:t>(right)) return false ;</w:t>
-      </w:r>
-    </w:p>
-    <w:p>
-      <w:pPr>
-        <w:rPr>
-          <w:szCs w:val="24"/>
-          <w:lang w:val="en-PK"/>
-        </w:rPr>
-      </w:pPr>
-      <w:r>
-        <w:rPr>
-          <w:szCs w:val="24"/>
-          <w:lang w:val="en-PK"/>
-        </w:rPr>
-        <w:t xml:space="preserve">          </w:t>
-      </w:r>
-    </w:p>
-    <w:p>
-      <w:pPr>
-        <w:rPr>
-          <w:szCs w:val="24"/>
-          <w:lang w:val="en-PK"/>
-        </w:rPr>
-      </w:pPr>
-      <w:r>
-        <w:rPr>
-          <w:szCs w:val="24"/>
-          <w:lang w:val="en-PK"/>
-        </w:rPr>
-        <w:t>            left+=1; right--;</w:t>
-      </w:r>
-    </w:p>
-    <w:p>
-      <w:pPr>
-        <w:rPr>
-          <w:szCs w:val="24"/>
-          <w:lang w:val="en-PK"/>
-        </w:rPr>
-      </w:pPr>
-      <w:r>
-        <w:rPr>
-          <w:szCs w:val="24"/>
-          <w:lang w:val="en-PK"/>
-        </w:rPr>
-        <w:t>        }</w:t>
-      </w:r>
-    </w:p>
-    <w:p>
-      <w:pPr>
-        <w:rPr>
-          <w:szCs w:val="24"/>
-          <w:lang w:val="en-PK"/>
-        </w:rPr>
-      </w:pPr>
-    </w:p>
-    <w:p>
-      <w:pPr>
-        <w:rPr>
-          <w:szCs w:val="24"/>
-          <w:lang w:val="en-PK"/>
-        </w:rPr>
-      </w:pPr>
-      <w:r>
-        <w:rPr>
-          <w:szCs w:val="24"/>
-          <w:lang w:val="en-PK"/>
-        </w:rPr>
-        <w:t>        return true;</w:t>
-      </w:r>
-    </w:p>
-    <w:p>
-      <w:pPr>
-        <w:rPr>
-          <w:szCs w:val="24"/>
-          <w:lang w:val="en-PK"/>
-        </w:rPr>
-      </w:pPr>
-      <w:r>
-        <w:rPr>
-          <w:szCs w:val="24"/>
-          <w:lang w:val="en-PK"/>
-        </w:rPr>
-        <w:t xml:space="preserve">        </w:t>
-      </w:r>
-    </w:p>
-    <w:p>
-      <w:pPr>
-        <w:rPr>
-          <w:szCs w:val="24"/>
-          <w:lang w:val="en-PK"/>
-        </w:rPr>
-      </w:pPr>
-      <w:r>
-        <w:rPr>
-          <w:szCs w:val="24"/>
-          <w:lang w:val="en-PK"/>
-        </w:rPr>
-        <w:t>    }</w:t>
-      </w:r>
-    </w:p>
-    <w:p>
-      <w:pPr>
-        <w:rPr>
-          <w:szCs w:val="24"/>
-          <w:lang w:val="en-PK"/>
-        </w:rPr>
-      </w:pPr>
       <w:r>
         <w:rPr>
           <w:szCs w:val="24"/>
@@ -1642,6 +1857,24 @@
         <w:rPr>
           <w:szCs w:val="24"/>
           <w:lang w:val="en-GB"/>
+        </w:rPr>
+      </w:pPr>
+    </w:p>
+    <w:p>
+      <w:pPr>
+        <w:rPr>
+          <w:szCs w:val="24"/>
+          <w:lang w:val="en-GB"/>
+        </w:rPr>
+      </w:pPr>
+    </w:p>
+    <w:p>
+      <w:pPr>
+        <w:rPr>
+          <w:rStyle w:val="Hyperlink"/>
+          <w:b/>
+          <w:bCs/>
+          <w:szCs w:val="24"/>
         </w:rPr>
       </w:pPr>
       <w:hyperlink r:id="rId8" w:history="1">
@@ -1660,6 +1893,113 @@
       <w:pPr>
         <w:rPr>
           <w:szCs w:val="24"/>
+          <w:lang w:val="en-GB"/>
+        </w:rPr>
+      </w:pPr>
+    </w:p>
+    <w:p>
+      <w:pPr>
+        <w:pStyle w:val="ListParagraph"/>
+        <w:numPr>
+          <w:ilvl w:val="0"/>
+          <w:numId w:val="11"/>
+        </w:numPr>
+        <w:rPr>
+          <w:szCs w:val="24"/>
+          <w:lang w:val="en-GB"/>
+        </w:rPr>
+      </w:pPr>
+      <w:r>
+        <w:rPr>
+          <w:szCs w:val="24"/>
+          <w:lang w:val="en-GB"/>
+        </w:rPr>
+        <w:t>Add all elements in a new string upto minimum length of both string</w:t>
+      </w:r>
+    </w:p>
+    <w:p>
+      <w:pPr>
+        <w:rPr>
+          <w:szCs w:val="24"/>
+          <w:lang w:val="en-GB"/>
+        </w:rPr>
+      </w:pPr>
+      <w:r>
+        <w:rPr>
+          <w:szCs w:val="24"/>
+          <w:lang w:val="en-GB"/>
+        </w:rPr>
+        <w:t>If any one of them string is big and remain its characters not being appended to the result then add them in the end</w:t>
+      </w:r>
+    </w:p>
+    <w:p>
+      <w:pPr>
+        <w:rPr>
+          <w:b/>
+          <w:bCs/>
+          <w:szCs w:val="24"/>
+          <w:lang w:val="en-GB"/>
+        </w:rPr>
+      </w:pPr>
+      <w:r>
+        <w:rPr>
+          <w:b/>
+          <w:bCs/>
+          <w:szCs w:val="24"/>
+          <w:lang w:val="en-GB"/>
+        </w:rPr>
+        <w:t>For example:</w:t>
+      </w:r>
+    </w:p>
+    <w:p>
+      <w:pPr>
+        <w:rPr>
+          <w:szCs w:val="24"/>
+          <w:lang w:val="en-GB"/>
+        </w:rPr>
+      </w:pPr>
+      <w:r>
+        <w:rPr>
+          <w:szCs w:val="24"/>
+          <w:lang w:val="en-GB"/>
+        </w:rPr>
+        <w:t>Abc is s1 and zyzjiop is s2</w:t>
+      </w:r>
+    </w:p>
+    <w:p>
+      <w:pPr>
+        <w:rPr>
+          <w:szCs w:val="24"/>
+          <w:lang w:val="en-GB"/>
+        </w:rPr>
+      </w:pPr>
+      <w:r>
+        <w:rPr>
+          <w:szCs w:val="24"/>
+          <w:lang w:val="en-GB"/>
+        </w:rPr>
+        <w:t>Add like -&gt; azbyczjiop</w:t>
+      </w:r>
+    </w:p>
+    <w:p>
+      <w:pPr>
+        <w:rPr>
+          <w:szCs w:val="24"/>
+          <w:lang w:val="en-GB"/>
+        </w:rPr>
+      </w:pPr>
+      <w:r>
+        <w:rPr>
+          <w:szCs w:val="24"/>
+          <w:lang w:val="en-GB"/>
+        </w:rPr>
+        <w:t>Jiop is added at the end</w:t>
+      </w:r>
+    </w:p>
+    <w:p>
+      <w:pPr>
+        <w:rPr>
+          <w:szCs w:val="24"/>
           <w:lang w:val="en-PK"/>
         </w:rPr>
       </w:pPr>
@@ -1678,217 +2018,240 @@
           <w:lang w:val="en-PK"/>
         </w:rPr>
       </w:pPr>
+    </w:p>
+    <w:p>
+      <w:pPr>
+        <w:rPr>
+          <w:szCs w:val="24"/>
+          <w:lang w:val="en-PK"/>
+        </w:rPr>
+      </w:pPr>
+      <w:r>
+        <w:rPr>
+          <w:szCs w:val="24"/>
+          <w:lang w:val="en-PK"/>
+        </w:rPr>
+        <w:t xml:space="preserve">    public String </w:t>
+      </w:r>
+      <w:proofErr w:type="gramStart"/>
+      <w:r>
+        <w:rPr>
+          <w:szCs w:val="24"/>
+          <w:lang w:val="en-PK"/>
+        </w:rPr>
+        <w:t>mergeAlternately(</w:t>
+      </w:r>
+      <w:proofErr w:type="gramEnd"/>
+      <w:r>
+        <w:rPr>
+          <w:szCs w:val="24"/>
+          <w:lang w:val="en-PK"/>
+        </w:rPr>
+        <w:t>String word1, String word2) {</w:t>
+      </w:r>
+    </w:p>
+    <w:p>
+      <w:pPr>
+        <w:rPr>
+          <w:szCs w:val="24"/>
+          <w:lang w:val="en-PK"/>
+        </w:rPr>
+      </w:pPr>
+    </w:p>
+    <w:p>
+      <w:pPr>
+        <w:rPr>
+          <w:szCs w:val="24"/>
+          <w:lang w:val="en-PK"/>
+        </w:rPr>
+      </w:pPr>
+      <w:r>
+        <w:rPr>
+          <w:szCs w:val="24"/>
+          <w:lang w:val="en-PK"/>
+        </w:rPr>
+        <w:t xml:space="preserve">        StringBuilder data = new </w:t>
+      </w:r>
+      <w:proofErr w:type="gramStart"/>
+      <w:r>
+        <w:rPr>
+          <w:szCs w:val="24"/>
+          <w:lang w:val="en-PK"/>
+        </w:rPr>
+        <w:t>StringBuilder(</w:t>
+      </w:r>
+      <w:proofErr w:type="gramEnd"/>
+      <w:r>
+        <w:rPr>
+          <w:szCs w:val="24"/>
+          <w:lang w:val="en-PK"/>
+        </w:rPr>
+        <w:t>);</w:t>
+      </w:r>
+    </w:p>
+    <w:p>
+      <w:pPr>
+        <w:rPr>
+          <w:szCs w:val="24"/>
+          <w:lang w:val="en-PK"/>
+        </w:rPr>
+      </w:pPr>
+    </w:p>
+    <w:p>
+      <w:pPr>
+        <w:rPr>
+          <w:szCs w:val="24"/>
+          <w:lang w:val="en-PK"/>
+        </w:rPr>
+      </w:pPr>
+      <w:r>
+        <w:rPr>
+          <w:szCs w:val="24"/>
+          <w:lang w:val="en-PK"/>
+        </w:rPr>
+        <w:t>        int a1 = word1.length();</w:t>
+      </w:r>
+    </w:p>
+    <w:p>
+      <w:pPr>
+        <w:rPr>
+          <w:szCs w:val="24"/>
+          <w:lang w:val="en-PK"/>
+        </w:rPr>
+      </w:pPr>
+      <w:r>
+        <w:rPr>
+          <w:szCs w:val="24"/>
+          <w:lang w:val="en-PK"/>
+        </w:rPr>
+        <w:t>        int a2 = word2.length();</w:t>
+      </w:r>
+    </w:p>
+    <w:p>
+      <w:pPr>
+        <w:rPr>
+          <w:szCs w:val="24"/>
+          <w:lang w:val="en-PK"/>
+        </w:rPr>
+      </w:pPr>
+    </w:p>
+    <w:p>
+      <w:pPr>
+        <w:rPr>
+          <w:szCs w:val="24"/>
+          <w:lang w:val="en-PK"/>
+        </w:rPr>
+      </w:pPr>
+      <w:r>
+        <w:rPr>
+          <w:szCs w:val="24"/>
+          <w:lang w:val="en-PK"/>
+        </w:rPr>
+        <w:t>        int length = Math.min(a</w:t>
+      </w:r>
+      <w:proofErr w:type="gramStart"/>
+      <w:r>
+        <w:rPr>
+          <w:szCs w:val="24"/>
+          <w:lang w:val="en-PK"/>
+        </w:rPr>
+        <w:t>1,a</w:t>
+      </w:r>
+      <w:proofErr w:type="gramEnd"/>
+      <w:r>
+        <w:rPr>
+          <w:szCs w:val="24"/>
+          <w:lang w:val="en-PK"/>
+        </w:rPr>
+        <w:t>2);</w:t>
+      </w:r>
+    </w:p>
+    <w:p>
+      <w:pPr>
+        <w:rPr>
+          <w:szCs w:val="24"/>
+          <w:lang w:val="en-PK"/>
+        </w:rPr>
+      </w:pPr>
+    </w:p>
+    <w:p>
+      <w:pPr>
+        <w:rPr>
+          <w:szCs w:val="24"/>
+          <w:lang w:val="en-PK"/>
+        </w:rPr>
+      </w:pPr>
+      <w:r>
+        <w:rPr>
+          <w:szCs w:val="24"/>
+          <w:lang w:val="en-PK"/>
+        </w:rPr>
+        <w:t xml:space="preserve">        </w:t>
+      </w:r>
+      <w:proofErr w:type="gramStart"/>
+      <w:r>
+        <w:rPr>
+          <w:szCs w:val="24"/>
+          <w:lang w:val="en-PK"/>
+        </w:rPr>
+        <w:t>for(</w:t>
+      </w:r>
+      <w:proofErr w:type="gramEnd"/>
+      <w:r>
+        <w:rPr>
+          <w:szCs w:val="24"/>
+          <w:lang w:val="en-PK"/>
+        </w:rPr>
+        <w:t>int i=0; i&lt;length;i+=1){</w:t>
+      </w:r>
+    </w:p>
+    <w:p>
+      <w:pPr>
+        <w:rPr>
+          <w:szCs w:val="24"/>
+          <w:lang w:val="en-PK"/>
+        </w:rPr>
+      </w:pPr>
+      <w:r>
+        <w:rPr>
+          <w:szCs w:val="24"/>
+          <w:lang w:val="en-PK"/>
+        </w:rPr>
+        <w:t xml:space="preserve">            </w:t>
+      </w:r>
+      <w:proofErr w:type="gramStart"/>
+      <w:r>
+        <w:rPr>
+          <w:szCs w:val="24"/>
+          <w:lang w:val="en-PK"/>
+        </w:rPr>
+        <w:t>data.append</w:t>
+      </w:r>
+      <w:proofErr w:type="gramEnd"/>
+      <w:r>
+        <w:rPr>
+          <w:szCs w:val="24"/>
+          <w:lang w:val="en-PK"/>
+        </w:rPr>
+        <w:t>(word1.charAt(i));</w:t>
+      </w:r>
+    </w:p>
+    <w:p>
+      <w:pPr>
+        <w:rPr>
+          <w:szCs w:val="24"/>
+          <w:lang w:val="en-PK"/>
+        </w:rPr>
+      </w:pPr>
       <w:r>
         <w:rPr>
           <w:szCs w:val="24"/>
           <w:lang w:val="en-PK"/>
         </w:rPr>
         <w:lastRenderedPageBreak/>
-        <w:t xml:space="preserve">    public String </w:t>
-      </w:r>
-      <w:proofErr w:type="spellStart"/>
-      <w:r>
-        <w:rPr>
-          <w:szCs w:val="24"/>
-          <w:lang w:val="en-PK"/>
-        </w:rPr>
-        <w:t>mergeAlternately</w:t>
-      </w:r>
-      <w:proofErr w:type="spellEnd"/>
-      <w:r>
-        <w:rPr>
-          <w:szCs w:val="24"/>
-          <w:lang w:val="en-PK"/>
-        </w:rPr>
-        <w:t>(String word1, String word2) {</w:t>
-      </w:r>
-    </w:p>
-    <w:p>
-      <w:pPr>
-        <w:rPr>
-          <w:szCs w:val="24"/>
-          <w:lang w:val="en-PK"/>
-        </w:rPr>
-      </w:pPr>
-    </w:p>
-    <w:p>
-      <w:pPr>
-        <w:rPr>
-          <w:szCs w:val="24"/>
-          <w:lang w:val="en-PK"/>
-        </w:rPr>
-      </w:pPr>
-      <w:r>
-        <w:rPr>
-          <w:szCs w:val="24"/>
-          <w:lang w:val="en-PK"/>
-        </w:rPr>
-        <w:t>        StringBuilder data = new StringBuilder();</w:t>
-      </w:r>
-    </w:p>
-    <w:p>
-      <w:pPr>
-        <w:rPr>
-          <w:szCs w:val="24"/>
-          <w:lang w:val="en-PK"/>
-        </w:rPr>
-      </w:pPr>
-    </w:p>
-    <w:p>
-      <w:pPr>
-        <w:rPr>
-          <w:szCs w:val="24"/>
-          <w:lang w:val="en-PK"/>
-        </w:rPr>
-      </w:pPr>
-      <w:r>
-        <w:rPr>
-          <w:szCs w:val="24"/>
-          <w:lang w:val="en-PK"/>
-        </w:rPr>
-        <w:t>        int a1 = word1.length();</w:t>
-      </w:r>
-    </w:p>
-    <w:p>
-      <w:pPr>
-        <w:rPr>
-          <w:szCs w:val="24"/>
-          <w:lang w:val="en-PK"/>
-        </w:rPr>
-      </w:pPr>
-      <w:r>
-        <w:rPr>
-          <w:szCs w:val="24"/>
-          <w:lang w:val="en-PK"/>
-        </w:rPr>
-        <w:t>        int a2 = word2.length();</w:t>
-      </w:r>
-    </w:p>
-    <w:p>
-      <w:pPr>
-        <w:rPr>
-          <w:szCs w:val="24"/>
-          <w:lang w:val="en-PK"/>
-        </w:rPr>
-      </w:pPr>
-    </w:p>
-    <w:p>
-      <w:pPr>
-        <w:rPr>
-          <w:szCs w:val="24"/>
-          <w:lang w:val="en-PK"/>
-        </w:rPr>
-      </w:pPr>
-      <w:r>
-        <w:rPr>
-          <w:szCs w:val="24"/>
-          <w:lang w:val="en-PK"/>
-        </w:rPr>
-        <w:t xml:space="preserve">        int length = </w:t>
-      </w:r>
-      <w:proofErr w:type="spellStart"/>
-      <w:r>
-        <w:rPr>
-          <w:szCs w:val="24"/>
-          <w:lang w:val="en-PK"/>
-        </w:rPr>
-        <w:t>Math.min</w:t>
-      </w:r>
-      <w:proofErr w:type="spellEnd"/>
-      <w:r>
-        <w:rPr>
-          <w:szCs w:val="24"/>
-          <w:lang w:val="en-PK"/>
-        </w:rPr>
-        <w:t>(a1,a2);</w:t>
-      </w:r>
-    </w:p>
-    <w:p>
-      <w:pPr>
-        <w:rPr>
-          <w:szCs w:val="24"/>
-          <w:lang w:val="en-PK"/>
-        </w:rPr>
-      </w:pPr>
-    </w:p>
-    <w:p>
-      <w:pPr>
-        <w:rPr>
-          <w:szCs w:val="24"/>
-          <w:lang w:val="en-PK"/>
-        </w:rPr>
-      </w:pPr>
-      <w:r>
-        <w:rPr>
-          <w:szCs w:val="24"/>
-          <w:lang w:val="en-PK"/>
-        </w:rPr>
-        <w:t xml:space="preserve">        for(int </w:t>
-      </w:r>
-      <w:proofErr w:type="spellStart"/>
-      <w:r>
-        <w:rPr>
-          <w:szCs w:val="24"/>
-          <w:lang w:val="en-PK"/>
-        </w:rPr>
-        <w:t>i</w:t>
-      </w:r>
-      <w:proofErr w:type="spellEnd"/>
-      <w:r>
-        <w:rPr>
-          <w:szCs w:val="24"/>
-          <w:lang w:val="en-PK"/>
-        </w:rPr>
-        <w:t xml:space="preserve">=0; </w:t>
-      </w:r>
-      <w:proofErr w:type="spellStart"/>
-      <w:r>
-        <w:rPr>
-          <w:szCs w:val="24"/>
-          <w:lang w:val="en-PK"/>
-        </w:rPr>
-        <w:t>i</w:t>
-      </w:r>
-      <w:proofErr w:type="spellEnd"/>
-      <w:r>
-        <w:rPr>
-          <w:szCs w:val="24"/>
-          <w:lang w:val="en-PK"/>
-        </w:rPr>
-        <w:t>&lt;</w:t>
-      </w:r>
-      <w:proofErr w:type="spellStart"/>
-      <w:r>
-        <w:rPr>
-          <w:szCs w:val="24"/>
-          <w:lang w:val="en-PK"/>
-        </w:rPr>
-        <w:t>length;i</w:t>
-      </w:r>
-      <w:proofErr w:type="spellEnd"/>
-      <w:r>
-        <w:rPr>
-          <w:szCs w:val="24"/>
-          <w:lang w:val="en-PK"/>
-        </w:rPr>
-        <w:t>+=1){</w:t>
-      </w:r>
-    </w:p>
-    <w:p>
-      <w:pPr>
-        <w:rPr>
-          <w:szCs w:val="24"/>
-          <w:lang w:val="en-PK"/>
-        </w:rPr>
-      </w:pPr>
-      <w:r>
-        <w:rPr>
-          <w:szCs w:val="24"/>
-          <w:lang w:val="en-PK"/>
-        </w:rPr>
         <w:t xml:space="preserve">            </w:t>
       </w:r>
-      <w:proofErr w:type="spellStart"/>
+      <w:proofErr w:type="gramStart"/>
       <w:r>
         <w:rPr>
           <w:szCs w:val="24"/>
@@ -1896,30 +2259,61 @@
         </w:rPr>
         <w:t>data.append</w:t>
       </w:r>
-      <w:proofErr w:type="spellEnd"/>
-      <w:r>
-        <w:rPr>
-          <w:szCs w:val="24"/>
-          <w:lang w:val="en-PK"/>
-        </w:rPr>
-        <w:t>(word1.charAt(</w:t>
-      </w:r>
-      <w:proofErr w:type="spellStart"/>
-      <w:r>
-        <w:rPr>
-          <w:szCs w:val="24"/>
-          <w:lang w:val="en-PK"/>
-        </w:rPr>
-        <w:t>i</w:t>
-      </w:r>
-      <w:proofErr w:type="spellEnd"/>
-      <w:r>
-        <w:rPr>
-          <w:szCs w:val="24"/>
-          <w:lang w:val="en-PK"/>
-        </w:rPr>
-        <w:t>));</w:t>
-      </w:r>
+      <w:proofErr w:type="gramEnd"/>
+      <w:r>
+        <w:rPr>
+          <w:szCs w:val="24"/>
+          <w:lang w:val="en-PK"/>
+        </w:rPr>
+        <w:t>(word2.charAt(i));</w:t>
+      </w:r>
+    </w:p>
+    <w:p>
+      <w:pPr>
+        <w:rPr>
+          <w:szCs w:val="24"/>
+          <w:lang w:val="en-PK"/>
+        </w:rPr>
+      </w:pPr>
+      <w:r>
+        <w:rPr>
+          <w:szCs w:val="24"/>
+          <w:lang w:val="en-PK"/>
+        </w:rPr>
+        <w:t>        }</w:t>
+      </w:r>
+    </w:p>
+    <w:p>
+      <w:pPr>
+        <w:rPr>
+          <w:szCs w:val="24"/>
+          <w:lang w:val="en-PK"/>
+        </w:rPr>
+      </w:pPr>
+    </w:p>
+    <w:p>
+      <w:pPr>
+        <w:rPr>
+          <w:szCs w:val="24"/>
+          <w:lang w:val="en-PK"/>
+        </w:rPr>
+      </w:pPr>
+      <w:r>
+        <w:rPr>
+          <w:szCs w:val="24"/>
+          <w:lang w:val="en-PK"/>
+        </w:rPr>
+        <w:t>        if(a1&gt;a</w:t>
+      </w:r>
+      <w:proofErr w:type="gramStart"/>
+      <w:r>
+        <w:rPr>
+          <w:szCs w:val="24"/>
+          <w:lang w:val="en-PK"/>
+        </w:rPr>
+        <w:t>2){</w:t>
+      </w:r>
+      <w:proofErr w:type="gramEnd"/>
     </w:p>
     <w:p>
       <w:pPr>
@@ -1935,7 +2329,38 @@
         </w:rPr>
         <w:t xml:space="preserve">            </w:t>
       </w:r>
-      <w:proofErr w:type="spellStart"/>
+      <w:proofErr w:type="gramStart"/>
+      <w:r>
+        <w:rPr>
+          <w:szCs w:val="24"/>
+          <w:lang w:val="en-PK"/>
+        </w:rPr>
+        <w:t>for(</w:t>
+      </w:r>
+      <w:proofErr w:type="gramEnd"/>
+      <w:r>
+        <w:rPr>
+          <w:szCs w:val="24"/>
+          <w:lang w:val="en-PK"/>
+        </w:rPr>
+        <w:t>int i=length; i&lt;a1; i++){</w:t>
+      </w:r>
+    </w:p>
+    <w:p>
+      <w:pPr>
+        <w:rPr>
+          <w:szCs w:val="24"/>
+          <w:lang w:val="en-PK"/>
+        </w:rPr>
+      </w:pPr>
+      <w:r>
+        <w:rPr>
+          <w:szCs w:val="24"/>
+          <w:lang w:val="en-PK"/>
+        </w:rPr>
+        <w:t xml:space="preserve">                </w:t>
+      </w:r>
+      <w:proofErr w:type="gramStart"/>
       <w:r>
         <w:rPr>
           <w:szCs w:val="24"/>
@@ -1943,29 +2368,28 @@
         </w:rPr>
         <w:t>data.append</w:t>
       </w:r>
-      <w:proofErr w:type="spellEnd"/>
-      <w:r>
-        <w:rPr>
-          <w:szCs w:val="24"/>
-          <w:lang w:val="en-PK"/>
-        </w:rPr>
-        <w:t>(word2.charAt(</w:t>
-      </w:r>
-      <w:proofErr w:type="spellStart"/>
-      <w:r>
-        <w:rPr>
-          <w:szCs w:val="24"/>
-          <w:lang w:val="en-PK"/>
-        </w:rPr>
-        <w:t>i</w:t>
-      </w:r>
-      <w:proofErr w:type="spellEnd"/>
-      <w:r>
-        <w:rPr>
-          <w:szCs w:val="24"/>
-          <w:lang w:val="en-PK"/>
-        </w:rPr>
-        <w:t>));</w:t>
+      <w:proofErr w:type="gramEnd"/>
+      <w:r>
+        <w:rPr>
+          <w:szCs w:val="24"/>
+          <w:lang w:val="en-PK"/>
+        </w:rPr>
+        <w:t>(word1.charAt(i));</w:t>
+      </w:r>
+    </w:p>
+    <w:p>
+      <w:pPr>
+        <w:rPr>
+          <w:szCs w:val="24"/>
+          <w:lang w:val="en-PK"/>
+        </w:rPr>
+      </w:pPr>
+      <w:r>
+        <w:rPr>
+          <w:szCs w:val="24"/>
+          <w:lang w:val="en-PK"/>
+        </w:rPr>
+        <w:t>            }</w:t>
       </w:r>
     </w:p>
     <w:p>
@@ -1990,83 +2414,60 @@
           <w:lang w:val="en-PK"/>
         </w:rPr>
       </w:pPr>
-    </w:p>
-    <w:p>
-      <w:pPr>
-        <w:rPr>
-          <w:szCs w:val="24"/>
-          <w:lang w:val="en-PK"/>
-        </w:rPr>
-      </w:pPr>
-      <w:r>
-        <w:rPr>
-          <w:szCs w:val="24"/>
-          <w:lang w:val="en-PK"/>
-        </w:rPr>
-        <w:t>        if(a1&gt;a2){</w:t>
-      </w:r>
-    </w:p>
-    <w:p>
-      <w:pPr>
-        <w:rPr>
-          <w:szCs w:val="24"/>
-          <w:lang w:val="en-PK"/>
-        </w:rPr>
-      </w:pPr>
-      <w:r>
-        <w:rPr>
-          <w:szCs w:val="24"/>
-          <w:lang w:val="en-PK"/>
-        </w:rPr>
-        <w:t xml:space="preserve">            for(int </w:t>
-      </w:r>
-      <w:proofErr w:type="spellStart"/>
-      <w:r>
-        <w:rPr>
-          <w:szCs w:val="24"/>
-          <w:lang w:val="en-PK"/>
-        </w:rPr>
-        <w:t>i</w:t>
-      </w:r>
-      <w:proofErr w:type="spellEnd"/>
-      <w:r>
-        <w:rPr>
-          <w:szCs w:val="24"/>
-          <w:lang w:val="en-PK"/>
-        </w:rPr>
-        <w:t xml:space="preserve">=length; </w:t>
-      </w:r>
-      <w:proofErr w:type="spellStart"/>
-      <w:r>
-        <w:rPr>
-          <w:szCs w:val="24"/>
-          <w:lang w:val="en-PK"/>
-        </w:rPr>
-        <w:t>i</w:t>
-      </w:r>
-      <w:proofErr w:type="spellEnd"/>
-      <w:r>
-        <w:rPr>
-          <w:szCs w:val="24"/>
-          <w:lang w:val="en-PK"/>
-        </w:rPr>
-        <w:t xml:space="preserve">&lt;a1; </w:t>
-      </w:r>
-      <w:proofErr w:type="spellStart"/>
-      <w:r>
-        <w:rPr>
-          <w:szCs w:val="24"/>
-          <w:lang w:val="en-PK"/>
-        </w:rPr>
-        <w:t>i</w:t>
-      </w:r>
-      <w:proofErr w:type="spellEnd"/>
-      <w:r>
-        <w:rPr>
-          <w:szCs w:val="24"/>
-          <w:lang w:val="en-PK"/>
-        </w:rPr>
-        <w:t>++){</w:t>
+      <w:r>
+        <w:rPr>
+          <w:szCs w:val="24"/>
+          <w:lang w:val="en-PK"/>
+        </w:rPr>
+        <w:t>        else if(a2&gt;a</w:t>
+      </w:r>
+      <w:proofErr w:type="gramStart"/>
+      <w:r>
+        <w:rPr>
+          <w:szCs w:val="24"/>
+          <w:lang w:val="en-PK"/>
+        </w:rPr>
+        <w:t>1){</w:t>
+      </w:r>
+      <w:proofErr w:type="gramEnd"/>
+    </w:p>
+    <w:p>
+      <w:pPr>
+        <w:rPr>
+          <w:szCs w:val="24"/>
+          <w:lang w:val="en-PK"/>
+        </w:rPr>
+      </w:pPr>
+    </w:p>
+    <w:p>
+      <w:pPr>
+        <w:rPr>
+          <w:szCs w:val="24"/>
+          <w:lang w:val="en-PK"/>
+        </w:rPr>
+      </w:pPr>
+      <w:r>
+        <w:rPr>
+          <w:szCs w:val="24"/>
+          <w:lang w:val="en-PK"/>
+        </w:rPr>
+        <w:t>             </w:t>
+      </w:r>
+      <w:proofErr w:type="gramStart"/>
+      <w:r>
+        <w:rPr>
+          <w:szCs w:val="24"/>
+          <w:lang w:val="en-PK"/>
+        </w:rPr>
+        <w:t>for(</w:t>
+      </w:r>
+      <w:proofErr w:type="gramEnd"/>
+      <w:r>
+        <w:rPr>
+          <w:szCs w:val="24"/>
+          <w:lang w:val="en-PK"/>
+        </w:rPr>
+        <w:t>int i=length; i&lt;a2; i++){</w:t>
       </w:r>
     </w:p>
     <w:p>
@@ -2083,7 +2484,7 @@
         </w:rPr>
         <w:t xml:space="preserve">                </w:t>
       </w:r>
-      <w:proofErr w:type="spellStart"/>
+      <w:proofErr w:type="gramStart"/>
       <w:r>
         <w:rPr>
           <w:szCs w:val="24"/>
@@ -2091,29 +2492,13 @@
         </w:rPr>
         <w:t>data.append</w:t>
       </w:r>
-      <w:proofErr w:type="spellEnd"/>
-      <w:r>
-        <w:rPr>
-          <w:szCs w:val="24"/>
-          <w:lang w:val="en-PK"/>
-        </w:rPr>
-        <w:t>(word1.charAt(</w:t>
-      </w:r>
-      <w:proofErr w:type="spellStart"/>
-      <w:r>
-        <w:rPr>
-          <w:szCs w:val="24"/>
-          <w:lang w:val="en-PK"/>
-        </w:rPr>
-        <w:t>i</w:t>
-      </w:r>
-      <w:proofErr w:type="spellEnd"/>
-      <w:r>
-        <w:rPr>
-          <w:szCs w:val="24"/>
-          <w:lang w:val="en-PK"/>
-        </w:rPr>
-        <w:t>));</w:t>
+      <w:proofErr w:type="gramEnd"/>
+      <w:r>
+        <w:rPr>
+          <w:szCs w:val="24"/>
+          <w:lang w:val="en-PK"/>
+        </w:rPr>
+        <w:t>(word2.charAt(i));</w:t>
       </w:r>
     </w:p>
     <w:p>
@@ -2153,169 +2538,6 @@
           <w:lang w:val="en-PK"/>
         </w:rPr>
       </w:pPr>
-      <w:r>
-        <w:rPr>
-          <w:szCs w:val="24"/>
-          <w:lang w:val="en-PK"/>
-        </w:rPr>
-        <w:t>        else if(a2&gt;a1){</w:t>
-      </w:r>
-    </w:p>
-    <w:p>
-      <w:pPr>
-        <w:rPr>
-          <w:szCs w:val="24"/>
-          <w:lang w:val="en-PK"/>
-        </w:rPr>
-      </w:pPr>
-    </w:p>
-    <w:p>
-      <w:pPr>
-        <w:rPr>
-          <w:szCs w:val="24"/>
-          <w:lang w:val="en-PK"/>
-        </w:rPr>
-      </w:pPr>
-      <w:r>
-        <w:rPr>
-          <w:szCs w:val="24"/>
-          <w:lang w:val="en-PK"/>
-        </w:rPr>
-        <w:t xml:space="preserve">             for(int </w:t>
-      </w:r>
-      <w:proofErr w:type="spellStart"/>
-      <w:r>
-        <w:rPr>
-          <w:szCs w:val="24"/>
-          <w:lang w:val="en-PK"/>
-        </w:rPr>
-        <w:t>i</w:t>
-      </w:r>
-      <w:proofErr w:type="spellEnd"/>
-      <w:r>
-        <w:rPr>
-          <w:szCs w:val="24"/>
-          <w:lang w:val="en-PK"/>
-        </w:rPr>
-        <w:t xml:space="preserve">=length; </w:t>
-      </w:r>
-      <w:proofErr w:type="spellStart"/>
-      <w:r>
-        <w:rPr>
-          <w:szCs w:val="24"/>
-          <w:lang w:val="en-PK"/>
-        </w:rPr>
-        <w:t>i</w:t>
-      </w:r>
-      <w:proofErr w:type="spellEnd"/>
-      <w:r>
-        <w:rPr>
-          <w:szCs w:val="24"/>
-          <w:lang w:val="en-PK"/>
-        </w:rPr>
-        <w:t xml:space="preserve">&lt;a2; </w:t>
-      </w:r>
-      <w:proofErr w:type="spellStart"/>
-      <w:r>
-        <w:rPr>
-          <w:szCs w:val="24"/>
-          <w:lang w:val="en-PK"/>
-        </w:rPr>
-        <w:t>i</w:t>
-      </w:r>
-      <w:proofErr w:type="spellEnd"/>
-      <w:r>
-        <w:rPr>
-          <w:szCs w:val="24"/>
-          <w:lang w:val="en-PK"/>
-        </w:rPr>
-        <w:t>++){</w:t>
-      </w:r>
-    </w:p>
-    <w:p>
-      <w:pPr>
-        <w:rPr>
-          <w:szCs w:val="24"/>
-          <w:lang w:val="en-PK"/>
-        </w:rPr>
-      </w:pPr>
-      <w:r>
-        <w:rPr>
-          <w:szCs w:val="24"/>
-          <w:lang w:val="en-PK"/>
-        </w:rPr>
-        <w:t xml:space="preserve">                </w:t>
-      </w:r>
-      <w:proofErr w:type="spellStart"/>
-      <w:r>
-        <w:rPr>
-          <w:szCs w:val="24"/>
-          <w:lang w:val="en-PK"/>
-        </w:rPr>
-        <w:t>data.append</w:t>
-      </w:r>
-      <w:proofErr w:type="spellEnd"/>
-      <w:r>
-        <w:rPr>
-          <w:szCs w:val="24"/>
-          <w:lang w:val="en-PK"/>
-        </w:rPr>
-        <w:t>(word2.charAt(</w:t>
-      </w:r>
-      <w:proofErr w:type="spellStart"/>
-      <w:r>
-        <w:rPr>
-          <w:szCs w:val="24"/>
-          <w:lang w:val="en-PK"/>
-        </w:rPr>
-        <w:t>i</w:t>
-      </w:r>
-      <w:proofErr w:type="spellEnd"/>
-      <w:r>
-        <w:rPr>
-          <w:szCs w:val="24"/>
-          <w:lang w:val="en-PK"/>
-        </w:rPr>
-        <w:t>));</w:t>
-      </w:r>
-    </w:p>
-    <w:p>
-      <w:pPr>
-        <w:rPr>
-          <w:szCs w:val="24"/>
-          <w:lang w:val="en-PK"/>
-        </w:rPr>
-      </w:pPr>
-      <w:r>
-        <w:rPr>
-          <w:szCs w:val="24"/>
-          <w:lang w:val="en-PK"/>
-        </w:rPr>
-        <w:t>            }</w:t>
-      </w:r>
-    </w:p>
-    <w:p>
-      <w:pPr>
-        <w:rPr>
-          <w:szCs w:val="24"/>
-          <w:lang w:val="en-PK"/>
-        </w:rPr>
-      </w:pPr>
-      <w:r>
-        <w:rPr>
-          <w:szCs w:val="24"/>
-          <w:lang w:val="en-PK"/>
-        </w:rPr>
-        <w:t>        }</w:t>
-      </w:r>
-    </w:p>
-    <w:p>
-      <w:pPr>
-        <w:rPr>
-          <w:szCs w:val="24"/>
-          <w:lang w:val="en-PK"/>
-        </w:rPr>
-      </w:pPr>
     </w:p>
     <w:p>
       <w:pPr>
@@ -2361,7 +2583,7 @@
         </w:rPr>
         <w:t xml:space="preserve">        return </w:t>
       </w:r>
-      <w:proofErr w:type="spellStart"/>
+      <w:proofErr w:type="gramStart"/>
       <w:r>
         <w:rPr>
           <w:szCs w:val="24"/>
@@ -2369,7 +2591,7 @@
         </w:rPr>
         <w:t>data.toString</w:t>
       </w:r>
-      <w:proofErr w:type="spellEnd"/>
+      <w:proofErr w:type="gramEnd"/>
       <w:r>
         <w:rPr>
           <w:szCs w:val="24"/>
@@ -2405,7 +2627,6 @@
           <w:szCs w:val="24"/>
           <w:lang w:val="en-PK"/>
         </w:rPr>
-        <w:lastRenderedPageBreak/>
         <w:t>    }</w:t>
       </w:r>
     </w:p>
@@ -2427,8 +2648,11 @@
     <w:p>
       <w:pPr>
         <w:rPr>
-          <w:szCs w:val="24"/>
-          <w:lang w:val="en-PK"/>
+          <w:b/>
+          <w:bCs/>
+          <w:color w:val="0563C1" w:themeColor="hyperlink"/>
+          <w:szCs w:val="24"/>
+          <w:u w:val="single"/>
         </w:rPr>
       </w:pPr>
       <w:hyperlink r:id="rId9" w:history="1">
@@ -2445,6 +2669,86 @@
     </w:p>
     <w:p>
       <w:pPr>
+        <w:pStyle w:val="ListParagraph"/>
+        <w:numPr>
+          <w:ilvl w:val="0"/>
+          <w:numId w:val="10"/>
+        </w:numPr>
+        <w:rPr>
+          <w:szCs w:val="24"/>
+          <w:lang w:val="en-PK"/>
+        </w:rPr>
+      </w:pPr>
+      <w:r>
+        <w:rPr>
+          <w:szCs w:val="24"/>
+          <w:lang w:val="en-PK"/>
+        </w:rPr>
+        <w:t>Merging in nums1</w:t>
+      </w:r>
+    </w:p>
+    <w:p>
+      <w:pPr>
+        <w:pStyle w:val="ListParagraph"/>
+        <w:numPr>
+          <w:ilvl w:val="0"/>
+          <w:numId w:val="10"/>
+        </w:numPr>
+        <w:rPr>
+          <w:szCs w:val="24"/>
+          <w:lang w:val="en-PK"/>
+        </w:rPr>
+      </w:pPr>
+      <w:r>
+        <w:rPr>
+          <w:szCs w:val="24"/>
+          <w:lang w:val="en-PK"/>
+        </w:rPr>
+        <w:t>Compare by last elements of nums1 and nums2</w:t>
+      </w:r>
+    </w:p>
+    <w:p>
+      <w:pPr>
+        <w:pStyle w:val="ListParagraph"/>
+        <w:numPr>
+          <w:ilvl w:val="0"/>
+          <w:numId w:val="10"/>
+        </w:numPr>
+        <w:rPr>
+          <w:szCs w:val="24"/>
+          <w:lang w:val="en-PK"/>
+        </w:rPr>
+      </w:pPr>
+      <w:r>
+        <w:rPr>
+          <w:szCs w:val="24"/>
+          <w:lang w:val="en-PK"/>
+        </w:rPr>
+        <w:t>Store elements at end of nums1, bigger one will go at end</w:t>
+      </w:r>
+    </w:p>
+    <w:p>
+      <w:pPr>
+        <w:pStyle w:val="ListParagraph"/>
+        <w:numPr>
+          <w:ilvl w:val="0"/>
+          <w:numId w:val="10"/>
+        </w:numPr>
+        <w:rPr>
+          <w:szCs w:val="24"/>
+          <w:lang w:val="en-PK"/>
+        </w:rPr>
+      </w:pPr>
+      <w:r>
+        <w:rPr>
+          <w:szCs w:val="24"/>
+          <w:lang w:val="en-PK"/>
+        </w:rPr>
+        <w:t>Check condition a&gt;=0 for index validation for nums1 element</w:t>
+      </w:r>
+    </w:p>
+    <w:p>
+      <w:pPr>
         <w:rPr>
           <w:szCs w:val="24"/>
           <w:lang w:val="en-PK"/>
@@ -2470,7 +2774,23 @@
           <w:szCs w:val="24"/>
           <w:lang w:val="en-PK"/>
         </w:rPr>
-        <w:t>    public void merge(int[] nums1, int m, int[] nums2, int n) {</w:t>
+        <w:t>    public void merge(</w:t>
+      </w:r>
+      <w:proofErr w:type="gramStart"/>
+      <w:r>
+        <w:rPr>
+          <w:szCs w:val="24"/>
+          <w:lang w:val="en-PK"/>
+        </w:rPr>
+        <w:t>int[</w:t>
+      </w:r>
+      <w:proofErr w:type="gramEnd"/>
+      <w:r>
+        <w:rPr>
+          <w:szCs w:val="24"/>
+          <w:lang w:val="en-PK"/>
+        </w:rPr>
+        <w:t>] nums1, int m, int[] nums2, int n) {</w:t>
       </w:r>
     </w:p>
     <w:p>
@@ -2523,6 +2843,7 @@
           <w:szCs w:val="24"/>
           <w:lang w:val="en-PK"/>
         </w:rPr>
+        <w:lastRenderedPageBreak/>
         <w:t>        int c = m+n-1;</w:t>
       </w:r>
     </w:p>
@@ -2546,30 +2867,62 @@
           <w:szCs w:val="24"/>
           <w:lang w:val="en-PK"/>
         </w:rPr>
-        <w:t>        while ( b&gt;=0 )    {</w:t>
-      </w:r>
-    </w:p>
-    <w:p>
-      <w:pPr>
-        <w:rPr>
-          <w:szCs w:val="24"/>
-          <w:lang w:val="en-PK"/>
-        </w:rPr>
-      </w:pPr>
-    </w:p>
-    <w:p>
-      <w:pPr>
-        <w:rPr>
-          <w:szCs w:val="24"/>
-          <w:lang w:val="en-PK"/>
-        </w:rPr>
-      </w:pPr>
-      <w:r>
-        <w:rPr>
-          <w:szCs w:val="24"/>
-          <w:lang w:val="en-PK"/>
-        </w:rPr>
-        <w:t>            if( a&gt;=0 &amp;&amp; nums1[a] &gt; nums2[b])</w:t>
+        <w:t xml:space="preserve">        while </w:t>
+      </w:r>
+      <w:proofErr w:type="gramStart"/>
+      <w:r>
+        <w:rPr>
+          <w:szCs w:val="24"/>
+          <w:lang w:val="en-PK"/>
+        </w:rPr>
+        <w:t>( b</w:t>
+      </w:r>
+      <w:proofErr w:type="gramEnd"/>
+      <w:r>
+        <w:rPr>
+          <w:szCs w:val="24"/>
+          <w:lang w:val="en-PK"/>
+        </w:rPr>
+        <w:t>&gt;=0 )    {</w:t>
+      </w:r>
+    </w:p>
+    <w:p>
+      <w:pPr>
+        <w:rPr>
+          <w:szCs w:val="24"/>
+          <w:lang w:val="en-PK"/>
+        </w:rPr>
+      </w:pPr>
+    </w:p>
+    <w:p>
+      <w:pPr>
+        <w:rPr>
+          <w:szCs w:val="24"/>
+          <w:lang w:val="en-PK"/>
+        </w:rPr>
+      </w:pPr>
+      <w:r>
+        <w:rPr>
+          <w:szCs w:val="24"/>
+          <w:lang w:val="en-PK"/>
+        </w:rPr>
+        <w:t xml:space="preserve">            </w:t>
+      </w:r>
+      <w:proofErr w:type="gramStart"/>
+      <w:r>
+        <w:rPr>
+          <w:szCs w:val="24"/>
+          <w:lang w:val="en-PK"/>
+        </w:rPr>
+        <w:t>if( a</w:t>
+      </w:r>
+      <w:proofErr w:type="gramEnd"/>
+      <w:r>
+        <w:rPr>
+          <w:szCs w:val="24"/>
+          <w:lang w:val="en-PK"/>
+        </w:rPr>
+        <w:t>&gt;=0 &amp;&amp; nums1[a] &gt; nums2[b])</w:t>
       </w:r>
     </w:p>
     <w:p>
@@ -2652,8 +3005,17 @@
           <w:szCs w:val="24"/>
           <w:lang w:val="en-PK"/>
         </w:rPr>
-        <w:t>            else{</w:t>
-      </w:r>
+        <w:t xml:space="preserve">            </w:t>
+      </w:r>
+      <w:proofErr w:type="gramStart"/>
+      <w:r>
+        <w:rPr>
+          <w:szCs w:val="24"/>
+          <w:lang w:val="en-PK"/>
+        </w:rPr>
+        <w:t>else{</w:t>
+      </w:r>
+      <w:proofErr w:type="gramEnd"/>
     </w:p>
     <w:p>
       <w:pPr>
@@ -2774,6 +3136,5144 @@
         </w:rPr>
         <w:t>}</w:t>
       </w:r>
+    </w:p>
+    <w:p>
+      <w:pPr>
+        <w:rPr>
+          <w:szCs w:val="24"/>
+          <w:lang w:val="en-PK"/>
+        </w:rPr>
+      </w:pPr>
+    </w:p>
+    <w:p>
+      <w:pPr>
+        <w:rPr>
+          <w:szCs w:val="24"/>
+          <w:lang w:val="en-PK"/>
+        </w:rPr>
+      </w:pPr>
+    </w:p>
+    <w:p>
+      <w:pPr>
+        <w:rPr>
+          <w:szCs w:val="24"/>
+          <w:lang w:val="en-PK"/>
+        </w:rPr>
+      </w:pPr>
+    </w:p>
+    <w:p>
+      <w:pPr>
+        <w:rPr>
+          <w:szCs w:val="24"/>
+          <w:lang w:val="en-PK"/>
+        </w:rPr>
+      </w:pPr>
+      <w:hyperlink r:id="rId10" w:history="1">
+        <w:r>
+          <w:rPr>
+            <w:rStyle w:val="Hyperlink"/>
+            <w:b/>
+            <w:bCs/>
+            <w:szCs w:val="24"/>
+          </w:rPr>
+          <w:t>Remove Duplicates from Sorted Array</w:t>
+        </w:r>
+      </w:hyperlink>
+    </w:p>
+    <w:p>
+      <w:pPr>
+        <w:rPr>
+          <w:szCs w:val="24"/>
+          <w:lang w:val="en-PK"/>
+        </w:rPr>
+      </w:pPr>
+      <w:r>
+        <w:rPr>
+          <w:szCs w:val="24"/>
+          <w:lang w:val="en-PK"/>
+        </w:rPr>
+        <w:t>// in</w:t>
+      </w:r>
+      <w:r>
+        <w:rPr>
+          <w:szCs w:val="24"/>
+          <w:lang w:val="en-PK"/>
+        </w:rPr>
+        <w:t>-</w:t>
+      </w:r>
+      <w:r>
+        <w:rPr>
+          <w:szCs w:val="24"/>
+          <w:lang w:val="en-PK"/>
+        </w:rPr>
+        <w:t>place, using start = 0 logic</w:t>
+      </w:r>
+    </w:p>
+    <w:p>
+      <w:pPr>
+        <w:rPr>
+          <w:szCs w:val="24"/>
+          <w:lang w:val="en-PK"/>
+        </w:rPr>
+      </w:pPr>
+    </w:p>
+    <w:p>
+      <w:pPr>
+        <w:pStyle w:val="ListParagraph"/>
+        <w:numPr>
+          <w:ilvl w:val="0"/>
+          <w:numId w:val="9"/>
+        </w:numPr>
+        <w:rPr>
+          <w:szCs w:val="24"/>
+          <w:lang w:val="en-PK"/>
+        </w:rPr>
+      </w:pPr>
+      <w:r>
+        <w:rPr>
+          <w:szCs w:val="24"/>
+          <w:lang w:val="en-PK"/>
+        </w:rPr>
+        <w:t>Skip duplicates by using inner while loop with num[i] == num[i+1]</w:t>
+      </w:r>
+    </w:p>
+    <w:p>
+      <w:pPr>
+        <w:pStyle w:val="ListParagraph"/>
+        <w:numPr>
+          <w:ilvl w:val="0"/>
+          <w:numId w:val="9"/>
+        </w:numPr>
+        <w:rPr>
+          <w:szCs w:val="24"/>
+          <w:lang w:val="en-PK"/>
+        </w:rPr>
+      </w:pPr>
+      <w:r>
+        <w:rPr>
+          <w:szCs w:val="24"/>
+          <w:lang w:val="en-PK"/>
+        </w:rPr>
+        <w:t>Re assign elements from start = 0</w:t>
+      </w:r>
+    </w:p>
+    <w:p>
+      <w:pPr>
+        <w:rPr>
+          <w:szCs w:val="24"/>
+          <w:lang w:val="en-PK"/>
+        </w:rPr>
+      </w:pPr>
+    </w:p>
+    <w:p>
+      <w:pPr>
+        <w:rPr>
+          <w:szCs w:val="24"/>
+          <w:lang w:val="en-PK"/>
+        </w:rPr>
+      </w:pPr>
+      <w:r>
+        <w:rPr>
+          <w:szCs w:val="24"/>
+          <w:lang w:val="en-PK"/>
+        </w:rPr>
+        <w:t>class Solution {</w:t>
+      </w:r>
+    </w:p>
+    <w:p>
+      <w:pPr>
+        <w:rPr>
+          <w:szCs w:val="24"/>
+          <w:lang w:val="en-PK"/>
+        </w:rPr>
+      </w:pPr>
+      <w:r>
+        <w:rPr>
+          <w:szCs w:val="24"/>
+          <w:lang w:val="en-PK"/>
+        </w:rPr>
+        <w:t>    public int removeDuplicates(</w:t>
+      </w:r>
+      <w:proofErr w:type="gramStart"/>
+      <w:r>
+        <w:rPr>
+          <w:szCs w:val="24"/>
+          <w:lang w:val="en-PK"/>
+        </w:rPr>
+        <w:t>int[</w:t>
+      </w:r>
+      <w:proofErr w:type="gramEnd"/>
+      <w:r>
+        <w:rPr>
+          <w:szCs w:val="24"/>
+          <w:lang w:val="en-PK"/>
+        </w:rPr>
+        <w:t>] nums) {</w:t>
+      </w:r>
+    </w:p>
+    <w:p>
+      <w:pPr>
+        <w:rPr>
+          <w:szCs w:val="24"/>
+          <w:lang w:val="en-PK"/>
+        </w:rPr>
+      </w:pPr>
+      <w:r>
+        <w:rPr>
+          <w:szCs w:val="24"/>
+          <w:lang w:val="en-PK"/>
+        </w:rPr>
+        <w:lastRenderedPageBreak/>
+        <w:t>        // using same start = 0 logic, in</w:t>
+      </w:r>
+      <w:r>
+        <w:rPr>
+          <w:szCs w:val="24"/>
+          <w:lang w:val="en-PK"/>
+        </w:rPr>
+        <w:t>-</w:t>
+      </w:r>
+      <w:r>
+        <w:rPr>
+          <w:szCs w:val="24"/>
+          <w:lang w:val="en-PK"/>
+        </w:rPr>
+        <w:t>place replacement</w:t>
+      </w:r>
+    </w:p>
+    <w:p>
+      <w:pPr>
+        <w:rPr>
+          <w:szCs w:val="24"/>
+          <w:lang w:val="en-PK"/>
+        </w:rPr>
+      </w:pPr>
+      <w:r>
+        <w:rPr>
+          <w:szCs w:val="24"/>
+          <w:lang w:val="en-PK"/>
+        </w:rPr>
+        <w:t>        int i= 0;</w:t>
+      </w:r>
+    </w:p>
+    <w:p>
+      <w:pPr>
+        <w:rPr>
+          <w:szCs w:val="24"/>
+          <w:lang w:val="en-PK"/>
+        </w:rPr>
+      </w:pPr>
+      <w:r>
+        <w:rPr>
+          <w:szCs w:val="24"/>
+          <w:lang w:val="en-PK"/>
+        </w:rPr>
+        <w:t>        int start = 0;</w:t>
+      </w:r>
+    </w:p>
+    <w:p>
+      <w:pPr>
+        <w:rPr>
+          <w:szCs w:val="24"/>
+          <w:lang w:val="en-PK"/>
+        </w:rPr>
+      </w:pPr>
+    </w:p>
+    <w:p>
+      <w:pPr>
+        <w:rPr>
+          <w:szCs w:val="24"/>
+          <w:lang w:val="en-PK"/>
+        </w:rPr>
+      </w:pPr>
+      <w:r>
+        <w:rPr>
+          <w:szCs w:val="24"/>
+          <w:lang w:val="en-PK"/>
+        </w:rPr>
+        <w:t xml:space="preserve">        </w:t>
+      </w:r>
+      <w:proofErr w:type="gramStart"/>
+      <w:r>
+        <w:rPr>
+          <w:szCs w:val="24"/>
+          <w:lang w:val="en-PK"/>
+        </w:rPr>
+        <w:t>while(</w:t>
+      </w:r>
+      <w:proofErr w:type="gramEnd"/>
+      <w:r>
+        <w:rPr>
+          <w:szCs w:val="24"/>
+          <w:lang w:val="en-PK"/>
+        </w:rPr>
+        <w:t>i &lt; nums.length){</w:t>
+      </w:r>
+    </w:p>
+    <w:p>
+      <w:pPr>
+        <w:rPr>
+          <w:szCs w:val="24"/>
+          <w:lang w:val="en-PK"/>
+        </w:rPr>
+      </w:pPr>
+    </w:p>
+    <w:p>
+      <w:pPr>
+        <w:rPr>
+          <w:szCs w:val="24"/>
+          <w:lang w:val="en-PK"/>
+        </w:rPr>
+      </w:pPr>
+      <w:r>
+        <w:rPr>
+          <w:szCs w:val="24"/>
+          <w:lang w:val="en-PK"/>
+        </w:rPr>
+        <w:t xml:space="preserve">            </w:t>
+      </w:r>
+      <w:proofErr w:type="gramStart"/>
+      <w:r>
+        <w:rPr>
+          <w:szCs w:val="24"/>
+          <w:lang w:val="en-PK"/>
+        </w:rPr>
+        <w:t>while( i</w:t>
+      </w:r>
+      <w:proofErr w:type="gramEnd"/>
+      <w:r>
+        <w:rPr>
+          <w:szCs w:val="24"/>
+          <w:lang w:val="en-PK"/>
+        </w:rPr>
+        <w:t>+1 &lt; nums.length &amp;&amp;  nums[i]==nums[i+1]){</w:t>
+      </w:r>
+    </w:p>
+    <w:p>
+      <w:pPr>
+        <w:rPr>
+          <w:szCs w:val="24"/>
+          <w:lang w:val="en-PK"/>
+        </w:rPr>
+      </w:pPr>
+      <w:r>
+        <w:rPr>
+          <w:szCs w:val="24"/>
+          <w:lang w:val="en-PK"/>
+        </w:rPr>
+        <w:t>                i+=1;</w:t>
+      </w:r>
+    </w:p>
+    <w:p>
+      <w:pPr>
+        <w:rPr>
+          <w:szCs w:val="24"/>
+          <w:lang w:val="en-PK"/>
+        </w:rPr>
+      </w:pPr>
+      <w:r>
+        <w:rPr>
+          <w:szCs w:val="24"/>
+          <w:lang w:val="en-PK"/>
+        </w:rPr>
+        <w:t>            }</w:t>
+      </w:r>
+    </w:p>
+    <w:p>
+      <w:pPr>
+        <w:rPr>
+          <w:szCs w:val="24"/>
+          <w:lang w:val="en-PK"/>
+        </w:rPr>
+      </w:pPr>
+    </w:p>
+    <w:p>
+      <w:pPr>
+        <w:rPr>
+          <w:szCs w:val="24"/>
+          <w:lang w:val="en-PK"/>
+        </w:rPr>
+      </w:pPr>
+      <w:r>
+        <w:rPr>
+          <w:szCs w:val="24"/>
+          <w:lang w:val="en-PK"/>
+        </w:rPr>
+        <w:t>            nums[start++] = nums[i];</w:t>
+      </w:r>
+    </w:p>
+    <w:p>
+      <w:pPr>
+        <w:rPr>
+          <w:szCs w:val="24"/>
+          <w:lang w:val="en-PK"/>
+        </w:rPr>
+      </w:pPr>
+      <w:r>
+        <w:rPr>
+          <w:szCs w:val="24"/>
+          <w:lang w:val="en-PK"/>
+        </w:rPr>
+        <w:t>            i+=1;</w:t>
+      </w:r>
+    </w:p>
+    <w:p>
+      <w:pPr>
+        <w:rPr>
+          <w:szCs w:val="24"/>
+          <w:lang w:val="en-PK"/>
+        </w:rPr>
+      </w:pPr>
+      <w:r>
+        <w:rPr>
+          <w:szCs w:val="24"/>
+          <w:lang w:val="en-PK"/>
+        </w:rPr>
+        <w:t>        }</w:t>
+      </w:r>
+    </w:p>
+    <w:p>
+      <w:pPr>
+        <w:rPr>
+          <w:szCs w:val="24"/>
+          <w:lang w:val="en-PK"/>
+        </w:rPr>
+      </w:pPr>
+    </w:p>
+    <w:p>
+      <w:pPr>
+        <w:rPr>
+          <w:szCs w:val="24"/>
+          <w:lang w:val="en-PK"/>
+        </w:rPr>
+      </w:pPr>
+      <w:r>
+        <w:rPr>
+          <w:szCs w:val="24"/>
+          <w:lang w:val="en-PK"/>
+        </w:rPr>
+        <w:t>        return start;</w:t>
+      </w:r>
+    </w:p>
+    <w:p>
+      <w:pPr>
+        <w:rPr>
+          <w:szCs w:val="24"/>
+          <w:lang w:val="en-PK"/>
+        </w:rPr>
+      </w:pPr>
+      <w:r>
+        <w:rPr>
+          <w:szCs w:val="24"/>
+          <w:lang w:val="en-PK"/>
+        </w:rPr>
+        <w:t xml:space="preserve">        </w:t>
+      </w:r>
+    </w:p>
+    <w:p>
+      <w:pPr>
+        <w:rPr>
+          <w:szCs w:val="24"/>
+          <w:lang w:val="en-PK"/>
+        </w:rPr>
+      </w:pPr>
+      <w:r>
+        <w:rPr>
+          <w:szCs w:val="24"/>
+          <w:lang w:val="en-PK"/>
+        </w:rPr>
+        <w:t>    }</w:t>
+      </w:r>
+    </w:p>
+    <w:p>
+      <w:pPr>
+        <w:rPr>
+          <w:szCs w:val="24"/>
+          <w:lang w:val="en-PK"/>
+        </w:rPr>
+      </w:pPr>
+      <w:r>
+        <w:rPr>
+          <w:szCs w:val="24"/>
+          <w:lang w:val="en-PK"/>
+        </w:rPr>
+        <w:t>}</w:t>
+      </w:r>
+    </w:p>
+    <w:p>
+      <w:pPr>
+        <w:rPr>
+          <w:b/>
+          <w:bCs/>
+          <w:color w:val="0563C1" w:themeColor="hyperlink"/>
+          <w:szCs w:val="24"/>
+          <w:u w:val="single"/>
+        </w:rPr>
+      </w:pPr>
+      <w:hyperlink r:id="rId11" w:history="1">
+        <w:r>
+          <w:rPr>
+            <w:rStyle w:val="Hyperlink"/>
+            <w:b/>
+            <w:bCs/>
+            <w:szCs w:val="24"/>
+          </w:rPr>
+          <w:t>Two Sum II - Input Array Is Sorted</w:t>
+        </w:r>
+      </w:hyperlink>
+    </w:p>
+    <w:p>
+      <w:pPr>
+        <w:rPr>
+          <w:szCs w:val="24"/>
+          <w:lang w:val="en-PK"/>
+        </w:rPr>
+      </w:pPr>
+    </w:p>
+    <w:p>
+      <w:pPr>
+        <w:pStyle w:val="ListParagraph"/>
+        <w:numPr>
+          <w:ilvl w:val="0"/>
+          <w:numId w:val="8"/>
+        </w:numPr>
+        <w:rPr>
+          <w:szCs w:val="24"/>
+          <w:lang w:val="en-PK"/>
+        </w:rPr>
+      </w:pPr>
+      <w:r>
+        <w:rPr>
+          <w:szCs w:val="24"/>
+          <w:lang w:val="en-PK"/>
+        </w:rPr>
+        <w:t xml:space="preserve">Same as two </w:t>
+      </w:r>
+      <w:proofErr w:type="gramStart"/>
+      <w:r>
+        <w:rPr>
+          <w:szCs w:val="24"/>
+          <w:lang w:val="en-PK"/>
+        </w:rPr>
+        <w:t>sum</w:t>
+      </w:r>
+      <w:proofErr w:type="gramEnd"/>
+    </w:p>
+    <w:p>
+      <w:pPr>
+        <w:pStyle w:val="ListParagraph"/>
+        <w:numPr>
+          <w:ilvl w:val="0"/>
+          <w:numId w:val="8"/>
+        </w:numPr>
+        <w:rPr>
+          <w:szCs w:val="24"/>
+          <w:lang w:val="en-PK"/>
+        </w:rPr>
+      </w:pPr>
+      <w:r>
+        <w:rPr>
+          <w:szCs w:val="24"/>
+          <w:lang w:val="en-PK"/>
+        </w:rPr>
+        <w:t>Return indexes</w:t>
+      </w:r>
+    </w:p>
+    <w:p>
+      <w:pPr>
+        <w:pStyle w:val="ListParagraph"/>
+        <w:numPr>
+          <w:ilvl w:val="0"/>
+          <w:numId w:val="8"/>
+        </w:numPr>
+        <w:rPr>
+          <w:szCs w:val="24"/>
+          <w:lang w:val="en-PK"/>
+        </w:rPr>
+      </w:pPr>
+      <w:r>
+        <w:rPr>
+          <w:szCs w:val="24"/>
+          <w:lang w:val="en-PK"/>
+        </w:rPr>
+        <w:t>Use HashMap to store indexes</w:t>
+      </w:r>
+    </w:p>
+    <w:p>
+      <w:pPr>
+        <w:pStyle w:val="ListParagraph"/>
+        <w:numPr>
+          <w:ilvl w:val="0"/>
+          <w:numId w:val="8"/>
+        </w:numPr>
+        <w:rPr>
+          <w:szCs w:val="24"/>
+          <w:lang w:val="en-PK"/>
+        </w:rPr>
+      </w:pPr>
+      <w:r>
+        <w:rPr>
+          <w:szCs w:val="24"/>
+          <w:lang w:val="en-PK"/>
+        </w:rPr>
+        <w:t>Use a+b=target so target -a or target -b simple maths approach</w:t>
+      </w:r>
+    </w:p>
+    <w:p>
+      <w:pPr>
+        <w:pStyle w:val="ListParagraph"/>
+        <w:numPr>
+          <w:ilvl w:val="0"/>
+          <w:numId w:val="8"/>
+        </w:numPr>
+        <w:rPr>
+          <w:szCs w:val="24"/>
+          <w:lang w:val="en-PK"/>
+        </w:rPr>
+      </w:pPr>
+      <w:r>
+        <w:rPr>
+          <w:szCs w:val="24"/>
+          <w:lang w:val="en-PK"/>
+        </w:rPr>
+        <w:t>Stored index</w:t>
+      </w:r>
+      <w:r>
+        <w:rPr>
+          <w:szCs w:val="24"/>
+          <w:lang w:val="en-PK"/>
+        </w:rPr>
+        <w:t xml:space="preserve"> in the </w:t>
+      </w:r>
+      <w:r>
+        <w:rPr>
+          <w:szCs w:val="24"/>
+          <w:lang w:val="en-PK"/>
+        </w:rPr>
+        <w:t>HashMap</w:t>
+      </w:r>
+      <w:r>
+        <w:rPr>
+          <w:szCs w:val="24"/>
+          <w:lang w:val="en-PK"/>
+        </w:rPr>
+        <w:t xml:space="preserve"> as a value</w:t>
+      </w:r>
+      <w:r>
+        <w:rPr>
+          <w:szCs w:val="24"/>
+          <w:lang w:val="en-PK"/>
+        </w:rPr>
+        <w:t xml:space="preserve"> should not be equal to current index</w:t>
+      </w:r>
+    </w:p>
+    <w:p>
+      <w:pPr>
+        <w:rPr>
+          <w:szCs w:val="24"/>
+          <w:lang w:val="en-PK"/>
+        </w:rPr>
+      </w:pPr>
+    </w:p>
+    <w:p>
+      <w:pPr>
+        <w:rPr>
+          <w:szCs w:val="24"/>
+          <w:lang w:val="en-PK"/>
+        </w:rPr>
+      </w:pPr>
+      <w:r>
+        <w:rPr>
+          <w:szCs w:val="24"/>
+          <w:lang w:val="en-PK"/>
+        </w:rPr>
+        <w:t>class Solution {</w:t>
+      </w:r>
+    </w:p>
+    <w:p>
+      <w:pPr>
+        <w:rPr>
+          <w:szCs w:val="24"/>
+          <w:lang w:val="en-PK"/>
+        </w:rPr>
+      </w:pPr>
+      <w:r>
+        <w:rPr>
+          <w:szCs w:val="24"/>
+          <w:lang w:val="en-PK"/>
+        </w:rPr>
+        <w:t xml:space="preserve">    public </w:t>
+      </w:r>
+      <w:proofErr w:type="gramStart"/>
+      <w:r>
+        <w:rPr>
+          <w:szCs w:val="24"/>
+          <w:lang w:val="en-PK"/>
+        </w:rPr>
+        <w:t>int[</w:t>
+      </w:r>
+      <w:proofErr w:type="gramEnd"/>
+      <w:r>
+        <w:rPr>
+          <w:szCs w:val="24"/>
+          <w:lang w:val="en-PK"/>
+        </w:rPr>
+        <w:t>] twoSum(int[] numbers, int target) {</w:t>
+      </w:r>
+    </w:p>
+    <w:p>
+      <w:pPr>
+        <w:rPr>
+          <w:szCs w:val="24"/>
+          <w:lang w:val="en-PK"/>
+        </w:rPr>
+      </w:pPr>
+      <w:r>
+        <w:rPr>
+          <w:szCs w:val="24"/>
+          <w:lang w:val="en-PK"/>
+        </w:rPr>
+        <w:t>        HashMap&lt;</w:t>
+      </w:r>
+      <w:proofErr w:type="gramStart"/>
+      <w:r>
+        <w:rPr>
+          <w:szCs w:val="24"/>
+          <w:lang w:val="en-PK"/>
+        </w:rPr>
+        <w:t>Integer,Integer</w:t>
+      </w:r>
+      <w:proofErr w:type="gramEnd"/>
+      <w:r>
+        <w:rPr>
+          <w:szCs w:val="24"/>
+          <w:lang w:val="en-PK"/>
+        </w:rPr>
+        <w:t>&gt; counter =  new HashMap&lt;Integer,Integer&gt;();</w:t>
+      </w:r>
+    </w:p>
+    <w:p>
+      <w:pPr>
+        <w:rPr>
+          <w:szCs w:val="24"/>
+          <w:lang w:val="en-PK"/>
+        </w:rPr>
+      </w:pPr>
+      <w:r>
+        <w:rPr>
+          <w:szCs w:val="24"/>
+          <w:lang w:val="en-PK"/>
+        </w:rPr>
+        <w:t xml:space="preserve">        </w:t>
+      </w:r>
+      <w:proofErr w:type="gramStart"/>
+      <w:r>
+        <w:rPr>
+          <w:szCs w:val="24"/>
+          <w:lang w:val="en-PK"/>
+        </w:rPr>
+        <w:t>int[</w:t>
+      </w:r>
+      <w:proofErr w:type="gramEnd"/>
+      <w:r>
+        <w:rPr>
+          <w:szCs w:val="24"/>
+          <w:lang w:val="en-PK"/>
+        </w:rPr>
+        <w:t>] arr = new int[2];</w:t>
+      </w:r>
+    </w:p>
+    <w:p>
+      <w:pPr>
+        <w:rPr>
+          <w:szCs w:val="24"/>
+          <w:lang w:val="en-PK"/>
+        </w:rPr>
+      </w:pPr>
+    </w:p>
+    <w:p>
+      <w:pPr>
+        <w:rPr>
+          <w:szCs w:val="24"/>
+          <w:lang w:val="en-PK"/>
+        </w:rPr>
+      </w:pPr>
+      <w:r>
+        <w:rPr>
+          <w:szCs w:val="24"/>
+          <w:lang w:val="en-PK"/>
+        </w:rPr>
+        <w:t>        // store indexes as value and numebr as a key</w:t>
+      </w:r>
+    </w:p>
+    <w:p>
+      <w:pPr>
+        <w:rPr>
+          <w:szCs w:val="24"/>
+          <w:lang w:val="en-PK"/>
+        </w:rPr>
+      </w:pPr>
+    </w:p>
+    <w:p>
+      <w:pPr>
+        <w:rPr>
+          <w:szCs w:val="24"/>
+          <w:lang w:val="en-PK"/>
+        </w:rPr>
+      </w:pPr>
+      <w:r>
+        <w:rPr>
+          <w:szCs w:val="24"/>
+          <w:lang w:val="en-PK"/>
+        </w:rPr>
+        <w:t>        // indexes should be different</w:t>
+      </w:r>
+    </w:p>
+    <w:p>
+      <w:pPr>
+        <w:rPr>
+          <w:szCs w:val="24"/>
+          <w:lang w:val="en-PK"/>
+        </w:rPr>
+      </w:pPr>
+      <w:r>
+        <w:rPr>
+          <w:szCs w:val="24"/>
+          <w:lang w:val="en-PK"/>
+        </w:rPr>
+        <w:t>        // store index as value in map</w:t>
+      </w:r>
+    </w:p>
+    <w:p>
+      <w:pPr>
+        <w:rPr>
+          <w:szCs w:val="24"/>
+          <w:lang w:val="en-PK"/>
+        </w:rPr>
+      </w:pPr>
+    </w:p>
+    <w:p>
+      <w:pPr>
+        <w:rPr>
+          <w:szCs w:val="24"/>
+          <w:lang w:val="en-PK"/>
+        </w:rPr>
+      </w:pPr>
+      <w:r>
+        <w:rPr>
+          <w:szCs w:val="24"/>
+          <w:lang w:val="en-PK"/>
+        </w:rPr>
+        <w:t xml:space="preserve">        </w:t>
+      </w:r>
+      <w:proofErr w:type="gramStart"/>
+      <w:r>
+        <w:rPr>
+          <w:szCs w:val="24"/>
+          <w:lang w:val="en-PK"/>
+        </w:rPr>
+        <w:t>for(</w:t>
+      </w:r>
+      <w:proofErr w:type="gramEnd"/>
+      <w:r>
+        <w:rPr>
+          <w:szCs w:val="24"/>
+          <w:lang w:val="en-PK"/>
+        </w:rPr>
+        <w:t>int index=0; index&lt;numbers.length; index++){</w:t>
+      </w:r>
+    </w:p>
+    <w:p>
+      <w:pPr>
+        <w:rPr>
+          <w:szCs w:val="24"/>
+          <w:lang w:val="en-PK"/>
+        </w:rPr>
+      </w:pPr>
+      <w:r>
+        <w:rPr>
+          <w:szCs w:val="24"/>
+          <w:lang w:val="en-PK"/>
+        </w:rPr>
+        <w:t>            int num = numbers[index];</w:t>
+      </w:r>
+    </w:p>
+    <w:p>
+      <w:pPr>
+        <w:rPr>
+          <w:szCs w:val="24"/>
+          <w:lang w:val="en-PK"/>
+        </w:rPr>
+      </w:pPr>
+      <w:r>
+        <w:rPr>
+          <w:szCs w:val="24"/>
+          <w:lang w:val="en-PK"/>
+        </w:rPr>
+        <w:t>            int diff = target - num;</w:t>
+      </w:r>
+    </w:p>
+    <w:p>
+      <w:pPr>
+        <w:rPr>
+          <w:szCs w:val="24"/>
+          <w:lang w:val="en-PK"/>
+        </w:rPr>
+      </w:pPr>
+      <w:r>
+        <w:rPr>
+          <w:szCs w:val="24"/>
+          <w:lang w:val="en-PK"/>
+        </w:rPr>
+        <w:t xml:space="preserve">            int retrievedIndex = </w:t>
+      </w:r>
+      <w:proofErr w:type="gramStart"/>
+      <w:r>
+        <w:rPr>
+          <w:szCs w:val="24"/>
+          <w:lang w:val="en-PK"/>
+        </w:rPr>
+        <w:t>counter.getOrDefault</w:t>
+      </w:r>
+      <w:proofErr w:type="gramEnd"/>
+      <w:r>
+        <w:rPr>
+          <w:szCs w:val="24"/>
+          <w:lang w:val="en-PK"/>
+        </w:rPr>
+        <w:t>(diff,-1);</w:t>
+      </w:r>
+    </w:p>
+    <w:p>
+      <w:pPr>
+        <w:rPr>
+          <w:szCs w:val="24"/>
+          <w:lang w:val="en-PK"/>
+        </w:rPr>
+      </w:pPr>
+      <w:r>
+        <w:rPr>
+          <w:szCs w:val="24"/>
+          <w:lang w:val="en-PK"/>
+        </w:rPr>
+        <w:t xml:space="preserve">            </w:t>
+      </w:r>
+      <w:proofErr w:type="gramStart"/>
+      <w:r>
+        <w:rPr>
+          <w:szCs w:val="24"/>
+          <w:lang w:val="en-PK"/>
+        </w:rPr>
+        <w:t>if( retrievedIndex</w:t>
+      </w:r>
+      <w:proofErr w:type="gramEnd"/>
+      <w:r>
+        <w:rPr>
+          <w:szCs w:val="24"/>
+          <w:lang w:val="en-PK"/>
+        </w:rPr>
+        <w:t>!=index &amp;&amp;  retrievedIndex  != -1){</w:t>
+      </w:r>
+    </w:p>
+    <w:p>
+      <w:pPr>
+        <w:rPr>
+          <w:szCs w:val="24"/>
+          <w:lang w:val="en-PK"/>
+        </w:rPr>
+      </w:pPr>
+      <w:r>
+        <w:rPr>
+          <w:szCs w:val="24"/>
+          <w:lang w:val="en-PK"/>
+        </w:rPr>
+        <w:t xml:space="preserve">                </w:t>
+      </w:r>
+      <w:proofErr w:type="gramStart"/>
+      <w:r>
+        <w:rPr>
+          <w:szCs w:val="24"/>
+          <w:lang w:val="en-PK"/>
+        </w:rPr>
+        <w:t>arr[</w:t>
+      </w:r>
+      <w:proofErr w:type="gramEnd"/>
+      <w:r>
+        <w:rPr>
+          <w:szCs w:val="24"/>
+          <w:lang w:val="en-PK"/>
+        </w:rPr>
+        <w:t>0] = retrievedIndex+1;</w:t>
+      </w:r>
+    </w:p>
+    <w:p>
+      <w:pPr>
+        <w:rPr>
+          <w:szCs w:val="24"/>
+          <w:lang w:val="en-PK"/>
+        </w:rPr>
+      </w:pPr>
+      <w:r>
+        <w:rPr>
+          <w:szCs w:val="24"/>
+          <w:lang w:val="en-PK"/>
+        </w:rPr>
+        <w:t xml:space="preserve">                </w:t>
+      </w:r>
+      <w:proofErr w:type="gramStart"/>
+      <w:r>
+        <w:rPr>
+          <w:szCs w:val="24"/>
+          <w:lang w:val="en-PK"/>
+        </w:rPr>
+        <w:t>arr[</w:t>
+      </w:r>
+      <w:proofErr w:type="gramEnd"/>
+      <w:r>
+        <w:rPr>
+          <w:szCs w:val="24"/>
+          <w:lang w:val="en-PK"/>
+        </w:rPr>
+        <w:t>1] = index+1;</w:t>
+      </w:r>
+    </w:p>
+    <w:p>
+      <w:pPr>
+        <w:rPr>
+          <w:szCs w:val="24"/>
+          <w:lang w:val="en-PK"/>
+        </w:rPr>
+      </w:pPr>
+      <w:r>
+        <w:rPr>
+          <w:szCs w:val="24"/>
+          <w:lang w:val="en-PK"/>
+        </w:rPr>
+        <w:t>                return arr;</w:t>
+      </w:r>
+    </w:p>
+    <w:p>
+      <w:pPr>
+        <w:rPr>
+          <w:szCs w:val="24"/>
+          <w:lang w:val="en-PK"/>
+        </w:rPr>
+      </w:pPr>
+      <w:r>
+        <w:rPr>
+          <w:szCs w:val="24"/>
+          <w:lang w:val="en-PK"/>
+        </w:rPr>
+        <w:t>            }</w:t>
+      </w:r>
+    </w:p>
+    <w:p>
+      <w:pPr>
+        <w:rPr>
+          <w:szCs w:val="24"/>
+          <w:lang w:val="en-PK"/>
+        </w:rPr>
+      </w:pPr>
+    </w:p>
+    <w:p>
+      <w:pPr>
+        <w:rPr>
+          <w:szCs w:val="24"/>
+          <w:lang w:val="en-PK"/>
+        </w:rPr>
+      </w:pPr>
+      <w:r>
+        <w:rPr>
+          <w:szCs w:val="24"/>
+          <w:lang w:val="en-PK"/>
+        </w:rPr>
+        <w:t xml:space="preserve">            </w:t>
+      </w:r>
+      <w:proofErr w:type="gramStart"/>
+      <w:r>
+        <w:rPr>
+          <w:szCs w:val="24"/>
+          <w:lang w:val="en-PK"/>
+        </w:rPr>
+        <w:t>counter.put(</w:t>
+      </w:r>
+      <w:proofErr w:type="gramEnd"/>
+      <w:r>
+        <w:rPr>
+          <w:szCs w:val="24"/>
+          <w:lang w:val="en-PK"/>
+        </w:rPr>
+        <w:t>num, counter.getOrDefault(num,index));</w:t>
+      </w:r>
+    </w:p>
+    <w:p>
+      <w:pPr>
+        <w:rPr>
+          <w:szCs w:val="24"/>
+          <w:lang w:val="en-PK"/>
+        </w:rPr>
+      </w:pPr>
+      <w:r>
+        <w:rPr>
+          <w:szCs w:val="24"/>
+          <w:lang w:val="en-PK"/>
+        </w:rPr>
+        <w:t>        }</w:t>
+      </w:r>
+    </w:p>
+    <w:p>
+      <w:pPr>
+        <w:rPr>
+          <w:szCs w:val="24"/>
+          <w:lang w:val="en-PK"/>
+        </w:rPr>
+      </w:pPr>
+    </w:p>
+    <w:p>
+      <w:pPr>
+        <w:rPr>
+          <w:szCs w:val="24"/>
+          <w:lang w:val="en-PK"/>
+        </w:rPr>
+      </w:pPr>
+      <w:r>
+        <w:rPr>
+          <w:szCs w:val="24"/>
+          <w:lang w:val="en-PK"/>
+        </w:rPr>
+        <w:t>        return arr;</w:t>
+      </w:r>
+    </w:p>
+    <w:p>
+      <w:pPr>
+        <w:rPr>
+          <w:szCs w:val="24"/>
+          <w:lang w:val="en-PK"/>
+        </w:rPr>
+      </w:pPr>
+      <w:r>
+        <w:rPr>
+          <w:szCs w:val="24"/>
+          <w:lang w:val="en-PK"/>
+        </w:rPr>
+        <w:t xml:space="preserve">        </w:t>
+      </w:r>
+    </w:p>
+    <w:p>
+      <w:pPr>
+        <w:rPr>
+          <w:szCs w:val="24"/>
+          <w:lang w:val="en-PK"/>
+        </w:rPr>
+      </w:pPr>
+      <w:r>
+        <w:rPr>
+          <w:szCs w:val="24"/>
+          <w:lang w:val="en-PK"/>
+        </w:rPr>
+        <w:t>    }</w:t>
+      </w:r>
+    </w:p>
+    <w:p>
+      <w:pPr>
+        <w:rPr>
+          <w:szCs w:val="24"/>
+          <w:lang w:val="en-PK"/>
+        </w:rPr>
+      </w:pPr>
+      <w:r>
+        <w:rPr>
+          <w:szCs w:val="24"/>
+          <w:lang w:val="en-PK"/>
+        </w:rPr>
+        <w:t>}</w:t>
+      </w:r>
+    </w:p>
+    <w:p>
+      <w:pPr>
+        <w:rPr>
+          <w:szCs w:val="24"/>
+          <w:lang w:val="en-PK"/>
+        </w:rPr>
+      </w:pPr>
+    </w:p>
+    <w:p>
+      <w:pPr>
+        <w:rPr>
+          <w:b/>
+          <w:bCs/>
+          <w:color w:val="0563C1" w:themeColor="hyperlink"/>
+          <w:szCs w:val="24"/>
+          <w:u w:val="single"/>
+        </w:rPr>
+      </w:pPr>
+      <w:hyperlink r:id="rId12" w:history="1">
+        <w:r>
+          <w:rPr>
+            <w:rStyle w:val="Hyperlink"/>
+            <w:b/>
+            <w:bCs/>
+            <w:szCs w:val="24"/>
+          </w:rPr>
+          <w:t>3Sum</w:t>
+        </w:r>
+      </w:hyperlink>
+    </w:p>
+    <w:p>
+      <w:pPr>
+        <w:rPr>
+          <w:szCs w:val="24"/>
+          <w:lang w:val="en-PK"/>
+        </w:rPr>
+      </w:pPr>
+      <w:r>
+        <w:rPr>
+          <w:szCs w:val="24"/>
+          <w:lang w:val="en-PK"/>
+        </w:rPr>
+        <w:t>Sorting + Two Pointers combination</w:t>
+      </w:r>
+      <w:r>
+        <w:rPr>
+          <w:szCs w:val="24"/>
+          <w:lang w:val="en-PK"/>
+        </w:rPr>
+        <w:t xml:space="preserve">, </w:t>
+      </w:r>
+      <w:r>
+        <w:rPr>
+          <w:szCs w:val="24"/>
+          <w:lang w:val="en-PK"/>
+        </w:rPr>
+        <w:t>there</w:t>
+      </w:r>
+      <w:r>
+        <w:rPr>
+          <w:szCs w:val="24"/>
+          <w:lang w:val="en-PK"/>
+        </w:rPr>
+        <w:t xml:space="preserve"> is no binary search as we are not calculating middle of the array</w:t>
+      </w:r>
+      <w:r>
+        <w:rPr>
+          <w:szCs w:val="24"/>
+          <w:lang w:val="en-PK"/>
+        </w:rPr>
+        <w:t>.</w:t>
+      </w:r>
+    </w:p>
+    <w:p>
+      <w:pPr>
+        <w:rPr>
+          <w:szCs w:val="24"/>
+          <w:lang w:val="en-PK"/>
+        </w:rPr>
+      </w:pPr>
+      <w:r>
+        <w:rPr>
+          <w:szCs w:val="24"/>
+          <w:lang w:val="en-PK"/>
+        </w:rPr>
+        <w:t xml:space="preserve">O (log n + </w:t>
+      </w:r>
+      <w:r>
+        <w:rPr>
+          <w:szCs w:val="24"/>
+          <w:lang w:val="en-PK"/>
+        </w:rPr>
+        <w:t>n (outer loop) + n (inner loop</w:t>
+      </w:r>
+      <w:proofErr w:type="gramStart"/>
+      <w:r>
+        <w:rPr>
+          <w:szCs w:val="24"/>
+          <w:lang w:val="en-PK"/>
+        </w:rPr>
+        <w:t xml:space="preserve">) </w:t>
+      </w:r>
+      <w:r>
+        <w:rPr>
+          <w:szCs w:val="24"/>
+          <w:lang w:val="en-PK"/>
+        </w:rPr>
+        <w:t>)</w:t>
+      </w:r>
+      <w:proofErr w:type="gramEnd"/>
+      <w:r>
+        <w:rPr>
+          <w:szCs w:val="24"/>
+          <w:lang w:val="en-PK"/>
+        </w:rPr>
+        <w:t xml:space="preserve"> so it would be </w:t>
+      </w:r>
+      <w:r>
+        <w:rPr>
+          <w:szCs w:val="24"/>
+          <w:lang w:val="en-PK"/>
+        </w:rPr>
+        <w:t>O(n ^ 2)</w:t>
+      </w:r>
+    </w:p>
+    <w:p>
+      <w:pPr>
+        <w:pStyle w:val="ListParagraph"/>
+        <w:numPr>
+          <w:ilvl w:val="0"/>
+          <w:numId w:val="7"/>
+        </w:numPr>
+        <w:rPr>
+          <w:szCs w:val="24"/>
+          <w:lang w:val="en-PK"/>
+        </w:rPr>
+      </w:pPr>
+      <w:r>
+        <w:rPr>
+          <w:szCs w:val="24"/>
+          <w:lang w:val="en-PK"/>
+        </w:rPr>
+        <w:t>Sort the array to distribute negative and positive numbers on each side</w:t>
+      </w:r>
+    </w:p>
+    <w:p>
+      <w:pPr>
+        <w:pStyle w:val="ListParagraph"/>
+        <w:numPr>
+          <w:ilvl w:val="0"/>
+          <w:numId w:val="7"/>
+        </w:numPr>
+        <w:rPr>
+          <w:szCs w:val="24"/>
+          <w:lang w:val="en-PK"/>
+        </w:rPr>
+      </w:pPr>
+      <w:r>
+        <w:rPr>
+          <w:szCs w:val="24"/>
+          <w:lang w:val="en-PK"/>
+        </w:rPr>
+        <w:t>Fix the one number</w:t>
+      </w:r>
+    </w:p>
+    <w:p>
+      <w:pPr>
+        <w:pStyle w:val="ListParagraph"/>
+        <w:numPr>
+          <w:ilvl w:val="0"/>
+          <w:numId w:val="7"/>
+        </w:numPr>
+        <w:rPr>
+          <w:szCs w:val="24"/>
+          <w:lang w:val="en-PK"/>
+        </w:rPr>
+      </w:pPr>
+      <w:r>
+        <w:rPr>
+          <w:szCs w:val="24"/>
+          <w:lang w:val="en-PK"/>
+        </w:rPr>
+        <w:t>Skip duplicates</w:t>
+      </w:r>
+    </w:p>
+    <w:p>
+      <w:pPr>
+        <w:pStyle w:val="ListParagraph"/>
+        <w:numPr>
+          <w:ilvl w:val="0"/>
+          <w:numId w:val="7"/>
+        </w:numPr>
+        <w:rPr>
+          <w:szCs w:val="24"/>
+          <w:lang w:val="en-PK"/>
+        </w:rPr>
+      </w:pPr>
+      <w:r>
+        <w:rPr>
+          <w:szCs w:val="24"/>
+          <w:lang w:val="en-PK"/>
+        </w:rPr>
+        <w:t>Use left and right pointer and move</w:t>
+      </w:r>
+    </w:p>
+    <w:p>
+      <w:pPr>
+        <w:pStyle w:val="ListParagraph"/>
+        <w:numPr>
+          <w:ilvl w:val="0"/>
+          <w:numId w:val="7"/>
+        </w:numPr>
+        <w:rPr>
+          <w:szCs w:val="24"/>
+          <w:lang w:val="en-PK"/>
+        </w:rPr>
+      </w:pPr>
+      <w:r>
+        <w:rPr>
+          <w:szCs w:val="24"/>
+          <w:lang w:val="en-PK"/>
+        </w:rPr>
+        <w:t>When target found, skip duplicates for left and right and move one pointer as one value was fixed</w:t>
+      </w:r>
+    </w:p>
+    <w:p>
+      <w:pPr>
+        <w:ind w:left="360"/>
+        <w:rPr>
+          <w:szCs w:val="24"/>
+          <w:lang w:val="en-PK"/>
+        </w:rPr>
+      </w:pPr>
+    </w:p>
+    <w:p>
+      <w:pPr>
+        <w:rPr>
+          <w:szCs w:val="24"/>
+          <w:lang w:val="en-PK"/>
+        </w:rPr>
+      </w:pPr>
+    </w:p>
+    <w:p>
+      <w:pPr>
+        <w:rPr>
+          <w:szCs w:val="24"/>
+          <w:lang w:val="en-PK"/>
+        </w:rPr>
+      </w:pPr>
+      <w:r>
+        <w:rPr>
+          <w:szCs w:val="24"/>
+          <w:lang w:val="en-PK"/>
+        </w:rPr>
+        <w:t>class Solution {</w:t>
+      </w:r>
+    </w:p>
+    <w:p>
+      <w:pPr>
+        <w:rPr>
+          <w:szCs w:val="24"/>
+          <w:lang w:val="en-PK"/>
+        </w:rPr>
+      </w:pPr>
+      <w:r>
+        <w:rPr>
+          <w:szCs w:val="24"/>
+          <w:lang w:val="en-PK"/>
+        </w:rPr>
+        <w:t>    public List&lt;List&lt;Integer&gt;&gt; threeSum(</w:t>
+      </w:r>
+      <w:proofErr w:type="gramStart"/>
+      <w:r>
+        <w:rPr>
+          <w:szCs w:val="24"/>
+          <w:lang w:val="en-PK"/>
+        </w:rPr>
+        <w:t>int[</w:t>
+      </w:r>
+      <w:proofErr w:type="gramEnd"/>
+      <w:r>
+        <w:rPr>
+          <w:szCs w:val="24"/>
+          <w:lang w:val="en-PK"/>
+        </w:rPr>
+        <w:t>] nums) {</w:t>
+      </w:r>
+    </w:p>
+    <w:p>
+      <w:pPr>
+        <w:rPr>
+          <w:szCs w:val="24"/>
+          <w:lang w:val="en-PK"/>
+        </w:rPr>
+      </w:pPr>
+    </w:p>
+    <w:p>
+      <w:pPr>
+        <w:rPr>
+          <w:szCs w:val="24"/>
+          <w:lang w:val="en-PK"/>
+        </w:rPr>
+      </w:pPr>
+      <w:r>
+        <w:rPr>
+          <w:szCs w:val="24"/>
+          <w:lang w:val="en-PK"/>
+        </w:rPr>
+        <w:t>        List&lt;List&lt;Integer&gt;&gt; result = new ArrayList&lt;</w:t>
+      </w:r>
+      <w:proofErr w:type="gramStart"/>
+      <w:r>
+        <w:rPr>
+          <w:szCs w:val="24"/>
+          <w:lang w:val="en-PK"/>
+        </w:rPr>
+        <w:t>&gt;(</w:t>
+      </w:r>
+      <w:proofErr w:type="gramEnd"/>
+      <w:r>
+        <w:rPr>
+          <w:szCs w:val="24"/>
+          <w:lang w:val="en-PK"/>
+        </w:rPr>
+        <w:t>);</w:t>
+      </w:r>
+    </w:p>
+    <w:p>
+      <w:pPr>
+        <w:rPr>
+          <w:szCs w:val="24"/>
+          <w:lang w:val="en-PK"/>
+        </w:rPr>
+      </w:pPr>
+    </w:p>
+    <w:p>
+      <w:pPr>
+        <w:rPr>
+          <w:szCs w:val="24"/>
+          <w:lang w:val="en-PK"/>
+        </w:rPr>
+      </w:pPr>
+      <w:r>
+        <w:rPr>
+          <w:szCs w:val="24"/>
+          <w:lang w:val="en-PK"/>
+        </w:rPr>
+        <w:t>        // Sort the array</w:t>
+      </w:r>
+    </w:p>
+    <w:p>
+      <w:pPr>
+        <w:rPr>
+          <w:szCs w:val="24"/>
+          <w:lang w:val="en-PK"/>
+        </w:rPr>
+      </w:pPr>
+      <w:r>
+        <w:rPr>
+          <w:szCs w:val="24"/>
+          <w:lang w:val="en-PK"/>
+        </w:rPr>
+        <w:t>        Arrays.sort(nums);</w:t>
+      </w:r>
+    </w:p>
+    <w:p>
+      <w:pPr>
+        <w:rPr>
+          <w:szCs w:val="24"/>
+          <w:lang w:val="en-PK"/>
+        </w:rPr>
+      </w:pPr>
+    </w:p>
+    <w:p>
+      <w:pPr>
+        <w:rPr>
+          <w:szCs w:val="24"/>
+          <w:lang w:val="en-PK"/>
+        </w:rPr>
+      </w:pPr>
+      <w:r>
+        <w:rPr>
+          <w:szCs w:val="24"/>
+          <w:lang w:val="en-PK"/>
+        </w:rPr>
+        <w:t xml:space="preserve">        </w:t>
+      </w:r>
+      <w:proofErr w:type="gramStart"/>
+      <w:r>
+        <w:rPr>
+          <w:szCs w:val="24"/>
+          <w:lang w:val="en-PK"/>
+        </w:rPr>
+        <w:t>if(</w:t>
+      </w:r>
+      <w:proofErr w:type="gramEnd"/>
+      <w:r>
+        <w:rPr>
+          <w:szCs w:val="24"/>
+          <w:lang w:val="en-PK"/>
+        </w:rPr>
+        <w:t xml:space="preserve">nums.length &lt; 3 || nums[0]&gt;0){    //Base case </w:t>
+      </w:r>
+    </w:p>
+    <w:p>
+      <w:pPr>
+        <w:rPr>
+          <w:szCs w:val="24"/>
+          <w:lang w:val="en-PK"/>
+        </w:rPr>
+      </w:pPr>
+      <w:r>
+        <w:rPr>
+          <w:szCs w:val="24"/>
+          <w:lang w:val="en-PK"/>
+        </w:rPr>
+        <w:t>            return result;</w:t>
+      </w:r>
+    </w:p>
+    <w:p>
+      <w:pPr>
+        <w:rPr>
+          <w:szCs w:val="24"/>
+          <w:lang w:val="en-PK"/>
+        </w:rPr>
+      </w:pPr>
+      <w:r>
+        <w:rPr>
+          <w:szCs w:val="24"/>
+          <w:lang w:val="en-PK"/>
+        </w:rPr>
+        <w:t>        }</w:t>
+      </w:r>
+    </w:p>
+    <w:p>
+      <w:pPr>
+        <w:rPr>
+          <w:szCs w:val="24"/>
+          <w:lang w:val="en-PK"/>
+        </w:rPr>
+      </w:pPr>
+    </w:p>
+    <w:p>
+      <w:pPr>
+        <w:rPr>
+          <w:szCs w:val="24"/>
+          <w:lang w:val="en-PK"/>
+        </w:rPr>
+      </w:pPr>
+      <w:r>
+        <w:rPr>
+          <w:szCs w:val="24"/>
+          <w:lang w:val="en-PK"/>
+        </w:rPr>
+        <w:t xml:space="preserve">        int n = </w:t>
+      </w:r>
+      <w:proofErr w:type="gramStart"/>
+      <w:r>
+        <w:rPr>
+          <w:szCs w:val="24"/>
+          <w:lang w:val="en-PK"/>
+        </w:rPr>
+        <w:t>nums.length</w:t>
+      </w:r>
+      <w:proofErr w:type="gramEnd"/>
+      <w:r>
+        <w:rPr>
+          <w:szCs w:val="24"/>
+          <w:lang w:val="en-PK"/>
+        </w:rPr>
+        <w:t>;</w:t>
+      </w:r>
+    </w:p>
+    <w:p>
+      <w:pPr>
+        <w:rPr>
+          <w:szCs w:val="24"/>
+          <w:lang w:val="en-PK"/>
+        </w:rPr>
+      </w:pPr>
+    </w:p>
+    <w:p>
+      <w:pPr>
+        <w:rPr>
+          <w:szCs w:val="24"/>
+          <w:lang w:val="en-PK"/>
+        </w:rPr>
+      </w:pPr>
+      <w:r>
+        <w:rPr>
+          <w:szCs w:val="24"/>
+          <w:lang w:val="en-PK"/>
+        </w:rPr>
+        <w:t xml:space="preserve">        </w:t>
+      </w:r>
+    </w:p>
+    <w:p>
+      <w:pPr>
+        <w:rPr>
+          <w:szCs w:val="24"/>
+          <w:lang w:val="en-PK"/>
+        </w:rPr>
+      </w:pPr>
+    </w:p>
+    <w:p>
+      <w:pPr>
+        <w:rPr>
+          <w:szCs w:val="24"/>
+          <w:lang w:val="en-PK"/>
+        </w:rPr>
+      </w:pPr>
+      <w:r>
+        <w:rPr>
+          <w:szCs w:val="24"/>
+          <w:lang w:val="en-PK"/>
+        </w:rPr>
+        <w:t>        // Loop over array</w:t>
+      </w:r>
+    </w:p>
+    <w:p>
+      <w:pPr>
+        <w:rPr>
+          <w:szCs w:val="24"/>
+          <w:lang w:val="en-PK"/>
+        </w:rPr>
+      </w:pPr>
+    </w:p>
+    <w:p>
+      <w:pPr>
+        <w:rPr>
+          <w:szCs w:val="24"/>
+          <w:lang w:val="en-PK"/>
+        </w:rPr>
+      </w:pPr>
+      <w:r>
+        <w:rPr>
+          <w:szCs w:val="24"/>
+          <w:lang w:val="en-PK"/>
+        </w:rPr>
+        <w:t xml:space="preserve">        </w:t>
+      </w:r>
+      <w:proofErr w:type="gramStart"/>
+      <w:r>
+        <w:rPr>
+          <w:szCs w:val="24"/>
+          <w:lang w:val="en-PK"/>
+        </w:rPr>
+        <w:t>for(</w:t>
+      </w:r>
+      <w:proofErr w:type="gramEnd"/>
+      <w:r>
+        <w:rPr>
+          <w:szCs w:val="24"/>
+          <w:lang w:val="en-PK"/>
+        </w:rPr>
+        <w:t>int i=0; i&lt;n; i++) {</w:t>
+      </w:r>
+    </w:p>
+    <w:p>
+      <w:pPr>
+        <w:rPr>
+          <w:szCs w:val="24"/>
+          <w:lang w:val="en-PK"/>
+        </w:rPr>
+      </w:pPr>
+      <w:r>
+        <w:rPr>
+          <w:szCs w:val="24"/>
+          <w:lang w:val="en-PK"/>
+        </w:rPr>
+        <w:t>            // agy saray positive</w:t>
+      </w:r>
+    </w:p>
+    <w:p>
+      <w:pPr>
+        <w:rPr>
+          <w:szCs w:val="24"/>
+          <w:lang w:val="en-PK"/>
+        </w:rPr>
+      </w:pPr>
+      <w:r>
+        <w:rPr>
+          <w:szCs w:val="24"/>
+          <w:lang w:val="en-PK"/>
+        </w:rPr>
+        <w:t xml:space="preserve">              if(nums[i] &gt; </w:t>
+      </w:r>
+      <w:proofErr w:type="gramStart"/>
+      <w:r>
+        <w:rPr>
+          <w:szCs w:val="24"/>
+          <w:lang w:val="en-PK"/>
+        </w:rPr>
+        <w:t>0){</w:t>
+      </w:r>
+      <w:proofErr w:type="gramEnd"/>
+      <w:r>
+        <w:rPr>
+          <w:szCs w:val="24"/>
+          <w:lang w:val="en-PK"/>
+        </w:rPr>
+        <w:t xml:space="preserve">     </w:t>
+      </w:r>
+    </w:p>
+    <w:p>
+      <w:pPr>
+        <w:rPr>
+          <w:szCs w:val="24"/>
+          <w:lang w:val="en-PK"/>
+        </w:rPr>
+      </w:pPr>
+      <w:r>
+        <w:rPr>
+          <w:szCs w:val="24"/>
+          <w:lang w:val="en-PK"/>
+        </w:rPr>
+        <w:t>                break;</w:t>
+      </w:r>
+    </w:p>
+    <w:p>
+      <w:pPr>
+        <w:rPr>
+          <w:szCs w:val="24"/>
+          <w:lang w:val="en-PK"/>
+        </w:rPr>
+      </w:pPr>
+      <w:r>
+        <w:rPr>
+          <w:szCs w:val="24"/>
+          <w:lang w:val="en-PK"/>
+        </w:rPr>
+        <w:t>            }</w:t>
+      </w:r>
+    </w:p>
+    <w:p>
+      <w:pPr>
+        <w:rPr>
+          <w:szCs w:val="24"/>
+          <w:lang w:val="en-PK"/>
+        </w:rPr>
+      </w:pPr>
+      <w:r>
+        <w:rPr>
+          <w:szCs w:val="24"/>
+          <w:lang w:val="en-PK"/>
+        </w:rPr>
+        <w:t>            //If number is getting repeated, ignore the lower loop and continue.</w:t>
+      </w:r>
+    </w:p>
+    <w:p>
+      <w:pPr>
+        <w:rPr>
+          <w:szCs w:val="24"/>
+          <w:lang w:val="en-PK"/>
+        </w:rPr>
+      </w:pPr>
+    </w:p>
+    <w:p>
+      <w:pPr>
+        <w:rPr>
+          <w:szCs w:val="24"/>
+          <w:lang w:val="en-PK"/>
+        </w:rPr>
+      </w:pPr>
+      <w:r>
+        <w:rPr>
+          <w:szCs w:val="24"/>
+          <w:lang w:val="en-PK"/>
+        </w:rPr>
+        <w:t xml:space="preserve">            </w:t>
+      </w:r>
+      <w:proofErr w:type="gramStart"/>
+      <w:r>
+        <w:rPr>
+          <w:szCs w:val="24"/>
+          <w:lang w:val="en-PK"/>
+        </w:rPr>
+        <w:t>if(</w:t>
+      </w:r>
+      <w:proofErr w:type="gramEnd"/>
+      <w:r>
+        <w:rPr>
+          <w:szCs w:val="24"/>
+          <w:lang w:val="en-PK"/>
+        </w:rPr>
+        <w:t>i &gt; 0 &amp;&amp; nums[i] == nums[i - 1]){    </w:t>
+      </w:r>
+    </w:p>
+    <w:p>
+      <w:pPr>
+        <w:rPr>
+          <w:szCs w:val="24"/>
+          <w:lang w:val="en-PK"/>
+        </w:rPr>
+      </w:pPr>
+      <w:r>
+        <w:rPr>
+          <w:szCs w:val="24"/>
+          <w:lang w:val="en-PK"/>
+        </w:rPr>
+        <w:t>                continue;</w:t>
+      </w:r>
+    </w:p>
+    <w:p>
+      <w:pPr>
+        <w:rPr>
+          <w:szCs w:val="24"/>
+          <w:lang w:val="en-PK"/>
+        </w:rPr>
+      </w:pPr>
+      <w:r>
+        <w:rPr>
+          <w:szCs w:val="24"/>
+          <w:lang w:val="en-PK"/>
+        </w:rPr>
+        <w:t>            }</w:t>
+      </w:r>
+    </w:p>
+    <w:p>
+      <w:pPr>
+        <w:rPr>
+          <w:szCs w:val="24"/>
+          <w:lang w:val="en-PK"/>
+        </w:rPr>
+      </w:pPr>
+      <w:r>
+        <w:rPr>
+          <w:szCs w:val="24"/>
+          <w:lang w:val="en-PK"/>
+        </w:rPr>
+        <w:lastRenderedPageBreak/>
+        <w:t>            int left = i+1;</w:t>
+      </w:r>
+    </w:p>
+    <w:p>
+      <w:pPr>
+        <w:rPr>
+          <w:szCs w:val="24"/>
+          <w:lang w:val="en-PK"/>
+        </w:rPr>
+      </w:pPr>
+      <w:r>
+        <w:rPr>
+          <w:szCs w:val="24"/>
+          <w:lang w:val="en-PK"/>
+        </w:rPr>
+        <w:t>            int right = n-1;</w:t>
+      </w:r>
+    </w:p>
+    <w:p>
+      <w:pPr>
+        <w:rPr>
+          <w:szCs w:val="24"/>
+          <w:lang w:val="en-PK"/>
+        </w:rPr>
+      </w:pPr>
+    </w:p>
+    <w:p>
+      <w:pPr>
+        <w:rPr>
+          <w:szCs w:val="24"/>
+          <w:lang w:val="en-PK"/>
+        </w:rPr>
+      </w:pPr>
+      <w:r>
+        <w:rPr>
+          <w:szCs w:val="24"/>
+          <w:lang w:val="en-PK"/>
+        </w:rPr>
+        <w:t>            while(left&lt;right</w:t>
+      </w:r>
+      <w:proofErr w:type="gramStart"/>
+      <w:r>
+        <w:rPr>
+          <w:szCs w:val="24"/>
+          <w:lang w:val="en-PK"/>
+        </w:rPr>
+        <w:t>){</w:t>
+      </w:r>
+      <w:proofErr w:type="gramEnd"/>
+    </w:p>
+    <w:p>
+      <w:pPr>
+        <w:rPr>
+          <w:szCs w:val="24"/>
+          <w:lang w:val="en-PK"/>
+        </w:rPr>
+      </w:pPr>
+      <w:r>
+        <w:rPr>
+          <w:szCs w:val="24"/>
+          <w:lang w:val="en-PK"/>
+        </w:rPr>
+        <w:t>                int target = nums[i] + nums[left] + nums[right];</w:t>
+      </w:r>
+    </w:p>
+    <w:p>
+      <w:pPr>
+        <w:rPr>
+          <w:szCs w:val="24"/>
+          <w:lang w:val="en-PK"/>
+        </w:rPr>
+      </w:pPr>
+    </w:p>
+    <w:p>
+      <w:pPr>
+        <w:rPr>
+          <w:szCs w:val="24"/>
+          <w:lang w:val="en-PK"/>
+        </w:rPr>
+      </w:pPr>
+      <w:r>
+        <w:rPr>
+          <w:szCs w:val="24"/>
+          <w:lang w:val="en-PK"/>
+        </w:rPr>
+        <w:t xml:space="preserve">                </w:t>
+      </w:r>
+      <w:proofErr w:type="gramStart"/>
+      <w:r>
+        <w:rPr>
+          <w:szCs w:val="24"/>
+          <w:lang w:val="en-PK"/>
+        </w:rPr>
+        <w:t>if( target</w:t>
+      </w:r>
+      <w:proofErr w:type="gramEnd"/>
+      <w:r>
+        <w:rPr>
+          <w:szCs w:val="24"/>
+          <w:lang w:val="en-PK"/>
+        </w:rPr>
+        <w:t xml:space="preserve"> ==0){</w:t>
+      </w:r>
+    </w:p>
+    <w:p>
+      <w:pPr>
+        <w:rPr>
+          <w:szCs w:val="24"/>
+          <w:lang w:val="en-PK"/>
+        </w:rPr>
+      </w:pPr>
+      <w:r>
+        <w:rPr>
+          <w:szCs w:val="24"/>
+          <w:lang w:val="en-PK"/>
+        </w:rPr>
+        <w:t>                    List&lt;Integer&gt; threeNumbers = new ArrayList&lt;</w:t>
+      </w:r>
+      <w:proofErr w:type="gramStart"/>
+      <w:r>
+        <w:rPr>
+          <w:szCs w:val="24"/>
+          <w:lang w:val="en-PK"/>
+        </w:rPr>
+        <w:t>&gt;(</w:t>
+      </w:r>
+      <w:proofErr w:type="gramEnd"/>
+      <w:r>
+        <w:rPr>
+          <w:szCs w:val="24"/>
+          <w:lang w:val="en-PK"/>
+        </w:rPr>
+        <w:t>);</w:t>
+      </w:r>
+    </w:p>
+    <w:p>
+      <w:pPr>
+        <w:rPr>
+          <w:szCs w:val="24"/>
+          <w:lang w:val="en-PK"/>
+        </w:rPr>
+      </w:pPr>
+      <w:r>
+        <w:rPr>
+          <w:szCs w:val="24"/>
+          <w:lang w:val="en-PK"/>
+        </w:rPr>
+        <w:t>                    threeNumbers.add(nums[i]);</w:t>
+      </w:r>
+    </w:p>
+    <w:p>
+      <w:pPr>
+        <w:rPr>
+          <w:szCs w:val="24"/>
+          <w:lang w:val="en-PK"/>
+        </w:rPr>
+      </w:pPr>
+      <w:r>
+        <w:rPr>
+          <w:szCs w:val="24"/>
+          <w:lang w:val="en-PK"/>
+        </w:rPr>
+        <w:t>                    threeNumbers.add(nums[left]);</w:t>
+      </w:r>
+    </w:p>
+    <w:p>
+      <w:pPr>
+        <w:rPr>
+          <w:szCs w:val="24"/>
+          <w:lang w:val="en-PK"/>
+        </w:rPr>
+      </w:pPr>
+      <w:r>
+        <w:rPr>
+          <w:szCs w:val="24"/>
+          <w:lang w:val="en-PK"/>
+        </w:rPr>
+        <w:t>                    threeNumbers.add(nums[right]);</w:t>
+      </w:r>
+    </w:p>
+    <w:p>
+      <w:pPr>
+        <w:rPr>
+          <w:szCs w:val="24"/>
+          <w:lang w:val="en-PK"/>
+        </w:rPr>
+      </w:pPr>
+    </w:p>
+    <w:p>
+      <w:pPr>
+        <w:rPr>
+          <w:szCs w:val="24"/>
+          <w:lang w:val="en-PK"/>
+        </w:rPr>
+      </w:pPr>
+      <w:r>
+        <w:rPr>
+          <w:szCs w:val="24"/>
+          <w:lang w:val="en-PK"/>
+        </w:rPr>
+        <w:t>                    result.add(threeNumbers);</w:t>
+      </w:r>
+    </w:p>
+    <w:p>
+      <w:pPr>
+        <w:rPr>
+          <w:szCs w:val="24"/>
+          <w:lang w:val="en-PK"/>
+        </w:rPr>
+      </w:pPr>
+    </w:p>
+    <w:p>
+      <w:pPr>
+        <w:rPr>
+          <w:szCs w:val="24"/>
+          <w:lang w:val="en-PK"/>
+        </w:rPr>
+      </w:pPr>
+      <w:r>
+        <w:rPr>
+          <w:szCs w:val="24"/>
+          <w:lang w:val="en-PK"/>
+        </w:rPr>
+        <w:t>                    int lefty = nums[left];</w:t>
+      </w:r>
+    </w:p>
+    <w:p>
+      <w:pPr>
+        <w:rPr>
+          <w:szCs w:val="24"/>
+          <w:lang w:val="en-PK"/>
+        </w:rPr>
+      </w:pPr>
+      <w:r>
+        <w:rPr>
+          <w:szCs w:val="24"/>
+          <w:lang w:val="en-PK"/>
+        </w:rPr>
+        <w:t>                    int righty = nums[right];</w:t>
+      </w:r>
+    </w:p>
+    <w:p>
+      <w:pPr>
+        <w:rPr>
+          <w:szCs w:val="24"/>
+          <w:lang w:val="en-PK"/>
+        </w:rPr>
+      </w:pPr>
+    </w:p>
+    <w:p>
+      <w:pPr>
+        <w:rPr>
+          <w:szCs w:val="24"/>
+          <w:lang w:val="en-PK"/>
+        </w:rPr>
+      </w:pPr>
+      <w:r>
+        <w:rPr>
+          <w:szCs w:val="24"/>
+          <w:lang w:val="en-PK"/>
+        </w:rPr>
+        <w:t>                    // skip left and right duplicates</w:t>
+      </w:r>
+    </w:p>
+    <w:p>
+      <w:pPr>
+        <w:rPr>
+          <w:szCs w:val="24"/>
+          <w:lang w:val="en-PK"/>
+        </w:rPr>
+      </w:pPr>
+      <w:r>
+        <w:rPr>
+          <w:szCs w:val="24"/>
+          <w:lang w:val="en-PK"/>
+        </w:rPr>
+        <w:t xml:space="preserve">                    </w:t>
+      </w:r>
+      <w:proofErr w:type="gramStart"/>
+      <w:r>
+        <w:rPr>
+          <w:szCs w:val="24"/>
+          <w:lang w:val="en-PK"/>
+        </w:rPr>
+        <w:t>while(</w:t>
+      </w:r>
+      <w:proofErr w:type="gramEnd"/>
+      <w:r>
+        <w:rPr>
+          <w:szCs w:val="24"/>
+          <w:lang w:val="en-PK"/>
+        </w:rPr>
+        <w:t>left&lt;right &amp;&amp; lefty == nums[left+1]) left+=1;</w:t>
+      </w:r>
+    </w:p>
+    <w:p>
+      <w:pPr>
+        <w:rPr>
+          <w:szCs w:val="24"/>
+          <w:lang w:val="en-PK"/>
+        </w:rPr>
+      </w:pPr>
+      <w:r>
+        <w:rPr>
+          <w:szCs w:val="24"/>
+          <w:lang w:val="en-PK"/>
+        </w:rPr>
+        <w:t xml:space="preserve">                    </w:t>
+      </w:r>
+      <w:proofErr w:type="gramStart"/>
+      <w:r>
+        <w:rPr>
+          <w:szCs w:val="24"/>
+          <w:lang w:val="en-PK"/>
+        </w:rPr>
+        <w:t>while(</w:t>
+      </w:r>
+      <w:proofErr w:type="gramEnd"/>
+      <w:r>
+        <w:rPr>
+          <w:szCs w:val="24"/>
+          <w:lang w:val="en-PK"/>
+        </w:rPr>
+        <w:t>left&lt;right &amp;&amp; righty == nums[right-1]) right-=1;</w:t>
+      </w:r>
+    </w:p>
+    <w:p>
+      <w:pPr>
+        <w:rPr>
+          <w:szCs w:val="24"/>
+          <w:lang w:val="en-PK"/>
+        </w:rPr>
+      </w:pPr>
+    </w:p>
+    <w:p>
+      <w:pPr>
+        <w:rPr>
+          <w:szCs w:val="24"/>
+          <w:lang w:val="en-PK"/>
+        </w:rPr>
+      </w:pPr>
+      <w:r>
+        <w:rPr>
+          <w:szCs w:val="24"/>
+          <w:lang w:val="en-PK"/>
+        </w:rPr>
+        <w:t>                    right-=1;</w:t>
+      </w:r>
+    </w:p>
+    <w:p>
+      <w:pPr>
+        <w:rPr>
+          <w:szCs w:val="24"/>
+          <w:lang w:val="en-PK"/>
+        </w:rPr>
+      </w:pPr>
+      <w:r>
+        <w:rPr>
+          <w:szCs w:val="24"/>
+          <w:lang w:val="en-PK"/>
+        </w:rPr>
+        <w:t xml:space="preserve">                    </w:t>
+      </w:r>
+    </w:p>
+    <w:p>
+      <w:pPr>
+        <w:rPr>
+          <w:szCs w:val="24"/>
+          <w:lang w:val="en-PK"/>
+        </w:rPr>
+      </w:pPr>
+      <w:r>
+        <w:rPr>
+          <w:szCs w:val="24"/>
+          <w:lang w:val="en-PK"/>
+        </w:rPr>
+        <w:t>                }</w:t>
+      </w:r>
+    </w:p>
+    <w:p>
+      <w:pPr>
+        <w:rPr>
+          <w:szCs w:val="24"/>
+          <w:lang w:val="en-PK"/>
+        </w:rPr>
+      </w:pPr>
+      <w:r>
+        <w:rPr>
+          <w:szCs w:val="24"/>
+          <w:lang w:val="en-PK"/>
+        </w:rPr>
+        <w:t xml:space="preserve">                else </w:t>
+      </w:r>
+      <w:proofErr w:type="gramStart"/>
+      <w:r>
+        <w:rPr>
+          <w:szCs w:val="24"/>
+          <w:lang w:val="en-PK"/>
+        </w:rPr>
+        <w:t>if( target</w:t>
+      </w:r>
+      <w:proofErr w:type="gramEnd"/>
+      <w:r>
+        <w:rPr>
+          <w:szCs w:val="24"/>
+          <w:lang w:val="en-PK"/>
+        </w:rPr>
+        <w:t xml:space="preserve"> &gt;0){ right-=1;}</w:t>
+      </w:r>
+    </w:p>
+    <w:p>
+      <w:pPr>
+        <w:rPr>
+          <w:szCs w:val="24"/>
+          <w:lang w:val="en-PK"/>
+        </w:rPr>
+      </w:pPr>
+      <w:r>
+        <w:rPr>
+          <w:szCs w:val="24"/>
+          <w:lang w:val="en-PK"/>
+        </w:rPr>
+        <w:t>                else {</w:t>
+      </w:r>
+    </w:p>
+    <w:p>
+      <w:pPr>
+        <w:rPr>
+          <w:szCs w:val="24"/>
+          <w:lang w:val="en-PK"/>
+        </w:rPr>
+      </w:pPr>
+      <w:r>
+        <w:rPr>
+          <w:szCs w:val="24"/>
+          <w:lang w:val="en-PK"/>
+        </w:rPr>
+        <w:t>                    left+=1; // result &lt; 0</w:t>
+      </w:r>
+    </w:p>
+    <w:p>
+      <w:pPr>
+        <w:rPr>
+          <w:szCs w:val="24"/>
+          <w:lang w:val="en-PK"/>
+        </w:rPr>
+      </w:pPr>
+      <w:r>
+        <w:rPr>
+          <w:szCs w:val="24"/>
+          <w:lang w:val="en-PK"/>
+        </w:rPr>
+        <w:t>                }</w:t>
+      </w:r>
+    </w:p>
+    <w:p>
+      <w:pPr>
+        <w:rPr>
+          <w:szCs w:val="24"/>
+          <w:lang w:val="en-PK"/>
+        </w:rPr>
+      </w:pPr>
+      <w:r>
+        <w:rPr>
+          <w:szCs w:val="24"/>
+          <w:lang w:val="en-PK"/>
+        </w:rPr>
+        <w:t>            }</w:t>
+      </w:r>
+    </w:p>
+    <w:p>
+      <w:pPr>
+        <w:rPr>
+          <w:szCs w:val="24"/>
+          <w:lang w:val="en-PK"/>
+        </w:rPr>
+      </w:pPr>
+    </w:p>
+    <w:p>
+      <w:pPr>
+        <w:rPr>
+          <w:szCs w:val="24"/>
+          <w:lang w:val="en-PK"/>
+        </w:rPr>
+      </w:pPr>
+      <w:r>
+        <w:rPr>
+          <w:szCs w:val="24"/>
+          <w:lang w:val="en-PK"/>
+        </w:rPr>
+        <w:lastRenderedPageBreak/>
+        <w:t>        }</w:t>
+      </w:r>
+    </w:p>
+    <w:p>
+      <w:pPr>
+        <w:rPr>
+          <w:szCs w:val="24"/>
+          <w:lang w:val="en-PK"/>
+        </w:rPr>
+      </w:pPr>
+    </w:p>
+    <w:p>
+      <w:pPr>
+        <w:rPr>
+          <w:szCs w:val="24"/>
+          <w:lang w:val="en-PK"/>
+        </w:rPr>
+      </w:pPr>
+      <w:r>
+        <w:rPr>
+          <w:szCs w:val="24"/>
+          <w:lang w:val="en-PK"/>
+        </w:rPr>
+        <w:t>        return result;</w:t>
+      </w:r>
+    </w:p>
+    <w:p>
+      <w:pPr>
+        <w:rPr>
+          <w:szCs w:val="24"/>
+          <w:lang w:val="en-PK"/>
+        </w:rPr>
+      </w:pPr>
+    </w:p>
+    <w:p>
+      <w:pPr>
+        <w:rPr>
+          <w:szCs w:val="24"/>
+          <w:lang w:val="en-PK"/>
+        </w:rPr>
+      </w:pPr>
+      <w:r>
+        <w:rPr>
+          <w:szCs w:val="24"/>
+          <w:lang w:val="en-PK"/>
+        </w:rPr>
+        <w:t xml:space="preserve">        </w:t>
+      </w:r>
+    </w:p>
+    <w:p>
+      <w:pPr>
+        <w:rPr>
+          <w:szCs w:val="24"/>
+          <w:lang w:val="en-PK"/>
+        </w:rPr>
+      </w:pPr>
+      <w:r>
+        <w:rPr>
+          <w:szCs w:val="24"/>
+          <w:lang w:val="en-PK"/>
+        </w:rPr>
+        <w:t>    }</w:t>
+      </w:r>
+    </w:p>
+    <w:p>
+      <w:pPr>
+        <w:rPr>
+          <w:szCs w:val="24"/>
+          <w:lang w:val="en-PK"/>
+        </w:rPr>
+      </w:pPr>
+      <w:r>
+        <w:rPr>
+          <w:szCs w:val="24"/>
+          <w:lang w:val="en-PK"/>
+        </w:rPr>
+        <w:t>}</w:t>
+      </w:r>
+    </w:p>
+    <w:p>
+      <w:pPr>
+        <w:rPr>
+          <w:szCs w:val="24"/>
+          <w:lang w:val="en-PK"/>
+        </w:rPr>
+      </w:pPr>
+    </w:p>
+    <w:p>
+      <w:pPr>
+        <w:rPr>
+          <w:szCs w:val="24"/>
+          <w:lang w:val="en-PK"/>
+        </w:rPr>
+      </w:pPr>
+      <w:hyperlink r:id="rId13" w:history="1">
+        <w:r>
+          <w:rPr>
+            <w:rStyle w:val="Hyperlink"/>
+            <w:b/>
+            <w:bCs/>
+            <w:szCs w:val="24"/>
+          </w:rPr>
+          <w:t> 4Sum</w:t>
+        </w:r>
+      </w:hyperlink>
+    </w:p>
+    <w:p>
+      <w:pPr>
+        <w:pStyle w:val="ListParagraph"/>
+        <w:numPr>
+          <w:ilvl w:val="0"/>
+          <w:numId w:val="4"/>
+        </w:numPr>
+        <w:rPr>
+          <w:szCs w:val="24"/>
+          <w:lang w:val="en-PK"/>
+        </w:rPr>
+      </w:pPr>
+      <w:r>
+        <w:rPr>
+          <w:szCs w:val="24"/>
+          <w:lang w:val="en-PK"/>
+        </w:rPr>
+        <w:t>Increment left and right because i and j are fixed</w:t>
+      </w:r>
+    </w:p>
+    <w:p>
+      <w:pPr>
+        <w:pStyle w:val="ListParagraph"/>
+        <w:numPr>
+          <w:ilvl w:val="0"/>
+          <w:numId w:val="4"/>
+        </w:numPr>
+        <w:rPr>
+          <w:szCs w:val="24"/>
+          <w:lang w:val="en-PK"/>
+        </w:rPr>
+      </w:pPr>
+      <w:r>
+        <w:rPr>
+          <w:szCs w:val="24"/>
+          <w:lang w:val="en-PK"/>
+        </w:rPr>
+        <w:t>Skip Duplicates by comparing side by side</w:t>
+      </w:r>
+    </w:p>
+    <w:p>
+      <w:pPr>
+        <w:rPr>
+          <w:szCs w:val="24"/>
+          <w:lang w:val="en-PK"/>
+        </w:rPr>
+      </w:pPr>
+      <w:r>
+        <w:rPr>
+          <w:szCs w:val="24"/>
+          <w:lang w:val="en-PK"/>
+        </w:rPr>
+        <w:t>class Solution {</w:t>
+      </w:r>
+    </w:p>
+    <w:p>
+      <w:pPr>
+        <w:rPr>
+          <w:szCs w:val="24"/>
+          <w:lang w:val="en-PK"/>
+        </w:rPr>
+      </w:pPr>
+      <w:r>
+        <w:rPr>
+          <w:szCs w:val="24"/>
+          <w:lang w:val="en-PK"/>
+        </w:rPr>
+        <w:t>    public List&lt;List&lt;Integer&gt;&gt; fourSum(</w:t>
+      </w:r>
+      <w:proofErr w:type="gramStart"/>
+      <w:r>
+        <w:rPr>
+          <w:szCs w:val="24"/>
+          <w:lang w:val="en-PK"/>
+        </w:rPr>
+        <w:t>int[</w:t>
+      </w:r>
+      <w:proofErr w:type="gramEnd"/>
+      <w:r>
+        <w:rPr>
+          <w:szCs w:val="24"/>
+          <w:lang w:val="en-PK"/>
+        </w:rPr>
+        <w:t>] nums, int target) {</w:t>
+      </w:r>
+    </w:p>
+    <w:p>
+      <w:pPr>
+        <w:rPr>
+          <w:szCs w:val="24"/>
+          <w:lang w:val="en-PK"/>
+        </w:rPr>
+      </w:pPr>
+    </w:p>
+    <w:p>
+      <w:pPr>
+        <w:rPr>
+          <w:szCs w:val="24"/>
+          <w:lang w:val="en-PK"/>
+        </w:rPr>
+      </w:pPr>
+      <w:r>
+        <w:rPr>
+          <w:szCs w:val="24"/>
+          <w:lang w:val="en-PK"/>
+        </w:rPr>
+        <w:t>        List&lt;List&lt;Integer&gt;&gt; myResult = new ArrayList&lt;</w:t>
+      </w:r>
+      <w:proofErr w:type="gramStart"/>
+      <w:r>
+        <w:rPr>
+          <w:szCs w:val="24"/>
+          <w:lang w:val="en-PK"/>
+        </w:rPr>
+        <w:t>&gt;(</w:t>
+      </w:r>
+      <w:proofErr w:type="gramEnd"/>
+      <w:r>
+        <w:rPr>
+          <w:szCs w:val="24"/>
+          <w:lang w:val="en-PK"/>
+        </w:rPr>
+        <w:t>);</w:t>
+      </w:r>
+    </w:p>
+    <w:p>
+      <w:pPr>
+        <w:rPr>
+          <w:szCs w:val="24"/>
+          <w:lang w:val="en-PK"/>
+        </w:rPr>
+      </w:pPr>
+    </w:p>
+    <w:p>
+      <w:pPr>
+        <w:rPr>
+          <w:szCs w:val="24"/>
+          <w:lang w:val="en-PK"/>
+        </w:rPr>
+      </w:pPr>
+      <w:r>
+        <w:rPr>
+          <w:szCs w:val="24"/>
+          <w:lang w:val="en-PK"/>
+        </w:rPr>
+        <w:t>        // a+b+c == 0, a+b+c=-d</w:t>
+      </w:r>
+    </w:p>
+    <w:p>
+      <w:pPr>
+        <w:rPr>
+          <w:szCs w:val="24"/>
+          <w:lang w:val="en-PK"/>
+        </w:rPr>
+      </w:pPr>
+      <w:r>
+        <w:rPr>
+          <w:szCs w:val="24"/>
+          <w:lang w:val="en-PK"/>
+        </w:rPr>
+        <w:t xml:space="preserve">        int n = </w:t>
+      </w:r>
+      <w:proofErr w:type="gramStart"/>
+      <w:r>
+        <w:rPr>
+          <w:szCs w:val="24"/>
+          <w:lang w:val="en-PK"/>
+        </w:rPr>
+        <w:t>nums.length</w:t>
+      </w:r>
+      <w:proofErr w:type="gramEnd"/>
+      <w:r>
+        <w:rPr>
+          <w:szCs w:val="24"/>
+          <w:lang w:val="en-PK"/>
+        </w:rPr>
+        <w:t>;</w:t>
+      </w:r>
+    </w:p>
+    <w:p>
+      <w:pPr>
+        <w:rPr>
+          <w:szCs w:val="24"/>
+          <w:lang w:val="en-PK"/>
+        </w:rPr>
+      </w:pPr>
+    </w:p>
+    <w:p>
+      <w:pPr>
+        <w:rPr>
+          <w:szCs w:val="24"/>
+          <w:lang w:val="en-PK"/>
+        </w:rPr>
+      </w:pPr>
+      <w:r>
+        <w:rPr>
+          <w:szCs w:val="24"/>
+          <w:lang w:val="en-PK"/>
+        </w:rPr>
+        <w:t>        if(n&lt;</w:t>
+      </w:r>
+      <w:proofErr w:type="gramStart"/>
+      <w:r>
+        <w:rPr>
+          <w:szCs w:val="24"/>
+          <w:lang w:val="en-PK"/>
+        </w:rPr>
+        <w:t>4){</w:t>
+      </w:r>
+      <w:proofErr w:type="gramEnd"/>
+    </w:p>
+    <w:p>
+      <w:pPr>
+        <w:rPr>
+          <w:szCs w:val="24"/>
+          <w:lang w:val="en-PK"/>
+        </w:rPr>
+      </w:pPr>
+      <w:r>
+        <w:rPr>
+          <w:szCs w:val="24"/>
+          <w:lang w:val="en-PK"/>
+        </w:rPr>
+        <w:t>            return myResult;</w:t>
+      </w:r>
+    </w:p>
+    <w:p>
+      <w:pPr>
+        <w:rPr>
+          <w:szCs w:val="24"/>
+          <w:lang w:val="en-PK"/>
+        </w:rPr>
+      </w:pPr>
+      <w:r>
+        <w:rPr>
+          <w:szCs w:val="24"/>
+          <w:lang w:val="en-PK"/>
+        </w:rPr>
+        <w:t>        }</w:t>
+      </w:r>
+    </w:p>
+    <w:p>
+      <w:pPr>
+        <w:rPr>
+          <w:szCs w:val="24"/>
+          <w:lang w:val="en-PK"/>
+        </w:rPr>
+      </w:pPr>
+    </w:p>
+    <w:p>
+      <w:pPr>
+        <w:rPr>
+          <w:szCs w:val="24"/>
+          <w:lang w:val="en-PK"/>
+        </w:rPr>
+      </w:pPr>
+      <w:r>
+        <w:rPr>
+          <w:szCs w:val="24"/>
+          <w:lang w:val="en-PK"/>
+        </w:rPr>
+        <w:t>       // sort the array</w:t>
+      </w:r>
+    </w:p>
+    <w:p>
+      <w:pPr>
+        <w:rPr>
+          <w:szCs w:val="24"/>
+          <w:lang w:val="en-PK"/>
+        </w:rPr>
+      </w:pPr>
+      <w:r>
+        <w:rPr>
+          <w:szCs w:val="24"/>
+          <w:lang w:val="en-PK"/>
+        </w:rPr>
+        <w:t>        Arrays.sort(nums);</w:t>
+      </w:r>
+    </w:p>
+    <w:p>
+      <w:pPr>
+        <w:rPr>
+          <w:szCs w:val="24"/>
+          <w:lang w:val="en-PK"/>
+        </w:rPr>
+      </w:pPr>
+    </w:p>
+    <w:p>
+      <w:pPr>
+        <w:rPr>
+          <w:szCs w:val="24"/>
+          <w:lang w:val="en-PK"/>
+        </w:rPr>
+      </w:pPr>
+      <w:r>
+        <w:rPr>
+          <w:szCs w:val="24"/>
+          <w:lang w:val="en-PK"/>
+        </w:rPr>
+        <w:t xml:space="preserve">        </w:t>
+      </w:r>
+      <w:proofErr w:type="gramStart"/>
+      <w:r>
+        <w:rPr>
+          <w:szCs w:val="24"/>
+          <w:lang w:val="en-PK"/>
+        </w:rPr>
+        <w:t>for(</w:t>
+      </w:r>
+      <w:proofErr w:type="gramEnd"/>
+      <w:r>
+        <w:rPr>
+          <w:szCs w:val="24"/>
+          <w:lang w:val="en-PK"/>
+        </w:rPr>
+        <w:t>int i=0; i &lt; n; i++){</w:t>
+      </w:r>
+    </w:p>
+    <w:p>
+      <w:pPr>
+        <w:rPr>
+          <w:szCs w:val="24"/>
+          <w:lang w:val="en-PK"/>
+        </w:rPr>
+      </w:pPr>
+    </w:p>
+    <w:p>
+      <w:pPr>
+        <w:rPr>
+          <w:szCs w:val="24"/>
+          <w:lang w:val="en-PK"/>
+        </w:rPr>
+      </w:pPr>
+      <w:r>
+        <w:rPr>
+          <w:szCs w:val="24"/>
+          <w:lang w:val="en-PK"/>
+        </w:rPr>
+        <w:t xml:space="preserve">    </w:t>
+      </w:r>
+    </w:p>
+    <w:p>
+      <w:pPr>
+        <w:rPr>
+          <w:szCs w:val="24"/>
+          <w:lang w:val="en-PK"/>
+        </w:rPr>
+      </w:pPr>
+      <w:r>
+        <w:rPr>
+          <w:szCs w:val="24"/>
+          <w:lang w:val="en-PK"/>
+        </w:rPr>
+        <w:t>            if(i&gt;0 &amp;&amp; nums[i-1] == nums[i</w:t>
+      </w:r>
+      <w:proofErr w:type="gramStart"/>
+      <w:r>
+        <w:rPr>
+          <w:szCs w:val="24"/>
+          <w:lang w:val="en-PK"/>
+        </w:rPr>
+        <w:t>]){</w:t>
+      </w:r>
+      <w:proofErr w:type="gramEnd"/>
+    </w:p>
+    <w:p>
+      <w:pPr>
+        <w:rPr>
+          <w:szCs w:val="24"/>
+          <w:lang w:val="en-PK"/>
+        </w:rPr>
+      </w:pPr>
+      <w:r>
+        <w:rPr>
+          <w:szCs w:val="24"/>
+          <w:lang w:val="en-PK"/>
+        </w:rPr>
+        <w:t>                continue; // a duplicate</w:t>
+      </w:r>
+    </w:p>
+    <w:p>
+      <w:pPr>
+        <w:rPr>
+          <w:szCs w:val="24"/>
+          <w:lang w:val="en-PK"/>
+        </w:rPr>
+      </w:pPr>
+      <w:r>
+        <w:rPr>
+          <w:szCs w:val="24"/>
+          <w:lang w:val="en-PK"/>
+        </w:rPr>
+        <w:lastRenderedPageBreak/>
+        <w:t>            }</w:t>
+      </w:r>
+    </w:p>
+    <w:p>
+      <w:pPr>
+        <w:rPr>
+          <w:szCs w:val="24"/>
+          <w:lang w:val="en-PK"/>
+        </w:rPr>
+      </w:pPr>
+    </w:p>
+    <w:p>
+      <w:pPr>
+        <w:rPr>
+          <w:szCs w:val="24"/>
+          <w:lang w:val="en-PK"/>
+        </w:rPr>
+      </w:pPr>
+      <w:r>
+        <w:rPr>
+          <w:szCs w:val="24"/>
+          <w:lang w:val="en-PK"/>
+        </w:rPr>
+        <w:t xml:space="preserve">            </w:t>
+      </w:r>
+      <w:proofErr w:type="gramStart"/>
+      <w:r>
+        <w:rPr>
+          <w:szCs w:val="24"/>
+          <w:lang w:val="en-PK"/>
+        </w:rPr>
+        <w:t>for(</w:t>
+      </w:r>
+      <w:proofErr w:type="gramEnd"/>
+      <w:r>
+        <w:rPr>
+          <w:szCs w:val="24"/>
+          <w:lang w:val="en-PK"/>
+        </w:rPr>
+        <w:t>int j=i+1; j &lt; n ; j++){</w:t>
+      </w:r>
+    </w:p>
+    <w:p>
+      <w:pPr>
+        <w:rPr>
+          <w:szCs w:val="24"/>
+          <w:lang w:val="en-PK"/>
+        </w:rPr>
+      </w:pPr>
+    </w:p>
+    <w:p>
+      <w:pPr>
+        <w:rPr>
+          <w:szCs w:val="24"/>
+          <w:lang w:val="en-PK"/>
+        </w:rPr>
+      </w:pPr>
+      <w:r>
+        <w:rPr>
+          <w:szCs w:val="24"/>
+          <w:lang w:val="en-PK"/>
+        </w:rPr>
+        <w:t xml:space="preserve">        </w:t>
+      </w:r>
+    </w:p>
+    <w:p>
+      <w:pPr>
+        <w:rPr>
+          <w:szCs w:val="24"/>
+          <w:lang w:val="en-PK"/>
+        </w:rPr>
+      </w:pPr>
+      <w:r>
+        <w:rPr>
+          <w:szCs w:val="24"/>
+          <w:lang w:val="en-PK"/>
+        </w:rPr>
+        <w:t>            // why skipping this</w:t>
+      </w:r>
+    </w:p>
+    <w:p>
+      <w:pPr>
+        <w:rPr>
+          <w:szCs w:val="24"/>
+          <w:lang w:val="en-PK"/>
+        </w:rPr>
+      </w:pPr>
+      <w:r>
+        <w:rPr>
+          <w:szCs w:val="24"/>
+          <w:lang w:val="en-PK"/>
+        </w:rPr>
+        <w:t>            // -</w:t>
+      </w:r>
+      <w:proofErr w:type="gramStart"/>
+      <w:r>
+        <w:rPr>
+          <w:szCs w:val="24"/>
+          <w:lang w:val="en-PK"/>
+        </w:rPr>
+        <w:t>5,-</w:t>
+      </w:r>
+      <w:proofErr w:type="gramEnd"/>
+      <w:r>
+        <w:rPr>
+          <w:szCs w:val="24"/>
+          <w:lang w:val="en-PK"/>
+        </w:rPr>
+        <w:t>4, 10,20 skipp as target let say is 30</w:t>
+      </w:r>
+    </w:p>
+    <w:p>
+      <w:pPr>
+        <w:rPr>
+          <w:szCs w:val="24"/>
+          <w:lang w:val="en-PK"/>
+        </w:rPr>
+      </w:pPr>
+      <w:r>
+        <w:rPr>
+          <w:szCs w:val="24"/>
+          <w:lang w:val="en-PK"/>
+        </w:rPr>
+        <w:t xml:space="preserve">            // -5-4 + 10 + 20 is 21 so skip this, pre </w:t>
+      </w:r>
+      <w:proofErr w:type="gramStart"/>
+      <w:r>
+        <w:rPr>
+          <w:szCs w:val="24"/>
+          <w:lang w:val="en-PK"/>
+        </w:rPr>
+        <w:t>condition based</w:t>
+      </w:r>
+      <w:proofErr w:type="gramEnd"/>
+      <w:r>
+        <w:rPr>
+          <w:szCs w:val="24"/>
+          <w:lang w:val="en-PK"/>
+        </w:rPr>
+        <w:t xml:space="preserve"> skip</w:t>
+      </w:r>
+    </w:p>
+    <w:p>
+      <w:pPr>
+        <w:rPr>
+          <w:szCs w:val="24"/>
+          <w:lang w:val="en-PK"/>
+        </w:rPr>
+      </w:pPr>
+      <w:r>
+        <w:rPr>
+          <w:szCs w:val="24"/>
+          <w:lang w:val="en-PK"/>
+        </w:rPr>
+        <w:t>            // pruning</w:t>
+      </w:r>
+    </w:p>
+    <w:p>
+      <w:pPr>
+        <w:rPr>
+          <w:szCs w:val="24"/>
+          <w:lang w:val="en-PK"/>
+        </w:rPr>
+      </w:pPr>
+      <w:r>
+        <w:rPr>
+          <w:szCs w:val="24"/>
+          <w:lang w:val="en-PK"/>
+        </w:rPr>
+        <w:t>            if(nums[i]+nums[j]+nums[n-</w:t>
+      </w:r>
+      <w:proofErr w:type="gramStart"/>
+      <w:r>
+        <w:rPr>
+          <w:szCs w:val="24"/>
+          <w:lang w:val="en-PK"/>
+        </w:rPr>
+        <w:t>1]+</w:t>
+      </w:r>
+      <w:proofErr w:type="gramEnd"/>
+      <w:r>
+        <w:rPr>
+          <w:szCs w:val="24"/>
+          <w:lang w:val="en-PK"/>
+        </w:rPr>
+        <w:t>nums[n-2]&lt;target)continue;</w:t>
+      </w:r>
+    </w:p>
+    <w:p>
+      <w:pPr>
+        <w:rPr>
+          <w:szCs w:val="24"/>
+          <w:lang w:val="en-PK"/>
+        </w:rPr>
+      </w:pPr>
+    </w:p>
+    <w:p>
+      <w:pPr>
+        <w:rPr>
+          <w:szCs w:val="24"/>
+          <w:lang w:val="en-PK"/>
+        </w:rPr>
+      </w:pPr>
+      <w:r>
+        <w:rPr>
+          <w:szCs w:val="24"/>
+          <w:lang w:val="en-PK"/>
+        </w:rPr>
+        <w:t>            if(j&gt;i+1 &amp;&amp; nums[j-1] == nums[j</w:t>
+      </w:r>
+      <w:proofErr w:type="gramStart"/>
+      <w:r>
+        <w:rPr>
+          <w:szCs w:val="24"/>
+          <w:lang w:val="en-PK"/>
+        </w:rPr>
+        <w:t>]){</w:t>
+      </w:r>
+      <w:proofErr w:type="gramEnd"/>
+    </w:p>
+    <w:p>
+      <w:pPr>
+        <w:rPr>
+          <w:szCs w:val="24"/>
+          <w:lang w:val="en-PK"/>
+        </w:rPr>
+      </w:pPr>
+      <w:r>
+        <w:rPr>
+          <w:szCs w:val="24"/>
+          <w:lang w:val="en-PK"/>
+        </w:rPr>
+        <w:t>                continue; // b duplicate</w:t>
+      </w:r>
+    </w:p>
+    <w:p>
+      <w:pPr>
+        <w:rPr>
+          <w:szCs w:val="24"/>
+          <w:lang w:val="en-PK"/>
+        </w:rPr>
+      </w:pPr>
+      <w:r>
+        <w:rPr>
+          <w:szCs w:val="24"/>
+          <w:lang w:val="en-PK"/>
+        </w:rPr>
+        <w:t>            }</w:t>
+      </w:r>
+    </w:p>
+    <w:p>
+      <w:pPr>
+        <w:rPr>
+          <w:szCs w:val="24"/>
+          <w:lang w:val="en-PK"/>
+        </w:rPr>
+      </w:pPr>
+    </w:p>
+    <w:p>
+      <w:pPr>
+        <w:rPr>
+          <w:szCs w:val="24"/>
+          <w:lang w:val="en-PK"/>
+        </w:rPr>
+      </w:pPr>
+      <w:r>
+        <w:rPr>
+          <w:szCs w:val="24"/>
+          <w:lang w:val="en-PK"/>
+        </w:rPr>
+        <w:t>            int left = j+1;</w:t>
+      </w:r>
+    </w:p>
+    <w:p>
+      <w:pPr>
+        <w:rPr>
+          <w:szCs w:val="24"/>
+          <w:lang w:val="en-PK"/>
+        </w:rPr>
+      </w:pPr>
+      <w:r>
+        <w:rPr>
+          <w:szCs w:val="24"/>
+          <w:lang w:val="en-PK"/>
+        </w:rPr>
+        <w:t>            int right = n-1;</w:t>
+      </w:r>
+    </w:p>
+    <w:p>
+      <w:pPr>
+        <w:rPr>
+          <w:szCs w:val="24"/>
+          <w:lang w:val="en-PK"/>
+        </w:rPr>
+      </w:pPr>
+    </w:p>
+    <w:p>
+      <w:pPr>
+        <w:rPr>
+          <w:szCs w:val="24"/>
+          <w:lang w:val="en-PK"/>
+        </w:rPr>
+      </w:pPr>
+      <w:r>
+        <w:rPr>
+          <w:szCs w:val="24"/>
+          <w:lang w:val="en-PK"/>
+        </w:rPr>
+        <w:t xml:space="preserve">            </w:t>
+      </w:r>
+      <w:proofErr w:type="gramStart"/>
+      <w:r>
+        <w:rPr>
+          <w:szCs w:val="24"/>
+          <w:lang w:val="en-PK"/>
+        </w:rPr>
+        <w:t>while(</w:t>
+      </w:r>
+      <w:proofErr w:type="gramEnd"/>
+      <w:r>
+        <w:rPr>
+          <w:szCs w:val="24"/>
+          <w:lang w:val="en-PK"/>
+        </w:rPr>
+        <w:t>left &lt; right){</w:t>
+      </w:r>
+    </w:p>
+    <w:p>
+      <w:pPr>
+        <w:rPr>
+          <w:szCs w:val="24"/>
+          <w:lang w:val="en-PK"/>
+        </w:rPr>
+      </w:pPr>
+    </w:p>
+    <w:p>
+      <w:pPr>
+        <w:rPr>
+          <w:szCs w:val="24"/>
+          <w:lang w:val="en-PK"/>
+        </w:rPr>
+      </w:pPr>
+      <w:r>
+        <w:rPr>
+          <w:szCs w:val="24"/>
+          <w:lang w:val="en-PK"/>
+        </w:rPr>
+        <w:t>                long totalSum = (long)nums[i] + (long)nums[j] + (long)nums[left] + (long)nums[right];</w:t>
+      </w:r>
+    </w:p>
+    <w:p>
+      <w:pPr>
+        <w:rPr>
+          <w:szCs w:val="24"/>
+          <w:lang w:val="en-PK"/>
+        </w:rPr>
+      </w:pPr>
+    </w:p>
+    <w:p>
+      <w:pPr>
+        <w:rPr>
+          <w:szCs w:val="24"/>
+          <w:lang w:val="en-PK"/>
+        </w:rPr>
+      </w:pPr>
+      <w:r>
+        <w:rPr>
+          <w:szCs w:val="24"/>
+          <w:lang w:val="en-PK"/>
+        </w:rPr>
+        <w:t>                if(totalSum&gt;</w:t>
+      </w:r>
+      <w:proofErr w:type="gramStart"/>
+      <w:r>
+        <w:rPr>
+          <w:szCs w:val="24"/>
+          <w:lang w:val="en-PK"/>
+        </w:rPr>
+        <w:t>target){</w:t>
+      </w:r>
+      <w:proofErr w:type="gramEnd"/>
+    </w:p>
+    <w:p>
+      <w:pPr>
+        <w:rPr>
+          <w:szCs w:val="24"/>
+          <w:lang w:val="en-PK"/>
+        </w:rPr>
+      </w:pPr>
+      <w:r>
+        <w:rPr>
+          <w:szCs w:val="24"/>
+          <w:lang w:val="en-PK"/>
+        </w:rPr>
+        <w:t>                    right-=1;</w:t>
+      </w:r>
+    </w:p>
+    <w:p>
+      <w:pPr>
+        <w:rPr>
+          <w:szCs w:val="24"/>
+          <w:lang w:val="en-PK"/>
+        </w:rPr>
+      </w:pPr>
+      <w:r>
+        <w:rPr>
+          <w:szCs w:val="24"/>
+          <w:lang w:val="en-PK"/>
+        </w:rPr>
+        <w:t>                }</w:t>
+      </w:r>
+    </w:p>
+    <w:p>
+      <w:pPr>
+        <w:rPr>
+          <w:szCs w:val="24"/>
+          <w:lang w:val="en-PK"/>
+        </w:rPr>
+      </w:pPr>
+      <w:r>
+        <w:rPr>
+          <w:szCs w:val="24"/>
+          <w:lang w:val="en-PK"/>
+        </w:rPr>
+        <w:t>                else if(totalSum&lt;target</w:t>
+      </w:r>
+      <w:proofErr w:type="gramStart"/>
+      <w:r>
+        <w:rPr>
+          <w:szCs w:val="24"/>
+          <w:lang w:val="en-PK"/>
+        </w:rPr>
+        <w:t>){</w:t>
+      </w:r>
+      <w:proofErr w:type="gramEnd"/>
+    </w:p>
+    <w:p>
+      <w:pPr>
+        <w:rPr>
+          <w:szCs w:val="24"/>
+          <w:lang w:val="en-PK"/>
+        </w:rPr>
+      </w:pPr>
+      <w:r>
+        <w:rPr>
+          <w:szCs w:val="24"/>
+          <w:lang w:val="en-PK"/>
+        </w:rPr>
+        <w:t>                    left+=1;</w:t>
+      </w:r>
+    </w:p>
+    <w:p>
+      <w:pPr>
+        <w:rPr>
+          <w:szCs w:val="24"/>
+          <w:lang w:val="en-PK"/>
+        </w:rPr>
+      </w:pPr>
+      <w:r>
+        <w:rPr>
+          <w:szCs w:val="24"/>
+          <w:lang w:val="en-PK"/>
+        </w:rPr>
+        <w:t>                }</w:t>
+      </w:r>
+    </w:p>
+    <w:p>
+      <w:pPr>
+        <w:rPr>
+          <w:szCs w:val="24"/>
+          <w:lang w:val="en-PK"/>
+        </w:rPr>
+      </w:pPr>
+      <w:r>
+        <w:rPr>
+          <w:szCs w:val="24"/>
+          <w:lang w:val="en-PK"/>
+        </w:rPr>
+        <w:t xml:space="preserve">                else </w:t>
+      </w:r>
+      <w:proofErr w:type="gramStart"/>
+      <w:r>
+        <w:rPr>
+          <w:szCs w:val="24"/>
+          <w:lang w:val="en-PK"/>
+        </w:rPr>
+        <w:t>{ /</w:t>
+      </w:r>
+      <w:proofErr w:type="gramEnd"/>
+      <w:r>
+        <w:rPr>
+          <w:szCs w:val="24"/>
+          <w:lang w:val="en-PK"/>
+        </w:rPr>
+        <w:t>/ found quadrlet</w:t>
+      </w:r>
+    </w:p>
+    <w:p>
+      <w:pPr>
+        <w:rPr>
+          <w:szCs w:val="24"/>
+          <w:lang w:val="en-PK"/>
+        </w:rPr>
+      </w:pPr>
+    </w:p>
+    <w:p>
+      <w:pPr>
+        <w:rPr>
+          <w:szCs w:val="24"/>
+          <w:lang w:val="en-PK"/>
+        </w:rPr>
+      </w:pPr>
+      <w:r>
+        <w:rPr>
+          <w:szCs w:val="24"/>
+          <w:lang w:val="en-PK"/>
+        </w:rPr>
+        <w:lastRenderedPageBreak/>
+        <w:t>               Integer lefty = nums[left];</w:t>
+      </w:r>
+    </w:p>
+    <w:p>
+      <w:pPr>
+        <w:rPr>
+          <w:szCs w:val="24"/>
+          <w:lang w:val="en-PK"/>
+        </w:rPr>
+      </w:pPr>
+      <w:r>
+        <w:rPr>
+          <w:szCs w:val="24"/>
+          <w:lang w:val="en-PK"/>
+        </w:rPr>
+        <w:t>               Integer righty = nums[right];</w:t>
+      </w:r>
+    </w:p>
+    <w:p>
+      <w:pPr>
+        <w:rPr>
+          <w:szCs w:val="24"/>
+          <w:lang w:val="en-PK"/>
+        </w:rPr>
+      </w:pPr>
+    </w:p>
+    <w:p>
+      <w:pPr>
+        <w:rPr>
+          <w:szCs w:val="24"/>
+          <w:lang w:val="en-PK"/>
+        </w:rPr>
+      </w:pPr>
+      <w:r>
+        <w:rPr>
+          <w:szCs w:val="24"/>
+          <w:lang w:val="en-PK"/>
+        </w:rPr>
+        <w:t>               </w:t>
+      </w:r>
+      <w:proofErr w:type="gramStart"/>
+      <w:r>
+        <w:rPr>
+          <w:szCs w:val="24"/>
+          <w:lang w:val="en-PK"/>
+        </w:rPr>
+        <w:t>myResult.add(</w:t>
+      </w:r>
+      <w:proofErr w:type="gramEnd"/>
+      <w:r>
+        <w:rPr>
+          <w:szCs w:val="24"/>
+          <w:lang w:val="en-PK"/>
+        </w:rPr>
+        <w:t>Arrays.asList(nums[i], nums[j], nums[left], nums[right]));</w:t>
+      </w:r>
+    </w:p>
+    <w:p>
+      <w:pPr>
+        <w:rPr>
+          <w:szCs w:val="24"/>
+          <w:lang w:val="en-PK"/>
+        </w:rPr>
+      </w:pPr>
+    </w:p>
+    <w:p>
+      <w:pPr>
+        <w:rPr>
+          <w:szCs w:val="24"/>
+          <w:lang w:val="en-PK"/>
+        </w:rPr>
+      </w:pPr>
+      <w:r>
+        <w:rPr>
+          <w:szCs w:val="24"/>
+          <w:lang w:val="en-PK"/>
+        </w:rPr>
+        <w:t>               // c duplicate</w:t>
+      </w:r>
+    </w:p>
+    <w:p>
+      <w:pPr>
+        <w:rPr>
+          <w:szCs w:val="24"/>
+          <w:lang w:val="en-PK"/>
+        </w:rPr>
+      </w:pPr>
+      <w:r>
+        <w:rPr>
+          <w:szCs w:val="24"/>
+          <w:lang w:val="en-PK"/>
+        </w:rPr>
+        <w:t>               </w:t>
+      </w:r>
+      <w:proofErr w:type="gramStart"/>
+      <w:r>
+        <w:rPr>
+          <w:szCs w:val="24"/>
+          <w:lang w:val="en-PK"/>
+        </w:rPr>
+        <w:t>while(</w:t>
+      </w:r>
+      <w:proofErr w:type="gramEnd"/>
+      <w:r>
+        <w:rPr>
+          <w:szCs w:val="24"/>
+          <w:lang w:val="en-PK"/>
+        </w:rPr>
+        <w:t>left&lt;right &amp;&amp; nums[left]==nums[left+1]){</w:t>
+      </w:r>
+    </w:p>
+    <w:p>
+      <w:pPr>
+        <w:rPr>
+          <w:szCs w:val="24"/>
+          <w:lang w:val="en-PK"/>
+        </w:rPr>
+      </w:pPr>
+      <w:r>
+        <w:rPr>
+          <w:szCs w:val="24"/>
+          <w:lang w:val="en-PK"/>
+        </w:rPr>
+        <w:t>                left+=1;</w:t>
+      </w:r>
+    </w:p>
+    <w:p>
+      <w:pPr>
+        <w:rPr>
+          <w:szCs w:val="24"/>
+          <w:lang w:val="en-PK"/>
+        </w:rPr>
+      </w:pPr>
+      <w:r>
+        <w:rPr>
+          <w:szCs w:val="24"/>
+          <w:lang w:val="en-PK"/>
+        </w:rPr>
+        <w:t>               }</w:t>
+      </w:r>
+    </w:p>
+    <w:p>
+      <w:pPr>
+        <w:rPr>
+          <w:szCs w:val="24"/>
+          <w:lang w:val="en-PK"/>
+        </w:rPr>
+      </w:pPr>
+      <w:r>
+        <w:rPr>
+          <w:szCs w:val="24"/>
+          <w:lang w:val="en-PK"/>
+        </w:rPr>
+        <w:t>              // d duplicate</w:t>
+      </w:r>
+    </w:p>
+    <w:p>
+      <w:pPr>
+        <w:rPr>
+          <w:szCs w:val="24"/>
+          <w:lang w:val="en-PK"/>
+        </w:rPr>
+      </w:pPr>
+      <w:r>
+        <w:rPr>
+          <w:szCs w:val="24"/>
+          <w:lang w:val="en-PK"/>
+        </w:rPr>
+        <w:t xml:space="preserve">              </w:t>
+      </w:r>
+      <w:proofErr w:type="gramStart"/>
+      <w:r>
+        <w:rPr>
+          <w:szCs w:val="24"/>
+          <w:lang w:val="en-PK"/>
+        </w:rPr>
+        <w:t>while(</w:t>
+      </w:r>
+      <w:proofErr w:type="gramEnd"/>
+      <w:r>
+        <w:rPr>
+          <w:szCs w:val="24"/>
+          <w:lang w:val="en-PK"/>
+        </w:rPr>
+        <w:t>left&lt;right &amp;&amp; nums[right]==nums[right-1]){</w:t>
+      </w:r>
+    </w:p>
+    <w:p>
+      <w:pPr>
+        <w:rPr>
+          <w:szCs w:val="24"/>
+          <w:lang w:val="en-PK"/>
+        </w:rPr>
+      </w:pPr>
+      <w:r>
+        <w:rPr>
+          <w:szCs w:val="24"/>
+          <w:lang w:val="en-PK"/>
+        </w:rPr>
+        <w:t>                right-=1;</w:t>
+      </w:r>
+    </w:p>
+    <w:p>
+      <w:pPr>
+        <w:rPr>
+          <w:szCs w:val="24"/>
+          <w:lang w:val="en-PK"/>
+        </w:rPr>
+      </w:pPr>
+      <w:r>
+        <w:rPr>
+          <w:szCs w:val="24"/>
+          <w:lang w:val="en-PK"/>
+        </w:rPr>
+        <w:t>               }</w:t>
+      </w:r>
+    </w:p>
+    <w:p>
+      <w:pPr>
+        <w:rPr>
+          <w:szCs w:val="24"/>
+          <w:lang w:val="en-PK"/>
+        </w:rPr>
+      </w:pPr>
+      <w:r>
+        <w:rPr>
+          <w:szCs w:val="24"/>
+          <w:lang w:val="en-PK"/>
+        </w:rPr>
+        <w:t>               // to move for further quadrlets</w:t>
+      </w:r>
+    </w:p>
+    <w:p>
+      <w:pPr>
+        <w:rPr>
+          <w:szCs w:val="24"/>
+          <w:lang w:val="en-PK"/>
+        </w:rPr>
+      </w:pPr>
+      <w:r>
+        <w:rPr>
+          <w:szCs w:val="24"/>
+          <w:lang w:val="en-PK"/>
+        </w:rPr>
+        <w:t>               // two fixed numbers, so move both pointers to avoid duplicate</w:t>
+      </w:r>
+    </w:p>
+    <w:p>
+      <w:pPr>
+        <w:rPr>
+          <w:szCs w:val="24"/>
+          <w:lang w:val="en-PK"/>
+        </w:rPr>
+      </w:pPr>
+      <w:r>
+        <w:rPr>
+          <w:szCs w:val="24"/>
+          <w:lang w:val="en-PK"/>
+        </w:rPr>
+        <w:t>               left+=1;</w:t>
+      </w:r>
+    </w:p>
+    <w:p>
+      <w:pPr>
+        <w:rPr>
+          <w:szCs w:val="24"/>
+          <w:lang w:val="en-PK"/>
+        </w:rPr>
+      </w:pPr>
+      <w:r>
+        <w:rPr>
+          <w:szCs w:val="24"/>
+          <w:lang w:val="en-PK"/>
+        </w:rPr>
+        <w:t>               right-=1;</w:t>
+      </w:r>
+    </w:p>
+    <w:p>
+      <w:pPr>
+        <w:rPr>
+          <w:szCs w:val="24"/>
+          <w:lang w:val="en-PK"/>
+        </w:rPr>
+      </w:pPr>
+      <w:r>
+        <w:rPr>
+          <w:szCs w:val="24"/>
+          <w:lang w:val="en-PK"/>
+        </w:rPr>
+        <w:t xml:space="preserve">          </w:t>
+      </w:r>
+    </w:p>
+    <w:p>
+      <w:pPr>
+        <w:rPr>
+          <w:szCs w:val="24"/>
+          <w:lang w:val="en-PK"/>
+        </w:rPr>
+      </w:pPr>
+      <w:r>
+        <w:rPr>
+          <w:szCs w:val="24"/>
+          <w:lang w:val="en-PK"/>
+        </w:rPr>
+        <w:t>                }</w:t>
+      </w:r>
+    </w:p>
+    <w:p>
+      <w:pPr>
+        <w:rPr>
+          <w:szCs w:val="24"/>
+          <w:lang w:val="en-PK"/>
+        </w:rPr>
+      </w:pPr>
+    </w:p>
+    <w:p>
+      <w:pPr>
+        <w:rPr>
+          <w:szCs w:val="24"/>
+          <w:lang w:val="en-PK"/>
+        </w:rPr>
+      </w:pPr>
+      <w:r>
+        <w:rPr>
+          <w:szCs w:val="24"/>
+          <w:lang w:val="en-PK"/>
+        </w:rPr>
+        <w:t xml:space="preserve">                </w:t>
+      </w:r>
+    </w:p>
+    <w:p>
+      <w:pPr>
+        <w:rPr>
+          <w:szCs w:val="24"/>
+          <w:lang w:val="en-PK"/>
+        </w:rPr>
+      </w:pPr>
+      <w:r>
+        <w:rPr>
+          <w:szCs w:val="24"/>
+          <w:lang w:val="en-PK"/>
+        </w:rPr>
+        <w:t>            }</w:t>
+      </w:r>
+    </w:p>
+    <w:p>
+      <w:pPr>
+        <w:rPr>
+          <w:szCs w:val="24"/>
+          <w:lang w:val="en-PK"/>
+        </w:rPr>
+      </w:pPr>
+    </w:p>
+    <w:p>
+      <w:pPr>
+        <w:rPr>
+          <w:szCs w:val="24"/>
+          <w:lang w:val="en-PK"/>
+        </w:rPr>
+      </w:pPr>
+      <w:r>
+        <w:rPr>
+          <w:szCs w:val="24"/>
+          <w:lang w:val="en-PK"/>
+        </w:rPr>
+        <w:t>            }</w:t>
+      </w:r>
+    </w:p>
+    <w:p>
+      <w:pPr>
+        <w:rPr>
+          <w:szCs w:val="24"/>
+          <w:lang w:val="en-PK"/>
+        </w:rPr>
+      </w:pPr>
+      <w:r>
+        <w:rPr>
+          <w:szCs w:val="24"/>
+          <w:lang w:val="en-PK"/>
+        </w:rPr>
+        <w:t xml:space="preserve">            </w:t>
+      </w:r>
+    </w:p>
+    <w:p>
+      <w:pPr>
+        <w:rPr>
+          <w:szCs w:val="24"/>
+          <w:lang w:val="en-PK"/>
+        </w:rPr>
+      </w:pPr>
+      <w:r>
+        <w:rPr>
+          <w:szCs w:val="24"/>
+          <w:lang w:val="en-PK"/>
+        </w:rPr>
+        <w:t xml:space="preserve">            </w:t>
+      </w:r>
+    </w:p>
+    <w:p>
+      <w:pPr>
+        <w:rPr>
+          <w:szCs w:val="24"/>
+          <w:lang w:val="en-PK"/>
+        </w:rPr>
+      </w:pPr>
+    </w:p>
+    <w:p>
+      <w:pPr>
+        <w:rPr>
+          <w:szCs w:val="24"/>
+          <w:lang w:val="en-PK"/>
+        </w:rPr>
+      </w:pPr>
+      <w:r>
+        <w:rPr>
+          <w:szCs w:val="24"/>
+          <w:lang w:val="en-PK"/>
+        </w:rPr>
+        <w:t>        }</w:t>
+      </w:r>
+    </w:p>
+    <w:p>
+      <w:pPr>
+        <w:rPr>
+          <w:szCs w:val="24"/>
+          <w:lang w:val="en-PK"/>
+        </w:rPr>
+      </w:pPr>
+    </w:p>
+    <w:p>
+      <w:pPr>
+        <w:rPr>
+          <w:szCs w:val="24"/>
+          <w:lang w:val="en-PK"/>
+        </w:rPr>
+      </w:pPr>
+      <w:r>
+        <w:rPr>
+          <w:szCs w:val="24"/>
+          <w:lang w:val="en-PK"/>
+        </w:rPr>
+        <w:t>        return myResult;</w:t>
+      </w:r>
+    </w:p>
+    <w:p>
+      <w:pPr>
+        <w:rPr>
+          <w:szCs w:val="24"/>
+          <w:lang w:val="en-PK"/>
+        </w:rPr>
+      </w:pPr>
+    </w:p>
+    <w:p>
+      <w:pPr>
+        <w:rPr>
+          <w:szCs w:val="24"/>
+          <w:lang w:val="en-PK"/>
+        </w:rPr>
+      </w:pPr>
+      <w:r>
+        <w:rPr>
+          <w:szCs w:val="24"/>
+          <w:lang w:val="en-PK"/>
+        </w:rPr>
+        <w:t xml:space="preserve">        </w:t>
+      </w:r>
+    </w:p>
+    <w:p>
+      <w:pPr>
+        <w:rPr>
+          <w:szCs w:val="24"/>
+          <w:lang w:val="en-PK"/>
+        </w:rPr>
+      </w:pPr>
+      <w:r>
+        <w:rPr>
+          <w:szCs w:val="24"/>
+          <w:lang w:val="en-PK"/>
+        </w:rPr>
+        <w:t>    }</w:t>
+      </w:r>
+    </w:p>
+    <w:p>
+      <w:pPr>
+        <w:rPr>
+          <w:szCs w:val="24"/>
+          <w:lang w:val="en-PK"/>
+        </w:rPr>
+      </w:pPr>
+      <w:r>
+        <w:rPr>
+          <w:szCs w:val="24"/>
+          <w:lang w:val="en-PK"/>
+        </w:rPr>
+        <w:t>}</w:t>
+      </w:r>
+    </w:p>
+    <w:p>
+      <w:pPr>
+        <w:rPr>
+          <w:szCs w:val="24"/>
+          <w:lang w:val="en-PK"/>
+        </w:rPr>
+      </w:pPr>
+    </w:p>
+    <w:p>
+      <w:pPr>
+        <w:rPr>
+          <w:szCs w:val="24"/>
+          <w:lang w:val="en-PK"/>
+        </w:rPr>
+      </w:pPr>
+    </w:p>
+    <w:p>
+      <w:pPr>
+        <w:rPr>
+          <w:szCs w:val="24"/>
+          <w:lang w:val="en-PK"/>
+        </w:rPr>
+      </w:pPr>
+    </w:p>
+    <w:p>
+      <w:pPr>
+        <w:rPr>
+          <w:szCs w:val="24"/>
+          <w:lang w:val="en-PK"/>
+        </w:rPr>
+      </w:pPr>
+    </w:p>
+    <w:p>
+      <w:pPr>
+        <w:rPr>
+          <w:szCs w:val="24"/>
+          <w:lang w:val="en-PK"/>
+        </w:rPr>
+      </w:pPr>
+      <w:hyperlink r:id="rId14" w:history="1">
+        <w:r>
+          <w:rPr>
+            <w:rStyle w:val="Hyperlink"/>
+            <w:b/>
+            <w:bCs/>
+            <w:szCs w:val="24"/>
+          </w:rPr>
+          <w:t>Rotate Array</w:t>
+        </w:r>
+      </w:hyperlink>
+    </w:p>
+    <w:p>
+      <w:pPr>
+        <w:pStyle w:val="ListParagraph"/>
+        <w:numPr>
+          <w:ilvl w:val="0"/>
+          <w:numId w:val="5"/>
+        </w:numPr>
+        <w:rPr>
+          <w:szCs w:val="24"/>
+          <w:lang w:val="en-PK"/>
+        </w:rPr>
+      </w:pPr>
+      <w:r>
+        <w:rPr>
+          <w:szCs w:val="24"/>
+          <w:lang w:val="en-PK"/>
+        </w:rPr>
+        <w:t>Reverse the array</w:t>
+      </w:r>
+    </w:p>
+    <w:p>
+      <w:pPr>
+        <w:pStyle w:val="ListParagraph"/>
+        <w:numPr>
+          <w:ilvl w:val="0"/>
+          <w:numId w:val="5"/>
+        </w:numPr>
+        <w:rPr>
+          <w:szCs w:val="24"/>
+          <w:lang w:val="en-PK"/>
+        </w:rPr>
+      </w:pPr>
+      <w:r>
+        <w:rPr>
+          <w:szCs w:val="24"/>
+          <w:lang w:val="en-PK"/>
+        </w:rPr>
+        <w:t>Reverse upto k-1</w:t>
+      </w:r>
+    </w:p>
+    <w:p>
+      <w:pPr>
+        <w:pStyle w:val="ListParagraph"/>
+        <w:numPr>
+          <w:ilvl w:val="0"/>
+          <w:numId w:val="5"/>
+        </w:numPr>
+        <w:rPr>
+          <w:szCs w:val="24"/>
+          <w:lang w:val="en-PK"/>
+        </w:rPr>
+      </w:pPr>
+      <w:r>
+        <w:rPr>
+          <w:szCs w:val="24"/>
+          <w:lang w:val="en-PK"/>
+        </w:rPr>
+        <w:t>Reverse upto from k upto n</w:t>
+      </w:r>
+    </w:p>
+    <w:p>
+      <w:pPr>
+        <w:rPr>
+          <w:szCs w:val="24"/>
+          <w:lang w:val="en-PK"/>
+        </w:rPr>
+      </w:pPr>
+    </w:p>
+    <w:p>
+      <w:pPr>
+        <w:rPr>
+          <w:szCs w:val="24"/>
+          <w:lang w:val="en-PK"/>
+        </w:rPr>
+      </w:pPr>
+      <w:r>
+        <w:rPr>
+          <w:szCs w:val="24"/>
+          <w:lang w:val="en-PK"/>
+        </w:rPr>
+        <w:t>class Solution {</w:t>
+      </w:r>
+    </w:p>
+    <w:p>
+      <w:pPr>
+        <w:rPr>
+          <w:szCs w:val="24"/>
+          <w:lang w:val="en-PK"/>
+        </w:rPr>
+      </w:pPr>
+      <w:r>
+        <w:rPr>
+          <w:szCs w:val="24"/>
+          <w:lang w:val="en-PK"/>
+        </w:rPr>
+        <w:t>    public void rotate(</w:t>
+      </w:r>
+      <w:proofErr w:type="gramStart"/>
+      <w:r>
+        <w:rPr>
+          <w:szCs w:val="24"/>
+          <w:lang w:val="en-PK"/>
+        </w:rPr>
+        <w:t>int[</w:t>
+      </w:r>
+      <w:proofErr w:type="gramEnd"/>
+      <w:r>
+        <w:rPr>
+          <w:szCs w:val="24"/>
+          <w:lang w:val="en-PK"/>
+        </w:rPr>
+        <w:t>] nums, int p) {</w:t>
+      </w:r>
+    </w:p>
+    <w:p>
+      <w:pPr>
+        <w:rPr>
+          <w:szCs w:val="24"/>
+          <w:lang w:val="en-PK"/>
+        </w:rPr>
+      </w:pPr>
+    </w:p>
+    <w:p>
+      <w:pPr>
+        <w:rPr>
+          <w:szCs w:val="24"/>
+          <w:lang w:val="en-PK"/>
+        </w:rPr>
+      </w:pPr>
+      <w:r>
+        <w:rPr>
+          <w:szCs w:val="24"/>
+          <w:lang w:val="en-PK"/>
+        </w:rPr>
+        <w:t xml:space="preserve">    </w:t>
+      </w:r>
+    </w:p>
+    <w:p>
+      <w:pPr>
+        <w:rPr>
+          <w:szCs w:val="24"/>
+          <w:lang w:val="en-PK"/>
+        </w:rPr>
+      </w:pPr>
+      <w:r>
+        <w:rPr>
+          <w:szCs w:val="24"/>
+          <w:lang w:val="en-PK"/>
+        </w:rPr>
+        <w:t xml:space="preserve">        int n = </w:t>
+      </w:r>
+      <w:proofErr w:type="gramStart"/>
+      <w:r>
+        <w:rPr>
+          <w:szCs w:val="24"/>
+          <w:lang w:val="en-PK"/>
+        </w:rPr>
+        <w:t>nums.length</w:t>
+      </w:r>
+      <w:proofErr w:type="gramEnd"/>
+      <w:r>
+        <w:rPr>
+          <w:szCs w:val="24"/>
+          <w:lang w:val="en-PK"/>
+        </w:rPr>
+        <w:t>;</w:t>
+      </w:r>
+    </w:p>
+    <w:p>
+      <w:pPr>
+        <w:rPr>
+          <w:szCs w:val="24"/>
+          <w:lang w:val="en-PK"/>
+        </w:rPr>
+      </w:pPr>
+      <w:r>
+        <w:rPr>
+          <w:szCs w:val="24"/>
+          <w:lang w:val="en-PK"/>
+        </w:rPr>
+        <w:t xml:space="preserve">        int k = p % n; </w:t>
+      </w:r>
+    </w:p>
+    <w:p>
+      <w:pPr>
+        <w:rPr>
+          <w:szCs w:val="24"/>
+          <w:lang w:val="en-PK"/>
+        </w:rPr>
+      </w:pPr>
+      <w:r>
+        <w:rPr>
+          <w:szCs w:val="24"/>
+          <w:lang w:val="en-PK"/>
+        </w:rPr>
+        <w:t xml:space="preserve">        </w:t>
+      </w:r>
+      <w:proofErr w:type="gramStart"/>
+      <w:r>
+        <w:rPr>
+          <w:szCs w:val="24"/>
+          <w:lang w:val="en-PK"/>
+        </w:rPr>
+        <w:t>reverse(</w:t>
+      </w:r>
+      <w:proofErr w:type="gramEnd"/>
+      <w:r>
+        <w:rPr>
+          <w:szCs w:val="24"/>
+          <w:lang w:val="en-PK"/>
+        </w:rPr>
+        <w:t>nums, 0, n-1); // full reverse</w:t>
+      </w:r>
+    </w:p>
+    <w:p>
+      <w:pPr>
+        <w:rPr>
+          <w:szCs w:val="24"/>
+          <w:lang w:val="en-PK"/>
+        </w:rPr>
+      </w:pPr>
+      <w:r>
+        <w:rPr>
+          <w:szCs w:val="24"/>
+          <w:lang w:val="en-PK"/>
+        </w:rPr>
+        <w:t xml:space="preserve">        </w:t>
+      </w:r>
+      <w:proofErr w:type="gramStart"/>
+      <w:r>
+        <w:rPr>
+          <w:szCs w:val="24"/>
+          <w:lang w:val="en-PK"/>
+        </w:rPr>
+        <w:t>reverse(</w:t>
+      </w:r>
+      <w:proofErr w:type="gramEnd"/>
+      <w:r>
+        <w:rPr>
+          <w:szCs w:val="24"/>
+          <w:lang w:val="en-PK"/>
+        </w:rPr>
+        <w:t>nums, 0, k-1);  // upto k-1 reverse</w:t>
+      </w:r>
+    </w:p>
+    <w:p>
+      <w:pPr>
+        <w:rPr>
+          <w:szCs w:val="24"/>
+          <w:lang w:val="en-PK"/>
+        </w:rPr>
+      </w:pPr>
+      <w:r>
+        <w:rPr>
+          <w:szCs w:val="24"/>
+          <w:lang w:val="en-PK"/>
+        </w:rPr>
+        <w:t xml:space="preserve">        </w:t>
+      </w:r>
+      <w:proofErr w:type="gramStart"/>
+      <w:r>
+        <w:rPr>
+          <w:szCs w:val="24"/>
+          <w:lang w:val="en-PK"/>
+        </w:rPr>
+        <w:t>reverse(</w:t>
+      </w:r>
+      <w:proofErr w:type="gramEnd"/>
+      <w:r>
+        <w:rPr>
+          <w:szCs w:val="24"/>
+          <w:lang w:val="en-PK"/>
+        </w:rPr>
+        <w:t>nums, k, n-1); // k upto n reverse</w:t>
+      </w:r>
+    </w:p>
+    <w:p>
+      <w:pPr>
+        <w:rPr>
+          <w:szCs w:val="24"/>
+          <w:lang w:val="en-PK"/>
+        </w:rPr>
+      </w:pPr>
+    </w:p>
+    <w:p>
+      <w:pPr>
+        <w:rPr>
+          <w:szCs w:val="24"/>
+          <w:lang w:val="en-PK"/>
+        </w:rPr>
+      </w:pPr>
+      <w:r>
+        <w:rPr>
+          <w:szCs w:val="24"/>
+          <w:lang w:val="en-PK"/>
+        </w:rPr>
+        <w:t xml:space="preserve">        </w:t>
+      </w:r>
+    </w:p>
+    <w:p>
+      <w:pPr>
+        <w:rPr>
+          <w:szCs w:val="24"/>
+          <w:lang w:val="en-PK"/>
+        </w:rPr>
+      </w:pPr>
+      <w:r>
+        <w:rPr>
+          <w:szCs w:val="24"/>
+          <w:lang w:val="en-PK"/>
+        </w:rPr>
+        <w:t>    }</w:t>
+      </w:r>
+    </w:p>
+    <w:p>
+      <w:pPr>
+        <w:rPr>
+          <w:szCs w:val="24"/>
+          <w:lang w:val="en-PK"/>
+        </w:rPr>
+      </w:pPr>
+      <w:r>
+        <w:rPr>
+          <w:szCs w:val="24"/>
+          <w:lang w:val="en-PK"/>
+        </w:rPr>
+        <w:t>    public static void reverse(</w:t>
+      </w:r>
+      <w:proofErr w:type="gramStart"/>
+      <w:r>
+        <w:rPr>
+          <w:szCs w:val="24"/>
+          <w:lang w:val="en-PK"/>
+        </w:rPr>
+        <w:t>int[</w:t>
+      </w:r>
+      <w:proofErr w:type="gramEnd"/>
+      <w:r>
+        <w:rPr>
+          <w:szCs w:val="24"/>
+          <w:lang w:val="en-PK"/>
+        </w:rPr>
+        <w:t>] nums, int left, int right){</w:t>
+      </w:r>
+    </w:p>
+    <w:p>
+      <w:pPr>
+        <w:rPr>
+          <w:szCs w:val="24"/>
+          <w:lang w:val="en-PK"/>
+        </w:rPr>
+      </w:pPr>
+      <w:r>
+        <w:rPr>
+          <w:szCs w:val="24"/>
+          <w:lang w:val="en-PK"/>
+        </w:rPr>
+        <w:t>        while(left&lt;right</w:t>
+      </w:r>
+      <w:proofErr w:type="gramStart"/>
+      <w:r>
+        <w:rPr>
+          <w:szCs w:val="24"/>
+          <w:lang w:val="en-PK"/>
+        </w:rPr>
+        <w:t>){</w:t>
+      </w:r>
+      <w:proofErr w:type="gramEnd"/>
+    </w:p>
+    <w:p>
+      <w:pPr>
+        <w:rPr>
+          <w:szCs w:val="24"/>
+          <w:lang w:val="en-PK"/>
+        </w:rPr>
+      </w:pPr>
+      <w:r>
+        <w:rPr>
+          <w:szCs w:val="24"/>
+          <w:lang w:val="en-PK"/>
+        </w:rPr>
+        <w:t>            int temp = nums[left];</w:t>
+      </w:r>
+    </w:p>
+    <w:p>
+      <w:pPr>
+        <w:rPr>
+          <w:szCs w:val="24"/>
+          <w:lang w:val="en-PK"/>
+        </w:rPr>
+      </w:pPr>
+      <w:r>
+        <w:rPr>
+          <w:szCs w:val="24"/>
+          <w:lang w:val="en-PK"/>
+        </w:rPr>
+        <w:t>            nums[left++] = nums[right];</w:t>
+      </w:r>
+    </w:p>
+    <w:p>
+      <w:pPr>
+        <w:rPr>
+          <w:szCs w:val="24"/>
+          <w:lang w:val="en-PK"/>
+        </w:rPr>
+      </w:pPr>
+      <w:r>
+        <w:rPr>
+          <w:szCs w:val="24"/>
+          <w:lang w:val="en-PK"/>
+        </w:rPr>
+        <w:t>            nums[right--</w:t>
+      </w:r>
+      <w:proofErr w:type="gramStart"/>
+      <w:r>
+        <w:rPr>
+          <w:szCs w:val="24"/>
+          <w:lang w:val="en-PK"/>
+        </w:rPr>
+        <w:t>]  =</w:t>
+      </w:r>
+      <w:proofErr w:type="gramEnd"/>
+      <w:r>
+        <w:rPr>
+          <w:szCs w:val="24"/>
+          <w:lang w:val="en-PK"/>
+        </w:rPr>
+        <w:t xml:space="preserve"> temp;</w:t>
+      </w:r>
+    </w:p>
+    <w:p>
+      <w:pPr>
+        <w:rPr>
+          <w:szCs w:val="24"/>
+          <w:lang w:val="en-PK"/>
+        </w:rPr>
+      </w:pPr>
+      <w:r>
+        <w:rPr>
+          <w:szCs w:val="24"/>
+          <w:lang w:val="en-PK"/>
+        </w:rPr>
+        <w:t>        }</w:t>
+      </w:r>
+    </w:p>
+    <w:p>
+      <w:pPr>
+        <w:rPr>
+          <w:szCs w:val="24"/>
+          <w:lang w:val="en-PK"/>
+        </w:rPr>
+      </w:pPr>
+    </w:p>
+    <w:p>
+      <w:pPr>
+        <w:rPr>
+          <w:szCs w:val="24"/>
+          <w:lang w:val="en-PK"/>
+        </w:rPr>
+      </w:pPr>
+      <w:r>
+        <w:rPr>
+          <w:szCs w:val="24"/>
+          <w:lang w:val="en-PK"/>
+        </w:rPr>
+        <w:t>    }</w:t>
+      </w:r>
+    </w:p>
+    <w:p>
+      <w:pPr>
+        <w:rPr>
+          <w:szCs w:val="24"/>
+          <w:lang w:val="en-PK"/>
+        </w:rPr>
+      </w:pPr>
+      <w:r>
+        <w:rPr>
+          <w:szCs w:val="24"/>
+          <w:lang w:val="en-PK"/>
+        </w:rPr>
+        <w:t>}</w:t>
+      </w:r>
+    </w:p>
+    <w:p>
+      <w:pPr>
+        <w:rPr>
+          <w:szCs w:val="24"/>
+          <w:lang w:val="en-PK"/>
+        </w:rPr>
+      </w:pPr>
+    </w:p>
+    <w:p>
+      <w:pPr>
+        <w:rPr>
+          <w:szCs w:val="24"/>
+          <w:lang w:val="en-PK"/>
+        </w:rPr>
+      </w:pPr>
+    </w:p>
+    <w:p>
+      <w:pPr>
+        <w:rPr>
+          <w:szCs w:val="24"/>
+          <w:lang w:val="en-PK"/>
+        </w:rPr>
+      </w:pPr>
+    </w:p>
+    <w:p>
+      <w:pPr>
+        <w:rPr>
+          <w:szCs w:val="24"/>
+          <w:lang w:val="en-PK"/>
+        </w:rPr>
+      </w:pPr>
+    </w:p>
+    <w:p>
+      <w:pPr>
+        <w:rPr>
+          <w:szCs w:val="24"/>
+          <w:lang w:val="en-PK"/>
+        </w:rPr>
+      </w:pPr>
+    </w:p>
+    <w:p>
+      <w:pPr>
+        <w:rPr>
+          <w:szCs w:val="24"/>
+          <w:lang w:val="en-PK"/>
+        </w:rPr>
+      </w:pPr>
+      <w:hyperlink r:id="rId15" w:history="1">
+        <w:r>
+          <w:rPr>
+            <w:rStyle w:val="Hyperlink"/>
+            <w:b/>
+            <w:bCs/>
+            <w:szCs w:val="24"/>
+          </w:rPr>
+          <w:t>Container With Most Water</w:t>
+        </w:r>
+      </w:hyperlink>
+    </w:p>
+    <w:p>
+      <w:pPr>
+        <w:pStyle w:val="ListParagraph"/>
+        <w:numPr>
+          <w:ilvl w:val="0"/>
+          <w:numId w:val="6"/>
+        </w:numPr>
+        <w:rPr>
+          <w:szCs w:val="24"/>
+        </w:rPr>
+      </w:pPr>
+      <w:r>
+        <w:rPr>
+          <w:szCs w:val="24"/>
+        </w:rPr>
+        <w:t>Left and Right pointer</w:t>
+      </w:r>
+    </w:p>
+    <w:p>
+      <w:pPr>
+        <w:pStyle w:val="ListParagraph"/>
+        <w:numPr>
+          <w:ilvl w:val="0"/>
+          <w:numId w:val="6"/>
+        </w:numPr>
+        <w:rPr>
+          <w:szCs w:val="24"/>
+        </w:rPr>
+      </w:pPr>
+      <w:r>
+        <w:rPr>
+          <w:szCs w:val="24"/>
+        </w:rPr>
+        <w:t>Want to maximize the area, move from small value</w:t>
+      </w:r>
+    </w:p>
+    <w:p>
+      <w:pPr>
+        <w:pStyle w:val="ListParagraph"/>
+        <w:numPr>
+          <w:ilvl w:val="0"/>
+          <w:numId w:val="6"/>
+        </w:numPr>
+        <w:rPr>
+          <w:szCs w:val="24"/>
+        </w:rPr>
+      </w:pPr>
+      <w:r>
+        <w:rPr>
+          <w:szCs w:val="24"/>
+        </w:rPr>
+        <w:t xml:space="preserve">Calculate height and width </w:t>
+      </w:r>
+    </w:p>
+    <w:p>
+      <w:pPr>
+        <w:pStyle w:val="ListParagraph"/>
+        <w:numPr>
+          <w:ilvl w:val="0"/>
+          <w:numId w:val="6"/>
+        </w:numPr>
+        <w:rPr>
+          <w:szCs w:val="24"/>
+        </w:rPr>
+      </w:pPr>
+      <w:r>
+        <w:rPr>
+          <w:szCs w:val="24"/>
+        </w:rPr>
+        <w:t>Width using right – left (indexes)</w:t>
+      </w:r>
+    </w:p>
+    <w:p>
+      <w:pPr>
+        <w:pStyle w:val="ListParagraph"/>
+        <w:numPr>
+          <w:ilvl w:val="0"/>
+          <w:numId w:val="6"/>
+        </w:numPr>
+        <w:rPr>
+          <w:szCs w:val="24"/>
+          <w:lang w:val="en-PK"/>
+        </w:rPr>
+      </w:pPr>
+      <w:r>
+        <w:rPr>
+          <w:szCs w:val="24"/>
+        </w:rPr>
+        <w:t xml:space="preserve">Height using min as water needs to be contained, if we choose big water will overflow from smaller side  </w:t>
+      </w:r>
+    </w:p>
+    <w:p>
+      <w:pPr>
+        <w:rPr>
+          <w:szCs w:val="24"/>
+          <w:lang w:val="en-PK"/>
+        </w:rPr>
+      </w:pPr>
+    </w:p>
+    <w:p>
+      <w:pPr>
+        <w:rPr>
+          <w:szCs w:val="24"/>
+          <w:lang w:val="en-PK"/>
+        </w:rPr>
+      </w:pPr>
+      <w:r>
+        <w:rPr>
+          <w:szCs w:val="24"/>
+          <w:lang w:val="en-PK"/>
+        </w:rPr>
+        <w:t>class Solution {</w:t>
+      </w:r>
+    </w:p>
+    <w:p>
+      <w:pPr>
+        <w:rPr>
+          <w:szCs w:val="24"/>
+          <w:lang w:val="en-PK"/>
+        </w:rPr>
+      </w:pPr>
+      <w:r>
+        <w:rPr>
+          <w:szCs w:val="24"/>
+          <w:lang w:val="en-PK"/>
+        </w:rPr>
+        <w:t>    public int maxArea(</w:t>
+      </w:r>
+      <w:proofErr w:type="gramStart"/>
+      <w:r>
+        <w:rPr>
+          <w:szCs w:val="24"/>
+          <w:lang w:val="en-PK"/>
+        </w:rPr>
+        <w:t>int[</w:t>
+      </w:r>
+      <w:proofErr w:type="gramEnd"/>
+      <w:r>
+        <w:rPr>
+          <w:szCs w:val="24"/>
+          <w:lang w:val="en-PK"/>
+        </w:rPr>
+        <w:t>] height) {</w:t>
+      </w:r>
+    </w:p>
+    <w:p>
+      <w:pPr>
+        <w:rPr>
+          <w:szCs w:val="24"/>
+          <w:lang w:val="en-PK"/>
+        </w:rPr>
+      </w:pPr>
+      <w:r>
+        <w:rPr>
+          <w:szCs w:val="24"/>
+          <w:lang w:val="en-PK"/>
+        </w:rPr>
+        <w:t xml:space="preserve">        int n = </w:t>
+      </w:r>
+      <w:proofErr w:type="gramStart"/>
+      <w:r>
+        <w:rPr>
+          <w:szCs w:val="24"/>
+          <w:lang w:val="en-PK"/>
+        </w:rPr>
+        <w:t>height.length</w:t>
+      </w:r>
+      <w:proofErr w:type="gramEnd"/>
+      <w:r>
+        <w:rPr>
+          <w:szCs w:val="24"/>
+          <w:lang w:val="en-PK"/>
+        </w:rPr>
+        <w:t>;</w:t>
+      </w:r>
+    </w:p>
+    <w:p>
+      <w:pPr>
+        <w:rPr>
+          <w:szCs w:val="24"/>
+          <w:lang w:val="en-PK"/>
+        </w:rPr>
+      </w:pPr>
+      <w:r>
+        <w:rPr>
+          <w:szCs w:val="24"/>
+          <w:lang w:val="en-PK"/>
+        </w:rPr>
+        <w:t>        // right - left + 1 is width</w:t>
+      </w:r>
+    </w:p>
+    <w:p>
+      <w:pPr>
+        <w:rPr>
+          <w:szCs w:val="24"/>
+          <w:lang w:val="en-PK"/>
+        </w:rPr>
+      </w:pPr>
+      <w:r>
+        <w:rPr>
+          <w:szCs w:val="24"/>
+          <w:lang w:val="en-PK"/>
+        </w:rPr>
+        <w:t>        // min of right and left is height</w:t>
+      </w:r>
+    </w:p>
+    <w:p>
+      <w:pPr>
+        <w:rPr>
+          <w:szCs w:val="24"/>
+          <w:lang w:val="en-PK"/>
+        </w:rPr>
+      </w:pPr>
+      <w:r>
+        <w:rPr>
+          <w:szCs w:val="24"/>
+          <w:lang w:val="en-PK"/>
+        </w:rPr>
+        <w:t>        // where to move pointer?</w:t>
+      </w:r>
+    </w:p>
+    <w:p>
+      <w:pPr>
+        <w:rPr>
+          <w:szCs w:val="24"/>
+          <w:lang w:val="en-PK"/>
+        </w:rPr>
+      </w:pPr>
+      <w:r>
+        <w:rPr>
+          <w:szCs w:val="24"/>
+          <w:lang w:val="en-PK"/>
+        </w:rPr>
+        <w:t>        // got an idea of problem in 2 minutes after reading it</w:t>
+      </w:r>
+    </w:p>
+    <w:p>
+      <w:pPr>
+        <w:rPr>
+          <w:szCs w:val="24"/>
+          <w:lang w:val="en-PK"/>
+        </w:rPr>
+      </w:pPr>
+    </w:p>
+    <w:p>
+      <w:pPr>
+        <w:rPr>
+          <w:szCs w:val="24"/>
+          <w:lang w:val="en-PK"/>
+        </w:rPr>
+      </w:pPr>
+      <w:r>
+        <w:rPr>
+          <w:szCs w:val="24"/>
+          <w:lang w:val="en-PK"/>
+        </w:rPr>
+        <w:t>        int left = 0;</w:t>
+      </w:r>
+    </w:p>
+    <w:p>
+      <w:pPr>
+        <w:rPr>
+          <w:szCs w:val="24"/>
+          <w:lang w:val="en-PK"/>
+        </w:rPr>
+      </w:pPr>
+      <w:r>
+        <w:rPr>
+          <w:szCs w:val="24"/>
+          <w:lang w:val="en-PK"/>
+        </w:rPr>
+        <w:t>        int right = n-1;</w:t>
+      </w:r>
+    </w:p>
+    <w:p>
+      <w:pPr>
+        <w:rPr>
+          <w:szCs w:val="24"/>
+          <w:lang w:val="en-PK"/>
+        </w:rPr>
+      </w:pPr>
+      <w:r>
+        <w:rPr>
+          <w:szCs w:val="24"/>
+          <w:lang w:val="en-PK"/>
+        </w:rPr>
+        <w:t>        // as values are positive</w:t>
+      </w:r>
+    </w:p>
+    <w:p>
+      <w:pPr>
+        <w:rPr>
+          <w:szCs w:val="24"/>
+          <w:lang w:val="en-PK"/>
+        </w:rPr>
+      </w:pPr>
+      <w:r>
+        <w:rPr>
+          <w:szCs w:val="24"/>
+          <w:lang w:val="en-PK"/>
+        </w:rPr>
+        <w:t>        int maxArea = -10;</w:t>
+      </w:r>
+    </w:p>
+    <w:p>
+      <w:pPr>
+        <w:rPr>
+          <w:szCs w:val="24"/>
+          <w:lang w:val="en-PK"/>
+        </w:rPr>
+      </w:pPr>
+      <w:r>
+        <w:rPr>
+          <w:szCs w:val="24"/>
+          <w:lang w:val="en-PK"/>
+        </w:rPr>
+        <w:t xml:space="preserve">        </w:t>
+      </w:r>
+      <w:proofErr w:type="gramStart"/>
+      <w:r>
+        <w:rPr>
+          <w:szCs w:val="24"/>
+          <w:lang w:val="en-PK"/>
+        </w:rPr>
+        <w:t>while(</w:t>
+      </w:r>
+      <w:proofErr w:type="gramEnd"/>
+      <w:r>
+        <w:rPr>
+          <w:szCs w:val="24"/>
+          <w:lang w:val="en-PK"/>
+        </w:rPr>
+        <w:t>left &lt; right){</w:t>
+      </w:r>
+    </w:p>
+    <w:p>
+      <w:pPr>
+        <w:rPr>
+          <w:szCs w:val="24"/>
+          <w:lang w:val="en-PK"/>
+        </w:rPr>
+      </w:pPr>
+      <w:r>
+        <w:rPr>
+          <w:szCs w:val="24"/>
+          <w:lang w:val="en-PK"/>
+        </w:rPr>
+        <w:t>            int h = Integer.min(height[left</w:t>
+      </w:r>
+      <w:proofErr w:type="gramStart"/>
+      <w:r>
+        <w:rPr>
+          <w:szCs w:val="24"/>
+          <w:lang w:val="en-PK"/>
+        </w:rPr>
+        <w:t>],height</w:t>
+      </w:r>
+      <w:proofErr w:type="gramEnd"/>
+      <w:r>
+        <w:rPr>
+          <w:szCs w:val="24"/>
+          <w:lang w:val="en-PK"/>
+        </w:rPr>
+        <w:t>[right]);</w:t>
+      </w:r>
+    </w:p>
+    <w:p>
+      <w:pPr>
+        <w:rPr>
+          <w:szCs w:val="24"/>
+          <w:lang w:val="en-PK"/>
+        </w:rPr>
+      </w:pPr>
+      <w:r>
+        <w:rPr>
+          <w:szCs w:val="24"/>
+          <w:lang w:val="en-PK"/>
+        </w:rPr>
+        <w:t>            int w = right - left;</w:t>
+      </w:r>
+    </w:p>
+    <w:p>
+      <w:pPr>
+        <w:rPr>
+          <w:szCs w:val="24"/>
+          <w:lang w:val="en-PK"/>
+        </w:rPr>
+      </w:pPr>
+    </w:p>
+    <w:p>
+      <w:pPr>
+        <w:rPr>
+          <w:szCs w:val="24"/>
+          <w:lang w:val="en-PK"/>
+        </w:rPr>
+      </w:pPr>
+      <w:r>
+        <w:rPr>
+          <w:szCs w:val="24"/>
+          <w:lang w:val="en-PK"/>
+        </w:rPr>
+        <w:lastRenderedPageBreak/>
+        <w:t xml:space="preserve">            maxArea = </w:t>
+      </w:r>
+      <w:proofErr w:type="gramStart"/>
+      <w:r>
+        <w:rPr>
+          <w:szCs w:val="24"/>
+          <w:lang w:val="en-PK"/>
+        </w:rPr>
+        <w:t>Integer.max(</w:t>
+      </w:r>
+      <w:proofErr w:type="gramEnd"/>
+      <w:r>
+        <w:rPr>
+          <w:szCs w:val="24"/>
+          <w:lang w:val="en-PK"/>
+        </w:rPr>
+        <w:t>h*w, maxArea);</w:t>
+      </w:r>
+    </w:p>
+    <w:p>
+      <w:pPr>
+        <w:rPr>
+          <w:szCs w:val="24"/>
+          <w:lang w:val="en-PK"/>
+        </w:rPr>
+      </w:pPr>
+      <w:r>
+        <w:rPr>
+          <w:szCs w:val="24"/>
+          <w:lang w:val="en-PK"/>
+        </w:rPr>
+        <w:t>            // want to maximize the area</w:t>
+      </w:r>
+    </w:p>
+    <w:p>
+      <w:pPr>
+        <w:rPr>
+          <w:szCs w:val="24"/>
+          <w:lang w:val="en-PK"/>
+        </w:rPr>
+      </w:pPr>
+    </w:p>
+    <w:p>
+      <w:pPr>
+        <w:rPr>
+          <w:szCs w:val="24"/>
+          <w:lang w:val="en-PK"/>
+        </w:rPr>
+      </w:pPr>
+      <w:r>
+        <w:rPr>
+          <w:szCs w:val="24"/>
+          <w:lang w:val="en-PK"/>
+        </w:rPr>
+        <w:t xml:space="preserve">            </w:t>
+      </w:r>
+      <w:proofErr w:type="gramStart"/>
+      <w:r>
+        <w:rPr>
+          <w:szCs w:val="24"/>
+          <w:lang w:val="en-PK"/>
+        </w:rPr>
+        <w:t>if( height</w:t>
+      </w:r>
+      <w:proofErr w:type="gramEnd"/>
+      <w:r>
+        <w:rPr>
+          <w:szCs w:val="24"/>
+          <w:lang w:val="en-PK"/>
+        </w:rPr>
+        <w:t>[left] &lt; height[right]){</w:t>
+      </w:r>
+    </w:p>
+    <w:p>
+      <w:pPr>
+        <w:rPr>
+          <w:szCs w:val="24"/>
+          <w:lang w:val="en-PK"/>
+        </w:rPr>
+      </w:pPr>
+      <w:r>
+        <w:rPr>
+          <w:szCs w:val="24"/>
+          <w:lang w:val="en-PK"/>
+        </w:rPr>
+        <w:t>                left+=1; // greedy for big value at right</w:t>
+      </w:r>
+    </w:p>
+    <w:p>
+      <w:pPr>
+        <w:rPr>
+          <w:szCs w:val="24"/>
+          <w:lang w:val="en-PK"/>
+        </w:rPr>
+      </w:pPr>
+      <w:r>
+        <w:rPr>
+          <w:szCs w:val="24"/>
+          <w:lang w:val="en-PK"/>
+        </w:rPr>
+        <w:t>            }</w:t>
+      </w:r>
+    </w:p>
+    <w:p>
+      <w:pPr>
+        <w:rPr>
+          <w:szCs w:val="24"/>
+          <w:lang w:val="en-PK"/>
+        </w:rPr>
+      </w:pPr>
+      <w:r>
+        <w:rPr>
+          <w:szCs w:val="24"/>
+          <w:lang w:val="en-PK"/>
+        </w:rPr>
+        <w:t>            else {</w:t>
+      </w:r>
+    </w:p>
+    <w:p>
+      <w:pPr>
+        <w:rPr>
+          <w:szCs w:val="24"/>
+          <w:lang w:val="en-PK"/>
+        </w:rPr>
+      </w:pPr>
+      <w:r>
+        <w:rPr>
+          <w:szCs w:val="24"/>
+          <w:lang w:val="en-PK"/>
+        </w:rPr>
+        <w:t>                right-=1; // greedy for big value at left</w:t>
+      </w:r>
+    </w:p>
+    <w:p>
+      <w:pPr>
+        <w:rPr>
+          <w:szCs w:val="24"/>
+          <w:lang w:val="en-PK"/>
+        </w:rPr>
+      </w:pPr>
+      <w:r>
+        <w:rPr>
+          <w:szCs w:val="24"/>
+          <w:lang w:val="en-PK"/>
+        </w:rPr>
+        <w:t>            }</w:t>
+      </w:r>
+    </w:p>
+    <w:p>
+      <w:pPr>
+        <w:rPr>
+          <w:szCs w:val="24"/>
+          <w:lang w:val="en-PK"/>
+        </w:rPr>
+      </w:pPr>
+    </w:p>
+    <w:p>
+      <w:pPr>
+        <w:rPr>
+          <w:szCs w:val="24"/>
+          <w:lang w:val="en-PK"/>
+        </w:rPr>
+      </w:pPr>
+      <w:r>
+        <w:rPr>
+          <w:szCs w:val="24"/>
+          <w:lang w:val="en-PK"/>
+        </w:rPr>
+        <w:t>        }</w:t>
+      </w:r>
+    </w:p>
+    <w:p>
+      <w:pPr>
+        <w:rPr>
+          <w:szCs w:val="24"/>
+          <w:lang w:val="en-PK"/>
+        </w:rPr>
+      </w:pPr>
+    </w:p>
+    <w:p>
+      <w:pPr>
+        <w:rPr>
+          <w:szCs w:val="24"/>
+          <w:lang w:val="en-PK"/>
+        </w:rPr>
+      </w:pPr>
+      <w:r>
+        <w:rPr>
+          <w:szCs w:val="24"/>
+          <w:lang w:val="en-PK"/>
+        </w:rPr>
+        <w:t>        return maxArea;</w:t>
+      </w:r>
+    </w:p>
+    <w:p>
+      <w:pPr>
+        <w:rPr>
+          <w:szCs w:val="24"/>
+          <w:lang w:val="en-PK"/>
+        </w:rPr>
+      </w:pPr>
+      <w:r>
+        <w:rPr>
+          <w:szCs w:val="24"/>
+          <w:lang w:val="en-PK"/>
+        </w:rPr>
+        <w:t xml:space="preserve">        </w:t>
+      </w:r>
+    </w:p>
+    <w:p>
+      <w:pPr>
+        <w:rPr>
+          <w:szCs w:val="24"/>
+          <w:lang w:val="en-PK"/>
+        </w:rPr>
+      </w:pPr>
+      <w:r>
+        <w:rPr>
+          <w:szCs w:val="24"/>
+          <w:lang w:val="en-PK"/>
+        </w:rPr>
+        <w:t>    }</w:t>
+      </w:r>
+    </w:p>
+    <w:p>
+      <w:pPr>
+        <w:rPr>
+          <w:szCs w:val="24"/>
+          <w:lang w:val="en-PK"/>
+        </w:rPr>
+      </w:pPr>
+      <w:r>
+        <w:rPr>
+          <w:szCs w:val="24"/>
+          <w:lang w:val="en-PK"/>
+        </w:rPr>
+        <w:t>}</w:t>
+      </w:r>
+    </w:p>
+    <w:p>
+      <w:pPr>
+        <w:rPr>
+          <w:szCs w:val="24"/>
+          <w:lang w:val="en-PK"/>
+        </w:rPr>
+      </w:pPr>
+    </w:p>
+    <w:p>
+      <w:pPr>
+        <w:rPr>
+          <w:szCs w:val="24"/>
+          <w:lang w:val="en-PK"/>
+        </w:rPr>
+      </w:pPr>
     </w:p>
     <w:p>
       <w:pPr>
@@ -2804,6 +8304,345 @@
 <file path=word/numbering.xml><?xml version="1.0" encoding="utf-8"?>
 <w:numbering xmlns:wpc="http://schemas.microsoft.com/office/word/2010/wordprocessingCanvas" xmlns:cx="http://schemas.microsoft.com/office/drawing/2014/chartex" xmlns:cx1="http://schemas.microsoft.com/office/drawing/2015/9/8/chartex" xmlns:cx2="http://schemas.microsoft.com/office/drawing/2015/10/21/chartex" xmlns:cx3="http://schemas.microsoft.com/office/drawing/2016/5/9/chartex" xmlns:cx4="http://schemas.microsoft.com/office/drawing/2016/5/10/chartex" xmlns:cx5="http://schemas.microsoft.com/office/drawing/2016/5/11/chartex" xmlns:cx6="http://schemas.microsoft.com/office/drawing/2016/5/12/chartex" xmlns:cx7="http://schemas.microsoft.com/office/drawing/2016/5/13/chartex" xmlns:cx8="http://schemas.microsoft.com/office/drawing/2016/5/14/chartex" xmlns:mc="http://schemas.openxmlformats.org/markup-compatibility/2006" xmlns:aink="http://schemas.microsoft.com/office/drawing/2016/ink" xmlns:am3d="http://schemas.microsoft.com/office/drawing/2017/model3d" xmlns:o="urn:schemas-microsoft-com:office:office" xmlns:oel="http://schemas.microsoft.com/office/2019/extlst" xmlns:r="http://schemas.openxmlformats.org/officeDocument/2006/relationships" xmlns:m="http://schemas.openxmlformats.org/officeDocument/2006/math" xmlns:v="urn:schemas-microsoft-com:vml" xmlns:wp14="http://schemas.microsoft.com/office/word/2010/wordprocessingDrawing" xmlns:wp="http://schemas.openxmlformats.org/drawingml/2006/wordprocessingDrawing" xmlns:w10="urn:schemas-microsoft-com:office:word" xmlns:w="http://schemas.openxmlformats.org/wordprocessingml/2006/main" xmlns:w14="http://schemas.microsoft.com/office/word/2010/wordml" xmlns:w15="http://schemas.microsoft.com/office/word/2012/wordml" xmlns:w16cex="http://schemas.microsoft.com/office/word/2018/wordml/cex" xmlns:w16cid="http://schemas.microsoft.com/office/word/2016/wordml/cid" xmlns:w16="http://schemas.microsoft.com/office/word/2018/wordml" xmlns:w16sdtdh="http://schemas.microsoft.com/office/word/2020/wordml/sdtdatahash" xmlns:w16se="http://schemas.microsoft.com/office/word/2015/wordml/symex" xmlns:wpg="http://schemas.microsoft.com/office/word/2010/wordprocessingGroup" xmlns:wpi="http://schemas.microsoft.com/office/word/2010/wordprocessingInk" xmlns:wne="http://schemas.microsoft.com/office/word/2006/wordml" xmlns:wps="http://schemas.microsoft.com/office/word/2010/wordprocessingShape" mc:Ignorable="w14 w15 w16se w16cid w16 w16cex w16sdtdh wp14">
   <w:abstractNum w:abstractNumId="0" w15:restartNumberingAfterBreak="0">
+    <w:nsid w:val="02535299"/>
+    <w:multiLevelType w:val="hybridMultilevel"/>
+    <w:tmpl w:val="22CC5050"/>
+    <w:lvl w:ilvl="0" w:tplc="20000001">
+      <w:start w:val="1"/>
+      <w:numFmt w:val="bullet"/>
+      <w:lvlText w:val=""/>
+      <w:lvlJc w:val="left"/>
+      <w:pPr>
+        <w:ind w:left="720" w:hanging="360"/>
+      </w:pPr>
+      <w:rPr>
+        <w:rFonts w:ascii="Symbol" w:hAnsi="Symbol" w:hint="default"/>
+      </w:rPr>
+    </w:lvl>
+    <w:lvl w:ilvl="1" w:tplc="20000003" w:tentative="1">
+      <w:start w:val="1"/>
+      <w:numFmt w:val="bullet"/>
+      <w:lvlText w:val="o"/>
+      <w:lvlJc w:val="left"/>
+      <w:pPr>
+        <w:ind w:left="1440" w:hanging="360"/>
+      </w:pPr>
+      <w:rPr>
+        <w:rFonts w:ascii="Courier New" w:hAnsi="Courier New" w:cs="Courier New" w:hint="default"/>
+      </w:rPr>
+    </w:lvl>
+    <w:lvl w:ilvl="2" w:tplc="20000005" w:tentative="1">
+      <w:start w:val="1"/>
+      <w:numFmt w:val="bullet"/>
+      <w:lvlText w:val=""/>
+      <w:lvlJc w:val="left"/>
+      <w:pPr>
+        <w:ind w:left="2160" w:hanging="360"/>
+      </w:pPr>
+      <w:rPr>
+        <w:rFonts w:ascii="Wingdings" w:hAnsi="Wingdings" w:hint="default"/>
+      </w:rPr>
+    </w:lvl>
+    <w:lvl w:ilvl="3" w:tplc="20000001" w:tentative="1">
+      <w:start w:val="1"/>
+      <w:numFmt w:val="bullet"/>
+      <w:lvlText w:val=""/>
+      <w:lvlJc w:val="left"/>
+      <w:pPr>
+        <w:ind w:left="2880" w:hanging="360"/>
+      </w:pPr>
+      <w:rPr>
+        <w:rFonts w:ascii="Symbol" w:hAnsi="Symbol" w:hint="default"/>
+      </w:rPr>
+    </w:lvl>
+    <w:lvl w:ilvl="4" w:tplc="20000003" w:tentative="1">
+      <w:start w:val="1"/>
+      <w:numFmt w:val="bullet"/>
+      <w:lvlText w:val="o"/>
+      <w:lvlJc w:val="left"/>
+      <w:pPr>
+        <w:ind w:left="3600" w:hanging="360"/>
+      </w:pPr>
+      <w:rPr>
+        <w:rFonts w:ascii="Courier New" w:hAnsi="Courier New" w:cs="Courier New" w:hint="default"/>
+      </w:rPr>
+    </w:lvl>
+    <w:lvl w:ilvl="5" w:tplc="20000005" w:tentative="1">
+      <w:start w:val="1"/>
+      <w:numFmt w:val="bullet"/>
+      <w:lvlText w:val=""/>
+      <w:lvlJc w:val="left"/>
+      <w:pPr>
+        <w:ind w:left="4320" w:hanging="360"/>
+      </w:pPr>
+      <w:rPr>
+        <w:rFonts w:ascii="Wingdings" w:hAnsi="Wingdings" w:hint="default"/>
+      </w:rPr>
+    </w:lvl>
+    <w:lvl w:ilvl="6" w:tplc="20000001" w:tentative="1">
+      <w:start w:val="1"/>
+      <w:numFmt w:val="bullet"/>
+      <w:lvlText w:val=""/>
+      <w:lvlJc w:val="left"/>
+      <w:pPr>
+        <w:ind w:left="5040" w:hanging="360"/>
+      </w:pPr>
+      <w:rPr>
+        <w:rFonts w:ascii="Symbol" w:hAnsi="Symbol" w:hint="default"/>
+      </w:rPr>
+    </w:lvl>
+    <w:lvl w:ilvl="7" w:tplc="20000003" w:tentative="1">
+      <w:start w:val="1"/>
+      <w:numFmt w:val="bullet"/>
+      <w:lvlText w:val="o"/>
+      <w:lvlJc w:val="left"/>
+      <w:pPr>
+        <w:ind w:left="5760" w:hanging="360"/>
+      </w:pPr>
+      <w:rPr>
+        <w:rFonts w:ascii="Courier New" w:hAnsi="Courier New" w:cs="Courier New" w:hint="default"/>
+      </w:rPr>
+    </w:lvl>
+    <w:lvl w:ilvl="8" w:tplc="20000005" w:tentative="1">
+      <w:start w:val="1"/>
+      <w:numFmt w:val="bullet"/>
+      <w:lvlText w:val=""/>
+      <w:lvlJc w:val="left"/>
+      <w:pPr>
+        <w:ind w:left="6480" w:hanging="360"/>
+      </w:pPr>
+      <w:rPr>
+        <w:rFonts w:ascii="Wingdings" w:hAnsi="Wingdings" w:hint="default"/>
+      </w:rPr>
+    </w:lvl>
+  </w:abstractNum>
+  <w:abstractNum w:abstractNumId="1" w15:restartNumberingAfterBreak="0">
+    <w:nsid w:val="1AE32279"/>
+    <w:multiLevelType w:val="hybridMultilevel"/>
+    <w:tmpl w:val="5D0C05B4"/>
+    <w:lvl w:ilvl="0" w:tplc="20000001">
+      <w:start w:val="1"/>
+      <w:numFmt w:val="bullet"/>
+      <w:lvlText w:val=""/>
+      <w:lvlJc w:val="left"/>
+      <w:pPr>
+        <w:ind w:left="720" w:hanging="360"/>
+      </w:pPr>
+      <w:rPr>
+        <w:rFonts w:ascii="Symbol" w:hAnsi="Symbol" w:hint="default"/>
+      </w:rPr>
+    </w:lvl>
+    <w:lvl w:ilvl="1" w:tplc="20000003" w:tentative="1">
+      <w:start w:val="1"/>
+      <w:numFmt w:val="bullet"/>
+      <w:lvlText w:val="o"/>
+      <w:lvlJc w:val="left"/>
+      <w:pPr>
+        <w:ind w:left="1440" w:hanging="360"/>
+      </w:pPr>
+      <w:rPr>
+        <w:rFonts w:ascii="Courier New" w:hAnsi="Courier New" w:cs="Courier New" w:hint="default"/>
+      </w:rPr>
+    </w:lvl>
+    <w:lvl w:ilvl="2" w:tplc="20000005" w:tentative="1">
+      <w:start w:val="1"/>
+      <w:numFmt w:val="bullet"/>
+      <w:lvlText w:val=""/>
+      <w:lvlJc w:val="left"/>
+      <w:pPr>
+        <w:ind w:left="2160" w:hanging="360"/>
+      </w:pPr>
+      <w:rPr>
+        <w:rFonts w:ascii="Wingdings" w:hAnsi="Wingdings" w:hint="default"/>
+      </w:rPr>
+    </w:lvl>
+    <w:lvl w:ilvl="3" w:tplc="20000001" w:tentative="1">
+      <w:start w:val="1"/>
+      <w:numFmt w:val="bullet"/>
+      <w:lvlText w:val=""/>
+      <w:lvlJc w:val="left"/>
+      <w:pPr>
+        <w:ind w:left="2880" w:hanging="360"/>
+      </w:pPr>
+      <w:rPr>
+        <w:rFonts w:ascii="Symbol" w:hAnsi="Symbol" w:hint="default"/>
+      </w:rPr>
+    </w:lvl>
+    <w:lvl w:ilvl="4" w:tplc="20000003" w:tentative="1">
+      <w:start w:val="1"/>
+      <w:numFmt w:val="bullet"/>
+      <w:lvlText w:val="o"/>
+      <w:lvlJc w:val="left"/>
+      <w:pPr>
+        <w:ind w:left="3600" w:hanging="360"/>
+      </w:pPr>
+      <w:rPr>
+        <w:rFonts w:ascii="Courier New" w:hAnsi="Courier New" w:cs="Courier New" w:hint="default"/>
+      </w:rPr>
+    </w:lvl>
+    <w:lvl w:ilvl="5" w:tplc="20000005" w:tentative="1">
+      <w:start w:val="1"/>
+      <w:numFmt w:val="bullet"/>
+      <w:lvlText w:val=""/>
+      <w:lvlJc w:val="left"/>
+      <w:pPr>
+        <w:ind w:left="4320" w:hanging="360"/>
+      </w:pPr>
+      <w:rPr>
+        <w:rFonts w:ascii="Wingdings" w:hAnsi="Wingdings" w:hint="default"/>
+      </w:rPr>
+    </w:lvl>
+    <w:lvl w:ilvl="6" w:tplc="20000001" w:tentative="1">
+      <w:start w:val="1"/>
+      <w:numFmt w:val="bullet"/>
+      <w:lvlText w:val=""/>
+      <w:lvlJc w:val="left"/>
+      <w:pPr>
+        <w:ind w:left="5040" w:hanging="360"/>
+      </w:pPr>
+      <w:rPr>
+        <w:rFonts w:ascii="Symbol" w:hAnsi="Symbol" w:hint="default"/>
+      </w:rPr>
+    </w:lvl>
+    <w:lvl w:ilvl="7" w:tplc="20000003" w:tentative="1">
+      <w:start w:val="1"/>
+      <w:numFmt w:val="bullet"/>
+      <w:lvlText w:val="o"/>
+      <w:lvlJc w:val="left"/>
+      <w:pPr>
+        <w:ind w:left="5760" w:hanging="360"/>
+      </w:pPr>
+      <w:rPr>
+        <w:rFonts w:ascii="Courier New" w:hAnsi="Courier New" w:cs="Courier New" w:hint="default"/>
+      </w:rPr>
+    </w:lvl>
+    <w:lvl w:ilvl="8" w:tplc="20000005" w:tentative="1">
+      <w:start w:val="1"/>
+      <w:numFmt w:val="bullet"/>
+      <w:lvlText w:val=""/>
+      <w:lvlJc w:val="left"/>
+      <w:pPr>
+        <w:ind w:left="6480" w:hanging="360"/>
+      </w:pPr>
+      <w:rPr>
+        <w:rFonts w:ascii="Wingdings" w:hAnsi="Wingdings" w:hint="default"/>
+      </w:rPr>
+    </w:lvl>
+  </w:abstractNum>
+  <w:abstractNum w:abstractNumId="2" w15:restartNumberingAfterBreak="0">
+    <w:nsid w:val="43DD36DF"/>
+    <w:multiLevelType w:val="hybridMultilevel"/>
+    <w:tmpl w:val="A36298AE"/>
+    <w:lvl w:ilvl="0" w:tplc="20000001">
+      <w:start w:val="1"/>
+      <w:numFmt w:val="bullet"/>
+      <w:lvlText w:val=""/>
+      <w:lvlJc w:val="left"/>
+      <w:pPr>
+        <w:ind w:left="720" w:hanging="360"/>
+      </w:pPr>
+      <w:rPr>
+        <w:rFonts w:ascii="Symbol" w:hAnsi="Symbol" w:hint="default"/>
+      </w:rPr>
+    </w:lvl>
+    <w:lvl w:ilvl="1" w:tplc="20000003" w:tentative="1">
+      <w:start w:val="1"/>
+      <w:numFmt w:val="bullet"/>
+      <w:lvlText w:val="o"/>
+      <w:lvlJc w:val="left"/>
+      <w:pPr>
+        <w:ind w:left="1440" w:hanging="360"/>
+      </w:pPr>
+      <w:rPr>
+        <w:rFonts w:ascii="Courier New" w:hAnsi="Courier New" w:cs="Courier New" w:hint="default"/>
+      </w:rPr>
+    </w:lvl>
+    <w:lvl w:ilvl="2" w:tplc="20000005" w:tentative="1">
+      <w:start w:val="1"/>
+      <w:numFmt w:val="bullet"/>
+      <w:lvlText w:val=""/>
+      <w:lvlJc w:val="left"/>
+      <w:pPr>
+        <w:ind w:left="2160" w:hanging="360"/>
+      </w:pPr>
+      <w:rPr>
+        <w:rFonts w:ascii="Wingdings" w:hAnsi="Wingdings" w:hint="default"/>
+      </w:rPr>
+    </w:lvl>
+    <w:lvl w:ilvl="3" w:tplc="20000001" w:tentative="1">
+      <w:start w:val="1"/>
+      <w:numFmt w:val="bullet"/>
+      <w:lvlText w:val=""/>
+      <w:lvlJc w:val="left"/>
+      <w:pPr>
+        <w:ind w:left="2880" w:hanging="360"/>
+      </w:pPr>
+      <w:rPr>
+        <w:rFonts w:ascii="Symbol" w:hAnsi="Symbol" w:hint="default"/>
+      </w:rPr>
+    </w:lvl>
+    <w:lvl w:ilvl="4" w:tplc="20000003" w:tentative="1">
+      <w:start w:val="1"/>
+      <w:numFmt w:val="bullet"/>
+      <w:lvlText w:val="o"/>
+      <w:lvlJc w:val="left"/>
+      <w:pPr>
+        <w:ind w:left="3600" w:hanging="360"/>
+      </w:pPr>
+      <w:rPr>
+        <w:rFonts w:ascii="Courier New" w:hAnsi="Courier New" w:cs="Courier New" w:hint="default"/>
+      </w:rPr>
+    </w:lvl>
+    <w:lvl w:ilvl="5" w:tplc="20000005" w:tentative="1">
+      <w:start w:val="1"/>
+      <w:numFmt w:val="bullet"/>
+      <w:lvlText w:val=""/>
+      <w:lvlJc w:val="left"/>
+      <w:pPr>
+        <w:ind w:left="4320" w:hanging="360"/>
+      </w:pPr>
+      <w:rPr>
+        <w:rFonts w:ascii="Wingdings" w:hAnsi="Wingdings" w:hint="default"/>
+      </w:rPr>
+    </w:lvl>
+    <w:lvl w:ilvl="6" w:tplc="20000001" w:tentative="1">
+      <w:start w:val="1"/>
+      <w:numFmt w:val="bullet"/>
+      <w:lvlText w:val=""/>
+      <w:lvlJc w:val="left"/>
+      <w:pPr>
+        <w:ind w:left="5040" w:hanging="360"/>
+      </w:pPr>
+      <w:rPr>
+        <w:rFonts w:ascii="Symbol" w:hAnsi="Symbol" w:hint="default"/>
+      </w:rPr>
+    </w:lvl>
+    <w:lvl w:ilvl="7" w:tplc="20000003" w:tentative="1">
+      <w:start w:val="1"/>
+      <w:numFmt w:val="bullet"/>
+      <w:lvlText w:val="o"/>
+      <w:lvlJc w:val="left"/>
+      <w:pPr>
+        <w:ind w:left="5760" w:hanging="360"/>
+      </w:pPr>
+      <w:rPr>
+        <w:rFonts w:ascii="Courier New" w:hAnsi="Courier New" w:cs="Courier New" w:hint="default"/>
+      </w:rPr>
+    </w:lvl>
+    <w:lvl w:ilvl="8" w:tplc="20000005" w:tentative="1">
+      <w:start w:val="1"/>
+      <w:numFmt w:val="bullet"/>
+      <w:lvlText w:val=""/>
+      <w:lvlJc w:val="left"/>
+      <w:pPr>
+        <w:ind w:left="6480" w:hanging="360"/>
+      </w:pPr>
+      <w:rPr>
+        <w:rFonts w:ascii="Wingdings" w:hAnsi="Wingdings" w:hint="default"/>
+      </w:rPr>
+    </w:lvl>
+  </w:abstractNum>
+  <w:abstractNum w:abstractNumId="3" w15:restartNumberingAfterBreak="0">
     <w:nsid w:val="445A65A7"/>
     <w:multiLevelType w:val="hybridMultilevel"/>
     <w:tmpl w:val="29F29E36"/>
@@ -2889,7 +8728,798 @@
       </w:pPr>
     </w:lvl>
   </w:abstractNum>
-  <w:abstractNum w:abstractNumId="1" w15:restartNumberingAfterBreak="0">
+  <w:abstractNum w:abstractNumId="4" w15:restartNumberingAfterBreak="0">
+    <w:nsid w:val="51C7779B"/>
+    <w:multiLevelType w:val="hybridMultilevel"/>
+    <w:tmpl w:val="B302C498"/>
+    <w:lvl w:ilvl="0" w:tplc="20000001">
+      <w:start w:val="1"/>
+      <w:numFmt w:val="bullet"/>
+      <w:lvlText w:val=""/>
+      <w:lvlJc w:val="left"/>
+      <w:pPr>
+        <w:ind w:left="720" w:hanging="360"/>
+      </w:pPr>
+      <w:rPr>
+        <w:rFonts w:ascii="Symbol" w:hAnsi="Symbol" w:hint="default"/>
+      </w:rPr>
+    </w:lvl>
+    <w:lvl w:ilvl="1" w:tplc="20000003" w:tentative="1">
+      <w:start w:val="1"/>
+      <w:numFmt w:val="bullet"/>
+      <w:lvlText w:val="o"/>
+      <w:lvlJc w:val="left"/>
+      <w:pPr>
+        <w:ind w:left="1440" w:hanging="360"/>
+      </w:pPr>
+      <w:rPr>
+        <w:rFonts w:ascii="Courier New" w:hAnsi="Courier New" w:cs="Courier New" w:hint="default"/>
+      </w:rPr>
+    </w:lvl>
+    <w:lvl w:ilvl="2" w:tplc="20000005" w:tentative="1">
+      <w:start w:val="1"/>
+      <w:numFmt w:val="bullet"/>
+      <w:lvlText w:val=""/>
+      <w:lvlJc w:val="left"/>
+      <w:pPr>
+        <w:ind w:left="2160" w:hanging="360"/>
+      </w:pPr>
+      <w:rPr>
+        <w:rFonts w:ascii="Wingdings" w:hAnsi="Wingdings" w:hint="default"/>
+      </w:rPr>
+    </w:lvl>
+    <w:lvl w:ilvl="3" w:tplc="20000001" w:tentative="1">
+      <w:start w:val="1"/>
+      <w:numFmt w:val="bullet"/>
+      <w:lvlText w:val=""/>
+      <w:lvlJc w:val="left"/>
+      <w:pPr>
+        <w:ind w:left="2880" w:hanging="360"/>
+      </w:pPr>
+      <w:rPr>
+        <w:rFonts w:ascii="Symbol" w:hAnsi="Symbol" w:hint="default"/>
+      </w:rPr>
+    </w:lvl>
+    <w:lvl w:ilvl="4" w:tplc="20000003" w:tentative="1">
+      <w:start w:val="1"/>
+      <w:numFmt w:val="bullet"/>
+      <w:lvlText w:val="o"/>
+      <w:lvlJc w:val="left"/>
+      <w:pPr>
+        <w:ind w:left="3600" w:hanging="360"/>
+      </w:pPr>
+      <w:rPr>
+        <w:rFonts w:ascii="Courier New" w:hAnsi="Courier New" w:cs="Courier New" w:hint="default"/>
+      </w:rPr>
+    </w:lvl>
+    <w:lvl w:ilvl="5" w:tplc="20000005" w:tentative="1">
+      <w:start w:val="1"/>
+      <w:numFmt w:val="bullet"/>
+      <w:lvlText w:val=""/>
+      <w:lvlJc w:val="left"/>
+      <w:pPr>
+        <w:ind w:left="4320" w:hanging="360"/>
+      </w:pPr>
+      <w:rPr>
+        <w:rFonts w:ascii="Wingdings" w:hAnsi="Wingdings" w:hint="default"/>
+      </w:rPr>
+    </w:lvl>
+    <w:lvl w:ilvl="6" w:tplc="20000001" w:tentative="1">
+      <w:start w:val="1"/>
+      <w:numFmt w:val="bullet"/>
+      <w:lvlText w:val=""/>
+      <w:lvlJc w:val="left"/>
+      <w:pPr>
+        <w:ind w:left="5040" w:hanging="360"/>
+      </w:pPr>
+      <w:rPr>
+        <w:rFonts w:ascii="Symbol" w:hAnsi="Symbol" w:hint="default"/>
+      </w:rPr>
+    </w:lvl>
+    <w:lvl w:ilvl="7" w:tplc="20000003" w:tentative="1">
+      <w:start w:val="1"/>
+      <w:numFmt w:val="bullet"/>
+      <w:lvlText w:val="o"/>
+      <w:lvlJc w:val="left"/>
+      <w:pPr>
+        <w:ind w:left="5760" w:hanging="360"/>
+      </w:pPr>
+      <w:rPr>
+        <w:rFonts w:ascii="Courier New" w:hAnsi="Courier New" w:cs="Courier New" w:hint="default"/>
+      </w:rPr>
+    </w:lvl>
+    <w:lvl w:ilvl="8" w:tplc="20000005" w:tentative="1">
+      <w:start w:val="1"/>
+      <w:numFmt w:val="bullet"/>
+      <w:lvlText w:val=""/>
+      <w:lvlJc w:val="left"/>
+      <w:pPr>
+        <w:ind w:left="6480" w:hanging="360"/>
+      </w:pPr>
+      <w:rPr>
+        <w:rFonts w:ascii="Wingdings" w:hAnsi="Wingdings" w:hint="default"/>
+      </w:rPr>
+    </w:lvl>
+  </w:abstractNum>
+  <w:abstractNum w:abstractNumId="5" w15:restartNumberingAfterBreak="0">
+    <w:nsid w:val="553E79C6"/>
+    <w:multiLevelType w:val="hybridMultilevel"/>
+    <w:tmpl w:val="C63C805C"/>
+    <w:lvl w:ilvl="0" w:tplc="20000001">
+      <w:start w:val="1"/>
+      <w:numFmt w:val="bullet"/>
+      <w:lvlText w:val=""/>
+      <w:lvlJc w:val="left"/>
+      <w:pPr>
+        <w:ind w:left="720" w:hanging="360"/>
+      </w:pPr>
+      <w:rPr>
+        <w:rFonts w:ascii="Symbol" w:hAnsi="Symbol" w:hint="default"/>
+      </w:rPr>
+    </w:lvl>
+    <w:lvl w:ilvl="1" w:tplc="20000003" w:tentative="1">
+      <w:start w:val="1"/>
+      <w:numFmt w:val="bullet"/>
+      <w:lvlText w:val="o"/>
+      <w:lvlJc w:val="left"/>
+      <w:pPr>
+        <w:ind w:left="1440" w:hanging="360"/>
+      </w:pPr>
+      <w:rPr>
+        <w:rFonts w:ascii="Courier New" w:hAnsi="Courier New" w:cs="Courier New" w:hint="default"/>
+      </w:rPr>
+    </w:lvl>
+    <w:lvl w:ilvl="2" w:tplc="20000005" w:tentative="1">
+      <w:start w:val="1"/>
+      <w:numFmt w:val="bullet"/>
+      <w:lvlText w:val=""/>
+      <w:lvlJc w:val="left"/>
+      <w:pPr>
+        <w:ind w:left="2160" w:hanging="360"/>
+      </w:pPr>
+      <w:rPr>
+        <w:rFonts w:ascii="Wingdings" w:hAnsi="Wingdings" w:hint="default"/>
+      </w:rPr>
+    </w:lvl>
+    <w:lvl w:ilvl="3" w:tplc="20000001" w:tentative="1">
+      <w:start w:val="1"/>
+      <w:numFmt w:val="bullet"/>
+      <w:lvlText w:val=""/>
+      <w:lvlJc w:val="left"/>
+      <w:pPr>
+        <w:ind w:left="2880" w:hanging="360"/>
+      </w:pPr>
+      <w:rPr>
+        <w:rFonts w:ascii="Symbol" w:hAnsi="Symbol" w:hint="default"/>
+      </w:rPr>
+    </w:lvl>
+    <w:lvl w:ilvl="4" w:tplc="20000003" w:tentative="1">
+      <w:start w:val="1"/>
+      <w:numFmt w:val="bullet"/>
+      <w:lvlText w:val="o"/>
+      <w:lvlJc w:val="left"/>
+      <w:pPr>
+        <w:ind w:left="3600" w:hanging="360"/>
+      </w:pPr>
+      <w:rPr>
+        <w:rFonts w:ascii="Courier New" w:hAnsi="Courier New" w:cs="Courier New" w:hint="default"/>
+      </w:rPr>
+    </w:lvl>
+    <w:lvl w:ilvl="5" w:tplc="20000005" w:tentative="1">
+      <w:start w:val="1"/>
+      <w:numFmt w:val="bullet"/>
+      <w:lvlText w:val=""/>
+      <w:lvlJc w:val="left"/>
+      <w:pPr>
+        <w:ind w:left="4320" w:hanging="360"/>
+      </w:pPr>
+      <w:rPr>
+        <w:rFonts w:ascii="Wingdings" w:hAnsi="Wingdings" w:hint="default"/>
+      </w:rPr>
+    </w:lvl>
+    <w:lvl w:ilvl="6" w:tplc="20000001" w:tentative="1">
+      <w:start w:val="1"/>
+      <w:numFmt w:val="bullet"/>
+      <w:lvlText w:val=""/>
+      <w:lvlJc w:val="left"/>
+      <w:pPr>
+        <w:ind w:left="5040" w:hanging="360"/>
+      </w:pPr>
+      <w:rPr>
+        <w:rFonts w:ascii="Symbol" w:hAnsi="Symbol" w:hint="default"/>
+      </w:rPr>
+    </w:lvl>
+    <w:lvl w:ilvl="7" w:tplc="20000003" w:tentative="1">
+      <w:start w:val="1"/>
+      <w:numFmt w:val="bullet"/>
+      <w:lvlText w:val="o"/>
+      <w:lvlJc w:val="left"/>
+      <w:pPr>
+        <w:ind w:left="5760" w:hanging="360"/>
+      </w:pPr>
+      <w:rPr>
+        <w:rFonts w:ascii="Courier New" w:hAnsi="Courier New" w:cs="Courier New" w:hint="default"/>
+      </w:rPr>
+    </w:lvl>
+    <w:lvl w:ilvl="8" w:tplc="20000005" w:tentative="1">
+      <w:start w:val="1"/>
+      <w:numFmt w:val="bullet"/>
+      <w:lvlText w:val=""/>
+      <w:lvlJc w:val="left"/>
+      <w:pPr>
+        <w:ind w:left="6480" w:hanging="360"/>
+      </w:pPr>
+      <w:rPr>
+        <w:rFonts w:ascii="Wingdings" w:hAnsi="Wingdings" w:hint="default"/>
+      </w:rPr>
+    </w:lvl>
+  </w:abstractNum>
+  <w:abstractNum w:abstractNumId="6" w15:restartNumberingAfterBreak="0">
+    <w:nsid w:val="554D31C5"/>
+    <w:multiLevelType w:val="hybridMultilevel"/>
+    <w:tmpl w:val="2B1E856C"/>
+    <w:lvl w:ilvl="0" w:tplc="20000001">
+      <w:start w:val="1"/>
+      <w:numFmt w:val="bullet"/>
+      <w:lvlText w:val=""/>
+      <w:lvlJc w:val="left"/>
+      <w:pPr>
+        <w:ind w:left="720" w:hanging="360"/>
+      </w:pPr>
+      <w:rPr>
+        <w:rFonts w:ascii="Symbol" w:hAnsi="Symbol" w:hint="default"/>
+      </w:rPr>
+    </w:lvl>
+    <w:lvl w:ilvl="1" w:tplc="20000003" w:tentative="1">
+      <w:start w:val="1"/>
+      <w:numFmt w:val="bullet"/>
+      <w:lvlText w:val="o"/>
+      <w:lvlJc w:val="left"/>
+      <w:pPr>
+        <w:ind w:left="1440" w:hanging="360"/>
+      </w:pPr>
+      <w:rPr>
+        <w:rFonts w:ascii="Courier New" w:hAnsi="Courier New" w:cs="Courier New" w:hint="default"/>
+      </w:rPr>
+    </w:lvl>
+    <w:lvl w:ilvl="2" w:tplc="20000005" w:tentative="1">
+      <w:start w:val="1"/>
+      <w:numFmt w:val="bullet"/>
+      <w:lvlText w:val=""/>
+      <w:lvlJc w:val="left"/>
+      <w:pPr>
+        <w:ind w:left="2160" w:hanging="360"/>
+      </w:pPr>
+      <w:rPr>
+        <w:rFonts w:ascii="Wingdings" w:hAnsi="Wingdings" w:hint="default"/>
+      </w:rPr>
+    </w:lvl>
+    <w:lvl w:ilvl="3" w:tplc="20000001" w:tentative="1">
+      <w:start w:val="1"/>
+      <w:numFmt w:val="bullet"/>
+      <w:lvlText w:val=""/>
+      <w:lvlJc w:val="left"/>
+      <w:pPr>
+        <w:ind w:left="2880" w:hanging="360"/>
+      </w:pPr>
+      <w:rPr>
+        <w:rFonts w:ascii="Symbol" w:hAnsi="Symbol" w:hint="default"/>
+      </w:rPr>
+    </w:lvl>
+    <w:lvl w:ilvl="4" w:tplc="20000003" w:tentative="1">
+      <w:start w:val="1"/>
+      <w:numFmt w:val="bullet"/>
+      <w:lvlText w:val="o"/>
+      <w:lvlJc w:val="left"/>
+      <w:pPr>
+        <w:ind w:left="3600" w:hanging="360"/>
+      </w:pPr>
+      <w:rPr>
+        <w:rFonts w:ascii="Courier New" w:hAnsi="Courier New" w:cs="Courier New" w:hint="default"/>
+      </w:rPr>
+    </w:lvl>
+    <w:lvl w:ilvl="5" w:tplc="20000005" w:tentative="1">
+      <w:start w:val="1"/>
+      <w:numFmt w:val="bullet"/>
+      <w:lvlText w:val=""/>
+      <w:lvlJc w:val="left"/>
+      <w:pPr>
+        <w:ind w:left="4320" w:hanging="360"/>
+      </w:pPr>
+      <w:rPr>
+        <w:rFonts w:ascii="Wingdings" w:hAnsi="Wingdings" w:hint="default"/>
+      </w:rPr>
+    </w:lvl>
+    <w:lvl w:ilvl="6" w:tplc="20000001" w:tentative="1">
+      <w:start w:val="1"/>
+      <w:numFmt w:val="bullet"/>
+      <w:lvlText w:val=""/>
+      <w:lvlJc w:val="left"/>
+      <w:pPr>
+        <w:ind w:left="5040" w:hanging="360"/>
+      </w:pPr>
+      <w:rPr>
+        <w:rFonts w:ascii="Symbol" w:hAnsi="Symbol" w:hint="default"/>
+      </w:rPr>
+    </w:lvl>
+    <w:lvl w:ilvl="7" w:tplc="20000003" w:tentative="1">
+      <w:start w:val="1"/>
+      <w:numFmt w:val="bullet"/>
+      <w:lvlText w:val="o"/>
+      <w:lvlJc w:val="left"/>
+      <w:pPr>
+        <w:ind w:left="5760" w:hanging="360"/>
+      </w:pPr>
+      <w:rPr>
+        <w:rFonts w:ascii="Courier New" w:hAnsi="Courier New" w:cs="Courier New" w:hint="default"/>
+      </w:rPr>
+    </w:lvl>
+    <w:lvl w:ilvl="8" w:tplc="20000005" w:tentative="1">
+      <w:start w:val="1"/>
+      <w:numFmt w:val="bullet"/>
+      <w:lvlText w:val=""/>
+      <w:lvlJc w:val="left"/>
+      <w:pPr>
+        <w:ind w:left="6480" w:hanging="360"/>
+      </w:pPr>
+      <w:rPr>
+        <w:rFonts w:ascii="Wingdings" w:hAnsi="Wingdings" w:hint="default"/>
+      </w:rPr>
+    </w:lvl>
+  </w:abstractNum>
+  <w:abstractNum w:abstractNumId="7" w15:restartNumberingAfterBreak="0">
+    <w:nsid w:val="5BA34660"/>
+    <w:multiLevelType w:val="hybridMultilevel"/>
+    <w:tmpl w:val="4B3EE704"/>
+    <w:lvl w:ilvl="0" w:tplc="20000001">
+      <w:start w:val="1"/>
+      <w:numFmt w:val="bullet"/>
+      <w:lvlText w:val=""/>
+      <w:lvlJc w:val="left"/>
+      <w:pPr>
+        <w:ind w:left="720" w:hanging="360"/>
+      </w:pPr>
+      <w:rPr>
+        <w:rFonts w:ascii="Symbol" w:hAnsi="Symbol" w:hint="default"/>
+      </w:rPr>
+    </w:lvl>
+    <w:lvl w:ilvl="1" w:tplc="20000003" w:tentative="1">
+      <w:start w:val="1"/>
+      <w:numFmt w:val="bullet"/>
+      <w:lvlText w:val="o"/>
+      <w:lvlJc w:val="left"/>
+      <w:pPr>
+        <w:ind w:left="1440" w:hanging="360"/>
+      </w:pPr>
+      <w:rPr>
+        <w:rFonts w:ascii="Courier New" w:hAnsi="Courier New" w:cs="Courier New" w:hint="default"/>
+      </w:rPr>
+    </w:lvl>
+    <w:lvl w:ilvl="2" w:tplc="20000005" w:tentative="1">
+      <w:start w:val="1"/>
+      <w:numFmt w:val="bullet"/>
+      <w:lvlText w:val=""/>
+      <w:lvlJc w:val="left"/>
+      <w:pPr>
+        <w:ind w:left="2160" w:hanging="360"/>
+      </w:pPr>
+      <w:rPr>
+        <w:rFonts w:ascii="Wingdings" w:hAnsi="Wingdings" w:hint="default"/>
+      </w:rPr>
+    </w:lvl>
+    <w:lvl w:ilvl="3" w:tplc="20000001" w:tentative="1">
+      <w:start w:val="1"/>
+      <w:numFmt w:val="bullet"/>
+      <w:lvlText w:val=""/>
+      <w:lvlJc w:val="left"/>
+      <w:pPr>
+        <w:ind w:left="2880" w:hanging="360"/>
+      </w:pPr>
+      <w:rPr>
+        <w:rFonts w:ascii="Symbol" w:hAnsi="Symbol" w:hint="default"/>
+      </w:rPr>
+    </w:lvl>
+    <w:lvl w:ilvl="4" w:tplc="20000003" w:tentative="1">
+      <w:start w:val="1"/>
+      <w:numFmt w:val="bullet"/>
+      <w:lvlText w:val="o"/>
+      <w:lvlJc w:val="left"/>
+      <w:pPr>
+        <w:ind w:left="3600" w:hanging="360"/>
+      </w:pPr>
+      <w:rPr>
+        <w:rFonts w:ascii="Courier New" w:hAnsi="Courier New" w:cs="Courier New" w:hint="default"/>
+      </w:rPr>
+    </w:lvl>
+    <w:lvl w:ilvl="5" w:tplc="20000005" w:tentative="1">
+      <w:start w:val="1"/>
+      <w:numFmt w:val="bullet"/>
+      <w:lvlText w:val=""/>
+      <w:lvlJc w:val="left"/>
+      <w:pPr>
+        <w:ind w:left="4320" w:hanging="360"/>
+      </w:pPr>
+      <w:rPr>
+        <w:rFonts w:ascii="Wingdings" w:hAnsi="Wingdings" w:hint="default"/>
+      </w:rPr>
+    </w:lvl>
+    <w:lvl w:ilvl="6" w:tplc="20000001" w:tentative="1">
+      <w:start w:val="1"/>
+      <w:numFmt w:val="bullet"/>
+      <w:lvlText w:val=""/>
+      <w:lvlJc w:val="left"/>
+      <w:pPr>
+        <w:ind w:left="5040" w:hanging="360"/>
+      </w:pPr>
+      <w:rPr>
+        <w:rFonts w:ascii="Symbol" w:hAnsi="Symbol" w:hint="default"/>
+      </w:rPr>
+    </w:lvl>
+    <w:lvl w:ilvl="7" w:tplc="20000003" w:tentative="1">
+      <w:start w:val="1"/>
+      <w:numFmt w:val="bullet"/>
+      <w:lvlText w:val="o"/>
+      <w:lvlJc w:val="left"/>
+      <w:pPr>
+        <w:ind w:left="5760" w:hanging="360"/>
+      </w:pPr>
+      <w:rPr>
+        <w:rFonts w:ascii="Courier New" w:hAnsi="Courier New" w:cs="Courier New" w:hint="default"/>
+      </w:rPr>
+    </w:lvl>
+    <w:lvl w:ilvl="8" w:tplc="20000005" w:tentative="1">
+      <w:start w:val="1"/>
+      <w:numFmt w:val="bullet"/>
+      <w:lvlText w:val=""/>
+      <w:lvlJc w:val="left"/>
+      <w:pPr>
+        <w:ind w:left="6480" w:hanging="360"/>
+      </w:pPr>
+      <w:rPr>
+        <w:rFonts w:ascii="Wingdings" w:hAnsi="Wingdings" w:hint="default"/>
+      </w:rPr>
+    </w:lvl>
+  </w:abstractNum>
+  <w:abstractNum w:abstractNumId="8" w15:restartNumberingAfterBreak="0">
+    <w:nsid w:val="631D0D67"/>
+    <w:multiLevelType w:val="hybridMultilevel"/>
+    <w:tmpl w:val="9F10CA38"/>
+    <w:lvl w:ilvl="0" w:tplc="20000001">
+      <w:start w:val="1"/>
+      <w:numFmt w:val="bullet"/>
+      <w:lvlText w:val=""/>
+      <w:lvlJc w:val="left"/>
+      <w:pPr>
+        <w:ind w:left="720" w:hanging="360"/>
+      </w:pPr>
+      <w:rPr>
+        <w:rFonts w:ascii="Symbol" w:hAnsi="Symbol" w:hint="default"/>
+      </w:rPr>
+    </w:lvl>
+    <w:lvl w:ilvl="1" w:tplc="20000003" w:tentative="1">
+      <w:start w:val="1"/>
+      <w:numFmt w:val="bullet"/>
+      <w:lvlText w:val="o"/>
+      <w:lvlJc w:val="left"/>
+      <w:pPr>
+        <w:ind w:left="1440" w:hanging="360"/>
+      </w:pPr>
+      <w:rPr>
+        <w:rFonts w:ascii="Courier New" w:hAnsi="Courier New" w:cs="Courier New" w:hint="default"/>
+      </w:rPr>
+    </w:lvl>
+    <w:lvl w:ilvl="2" w:tplc="20000005" w:tentative="1">
+      <w:start w:val="1"/>
+      <w:numFmt w:val="bullet"/>
+      <w:lvlText w:val=""/>
+      <w:lvlJc w:val="left"/>
+      <w:pPr>
+        <w:ind w:left="2160" w:hanging="360"/>
+      </w:pPr>
+      <w:rPr>
+        <w:rFonts w:ascii="Wingdings" w:hAnsi="Wingdings" w:hint="default"/>
+      </w:rPr>
+    </w:lvl>
+    <w:lvl w:ilvl="3" w:tplc="20000001" w:tentative="1">
+      <w:start w:val="1"/>
+      <w:numFmt w:val="bullet"/>
+      <w:lvlText w:val=""/>
+      <w:lvlJc w:val="left"/>
+      <w:pPr>
+        <w:ind w:left="2880" w:hanging="360"/>
+      </w:pPr>
+      <w:rPr>
+        <w:rFonts w:ascii="Symbol" w:hAnsi="Symbol" w:hint="default"/>
+      </w:rPr>
+    </w:lvl>
+    <w:lvl w:ilvl="4" w:tplc="20000003" w:tentative="1">
+      <w:start w:val="1"/>
+      <w:numFmt w:val="bullet"/>
+      <w:lvlText w:val="o"/>
+      <w:lvlJc w:val="left"/>
+      <w:pPr>
+        <w:ind w:left="3600" w:hanging="360"/>
+      </w:pPr>
+      <w:rPr>
+        <w:rFonts w:ascii="Courier New" w:hAnsi="Courier New" w:cs="Courier New" w:hint="default"/>
+      </w:rPr>
+    </w:lvl>
+    <w:lvl w:ilvl="5" w:tplc="20000005" w:tentative="1">
+      <w:start w:val="1"/>
+      <w:numFmt w:val="bullet"/>
+      <w:lvlText w:val=""/>
+      <w:lvlJc w:val="left"/>
+      <w:pPr>
+        <w:ind w:left="4320" w:hanging="360"/>
+      </w:pPr>
+      <w:rPr>
+        <w:rFonts w:ascii="Wingdings" w:hAnsi="Wingdings" w:hint="default"/>
+      </w:rPr>
+    </w:lvl>
+    <w:lvl w:ilvl="6" w:tplc="20000001" w:tentative="1">
+      <w:start w:val="1"/>
+      <w:numFmt w:val="bullet"/>
+      <w:lvlText w:val=""/>
+      <w:lvlJc w:val="left"/>
+      <w:pPr>
+        <w:ind w:left="5040" w:hanging="360"/>
+      </w:pPr>
+      <w:rPr>
+        <w:rFonts w:ascii="Symbol" w:hAnsi="Symbol" w:hint="default"/>
+      </w:rPr>
+    </w:lvl>
+    <w:lvl w:ilvl="7" w:tplc="20000003" w:tentative="1">
+      <w:start w:val="1"/>
+      <w:numFmt w:val="bullet"/>
+      <w:lvlText w:val="o"/>
+      <w:lvlJc w:val="left"/>
+      <w:pPr>
+        <w:ind w:left="5760" w:hanging="360"/>
+      </w:pPr>
+      <w:rPr>
+        <w:rFonts w:ascii="Courier New" w:hAnsi="Courier New" w:cs="Courier New" w:hint="default"/>
+      </w:rPr>
+    </w:lvl>
+    <w:lvl w:ilvl="8" w:tplc="20000005" w:tentative="1">
+      <w:start w:val="1"/>
+      <w:numFmt w:val="bullet"/>
+      <w:lvlText w:val=""/>
+      <w:lvlJc w:val="left"/>
+      <w:pPr>
+        <w:ind w:left="6480" w:hanging="360"/>
+      </w:pPr>
+      <w:rPr>
+        <w:rFonts w:ascii="Wingdings" w:hAnsi="Wingdings" w:hint="default"/>
+      </w:rPr>
+    </w:lvl>
+  </w:abstractNum>
+  <w:abstractNum w:abstractNumId="9" w15:restartNumberingAfterBreak="0">
+    <w:nsid w:val="6DBF02BF"/>
+    <w:multiLevelType w:val="hybridMultilevel"/>
+    <w:tmpl w:val="07467064"/>
+    <w:lvl w:ilvl="0" w:tplc="20000001">
+      <w:start w:val="1"/>
+      <w:numFmt w:val="bullet"/>
+      <w:lvlText w:val=""/>
+      <w:lvlJc w:val="left"/>
+      <w:pPr>
+        <w:ind w:left="720" w:hanging="360"/>
+      </w:pPr>
+      <w:rPr>
+        <w:rFonts w:ascii="Symbol" w:hAnsi="Symbol" w:hint="default"/>
+      </w:rPr>
+    </w:lvl>
+    <w:lvl w:ilvl="1" w:tplc="20000003" w:tentative="1">
+      <w:start w:val="1"/>
+      <w:numFmt w:val="bullet"/>
+      <w:lvlText w:val="o"/>
+      <w:lvlJc w:val="left"/>
+      <w:pPr>
+        <w:ind w:left="1440" w:hanging="360"/>
+      </w:pPr>
+      <w:rPr>
+        <w:rFonts w:ascii="Courier New" w:hAnsi="Courier New" w:cs="Courier New" w:hint="default"/>
+      </w:rPr>
+    </w:lvl>
+    <w:lvl w:ilvl="2" w:tplc="20000005" w:tentative="1">
+      <w:start w:val="1"/>
+      <w:numFmt w:val="bullet"/>
+      <w:lvlText w:val=""/>
+      <w:lvlJc w:val="left"/>
+      <w:pPr>
+        <w:ind w:left="2160" w:hanging="360"/>
+      </w:pPr>
+      <w:rPr>
+        <w:rFonts w:ascii="Wingdings" w:hAnsi="Wingdings" w:hint="default"/>
+      </w:rPr>
+    </w:lvl>
+    <w:lvl w:ilvl="3" w:tplc="20000001" w:tentative="1">
+      <w:start w:val="1"/>
+      <w:numFmt w:val="bullet"/>
+      <w:lvlText w:val=""/>
+      <w:lvlJc w:val="left"/>
+      <w:pPr>
+        <w:ind w:left="2880" w:hanging="360"/>
+      </w:pPr>
+      <w:rPr>
+        <w:rFonts w:ascii="Symbol" w:hAnsi="Symbol" w:hint="default"/>
+      </w:rPr>
+    </w:lvl>
+    <w:lvl w:ilvl="4" w:tplc="20000003" w:tentative="1">
+      <w:start w:val="1"/>
+      <w:numFmt w:val="bullet"/>
+      <w:lvlText w:val="o"/>
+      <w:lvlJc w:val="left"/>
+      <w:pPr>
+        <w:ind w:left="3600" w:hanging="360"/>
+      </w:pPr>
+      <w:rPr>
+        <w:rFonts w:ascii="Courier New" w:hAnsi="Courier New" w:cs="Courier New" w:hint="default"/>
+      </w:rPr>
+    </w:lvl>
+    <w:lvl w:ilvl="5" w:tplc="20000005" w:tentative="1">
+      <w:start w:val="1"/>
+      <w:numFmt w:val="bullet"/>
+      <w:lvlText w:val=""/>
+      <w:lvlJc w:val="left"/>
+      <w:pPr>
+        <w:ind w:left="4320" w:hanging="360"/>
+      </w:pPr>
+      <w:rPr>
+        <w:rFonts w:ascii="Wingdings" w:hAnsi="Wingdings" w:hint="default"/>
+      </w:rPr>
+    </w:lvl>
+    <w:lvl w:ilvl="6" w:tplc="20000001" w:tentative="1">
+      <w:start w:val="1"/>
+      <w:numFmt w:val="bullet"/>
+      <w:lvlText w:val=""/>
+      <w:lvlJc w:val="left"/>
+      <w:pPr>
+        <w:ind w:left="5040" w:hanging="360"/>
+      </w:pPr>
+      <w:rPr>
+        <w:rFonts w:ascii="Symbol" w:hAnsi="Symbol" w:hint="default"/>
+      </w:rPr>
+    </w:lvl>
+    <w:lvl w:ilvl="7" w:tplc="20000003" w:tentative="1">
+      <w:start w:val="1"/>
+      <w:numFmt w:val="bullet"/>
+      <w:lvlText w:val="o"/>
+      <w:lvlJc w:val="left"/>
+      <w:pPr>
+        <w:ind w:left="5760" w:hanging="360"/>
+      </w:pPr>
+      <w:rPr>
+        <w:rFonts w:ascii="Courier New" w:hAnsi="Courier New" w:cs="Courier New" w:hint="default"/>
+      </w:rPr>
+    </w:lvl>
+    <w:lvl w:ilvl="8" w:tplc="20000005" w:tentative="1">
+      <w:start w:val="1"/>
+      <w:numFmt w:val="bullet"/>
+      <w:lvlText w:val=""/>
+      <w:lvlJc w:val="left"/>
+      <w:pPr>
+        <w:ind w:left="6480" w:hanging="360"/>
+      </w:pPr>
+      <w:rPr>
+        <w:rFonts w:ascii="Wingdings" w:hAnsi="Wingdings" w:hint="default"/>
+      </w:rPr>
+    </w:lvl>
+  </w:abstractNum>
+  <w:abstractNum w:abstractNumId="10" w15:restartNumberingAfterBreak="0">
+    <w:nsid w:val="6F0677B3"/>
+    <w:multiLevelType w:val="hybridMultilevel"/>
+    <w:tmpl w:val="A68E093E"/>
+    <w:lvl w:ilvl="0" w:tplc="20000001">
+      <w:start w:val="1"/>
+      <w:numFmt w:val="bullet"/>
+      <w:lvlText w:val=""/>
+      <w:lvlJc w:val="left"/>
+      <w:pPr>
+        <w:ind w:left="720" w:hanging="360"/>
+      </w:pPr>
+      <w:rPr>
+        <w:rFonts w:ascii="Symbol" w:hAnsi="Symbol" w:hint="default"/>
+      </w:rPr>
+    </w:lvl>
+    <w:lvl w:ilvl="1" w:tplc="20000003" w:tentative="1">
+      <w:start w:val="1"/>
+      <w:numFmt w:val="bullet"/>
+      <w:lvlText w:val="o"/>
+      <w:lvlJc w:val="left"/>
+      <w:pPr>
+        <w:ind w:left="1440" w:hanging="360"/>
+      </w:pPr>
+      <w:rPr>
+        <w:rFonts w:ascii="Courier New" w:hAnsi="Courier New" w:cs="Courier New" w:hint="default"/>
+      </w:rPr>
+    </w:lvl>
+    <w:lvl w:ilvl="2" w:tplc="20000005" w:tentative="1">
+      <w:start w:val="1"/>
+      <w:numFmt w:val="bullet"/>
+      <w:lvlText w:val=""/>
+      <w:lvlJc w:val="left"/>
+      <w:pPr>
+        <w:ind w:left="2160" w:hanging="360"/>
+      </w:pPr>
+      <w:rPr>
+        <w:rFonts w:ascii="Wingdings" w:hAnsi="Wingdings" w:hint="default"/>
+      </w:rPr>
+    </w:lvl>
+    <w:lvl w:ilvl="3" w:tplc="20000001" w:tentative="1">
+      <w:start w:val="1"/>
+      <w:numFmt w:val="bullet"/>
+      <w:lvlText w:val=""/>
+      <w:lvlJc w:val="left"/>
+      <w:pPr>
+        <w:ind w:left="2880" w:hanging="360"/>
+      </w:pPr>
+      <w:rPr>
+        <w:rFonts w:ascii="Symbol" w:hAnsi="Symbol" w:hint="default"/>
+      </w:rPr>
+    </w:lvl>
+    <w:lvl w:ilvl="4" w:tplc="20000003" w:tentative="1">
+      <w:start w:val="1"/>
+      <w:numFmt w:val="bullet"/>
+      <w:lvlText w:val="o"/>
+      <w:lvlJc w:val="left"/>
+      <w:pPr>
+        <w:ind w:left="3600" w:hanging="360"/>
+      </w:pPr>
+      <w:rPr>
+        <w:rFonts w:ascii="Courier New" w:hAnsi="Courier New" w:cs="Courier New" w:hint="default"/>
+      </w:rPr>
+    </w:lvl>
+    <w:lvl w:ilvl="5" w:tplc="20000005" w:tentative="1">
+      <w:start w:val="1"/>
+      <w:numFmt w:val="bullet"/>
+      <w:lvlText w:val=""/>
+      <w:lvlJc w:val="left"/>
+      <w:pPr>
+        <w:ind w:left="4320" w:hanging="360"/>
+      </w:pPr>
+      <w:rPr>
+        <w:rFonts w:ascii="Wingdings" w:hAnsi="Wingdings" w:hint="default"/>
+      </w:rPr>
+    </w:lvl>
+    <w:lvl w:ilvl="6" w:tplc="20000001" w:tentative="1">
+      <w:start w:val="1"/>
+      <w:numFmt w:val="bullet"/>
+      <w:lvlText w:val=""/>
+      <w:lvlJc w:val="left"/>
+      <w:pPr>
+        <w:ind w:left="5040" w:hanging="360"/>
+      </w:pPr>
+      <w:rPr>
+        <w:rFonts w:ascii="Symbol" w:hAnsi="Symbol" w:hint="default"/>
+      </w:rPr>
+    </w:lvl>
+    <w:lvl w:ilvl="7" w:tplc="20000003" w:tentative="1">
+      <w:start w:val="1"/>
+      <w:numFmt w:val="bullet"/>
+      <w:lvlText w:val="o"/>
+      <w:lvlJc w:val="left"/>
+      <w:pPr>
+        <w:ind w:left="5760" w:hanging="360"/>
+      </w:pPr>
+      <w:rPr>
+        <w:rFonts w:ascii="Courier New" w:hAnsi="Courier New" w:cs="Courier New" w:hint="default"/>
+      </w:rPr>
+    </w:lvl>
+    <w:lvl w:ilvl="8" w:tplc="20000005" w:tentative="1">
+      <w:start w:val="1"/>
+      <w:numFmt w:val="bullet"/>
+      <w:lvlText w:val=""/>
+      <w:lvlJc w:val="left"/>
+      <w:pPr>
+        <w:ind w:left="6480" w:hanging="360"/>
+      </w:pPr>
+      <w:rPr>
+        <w:rFonts w:ascii="Wingdings" w:hAnsi="Wingdings" w:hint="default"/>
+      </w:rPr>
+    </w:lvl>
+  </w:abstractNum>
+  <w:abstractNum w:abstractNumId="11" w15:restartNumberingAfterBreak="0">
     <w:nsid w:val="77072ABA"/>
     <w:multiLevelType w:val="multilevel"/>
     <w:tmpl w:val="A100EBCE"/>
@@ -3004,13 +9634,43 @@
     </w:lvl>
   </w:abstractNum>
   <w:num w:numId="1" w16cid:durableId="1754811861">
+    <w:abstractNumId w:val="3"/>
+  </w:num>
+  <w:num w:numId="2" w16cid:durableId="290282579">
+    <w:abstractNumId w:val="3"/>
+  </w:num>
+  <w:num w:numId="3" w16cid:durableId="1935935932">
+    <w:abstractNumId w:val="11"/>
+  </w:num>
+  <w:num w:numId="4" w16cid:durableId="1624195385">
+    <w:abstractNumId w:val="7"/>
+  </w:num>
+  <w:num w:numId="5" w16cid:durableId="770858479">
+    <w:abstractNumId w:val="4"/>
+  </w:num>
+  <w:num w:numId="6" w16cid:durableId="1073427665">
     <w:abstractNumId w:val="0"/>
   </w:num>
-  <w:num w:numId="2" w16cid:durableId="290282579">
-    <w:abstractNumId w:val="0"/>
+  <w:num w:numId="7" w16cid:durableId="740635456">
+    <w:abstractNumId w:val="9"/>
   </w:num>
-  <w:num w:numId="3" w16cid:durableId="1935935932">
+  <w:num w:numId="8" w16cid:durableId="8413582">
+    <w:abstractNumId w:val="5"/>
+  </w:num>
+  <w:num w:numId="9" w16cid:durableId="2014062670">
+    <w:abstractNumId w:val="10"/>
+  </w:num>
+  <w:num w:numId="10" w16cid:durableId="852646511">
     <w:abstractNumId w:val="1"/>
+  </w:num>
+  <w:num w:numId="11" w16cid:durableId="1084913026">
+    <w:abstractNumId w:val="6"/>
+  </w:num>
+  <w:num w:numId="12" w16cid:durableId="482694738">
+    <w:abstractNumId w:val="2"/>
+  </w:num>
+  <w:num w:numId="13" w16cid:durableId="2091804491">
+    <w:abstractNumId w:val="8"/>
   </w:num>
 </w:numbering>
 </file>

--- a/Two Pointers.docx
+++ b/Two Pointers.docx
@@ -137,7 +137,23 @@
           <w:szCs w:val="24"/>
           <w:lang w:val="en-PK"/>
         </w:rPr>
-        <w:t>    public void reverseString(</w:t>
+        <w:t xml:space="preserve">    public void </w:t>
+      </w:r>
+      <w:proofErr w:type="spellStart"/>
+      <w:r>
+        <w:rPr>
+          <w:szCs w:val="24"/>
+          <w:lang w:val="en-PK"/>
+        </w:rPr>
+        <w:t>reverseString</w:t>
+      </w:r>
+      <w:proofErr w:type="spellEnd"/>
+      <w:r>
+        <w:rPr>
+          <w:szCs w:val="24"/>
+          <w:lang w:val="en-PK"/>
+        </w:rPr>
+        <w:t>(</w:t>
       </w:r>
       <w:proofErr w:type="gramStart"/>
       <w:r>
@@ -185,6 +201,7 @@
         </w:rPr>
         <w:t xml:space="preserve">        int right = </w:t>
       </w:r>
+      <w:proofErr w:type="spellStart"/>
       <w:proofErr w:type="gramStart"/>
       <w:r>
         <w:rPr>
@@ -193,6 +210,7 @@
         </w:rPr>
         <w:t>s.length</w:t>
       </w:r>
+      <w:proofErr w:type="spellEnd"/>
       <w:proofErr w:type="gramEnd"/>
       <w:r>
         <w:rPr>
@@ -513,15 +531,40 @@
           <w:szCs w:val="24"/>
           <w:lang w:val="en-PK"/>
         </w:rPr>
-        <w:t xml:space="preserve">    public boolean </w:t>
-      </w:r>
+        <w:t xml:space="preserve">    public </w:t>
+      </w:r>
+      <w:proofErr w:type="spellStart"/>
+      <w:r>
+        <w:rPr>
+          <w:szCs w:val="24"/>
+          <w:lang w:val="en-PK"/>
+        </w:rPr>
+        <w:t>boolean</w:t>
+      </w:r>
+      <w:proofErr w:type="spellEnd"/>
+      <w:r>
+        <w:rPr>
+          <w:szCs w:val="24"/>
+          <w:lang w:val="en-PK"/>
+        </w:rPr>
+        <w:t xml:space="preserve"> </w:t>
+      </w:r>
+      <w:proofErr w:type="spellStart"/>
       <w:proofErr w:type="gramStart"/>
       <w:r>
         <w:rPr>
           <w:szCs w:val="24"/>
           <w:lang w:val="en-PK"/>
         </w:rPr>
-        <w:t>isPalindrome(</w:t>
+        <w:t>isPalindrome</w:t>
+      </w:r>
+      <w:proofErr w:type="spellEnd"/>
+      <w:r>
+        <w:rPr>
+          <w:szCs w:val="24"/>
+          <w:lang w:val="en-PK"/>
+        </w:rPr>
+        <w:t>(</w:t>
       </w:r>
       <w:proofErr w:type="gramEnd"/>
       <w:r>
@@ -561,6 +604,7 @@
         </w:rPr>
         <w:t xml:space="preserve">        int right = </w:t>
       </w:r>
+      <w:proofErr w:type="spellStart"/>
       <w:proofErr w:type="gramStart"/>
       <w:r>
         <w:rPr>
@@ -569,6 +613,7 @@
         </w:rPr>
         <w:t>s.length</w:t>
       </w:r>
+      <w:proofErr w:type="spellEnd"/>
       <w:proofErr w:type="gramEnd"/>
       <w:r>
         <w:rPr>
@@ -629,8 +674,25 @@
           <w:szCs w:val="24"/>
           <w:lang w:val="en-PK"/>
         </w:rPr>
-        <w:t xml:space="preserve">            char currFirst = </w:t>
-      </w:r>
+        <w:t xml:space="preserve">            char </w:t>
+      </w:r>
+      <w:proofErr w:type="spellStart"/>
+      <w:r>
+        <w:rPr>
+          <w:szCs w:val="24"/>
+          <w:lang w:val="en-PK"/>
+        </w:rPr>
+        <w:t>currFirst</w:t>
+      </w:r>
+      <w:proofErr w:type="spellEnd"/>
+      <w:r>
+        <w:rPr>
+          <w:szCs w:val="24"/>
+          <w:lang w:val="en-PK"/>
+        </w:rPr>
+        <w:t xml:space="preserve"> = </w:t>
+      </w:r>
+      <w:proofErr w:type="spellStart"/>
       <w:proofErr w:type="gramStart"/>
       <w:r>
         <w:rPr>
@@ -639,6 +701,7 @@
         </w:rPr>
         <w:t>s.charAt</w:t>
       </w:r>
+      <w:proofErr w:type="spellEnd"/>
       <w:proofErr w:type="gramEnd"/>
       <w:r>
         <w:rPr>
@@ -660,8 +723,25 @@
           <w:szCs w:val="24"/>
           <w:lang w:val="en-PK"/>
         </w:rPr>
-        <w:t xml:space="preserve">            char currLast = </w:t>
-      </w:r>
+        <w:t xml:space="preserve">            char </w:t>
+      </w:r>
+      <w:proofErr w:type="spellStart"/>
+      <w:r>
+        <w:rPr>
+          <w:szCs w:val="24"/>
+          <w:lang w:val="en-PK"/>
+        </w:rPr>
+        <w:t>currLast</w:t>
+      </w:r>
+      <w:proofErr w:type="spellEnd"/>
+      <w:r>
+        <w:rPr>
+          <w:szCs w:val="24"/>
+          <w:lang w:val="en-PK"/>
+        </w:rPr>
+        <w:t xml:space="preserve"> = </w:t>
+      </w:r>
+      <w:proofErr w:type="spellStart"/>
       <w:proofErr w:type="gramStart"/>
       <w:r>
         <w:rPr>
@@ -670,6 +750,7 @@
         </w:rPr>
         <w:t>s.charAt</w:t>
       </w:r>
+      <w:proofErr w:type="spellEnd"/>
       <w:proofErr w:type="gramEnd"/>
       <w:r>
         <w:rPr>
@@ -707,15 +788,40 @@
           <w:szCs w:val="24"/>
           <w:lang w:val="en-PK"/>
         </w:rPr>
-        <w:t>(!Character.isLetterOrDigit</w:t>
-      </w:r>
+        <w:t>(!</w:t>
+      </w:r>
+      <w:proofErr w:type="spellStart"/>
+      <w:r>
+        <w:rPr>
+          <w:szCs w:val="24"/>
+          <w:lang w:val="en-PK"/>
+        </w:rPr>
+        <w:t>Character.isLetterOrDigit</w:t>
+      </w:r>
+      <w:proofErr w:type="spellEnd"/>
       <w:proofErr w:type="gramEnd"/>
       <w:r>
         <w:rPr>
           <w:szCs w:val="24"/>
           <w:lang w:val="en-PK"/>
         </w:rPr>
-        <w:t>(currFirst )) {</w:t>
+        <w:t>(</w:t>
+      </w:r>
+      <w:proofErr w:type="spellStart"/>
+      <w:r>
+        <w:rPr>
+          <w:szCs w:val="24"/>
+          <w:lang w:val="en-PK"/>
+        </w:rPr>
+        <w:t>currFirst</w:t>
+      </w:r>
+      <w:proofErr w:type="spellEnd"/>
+      <w:r>
+        <w:rPr>
+          <w:szCs w:val="24"/>
+          <w:lang w:val="en-PK"/>
+        </w:rPr>
+        <w:t xml:space="preserve"> )) {</w:t>
       </w:r>
     </w:p>
     <w:p>
@@ -753,15 +859,40 @@
           <w:szCs w:val="24"/>
           <w:lang w:val="en-PK"/>
         </w:rPr>
-        <w:t>(!Character.isLetterOrDigit</w:t>
-      </w:r>
+        <w:t>(!</w:t>
+      </w:r>
+      <w:proofErr w:type="spellStart"/>
+      <w:r>
+        <w:rPr>
+          <w:szCs w:val="24"/>
+          <w:lang w:val="en-PK"/>
+        </w:rPr>
+        <w:t>Character.isLetterOrDigit</w:t>
+      </w:r>
+      <w:proofErr w:type="spellEnd"/>
       <w:proofErr w:type="gramEnd"/>
       <w:r>
         <w:rPr>
           <w:szCs w:val="24"/>
           <w:lang w:val="en-PK"/>
         </w:rPr>
-        <w:t>(currLast)) {</w:t>
+        <w:t>(</w:t>
+      </w:r>
+      <w:proofErr w:type="spellStart"/>
+      <w:r>
+        <w:rPr>
+          <w:szCs w:val="24"/>
+          <w:lang w:val="en-PK"/>
+        </w:rPr>
+        <w:t>currLast</w:t>
+      </w:r>
+      <w:proofErr w:type="spellEnd"/>
+      <w:r>
+        <w:rPr>
+          <w:szCs w:val="24"/>
+          <w:lang w:val="en-PK"/>
+        </w:rPr>
+        <w:t>)) {</w:t>
       </w:r>
     </w:p>
     <w:p>
@@ -836,8 +967,33 @@
           <w:szCs w:val="24"/>
           <w:lang w:val="en-PK"/>
         </w:rPr>
-        <w:t>                if (Character.toLowerCase(currFirst</w:t>
-      </w:r>
+        <w:t>                if (</w:t>
+      </w:r>
+      <w:proofErr w:type="spellStart"/>
+      <w:r>
+        <w:rPr>
+          <w:szCs w:val="24"/>
+          <w:lang w:val="en-PK"/>
+        </w:rPr>
+        <w:t>Character.toLowerCase</w:t>
+      </w:r>
+      <w:proofErr w:type="spellEnd"/>
+      <w:r>
+        <w:rPr>
+          <w:szCs w:val="24"/>
+          <w:lang w:val="en-PK"/>
+        </w:rPr>
+        <w:t>(</w:t>
+      </w:r>
+      <w:proofErr w:type="spellStart"/>
+      <w:r>
+        <w:rPr>
+          <w:szCs w:val="24"/>
+          <w:lang w:val="en-PK"/>
+        </w:rPr>
+        <w:t>currFirst</w:t>
+      </w:r>
+      <w:proofErr w:type="spellEnd"/>
       <w:proofErr w:type="gramStart"/>
       <w:r>
         <w:rPr>
@@ -852,7 +1008,39 @@
           <w:szCs w:val="24"/>
           <w:lang w:val="en-PK"/>
         </w:rPr>
-        <w:t>= Character.toLowerCase(currLast)) {</w:t>
+        <w:t xml:space="preserve">= </w:t>
+      </w:r>
+      <w:proofErr w:type="spellStart"/>
+      <w:r>
+        <w:rPr>
+          <w:szCs w:val="24"/>
+          <w:lang w:val="en-PK"/>
+        </w:rPr>
+        <w:t>Character.toLowerCase</w:t>
+      </w:r>
+      <w:proofErr w:type="spellEnd"/>
+      <w:r>
+        <w:rPr>
+          <w:szCs w:val="24"/>
+          <w:lang w:val="en-PK"/>
+        </w:rPr>
+        <w:t>(</w:t>
+      </w:r>
+      <w:proofErr w:type="spellStart"/>
+      <w:r>
+        <w:rPr>
+          <w:szCs w:val="24"/>
+          <w:lang w:val="en-PK"/>
+        </w:rPr>
+        <w:t>currLast</w:t>
+      </w:r>
+      <w:proofErr w:type="spellEnd"/>
+      <w:r>
+        <w:rPr>
+          <w:szCs w:val="24"/>
+          <w:lang w:val="en-PK"/>
+        </w:rPr>
+        <w:t>)) {</w:t>
       </w:r>
     </w:p>
     <w:p>
@@ -1275,15 +1463,40 @@
           <w:szCs w:val="24"/>
           <w:lang w:val="en-PK"/>
         </w:rPr>
-        <w:t xml:space="preserve">    public boolean </w:t>
-      </w:r>
+        <w:t xml:space="preserve">    public </w:t>
+      </w:r>
+      <w:proofErr w:type="spellStart"/>
+      <w:r>
+        <w:rPr>
+          <w:szCs w:val="24"/>
+          <w:lang w:val="en-PK"/>
+        </w:rPr>
+        <w:t>boolean</w:t>
+      </w:r>
+      <w:proofErr w:type="spellEnd"/>
+      <w:r>
+        <w:rPr>
+          <w:szCs w:val="24"/>
+          <w:lang w:val="en-PK"/>
+        </w:rPr>
+        <w:t xml:space="preserve"> </w:t>
+      </w:r>
+      <w:proofErr w:type="spellStart"/>
       <w:proofErr w:type="gramStart"/>
       <w:r>
         <w:rPr>
           <w:szCs w:val="24"/>
           <w:lang w:val="en-PK"/>
         </w:rPr>
-        <w:t>validPalindrome(</w:t>
+        <w:t>validPalindrome</w:t>
+      </w:r>
+      <w:proofErr w:type="spellEnd"/>
+      <w:r>
+        <w:rPr>
+          <w:szCs w:val="24"/>
+          <w:lang w:val="en-PK"/>
+        </w:rPr>
+        <w:t>(</w:t>
       </w:r>
       <w:proofErr w:type="gramEnd"/>
       <w:r>
@@ -1331,6 +1544,7 @@
         </w:rPr>
         <w:t xml:space="preserve">        int right = </w:t>
       </w:r>
+      <w:proofErr w:type="spellStart"/>
       <w:proofErr w:type="gramStart"/>
       <w:r>
         <w:rPr>
@@ -1339,6 +1553,7 @@
         </w:rPr>
         <w:t>s.length</w:t>
       </w:r>
+      <w:proofErr w:type="spellEnd"/>
       <w:proofErr w:type="gramEnd"/>
       <w:r>
         <w:rPr>
@@ -1416,6 +1631,7 @@
         </w:rPr>
         <w:t>            if(</w:t>
       </w:r>
+      <w:proofErr w:type="spellStart"/>
       <w:proofErr w:type="gramStart"/>
       <w:r>
         <w:rPr>
@@ -1424,13 +1640,30 @@
         </w:rPr>
         <w:t>s.charAt</w:t>
       </w:r>
+      <w:proofErr w:type="spellEnd"/>
       <w:proofErr w:type="gramEnd"/>
       <w:r>
         <w:rPr>
           <w:szCs w:val="24"/>
           <w:lang w:val="en-PK"/>
         </w:rPr>
-        <w:t xml:space="preserve">(left) != s.charAt(right)) </w:t>
+        <w:t xml:space="preserve">(left) != </w:t>
+      </w:r>
+      <w:proofErr w:type="spellStart"/>
+      <w:r>
+        <w:rPr>
+          <w:szCs w:val="24"/>
+          <w:lang w:val="en-PK"/>
+        </w:rPr>
+        <w:t>s.charAt</w:t>
+      </w:r>
+      <w:proofErr w:type="spellEnd"/>
+      <w:r>
+        <w:rPr>
+          <w:szCs w:val="24"/>
+          <w:lang w:val="en-PK"/>
+        </w:rPr>
+        <w:t xml:space="preserve">(right)) </w:t>
       </w:r>
     </w:p>
     <w:p>
@@ -1612,7 +1845,23 @@
           <w:szCs w:val="24"/>
           <w:lang w:val="en-PK"/>
         </w:rPr>
-        <w:t xml:space="preserve">     public boolean </w:t>
+        <w:t xml:space="preserve">     public </w:t>
+      </w:r>
+      <w:proofErr w:type="spellStart"/>
+      <w:r>
+        <w:rPr>
+          <w:szCs w:val="24"/>
+          <w:lang w:val="en-PK"/>
+        </w:rPr>
+        <w:t>boolean</w:t>
+      </w:r>
+      <w:proofErr w:type="spellEnd"/>
+      <w:r>
+        <w:rPr>
+          <w:szCs w:val="24"/>
+          <w:lang w:val="en-PK"/>
+        </w:rPr>
+        <w:t xml:space="preserve"> </w:t>
       </w:r>
       <w:proofErr w:type="gramStart"/>
       <w:r>
@@ -1706,6 +1955,7 @@
         </w:rPr>
         <w:t>            if(</w:t>
       </w:r>
+      <w:proofErr w:type="spellStart"/>
       <w:proofErr w:type="gramStart"/>
       <w:r>
         <w:rPr>
@@ -1714,13 +1964,30 @@
         </w:rPr>
         <w:t>s.charAt</w:t>
       </w:r>
+      <w:proofErr w:type="spellEnd"/>
       <w:proofErr w:type="gramEnd"/>
       <w:r>
         <w:rPr>
           <w:szCs w:val="24"/>
           <w:lang w:val="en-PK"/>
         </w:rPr>
-        <w:t>(left) != s.charAt(right)) return false ;</w:t>
+        <w:t xml:space="preserve">(left) != </w:t>
+      </w:r>
+      <w:proofErr w:type="spellStart"/>
+      <w:r>
+        <w:rPr>
+          <w:szCs w:val="24"/>
+          <w:lang w:val="en-PK"/>
+        </w:rPr>
+        <w:t>s.charAt</w:t>
+      </w:r>
+      <w:proofErr w:type="spellEnd"/>
+      <w:r>
+        <w:rPr>
+          <w:szCs w:val="24"/>
+          <w:lang w:val="en-PK"/>
+        </w:rPr>
+        <w:t>(right)) return false ;</w:t>
       </w:r>
     </w:p>
     <w:p>
@@ -1914,7 +2181,23 @@
           <w:szCs w:val="24"/>
           <w:lang w:val="en-GB"/>
         </w:rPr>
-        <w:t>Add all elements in a new string upto minimum length of both string</w:t>
+        <w:t xml:space="preserve">Add all elements in a new string </w:t>
+      </w:r>
+      <w:proofErr w:type="spellStart"/>
+      <w:r>
+        <w:rPr>
+          <w:szCs w:val="24"/>
+          <w:lang w:val="en-GB"/>
+        </w:rPr>
+        <w:t>upto</w:t>
+      </w:r>
+      <w:proofErr w:type="spellEnd"/>
+      <w:r>
+        <w:rPr>
+          <w:szCs w:val="24"/>
+          <w:lang w:val="en-GB"/>
+        </w:rPr>
+        <w:t xml:space="preserve"> minimum length of both string</w:t>
       </w:r>
     </w:p>
     <w:p>
@@ -1958,42 +2241,85 @@
           <w:lang w:val="en-GB"/>
         </w:rPr>
       </w:pPr>
+      <w:proofErr w:type="spellStart"/>
       <w:r>
         <w:rPr>
           <w:szCs w:val="24"/>
           <w:lang w:val="en-GB"/>
         </w:rPr>
-        <w:t>Abc is s1 and zyzjiop is s2</w:t>
-      </w:r>
-    </w:p>
-    <w:p>
-      <w:pPr>
+        <w:t>Abc</w:t>
+      </w:r>
+      <w:proofErr w:type="spellEnd"/>
+      <w:r>
         <w:rPr>
           <w:szCs w:val="24"/>
           <w:lang w:val="en-GB"/>
         </w:rPr>
-      </w:pPr>
+        <w:t xml:space="preserve"> is s1 and </w:t>
+      </w:r>
+      <w:proofErr w:type="spellStart"/>
       <w:r>
         <w:rPr>
           <w:szCs w:val="24"/>
           <w:lang w:val="en-GB"/>
         </w:rPr>
-        <w:t>Add like -&gt; azbyczjiop</w:t>
-      </w:r>
-    </w:p>
-    <w:p>
-      <w:pPr>
+        <w:t>zyzjiop</w:t>
+      </w:r>
+      <w:proofErr w:type="spellEnd"/>
+      <w:r>
         <w:rPr>
           <w:szCs w:val="24"/>
           <w:lang w:val="en-GB"/>
         </w:rPr>
-      </w:pPr>
-      <w:r>
+        <w:t xml:space="preserve"> is s2</w:t>
+      </w:r>
+    </w:p>
+    <w:p>
+      <w:pPr>
         <w:rPr>
           <w:szCs w:val="24"/>
           <w:lang w:val="en-GB"/>
         </w:rPr>
-        <w:t>Jiop is added at the end</w:t>
+      </w:pPr>
+      <w:r>
+        <w:rPr>
+          <w:szCs w:val="24"/>
+          <w:lang w:val="en-GB"/>
+        </w:rPr>
+        <w:t xml:space="preserve">Add like -&gt; </w:t>
+      </w:r>
+      <w:proofErr w:type="spellStart"/>
+      <w:r>
+        <w:rPr>
+          <w:szCs w:val="24"/>
+          <w:lang w:val="en-GB"/>
+        </w:rPr>
+        <w:t>azbyczjiop</w:t>
+      </w:r>
+      <w:proofErr w:type="spellEnd"/>
+    </w:p>
+    <w:p>
+      <w:pPr>
+        <w:rPr>
+          <w:szCs w:val="24"/>
+          <w:lang w:val="en-GB"/>
+        </w:rPr>
+      </w:pPr>
+      <w:proofErr w:type="spellStart"/>
+      <w:r>
+        <w:rPr>
+          <w:szCs w:val="24"/>
+          <w:lang w:val="en-GB"/>
+        </w:rPr>
+        <w:t>Jiop</w:t>
+      </w:r>
+      <w:proofErr w:type="spellEnd"/>
+      <w:r>
+        <w:rPr>
+          <w:szCs w:val="24"/>
+          <w:lang w:val="en-GB"/>
+        </w:rPr>
+        <w:t xml:space="preserve"> is added at the end</w:t>
       </w:r>
     </w:p>
     <w:p>
@@ -2033,13 +2359,22 @@
         </w:rPr>
         <w:t xml:space="preserve">    public String </w:t>
       </w:r>
+      <w:proofErr w:type="spellStart"/>
       <w:proofErr w:type="gramStart"/>
       <w:r>
         <w:rPr>
           <w:szCs w:val="24"/>
           <w:lang w:val="en-PK"/>
         </w:rPr>
-        <w:t>mergeAlternately(</w:t>
+        <w:t>mergeAlternately</w:t>
+      </w:r>
+      <w:proofErr w:type="spellEnd"/>
+      <w:r>
+        <w:rPr>
+          <w:szCs w:val="24"/>
+          <w:lang w:val="en-PK"/>
+        </w:rPr>
+        <w:t>(</w:t>
       </w:r>
       <w:proofErr w:type="gramEnd"/>
       <w:r>
@@ -2147,7 +2482,23 @@
           <w:szCs w:val="24"/>
           <w:lang w:val="en-PK"/>
         </w:rPr>
-        <w:t>        int length = Math.min(a</w:t>
+        <w:t xml:space="preserve">        int length = </w:t>
+      </w:r>
+      <w:proofErr w:type="spellStart"/>
+      <w:r>
+        <w:rPr>
+          <w:szCs w:val="24"/>
+          <w:lang w:val="en-PK"/>
+        </w:rPr>
+        <w:t>Math.min</w:t>
+      </w:r>
+      <w:proofErr w:type="spellEnd"/>
+      <w:r>
+        <w:rPr>
+          <w:szCs w:val="24"/>
+          <w:lang w:val="en-PK"/>
+        </w:rPr>
+        <w:t>(a</w:t>
       </w:r>
       <w:proofErr w:type="gramStart"/>
       <w:r>
@@ -2202,7 +2553,55 @@
           <w:szCs w:val="24"/>
           <w:lang w:val="en-PK"/>
         </w:rPr>
-        <w:t>int i=0; i&lt;length;i+=1){</w:t>
+        <w:t xml:space="preserve">int </w:t>
+      </w:r>
+      <w:proofErr w:type="spellStart"/>
+      <w:r>
+        <w:rPr>
+          <w:szCs w:val="24"/>
+          <w:lang w:val="en-PK"/>
+        </w:rPr>
+        <w:t>i</w:t>
+      </w:r>
+      <w:proofErr w:type="spellEnd"/>
+      <w:r>
+        <w:rPr>
+          <w:szCs w:val="24"/>
+          <w:lang w:val="en-PK"/>
+        </w:rPr>
+        <w:t xml:space="preserve">=0; </w:t>
+      </w:r>
+      <w:proofErr w:type="spellStart"/>
+      <w:r>
+        <w:rPr>
+          <w:szCs w:val="24"/>
+          <w:lang w:val="en-PK"/>
+        </w:rPr>
+        <w:t>i</w:t>
+      </w:r>
+      <w:proofErr w:type="spellEnd"/>
+      <w:r>
+        <w:rPr>
+          <w:szCs w:val="24"/>
+          <w:lang w:val="en-PK"/>
+        </w:rPr>
+        <w:t>&lt;</w:t>
+      </w:r>
+      <w:proofErr w:type="spellStart"/>
+      <w:r>
+        <w:rPr>
+          <w:szCs w:val="24"/>
+          <w:lang w:val="en-PK"/>
+        </w:rPr>
+        <w:t>length;i</w:t>
+      </w:r>
+      <w:proofErr w:type="spellEnd"/>
+      <w:r>
+        <w:rPr>
+          <w:szCs w:val="24"/>
+          <w:lang w:val="en-PK"/>
+        </w:rPr>
+        <w:t>+=1){</w:t>
       </w:r>
     </w:p>
     <w:p>
@@ -2219,6 +2618,7 @@
         </w:rPr>
         <w:t xml:space="preserve">            </w:t>
       </w:r>
+      <w:proofErr w:type="spellStart"/>
       <w:proofErr w:type="gramStart"/>
       <w:r>
         <w:rPr>
@@ -2227,13 +2627,30 @@
         </w:rPr>
         <w:t>data.append</w:t>
       </w:r>
+      <w:proofErr w:type="spellEnd"/>
       <w:proofErr w:type="gramEnd"/>
       <w:r>
         <w:rPr>
           <w:szCs w:val="24"/>
           <w:lang w:val="en-PK"/>
         </w:rPr>
-        <w:t>(word1.charAt(i));</w:t>
+        <w:t>(word1.charAt(</w:t>
+      </w:r>
+      <w:proofErr w:type="spellStart"/>
+      <w:r>
+        <w:rPr>
+          <w:szCs w:val="24"/>
+          <w:lang w:val="en-PK"/>
+        </w:rPr>
+        <w:t>i</w:t>
+      </w:r>
+      <w:proofErr w:type="spellEnd"/>
+      <w:r>
+        <w:rPr>
+          <w:szCs w:val="24"/>
+          <w:lang w:val="en-PK"/>
+        </w:rPr>
+        <w:t>));</w:t>
       </w:r>
     </w:p>
     <w:p>
@@ -2251,6 +2668,7 @@
         <w:lastRenderedPageBreak/>
         <w:t xml:space="preserve">            </w:t>
       </w:r>
+      <w:proofErr w:type="spellStart"/>
       <w:proofErr w:type="gramStart"/>
       <w:r>
         <w:rPr>
@@ -2259,13 +2677,30 @@
         </w:rPr>
         <w:t>data.append</w:t>
       </w:r>
+      <w:proofErr w:type="spellEnd"/>
       <w:proofErr w:type="gramEnd"/>
       <w:r>
         <w:rPr>
           <w:szCs w:val="24"/>
           <w:lang w:val="en-PK"/>
         </w:rPr>
-        <w:t>(word2.charAt(i));</w:t>
+        <w:t>(word2.charAt(</w:t>
+      </w:r>
+      <w:proofErr w:type="spellStart"/>
+      <w:r>
+        <w:rPr>
+          <w:szCs w:val="24"/>
+          <w:lang w:val="en-PK"/>
+        </w:rPr>
+        <w:t>i</w:t>
+      </w:r>
+      <w:proofErr w:type="spellEnd"/>
+      <w:r>
+        <w:rPr>
+          <w:szCs w:val="24"/>
+          <w:lang w:val="en-PK"/>
+        </w:rPr>
+        <w:t>));</w:t>
       </w:r>
     </w:p>
     <w:p>
@@ -2343,7 +2778,39 @@
           <w:szCs w:val="24"/>
           <w:lang w:val="en-PK"/>
         </w:rPr>
-        <w:t>int i=length; i&lt;a1; i++){</w:t>
+        <w:t xml:space="preserve">int </w:t>
+      </w:r>
+      <w:proofErr w:type="spellStart"/>
+      <w:r>
+        <w:rPr>
+          <w:szCs w:val="24"/>
+          <w:lang w:val="en-PK"/>
+        </w:rPr>
+        <w:t>i</w:t>
+      </w:r>
+      <w:proofErr w:type="spellEnd"/>
+      <w:r>
+        <w:rPr>
+          <w:szCs w:val="24"/>
+          <w:lang w:val="en-PK"/>
+        </w:rPr>
+        <w:t xml:space="preserve">=length; i&lt;a1; </w:t>
+      </w:r>
+      <w:proofErr w:type="spellStart"/>
+      <w:r>
+        <w:rPr>
+          <w:szCs w:val="24"/>
+          <w:lang w:val="en-PK"/>
+        </w:rPr>
+        <w:t>i</w:t>
+      </w:r>
+      <w:proofErr w:type="spellEnd"/>
+      <w:r>
+        <w:rPr>
+          <w:szCs w:val="24"/>
+          <w:lang w:val="en-PK"/>
+        </w:rPr>
+        <w:t>++){</w:t>
       </w:r>
     </w:p>
     <w:p>
@@ -2360,6 +2827,7 @@
         </w:rPr>
         <w:t xml:space="preserve">                </w:t>
       </w:r>
+      <w:proofErr w:type="spellStart"/>
       <w:proofErr w:type="gramStart"/>
       <w:r>
         <w:rPr>
@@ -2368,13 +2836,30 @@
         </w:rPr>
         <w:t>data.append</w:t>
       </w:r>
+      <w:proofErr w:type="spellEnd"/>
       <w:proofErr w:type="gramEnd"/>
       <w:r>
         <w:rPr>
           <w:szCs w:val="24"/>
           <w:lang w:val="en-PK"/>
         </w:rPr>
-        <w:t>(word1.charAt(i));</w:t>
+        <w:t>(word1.charAt(</w:t>
+      </w:r>
+      <w:proofErr w:type="spellStart"/>
+      <w:r>
+        <w:rPr>
+          <w:szCs w:val="24"/>
+          <w:lang w:val="en-PK"/>
+        </w:rPr>
+        <w:t>i</w:t>
+      </w:r>
+      <w:proofErr w:type="spellEnd"/>
+      <w:r>
+        <w:rPr>
+          <w:szCs w:val="24"/>
+          <w:lang w:val="en-PK"/>
+        </w:rPr>
+        <w:t>));</w:t>
       </w:r>
     </w:p>
     <w:p>
@@ -2467,7 +2952,39 @@
           <w:szCs w:val="24"/>
           <w:lang w:val="en-PK"/>
         </w:rPr>
-        <w:t>int i=length; i&lt;a2; i++){</w:t>
+        <w:t xml:space="preserve">int </w:t>
+      </w:r>
+      <w:proofErr w:type="spellStart"/>
+      <w:r>
+        <w:rPr>
+          <w:szCs w:val="24"/>
+          <w:lang w:val="en-PK"/>
+        </w:rPr>
+        <w:t>i</w:t>
+      </w:r>
+      <w:proofErr w:type="spellEnd"/>
+      <w:r>
+        <w:rPr>
+          <w:szCs w:val="24"/>
+          <w:lang w:val="en-PK"/>
+        </w:rPr>
+        <w:t xml:space="preserve">=length; i&lt;a2; </w:t>
+      </w:r>
+      <w:proofErr w:type="spellStart"/>
+      <w:r>
+        <w:rPr>
+          <w:szCs w:val="24"/>
+          <w:lang w:val="en-PK"/>
+        </w:rPr>
+        <w:t>i</w:t>
+      </w:r>
+      <w:proofErr w:type="spellEnd"/>
+      <w:r>
+        <w:rPr>
+          <w:szCs w:val="24"/>
+          <w:lang w:val="en-PK"/>
+        </w:rPr>
+        <w:t>++){</w:t>
       </w:r>
     </w:p>
     <w:p>
@@ -2484,6 +3001,7 @@
         </w:rPr>
         <w:t xml:space="preserve">                </w:t>
       </w:r>
+      <w:proofErr w:type="spellStart"/>
       <w:proofErr w:type="gramStart"/>
       <w:r>
         <w:rPr>
@@ -2492,13 +3010,30 @@
         </w:rPr>
         <w:t>data.append</w:t>
       </w:r>
+      <w:proofErr w:type="spellEnd"/>
       <w:proofErr w:type="gramEnd"/>
       <w:r>
         <w:rPr>
           <w:szCs w:val="24"/>
           <w:lang w:val="en-PK"/>
         </w:rPr>
-        <w:t>(word2.charAt(i));</w:t>
+        <w:t>(word2.charAt(</w:t>
+      </w:r>
+      <w:proofErr w:type="spellStart"/>
+      <w:r>
+        <w:rPr>
+          <w:szCs w:val="24"/>
+          <w:lang w:val="en-PK"/>
+        </w:rPr>
+        <w:t>i</w:t>
+      </w:r>
+      <w:proofErr w:type="spellEnd"/>
+      <w:r>
+        <w:rPr>
+          <w:szCs w:val="24"/>
+          <w:lang w:val="en-PK"/>
+        </w:rPr>
+        <w:t>));</w:t>
       </w:r>
     </w:p>
     <w:p>
@@ -2583,6 +3118,7 @@
         </w:rPr>
         <w:t xml:space="preserve">        return </w:t>
       </w:r>
+      <w:proofErr w:type="spellStart"/>
       <w:proofErr w:type="gramStart"/>
       <w:r>
         <w:rPr>
@@ -2591,6 +3127,7 @@
         </w:rPr>
         <w:t>data.toString</w:t>
       </w:r>
+      <w:proofErr w:type="spellEnd"/>
       <w:proofErr w:type="gramEnd"/>
       <w:r>
         <w:rPr>
@@ -3234,7 +3771,23 @@
           <w:szCs w:val="24"/>
           <w:lang w:val="en-PK"/>
         </w:rPr>
-        <w:t>Skip duplicates by using inner while loop with num[i] == num[i+1]</w:t>
+        <w:t>Skip duplicates by using inner while loop with num[</w:t>
+      </w:r>
+      <w:proofErr w:type="spellStart"/>
+      <w:r>
+        <w:rPr>
+          <w:szCs w:val="24"/>
+          <w:lang w:val="en-PK"/>
+        </w:rPr>
+        <w:t>i</w:t>
+      </w:r>
+      <w:proofErr w:type="spellEnd"/>
+      <w:r>
+        <w:rPr>
+          <w:szCs w:val="24"/>
+          <w:lang w:val="en-PK"/>
+        </w:rPr>
+        <w:t>] == num[i+1]</w:t>
       </w:r>
     </w:p>
     <w:p>
@@ -3292,7 +3845,23 @@
           <w:szCs w:val="24"/>
           <w:lang w:val="en-PK"/>
         </w:rPr>
-        <w:t>    public int removeDuplicates(</w:t>
+        <w:t xml:space="preserve">    public int </w:t>
+      </w:r>
+      <w:proofErr w:type="spellStart"/>
+      <w:r>
+        <w:rPr>
+          <w:szCs w:val="24"/>
+          <w:lang w:val="en-PK"/>
+        </w:rPr>
+        <w:t>removeDuplicates</w:t>
+      </w:r>
+      <w:proofErr w:type="spellEnd"/>
+      <w:r>
+        <w:rPr>
+          <w:szCs w:val="24"/>
+          <w:lang w:val="en-PK"/>
+        </w:rPr>
+        <w:t>(</w:t>
       </w:r>
       <w:proofErr w:type="gramStart"/>
       <w:r>
@@ -3308,7 +3877,23 @@
           <w:szCs w:val="24"/>
           <w:lang w:val="en-PK"/>
         </w:rPr>
-        <w:t>] nums) {</w:t>
+        <w:t xml:space="preserve">] </w:t>
+      </w:r>
+      <w:proofErr w:type="spellStart"/>
+      <w:r>
+        <w:rPr>
+          <w:szCs w:val="24"/>
+          <w:lang w:val="en-PK"/>
+        </w:rPr>
+        <w:t>nums</w:t>
+      </w:r>
+      <w:proofErr w:type="spellEnd"/>
+      <w:r>
+        <w:rPr>
+          <w:szCs w:val="24"/>
+          <w:lang w:val="en-PK"/>
+        </w:rPr>
+        <w:t>) {</w:t>
       </w:r>
     </w:p>
     <w:p>
@@ -3353,7 +3938,23 @@
           <w:szCs w:val="24"/>
           <w:lang w:val="en-PK"/>
         </w:rPr>
-        <w:t>        int i= 0;</w:t>
+        <w:t xml:space="preserve">        int </w:t>
+      </w:r>
+      <w:proofErr w:type="spellStart"/>
+      <w:r>
+        <w:rPr>
+          <w:szCs w:val="24"/>
+          <w:lang w:val="en-PK"/>
+        </w:rPr>
+        <w:t>i</w:t>
+      </w:r>
+      <w:proofErr w:type="spellEnd"/>
+      <w:r>
+        <w:rPr>
+          <w:szCs w:val="24"/>
+          <w:lang w:val="en-PK"/>
+        </w:rPr>
+        <w:t>= 0;</w:t>
       </w:r>
     </w:p>
     <w:p>
@@ -3401,13 +4002,38 @@
         </w:rPr>
         <w:t>while(</w:t>
       </w:r>
+      <w:proofErr w:type="spellStart"/>
       <w:proofErr w:type="gramEnd"/>
       <w:r>
         <w:rPr>
           <w:szCs w:val="24"/>
           <w:lang w:val="en-PK"/>
         </w:rPr>
-        <w:t>i &lt; nums.length){</w:t>
+        <w:t>i</w:t>
+      </w:r>
+      <w:proofErr w:type="spellEnd"/>
+      <w:r>
+        <w:rPr>
+          <w:szCs w:val="24"/>
+          <w:lang w:val="en-PK"/>
+        </w:rPr>
+        <w:t xml:space="preserve"> &lt; </w:t>
+      </w:r>
+      <w:proofErr w:type="spellStart"/>
+      <w:r>
+        <w:rPr>
+          <w:szCs w:val="24"/>
+          <w:lang w:val="en-PK"/>
+        </w:rPr>
+        <w:t>nums.length</w:t>
+      </w:r>
+      <w:proofErr w:type="spellEnd"/>
+      <w:r>
+        <w:rPr>
+          <w:szCs w:val="24"/>
+          <w:lang w:val="en-PK"/>
+        </w:rPr>
+        <w:t>){</w:t>
       </w:r>
     </w:p>
     <w:p>
@@ -3446,22 +4072,102 @@
           <w:szCs w:val="24"/>
           <w:lang w:val="en-PK"/>
         </w:rPr>
-        <w:t>+1 &lt; nums.length &amp;&amp;  nums[i]==nums[i+1]){</w:t>
-      </w:r>
-    </w:p>
-    <w:p>
-      <w:pPr>
-        <w:rPr>
-          <w:szCs w:val="24"/>
-          <w:lang w:val="en-PK"/>
-        </w:rPr>
-      </w:pPr>
-      <w:r>
-        <w:rPr>
-          <w:szCs w:val="24"/>
-          <w:lang w:val="en-PK"/>
-        </w:rPr>
-        <w:t>                i+=1;</w:t>
+        <w:t xml:space="preserve">+1 &lt; </w:t>
+      </w:r>
+      <w:proofErr w:type="spellStart"/>
+      <w:r>
+        <w:rPr>
+          <w:szCs w:val="24"/>
+          <w:lang w:val="en-PK"/>
+        </w:rPr>
+        <w:t>nums.length</w:t>
+      </w:r>
+      <w:proofErr w:type="spellEnd"/>
+      <w:r>
+        <w:rPr>
+          <w:szCs w:val="24"/>
+          <w:lang w:val="en-PK"/>
+        </w:rPr>
+        <w:t xml:space="preserve"> &amp;&amp;  </w:t>
+      </w:r>
+      <w:proofErr w:type="spellStart"/>
+      <w:r>
+        <w:rPr>
+          <w:szCs w:val="24"/>
+          <w:lang w:val="en-PK"/>
+        </w:rPr>
+        <w:t>nums</w:t>
+      </w:r>
+      <w:proofErr w:type="spellEnd"/>
+      <w:r>
+        <w:rPr>
+          <w:szCs w:val="24"/>
+          <w:lang w:val="en-PK"/>
+        </w:rPr>
+        <w:t>[</w:t>
+      </w:r>
+      <w:proofErr w:type="spellStart"/>
+      <w:r>
+        <w:rPr>
+          <w:szCs w:val="24"/>
+          <w:lang w:val="en-PK"/>
+        </w:rPr>
+        <w:t>i</w:t>
+      </w:r>
+      <w:proofErr w:type="spellEnd"/>
+      <w:r>
+        <w:rPr>
+          <w:szCs w:val="24"/>
+          <w:lang w:val="en-PK"/>
+        </w:rPr>
+        <w:t>]==</w:t>
+      </w:r>
+      <w:proofErr w:type="spellStart"/>
+      <w:r>
+        <w:rPr>
+          <w:szCs w:val="24"/>
+          <w:lang w:val="en-PK"/>
+        </w:rPr>
+        <w:t>nums</w:t>
+      </w:r>
+      <w:proofErr w:type="spellEnd"/>
+      <w:r>
+        <w:rPr>
+          <w:szCs w:val="24"/>
+          <w:lang w:val="en-PK"/>
+        </w:rPr>
+        <w:t>[i+1]){</w:t>
+      </w:r>
+    </w:p>
+    <w:p>
+      <w:pPr>
+        <w:rPr>
+          <w:szCs w:val="24"/>
+          <w:lang w:val="en-PK"/>
+        </w:rPr>
+      </w:pPr>
+      <w:r>
+        <w:rPr>
+          <w:szCs w:val="24"/>
+          <w:lang w:val="en-PK"/>
+        </w:rPr>
+        <w:t xml:space="preserve">                </w:t>
+      </w:r>
+      <w:proofErr w:type="spellStart"/>
+      <w:r>
+        <w:rPr>
+          <w:szCs w:val="24"/>
+          <w:lang w:val="en-PK"/>
+        </w:rPr>
+        <w:t>i</w:t>
+      </w:r>
+      <w:proofErr w:type="spellEnd"/>
+      <w:r>
+        <w:rPr>
+          <w:szCs w:val="24"/>
+          <w:lang w:val="en-PK"/>
+        </w:rPr>
+        <w:t>+=1;</w:t>
       </w:r>
     </w:p>
     <w:p>
@@ -3499,22 +4205,86 @@
           <w:szCs w:val="24"/>
           <w:lang w:val="en-PK"/>
         </w:rPr>
-        <w:t>            nums[start++] = nums[i];</w:t>
-      </w:r>
-    </w:p>
-    <w:p>
-      <w:pPr>
-        <w:rPr>
-          <w:szCs w:val="24"/>
-          <w:lang w:val="en-PK"/>
-        </w:rPr>
-      </w:pPr>
-      <w:r>
-        <w:rPr>
-          <w:szCs w:val="24"/>
-          <w:lang w:val="en-PK"/>
-        </w:rPr>
-        <w:t>            i+=1;</w:t>
+        <w:t xml:space="preserve">            </w:t>
+      </w:r>
+      <w:proofErr w:type="spellStart"/>
+      <w:r>
+        <w:rPr>
+          <w:szCs w:val="24"/>
+          <w:lang w:val="en-PK"/>
+        </w:rPr>
+        <w:t>nums</w:t>
+      </w:r>
+      <w:proofErr w:type="spellEnd"/>
+      <w:r>
+        <w:rPr>
+          <w:szCs w:val="24"/>
+          <w:lang w:val="en-PK"/>
+        </w:rPr>
+        <w:t xml:space="preserve">[start++] = </w:t>
+      </w:r>
+      <w:proofErr w:type="spellStart"/>
+      <w:r>
+        <w:rPr>
+          <w:szCs w:val="24"/>
+          <w:lang w:val="en-PK"/>
+        </w:rPr>
+        <w:t>nums</w:t>
+      </w:r>
+      <w:proofErr w:type="spellEnd"/>
+      <w:r>
+        <w:rPr>
+          <w:szCs w:val="24"/>
+          <w:lang w:val="en-PK"/>
+        </w:rPr>
+        <w:t>[</w:t>
+      </w:r>
+      <w:proofErr w:type="spellStart"/>
+      <w:r>
+        <w:rPr>
+          <w:szCs w:val="24"/>
+          <w:lang w:val="en-PK"/>
+        </w:rPr>
+        <w:t>i</w:t>
+      </w:r>
+      <w:proofErr w:type="spellEnd"/>
+      <w:r>
+        <w:rPr>
+          <w:szCs w:val="24"/>
+          <w:lang w:val="en-PK"/>
+        </w:rPr>
+        <w:t>];</w:t>
+      </w:r>
+    </w:p>
+    <w:p>
+      <w:pPr>
+        <w:rPr>
+          <w:szCs w:val="24"/>
+          <w:lang w:val="en-PK"/>
+        </w:rPr>
+      </w:pPr>
+      <w:r>
+        <w:rPr>
+          <w:szCs w:val="24"/>
+          <w:lang w:val="en-PK"/>
+        </w:rPr>
+        <w:t xml:space="preserve">            </w:t>
+      </w:r>
+      <w:proofErr w:type="spellStart"/>
+      <w:r>
+        <w:rPr>
+          <w:szCs w:val="24"/>
+          <w:lang w:val="en-PK"/>
+        </w:rPr>
+        <w:t>i</w:t>
+      </w:r>
+      <w:proofErr w:type="spellEnd"/>
+      <w:r>
+        <w:rPr>
+          <w:szCs w:val="24"/>
+          <w:lang w:val="en-PK"/>
+        </w:rPr>
+        <w:t>+=1;</w:t>
       </w:r>
     </w:p>
     <w:p>
@@ -3716,7 +4486,23 @@
           <w:szCs w:val="24"/>
           <w:lang w:val="en-PK"/>
         </w:rPr>
-        <w:t>Use a+b=target so target -a or target -b simple maths approach</w:t>
+        <w:t xml:space="preserve">Use </w:t>
+      </w:r>
+      <w:proofErr w:type="spellStart"/>
+      <w:r>
+        <w:rPr>
+          <w:szCs w:val="24"/>
+          <w:lang w:val="en-PK"/>
+        </w:rPr>
+        <w:t>a+b</w:t>
+      </w:r>
+      <w:proofErr w:type="spellEnd"/>
+      <w:r>
+        <w:rPr>
+          <w:szCs w:val="24"/>
+          <w:lang w:val="en-PK"/>
+        </w:rPr>
+        <w:t>=target so target -a or target -b simple maths approach</w:t>
       </w:r>
     </w:p>
     <w:p>
@@ -3818,7 +4604,23 @@
           <w:szCs w:val="24"/>
           <w:lang w:val="en-PK"/>
         </w:rPr>
-        <w:t>] twoSum(int[] numbers, int target) {</w:t>
+        <w:t xml:space="preserve">] </w:t>
+      </w:r>
+      <w:proofErr w:type="spellStart"/>
+      <w:r>
+        <w:rPr>
+          <w:szCs w:val="24"/>
+          <w:lang w:val="en-PK"/>
+        </w:rPr>
+        <w:t>twoSum</w:t>
+      </w:r>
+      <w:proofErr w:type="spellEnd"/>
+      <w:r>
+        <w:rPr>
+          <w:szCs w:val="24"/>
+          <w:lang w:val="en-PK"/>
+        </w:rPr>
+        <w:t>(int[] numbers, int target) {</w:t>
       </w:r>
     </w:p>
     <w:p>
@@ -3835,6 +4637,7 @@
         </w:rPr>
         <w:t>        HashMap&lt;</w:t>
       </w:r>
+      <w:proofErr w:type="spellStart"/>
       <w:proofErr w:type="gramStart"/>
       <w:r>
         <w:rPr>
@@ -3843,13 +4646,30 @@
         </w:rPr>
         <w:t>Integer,Integer</w:t>
       </w:r>
+      <w:proofErr w:type="spellEnd"/>
       <w:proofErr w:type="gramEnd"/>
       <w:r>
         <w:rPr>
           <w:szCs w:val="24"/>
           <w:lang w:val="en-PK"/>
         </w:rPr>
-        <w:t>&gt; counter =  new HashMap&lt;Integer,Integer&gt;();</w:t>
+        <w:t>&gt; counter =  new HashMap&lt;</w:t>
+      </w:r>
+      <w:proofErr w:type="spellStart"/>
+      <w:r>
+        <w:rPr>
+          <w:szCs w:val="24"/>
+          <w:lang w:val="en-PK"/>
+        </w:rPr>
+        <w:t>Integer,Integer</w:t>
+      </w:r>
+      <w:proofErr w:type="spellEnd"/>
+      <w:r>
+        <w:rPr>
+          <w:szCs w:val="24"/>
+          <w:lang w:val="en-PK"/>
+        </w:rPr>
+        <w:t>&gt;();</w:t>
       </w:r>
     </w:p>
     <w:p>
@@ -3880,30 +4700,62 @@
           <w:szCs w:val="24"/>
           <w:lang w:val="en-PK"/>
         </w:rPr>
-        <w:t>] arr = new int[2];</w:t>
-      </w:r>
-    </w:p>
-    <w:p>
-      <w:pPr>
-        <w:rPr>
-          <w:szCs w:val="24"/>
-          <w:lang w:val="en-PK"/>
-        </w:rPr>
-      </w:pPr>
-    </w:p>
-    <w:p>
-      <w:pPr>
-        <w:rPr>
-          <w:szCs w:val="24"/>
-          <w:lang w:val="en-PK"/>
-        </w:rPr>
-      </w:pPr>
-      <w:r>
-        <w:rPr>
-          <w:szCs w:val="24"/>
-          <w:lang w:val="en-PK"/>
-        </w:rPr>
-        <w:t>        // store indexes as value and numebr as a key</w:t>
+        <w:t xml:space="preserve">] </w:t>
+      </w:r>
+      <w:proofErr w:type="spellStart"/>
+      <w:r>
+        <w:rPr>
+          <w:szCs w:val="24"/>
+          <w:lang w:val="en-PK"/>
+        </w:rPr>
+        <w:t>arr</w:t>
+      </w:r>
+      <w:proofErr w:type="spellEnd"/>
+      <w:r>
+        <w:rPr>
+          <w:szCs w:val="24"/>
+          <w:lang w:val="en-PK"/>
+        </w:rPr>
+        <w:t xml:space="preserve"> = new int[2];</w:t>
+      </w:r>
+    </w:p>
+    <w:p>
+      <w:pPr>
+        <w:rPr>
+          <w:szCs w:val="24"/>
+          <w:lang w:val="en-PK"/>
+        </w:rPr>
+      </w:pPr>
+    </w:p>
+    <w:p>
+      <w:pPr>
+        <w:rPr>
+          <w:szCs w:val="24"/>
+          <w:lang w:val="en-PK"/>
+        </w:rPr>
+      </w:pPr>
+      <w:r>
+        <w:rPr>
+          <w:szCs w:val="24"/>
+          <w:lang w:val="en-PK"/>
+        </w:rPr>
+        <w:t xml:space="preserve">        // store indexes as value and </w:t>
+      </w:r>
+      <w:proofErr w:type="spellStart"/>
+      <w:r>
+        <w:rPr>
+          <w:szCs w:val="24"/>
+          <w:lang w:val="en-PK"/>
+        </w:rPr>
+        <w:t>numebr</w:t>
+      </w:r>
+      <w:proofErr w:type="spellEnd"/>
+      <w:r>
+        <w:rPr>
+          <w:szCs w:val="24"/>
+          <w:lang w:val="en-PK"/>
+        </w:rPr>
+        <w:t xml:space="preserve"> as a key</w:t>
       </w:r>
     </w:p>
     <w:p>
@@ -3980,7 +4832,23 @@
           <w:szCs w:val="24"/>
           <w:lang w:val="en-PK"/>
         </w:rPr>
-        <w:t>int index=0; index&lt;numbers.length; index++){</w:t>
+        <w:t>int index=0; index&lt;</w:t>
+      </w:r>
+      <w:proofErr w:type="spellStart"/>
+      <w:r>
+        <w:rPr>
+          <w:szCs w:val="24"/>
+          <w:lang w:val="en-PK"/>
+        </w:rPr>
+        <w:t>numbers.length</w:t>
+      </w:r>
+      <w:proofErr w:type="spellEnd"/>
+      <w:r>
+        <w:rPr>
+          <w:szCs w:val="24"/>
+          <w:lang w:val="en-PK"/>
+        </w:rPr>
+        <w:t>; index++){</w:t>
       </w:r>
     </w:p>
     <w:p>
@@ -4025,8 +4893,25 @@
           <w:szCs w:val="24"/>
           <w:lang w:val="en-PK"/>
         </w:rPr>
-        <w:t xml:space="preserve">            int retrievedIndex = </w:t>
-      </w:r>
+        <w:t xml:space="preserve">            int </w:t>
+      </w:r>
+      <w:proofErr w:type="spellStart"/>
+      <w:r>
+        <w:rPr>
+          <w:szCs w:val="24"/>
+          <w:lang w:val="en-PK"/>
+        </w:rPr>
+        <w:t>retrievedIndex</w:t>
+      </w:r>
+      <w:proofErr w:type="spellEnd"/>
+      <w:r>
+        <w:rPr>
+          <w:szCs w:val="24"/>
+          <w:lang w:val="en-PK"/>
+        </w:rPr>
+        <w:t xml:space="preserve"> = </w:t>
+      </w:r>
+      <w:proofErr w:type="spellStart"/>
       <w:proofErr w:type="gramStart"/>
       <w:r>
         <w:rPr>
@@ -4035,6 +4920,7 @@
         </w:rPr>
         <w:t>counter.getOrDefault</w:t>
       </w:r>
+      <w:proofErr w:type="spellEnd"/>
       <w:proofErr w:type="gramEnd"/>
       <w:r>
         <w:rPr>
@@ -4064,15 +4950,40 @@
           <w:szCs w:val="24"/>
           <w:lang w:val="en-PK"/>
         </w:rPr>
-        <w:t>if( retrievedIndex</w:t>
-      </w:r>
+        <w:t xml:space="preserve">if( </w:t>
+      </w:r>
+      <w:proofErr w:type="spellStart"/>
+      <w:r>
+        <w:rPr>
+          <w:szCs w:val="24"/>
+          <w:lang w:val="en-PK"/>
+        </w:rPr>
+        <w:t>retrievedIndex</w:t>
+      </w:r>
+      <w:proofErr w:type="spellEnd"/>
       <w:proofErr w:type="gramEnd"/>
       <w:r>
         <w:rPr>
           <w:szCs w:val="24"/>
           <w:lang w:val="en-PK"/>
         </w:rPr>
-        <w:t>!=index &amp;&amp;  retrievedIndex  != -1){</w:t>
+        <w:t>!=index &amp;&amp;  </w:t>
+      </w:r>
+      <w:proofErr w:type="spellStart"/>
+      <w:r>
+        <w:rPr>
+          <w:szCs w:val="24"/>
+          <w:lang w:val="en-PK"/>
+        </w:rPr>
+        <w:t>retrievedIndex</w:t>
+      </w:r>
+      <w:proofErr w:type="spellEnd"/>
+      <w:r>
+        <w:rPr>
+          <w:szCs w:val="24"/>
+          <w:lang w:val="en-PK"/>
+        </w:rPr>
+        <w:t xml:space="preserve">  != -1){</w:t>
       </w:r>
     </w:p>
     <w:p>
@@ -4089,13 +5000,22 @@
         </w:rPr>
         <w:t xml:space="preserve">                </w:t>
       </w:r>
+      <w:proofErr w:type="spellStart"/>
       <w:proofErr w:type="gramStart"/>
       <w:r>
         <w:rPr>
           <w:szCs w:val="24"/>
           <w:lang w:val="en-PK"/>
         </w:rPr>
-        <w:t>arr[</w:t>
+        <w:t>arr</w:t>
+      </w:r>
+      <w:proofErr w:type="spellEnd"/>
+      <w:r>
+        <w:rPr>
+          <w:szCs w:val="24"/>
+          <w:lang w:val="en-PK"/>
+        </w:rPr>
+        <w:t>[</w:t>
       </w:r>
       <w:proofErr w:type="gramEnd"/>
       <w:r>
@@ -4120,13 +5040,22 @@
         </w:rPr>
         <w:t xml:space="preserve">                </w:t>
       </w:r>
+      <w:proofErr w:type="spellStart"/>
       <w:proofErr w:type="gramStart"/>
       <w:r>
         <w:rPr>
           <w:szCs w:val="24"/>
           <w:lang w:val="en-PK"/>
         </w:rPr>
-        <w:t>arr[</w:t>
+        <w:t>arr</w:t>
+      </w:r>
+      <w:proofErr w:type="spellEnd"/>
+      <w:r>
+        <w:rPr>
+          <w:szCs w:val="24"/>
+          <w:lang w:val="en-PK"/>
+        </w:rPr>
+        <w:t>[</w:t>
       </w:r>
       <w:proofErr w:type="gramEnd"/>
       <w:r>
@@ -4149,7 +5078,23 @@
           <w:szCs w:val="24"/>
           <w:lang w:val="en-PK"/>
         </w:rPr>
-        <w:t>                return arr;</w:t>
+        <w:t xml:space="preserve">                return </w:t>
+      </w:r>
+      <w:proofErr w:type="spellStart"/>
+      <w:r>
+        <w:rPr>
+          <w:szCs w:val="24"/>
+          <w:lang w:val="en-PK"/>
+        </w:rPr>
+        <w:t>arr</w:t>
+      </w:r>
+      <w:proofErr w:type="spellEnd"/>
+      <w:r>
+        <w:rPr>
+          <w:szCs w:val="24"/>
+          <w:lang w:val="en-PK"/>
+        </w:rPr>
+        <w:t>;</w:t>
       </w:r>
     </w:p>
     <w:p>
@@ -4189,13 +5134,22 @@
         </w:rPr>
         <w:t xml:space="preserve">            </w:t>
       </w:r>
+      <w:proofErr w:type="spellStart"/>
       <w:proofErr w:type="gramStart"/>
       <w:r>
         <w:rPr>
           <w:szCs w:val="24"/>
           <w:lang w:val="en-PK"/>
         </w:rPr>
-        <w:t>counter.put(</w:t>
+        <w:t>counter.put</w:t>
+      </w:r>
+      <w:proofErr w:type="spellEnd"/>
+      <w:r>
+        <w:rPr>
+          <w:szCs w:val="24"/>
+          <w:lang w:val="en-PK"/>
+        </w:rPr>
+        <w:t>(</w:t>
       </w:r>
       <w:proofErr w:type="gramEnd"/>
       <w:r>
@@ -4203,7 +5157,39 @@
           <w:szCs w:val="24"/>
           <w:lang w:val="en-PK"/>
         </w:rPr>
-        <w:t>num, counter.getOrDefault(num,index));</w:t>
+        <w:t xml:space="preserve">num, </w:t>
+      </w:r>
+      <w:proofErr w:type="spellStart"/>
+      <w:r>
+        <w:rPr>
+          <w:szCs w:val="24"/>
+          <w:lang w:val="en-PK"/>
+        </w:rPr>
+        <w:t>counter.getOrDefault</w:t>
+      </w:r>
+      <w:proofErr w:type="spellEnd"/>
+      <w:r>
+        <w:rPr>
+          <w:szCs w:val="24"/>
+          <w:lang w:val="en-PK"/>
+        </w:rPr>
+        <w:t>(</w:t>
+      </w:r>
+      <w:proofErr w:type="spellStart"/>
+      <w:r>
+        <w:rPr>
+          <w:szCs w:val="24"/>
+          <w:lang w:val="en-PK"/>
+        </w:rPr>
+        <w:t>num,index</w:t>
+      </w:r>
+      <w:proofErr w:type="spellEnd"/>
+      <w:r>
+        <w:rPr>
+          <w:szCs w:val="24"/>
+          <w:lang w:val="en-PK"/>
+        </w:rPr>
+        <w:t>));</w:t>
       </w:r>
     </w:p>
     <w:p>
@@ -4241,7 +5227,23 @@
           <w:szCs w:val="24"/>
           <w:lang w:val="en-PK"/>
         </w:rPr>
-        <w:t>        return arr;</w:t>
+        <w:t xml:space="preserve">        return </w:t>
+      </w:r>
+      <w:proofErr w:type="spellStart"/>
+      <w:r>
+        <w:rPr>
+          <w:szCs w:val="24"/>
+          <w:lang w:val="en-PK"/>
+        </w:rPr>
+        <w:t>arr</w:t>
+      </w:r>
+      <w:proofErr w:type="spellEnd"/>
+      <w:r>
+        <w:rPr>
+          <w:szCs w:val="24"/>
+          <w:lang w:val="en-PK"/>
+        </w:rPr>
+        <w:t>;</w:t>
       </w:r>
     </w:p>
     <w:p>
@@ -4558,7 +5560,23 @@
           <w:szCs w:val="24"/>
           <w:lang w:val="en-PK"/>
         </w:rPr>
-        <w:t>    public List&lt;List&lt;Integer&gt;&gt; threeSum(</w:t>
+        <w:t xml:space="preserve">    public List&lt;List&lt;Integer&gt;&gt; </w:t>
+      </w:r>
+      <w:proofErr w:type="spellStart"/>
+      <w:r>
+        <w:rPr>
+          <w:szCs w:val="24"/>
+          <w:lang w:val="en-PK"/>
+        </w:rPr>
+        <w:t>threeSum</w:t>
+      </w:r>
+      <w:proofErr w:type="spellEnd"/>
+      <w:r>
+        <w:rPr>
+          <w:szCs w:val="24"/>
+          <w:lang w:val="en-PK"/>
+        </w:rPr>
+        <w:t>(</w:t>
       </w:r>
       <w:proofErr w:type="gramStart"/>
       <w:r>
@@ -4574,30 +5592,62 @@
           <w:szCs w:val="24"/>
           <w:lang w:val="en-PK"/>
         </w:rPr>
-        <w:t>] nums) {</w:t>
-      </w:r>
-    </w:p>
-    <w:p>
-      <w:pPr>
-        <w:rPr>
-          <w:szCs w:val="24"/>
-          <w:lang w:val="en-PK"/>
-        </w:rPr>
-      </w:pPr>
-    </w:p>
-    <w:p>
-      <w:pPr>
-        <w:rPr>
-          <w:szCs w:val="24"/>
-          <w:lang w:val="en-PK"/>
-        </w:rPr>
-      </w:pPr>
-      <w:r>
-        <w:rPr>
-          <w:szCs w:val="24"/>
-          <w:lang w:val="en-PK"/>
-        </w:rPr>
-        <w:t>        List&lt;List&lt;Integer&gt;&gt; result = new ArrayList&lt;</w:t>
+        <w:t xml:space="preserve">] </w:t>
+      </w:r>
+      <w:proofErr w:type="spellStart"/>
+      <w:r>
+        <w:rPr>
+          <w:szCs w:val="24"/>
+          <w:lang w:val="en-PK"/>
+        </w:rPr>
+        <w:t>nums</w:t>
+      </w:r>
+      <w:proofErr w:type="spellEnd"/>
+      <w:r>
+        <w:rPr>
+          <w:szCs w:val="24"/>
+          <w:lang w:val="en-PK"/>
+        </w:rPr>
+        <w:t>) {</w:t>
+      </w:r>
+    </w:p>
+    <w:p>
+      <w:pPr>
+        <w:rPr>
+          <w:szCs w:val="24"/>
+          <w:lang w:val="en-PK"/>
+        </w:rPr>
+      </w:pPr>
+    </w:p>
+    <w:p>
+      <w:pPr>
+        <w:rPr>
+          <w:szCs w:val="24"/>
+          <w:lang w:val="en-PK"/>
+        </w:rPr>
+      </w:pPr>
+      <w:r>
+        <w:rPr>
+          <w:szCs w:val="24"/>
+          <w:lang w:val="en-PK"/>
+        </w:rPr>
+        <w:t xml:space="preserve">        List&lt;List&lt;Integer&gt;&gt; result = new </w:t>
+      </w:r>
+      <w:proofErr w:type="spellStart"/>
+      <w:r>
+        <w:rPr>
+          <w:szCs w:val="24"/>
+          <w:lang w:val="en-PK"/>
+        </w:rPr>
+        <w:t>ArrayList</w:t>
+      </w:r>
+      <w:proofErr w:type="spellEnd"/>
+      <w:r>
+        <w:rPr>
+          <w:szCs w:val="24"/>
+          <w:lang w:val="en-PK"/>
+        </w:rPr>
+        <w:t>&lt;</w:t>
       </w:r>
       <w:proofErr w:type="gramStart"/>
       <w:r>
@@ -4651,31 +5701,63 @@
           <w:szCs w:val="24"/>
           <w:lang w:val="en-PK"/>
         </w:rPr>
-        <w:t>        Arrays.sort(nums);</w:t>
-      </w:r>
-    </w:p>
-    <w:p>
-      <w:pPr>
-        <w:rPr>
-          <w:szCs w:val="24"/>
-          <w:lang w:val="en-PK"/>
-        </w:rPr>
-      </w:pPr>
-    </w:p>
-    <w:p>
-      <w:pPr>
-        <w:rPr>
-          <w:szCs w:val="24"/>
-          <w:lang w:val="en-PK"/>
-        </w:rPr>
-      </w:pPr>
-      <w:r>
-        <w:rPr>
-          <w:szCs w:val="24"/>
-          <w:lang w:val="en-PK"/>
-        </w:rPr>
         <w:t xml:space="preserve">        </w:t>
       </w:r>
+      <w:proofErr w:type="spellStart"/>
+      <w:r>
+        <w:rPr>
+          <w:szCs w:val="24"/>
+          <w:lang w:val="en-PK"/>
+        </w:rPr>
+        <w:t>Arrays.sort</w:t>
+      </w:r>
+      <w:proofErr w:type="spellEnd"/>
+      <w:r>
+        <w:rPr>
+          <w:szCs w:val="24"/>
+          <w:lang w:val="en-PK"/>
+        </w:rPr>
+        <w:t>(</w:t>
+      </w:r>
+      <w:proofErr w:type="spellStart"/>
+      <w:r>
+        <w:rPr>
+          <w:szCs w:val="24"/>
+          <w:lang w:val="en-PK"/>
+        </w:rPr>
+        <w:t>nums</w:t>
+      </w:r>
+      <w:proofErr w:type="spellEnd"/>
+      <w:r>
+        <w:rPr>
+          <w:szCs w:val="24"/>
+          <w:lang w:val="en-PK"/>
+        </w:rPr>
+        <w:t>);</w:t>
+      </w:r>
+    </w:p>
+    <w:p>
+      <w:pPr>
+        <w:rPr>
+          <w:szCs w:val="24"/>
+          <w:lang w:val="en-PK"/>
+        </w:rPr>
+      </w:pPr>
+    </w:p>
+    <w:p>
+      <w:pPr>
+        <w:rPr>
+          <w:szCs w:val="24"/>
+          <w:lang w:val="en-PK"/>
+        </w:rPr>
+      </w:pPr>
+      <w:r>
+        <w:rPr>
+          <w:szCs w:val="24"/>
+          <w:lang w:val="en-PK"/>
+        </w:rPr>
+        <w:t xml:space="preserve">        </w:t>
+      </w:r>
       <w:proofErr w:type="gramStart"/>
       <w:r>
         <w:rPr>
@@ -4684,13 +5766,38 @@
         </w:rPr>
         <w:t>if(</w:t>
       </w:r>
+      <w:proofErr w:type="spellStart"/>
       <w:proofErr w:type="gramEnd"/>
       <w:r>
         <w:rPr>
           <w:szCs w:val="24"/>
           <w:lang w:val="en-PK"/>
         </w:rPr>
-        <w:t xml:space="preserve">nums.length &lt; 3 || nums[0]&gt;0){    //Base case </w:t>
+        <w:t>nums.length</w:t>
+      </w:r>
+      <w:proofErr w:type="spellEnd"/>
+      <w:r>
+        <w:rPr>
+          <w:szCs w:val="24"/>
+          <w:lang w:val="en-PK"/>
+        </w:rPr>
+        <w:t xml:space="preserve"> &lt; 3 || </w:t>
+      </w:r>
+      <w:proofErr w:type="spellStart"/>
+      <w:r>
+        <w:rPr>
+          <w:szCs w:val="24"/>
+          <w:lang w:val="en-PK"/>
+        </w:rPr>
+        <w:t>nums</w:t>
+      </w:r>
+      <w:proofErr w:type="spellEnd"/>
+      <w:r>
+        <w:rPr>
+          <w:szCs w:val="24"/>
+          <w:lang w:val="en-PK"/>
+        </w:rPr>
+        <w:t xml:space="preserve">[0]&gt;0){    //Base case </w:t>
       </w:r>
     </w:p>
     <w:p>
@@ -4745,6 +5852,7 @@
         </w:rPr>
         <w:t xml:space="preserve">        int n = </w:t>
       </w:r>
+      <w:proofErr w:type="spellStart"/>
       <w:proofErr w:type="gramStart"/>
       <w:r>
         <w:rPr>
@@ -4753,6 +5861,7 @@
         </w:rPr>
         <w:t>nums.length</w:t>
       </w:r>
+      <w:proofErr w:type="spellEnd"/>
       <w:proofErr w:type="gramEnd"/>
       <w:r>
         <w:rPr>
@@ -4844,37 +5953,117 @@
           <w:szCs w:val="24"/>
           <w:lang w:val="en-PK"/>
         </w:rPr>
-        <w:t>int i=0; i&lt;n; i++) {</w:t>
-      </w:r>
-    </w:p>
-    <w:p>
-      <w:pPr>
-        <w:rPr>
-          <w:szCs w:val="24"/>
-          <w:lang w:val="en-PK"/>
-        </w:rPr>
-      </w:pPr>
-      <w:r>
-        <w:rPr>
-          <w:szCs w:val="24"/>
-          <w:lang w:val="en-PK"/>
-        </w:rPr>
-        <w:t>            // agy saray positive</w:t>
-      </w:r>
-    </w:p>
-    <w:p>
-      <w:pPr>
-        <w:rPr>
-          <w:szCs w:val="24"/>
-          <w:lang w:val="en-PK"/>
-        </w:rPr>
-      </w:pPr>
-      <w:r>
-        <w:rPr>
-          <w:szCs w:val="24"/>
-          <w:lang w:val="en-PK"/>
-        </w:rPr>
-        <w:t xml:space="preserve">              if(nums[i] &gt; </w:t>
+        <w:t xml:space="preserve">int </w:t>
+      </w:r>
+      <w:proofErr w:type="spellStart"/>
+      <w:r>
+        <w:rPr>
+          <w:szCs w:val="24"/>
+          <w:lang w:val="en-PK"/>
+        </w:rPr>
+        <w:t>i</w:t>
+      </w:r>
+      <w:proofErr w:type="spellEnd"/>
+      <w:r>
+        <w:rPr>
+          <w:szCs w:val="24"/>
+          <w:lang w:val="en-PK"/>
+        </w:rPr>
+        <w:t xml:space="preserve">=0; i&lt;n; </w:t>
+      </w:r>
+      <w:proofErr w:type="spellStart"/>
+      <w:r>
+        <w:rPr>
+          <w:szCs w:val="24"/>
+          <w:lang w:val="en-PK"/>
+        </w:rPr>
+        <w:t>i</w:t>
+      </w:r>
+      <w:proofErr w:type="spellEnd"/>
+      <w:r>
+        <w:rPr>
+          <w:szCs w:val="24"/>
+          <w:lang w:val="en-PK"/>
+        </w:rPr>
+        <w:t>++) {</w:t>
+      </w:r>
+    </w:p>
+    <w:p>
+      <w:pPr>
+        <w:rPr>
+          <w:szCs w:val="24"/>
+          <w:lang w:val="en-PK"/>
+        </w:rPr>
+      </w:pPr>
+      <w:r>
+        <w:rPr>
+          <w:szCs w:val="24"/>
+          <w:lang w:val="en-PK"/>
+        </w:rPr>
+        <w:t xml:space="preserve">            // </w:t>
+      </w:r>
+      <w:proofErr w:type="spellStart"/>
+      <w:r>
+        <w:rPr>
+          <w:szCs w:val="24"/>
+          <w:lang w:val="en-PK"/>
+        </w:rPr>
+        <w:t>agy</w:t>
+      </w:r>
+      <w:proofErr w:type="spellEnd"/>
+      <w:r>
+        <w:rPr>
+          <w:szCs w:val="24"/>
+          <w:lang w:val="en-PK"/>
+        </w:rPr>
+        <w:t xml:space="preserve"> saray positive</w:t>
+      </w:r>
+    </w:p>
+    <w:p>
+      <w:pPr>
+        <w:rPr>
+          <w:szCs w:val="24"/>
+          <w:lang w:val="en-PK"/>
+        </w:rPr>
+      </w:pPr>
+      <w:r>
+        <w:rPr>
+          <w:szCs w:val="24"/>
+          <w:lang w:val="en-PK"/>
+        </w:rPr>
+        <w:t>              if(</w:t>
+      </w:r>
+      <w:proofErr w:type="spellStart"/>
+      <w:r>
+        <w:rPr>
+          <w:szCs w:val="24"/>
+          <w:lang w:val="en-PK"/>
+        </w:rPr>
+        <w:t>nums</w:t>
+      </w:r>
+      <w:proofErr w:type="spellEnd"/>
+      <w:r>
+        <w:rPr>
+          <w:szCs w:val="24"/>
+          <w:lang w:val="en-PK"/>
+        </w:rPr>
+        <w:t>[</w:t>
+      </w:r>
+      <w:proofErr w:type="spellStart"/>
+      <w:r>
+        <w:rPr>
+          <w:szCs w:val="24"/>
+          <w:lang w:val="en-PK"/>
+        </w:rPr>
+        <w:t>i</w:t>
+      </w:r>
+      <w:proofErr w:type="spellEnd"/>
+      <w:r>
+        <w:rPr>
+          <w:szCs w:val="24"/>
+          <w:lang w:val="en-PK"/>
+        </w:rPr>
+        <w:t xml:space="preserve">] &gt; </w:t>
       </w:r>
       <w:proofErr w:type="gramStart"/>
       <w:r>
@@ -4968,13 +6157,86 @@
         </w:rPr>
         <w:t>if(</w:t>
       </w:r>
+      <w:proofErr w:type="spellStart"/>
       <w:proofErr w:type="gramEnd"/>
       <w:r>
         <w:rPr>
           <w:szCs w:val="24"/>
           <w:lang w:val="en-PK"/>
         </w:rPr>
-        <w:t>i &gt; 0 &amp;&amp; nums[i] == nums[i - 1]){    </w:t>
+        <w:t>i</w:t>
+      </w:r>
+      <w:proofErr w:type="spellEnd"/>
+      <w:r>
+        <w:rPr>
+          <w:szCs w:val="24"/>
+          <w:lang w:val="en-PK"/>
+        </w:rPr>
+        <w:t xml:space="preserve"> &gt; 0 &amp;&amp; </w:t>
+      </w:r>
+      <w:proofErr w:type="spellStart"/>
+      <w:r>
+        <w:rPr>
+          <w:szCs w:val="24"/>
+          <w:lang w:val="en-PK"/>
+        </w:rPr>
+        <w:t>nums</w:t>
+      </w:r>
+      <w:proofErr w:type="spellEnd"/>
+      <w:r>
+        <w:rPr>
+          <w:szCs w:val="24"/>
+          <w:lang w:val="en-PK"/>
+        </w:rPr>
+        <w:t>[</w:t>
+      </w:r>
+      <w:proofErr w:type="spellStart"/>
+      <w:r>
+        <w:rPr>
+          <w:szCs w:val="24"/>
+          <w:lang w:val="en-PK"/>
+        </w:rPr>
+        <w:t>i</w:t>
+      </w:r>
+      <w:proofErr w:type="spellEnd"/>
+      <w:r>
+        <w:rPr>
+          <w:szCs w:val="24"/>
+          <w:lang w:val="en-PK"/>
+        </w:rPr>
+        <w:t xml:space="preserve">] == </w:t>
+      </w:r>
+      <w:proofErr w:type="spellStart"/>
+      <w:r>
+        <w:rPr>
+          <w:szCs w:val="24"/>
+          <w:lang w:val="en-PK"/>
+        </w:rPr>
+        <w:t>nums</w:t>
+      </w:r>
+      <w:proofErr w:type="spellEnd"/>
+      <w:r>
+        <w:rPr>
+          <w:szCs w:val="24"/>
+          <w:lang w:val="en-PK"/>
+        </w:rPr>
+        <w:t>[</w:t>
+      </w:r>
+      <w:proofErr w:type="spellStart"/>
+      <w:r>
+        <w:rPr>
+          <w:szCs w:val="24"/>
+          <w:lang w:val="en-PK"/>
+        </w:rPr>
+        <w:t>i</w:t>
+      </w:r>
+      <w:proofErr w:type="spellEnd"/>
+      <w:r>
+        <w:rPr>
+          <w:szCs w:val="24"/>
+          <w:lang w:val="en-PK"/>
+        </w:rPr>
+        <w:t xml:space="preserve"> - 1]){    </w:t>
       </w:r>
     </w:p>
     <w:p>
@@ -5082,7 +6344,71 @@
           <w:szCs w:val="24"/>
           <w:lang w:val="en-PK"/>
         </w:rPr>
-        <w:t>                int target = nums[i] + nums[left] + nums[right];</w:t>
+        <w:t xml:space="preserve">                int target = </w:t>
+      </w:r>
+      <w:proofErr w:type="spellStart"/>
+      <w:r>
+        <w:rPr>
+          <w:szCs w:val="24"/>
+          <w:lang w:val="en-PK"/>
+        </w:rPr>
+        <w:t>nums</w:t>
+      </w:r>
+      <w:proofErr w:type="spellEnd"/>
+      <w:r>
+        <w:rPr>
+          <w:szCs w:val="24"/>
+          <w:lang w:val="en-PK"/>
+        </w:rPr>
+        <w:t>[</w:t>
+      </w:r>
+      <w:proofErr w:type="spellStart"/>
+      <w:r>
+        <w:rPr>
+          <w:szCs w:val="24"/>
+          <w:lang w:val="en-PK"/>
+        </w:rPr>
+        <w:t>i</w:t>
+      </w:r>
+      <w:proofErr w:type="spellEnd"/>
+      <w:r>
+        <w:rPr>
+          <w:szCs w:val="24"/>
+          <w:lang w:val="en-PK"/>
+        </w:rPr>
+        <w:t xml:space="preserve">] + </w:t>
+      </w:r>
+      <w:proofErr w:type="spellStart"/>
+      <w:r>
+        <w:rPr>
+          <w:szCs w:val="24"/>
+          <w:lang w:val="en-PK"/>
+        </w:rPr>
+        <w:t>nums</w:t>
+      </w:r>
+      <w:proofErr w:type="spellEnd"/>
+      <w:r>
+        <w:rPr>
+          <w:szCs w:val="24"/>
+          <w:lang w:val="en-PK"/>
+        </w:rPr>
+        <w:t xml:space="preserve">[left] + </w:t>
+      </w:r>
+      <w:proofErr w:type="spellStart"/>
+      <w:r>
+        <w:rPr>
+          <w:szCs w:val="24"/>
+          <w:lang w:val="en-PK"/>
+        </w:rPr>
+        <w:t>nums</w:t>
+      </w:r>
+      <w:proofErr w:type="spellEnd"/>
+      <w:r>
+        <w:rPr>
+          <w:szCs w:val="24"/>
+          <w:lang w:val="en-PK"/>
+        </w:rPr>
+        <w:t>[right];</w:t>
       </w:r>
     </w:p>
     <w:p>
@@ -5136,7 +6462,39 @@
           <w:szCs w:val="24"/>
           <w:lang w:val="en-PK"/>
         </w:rPr>
-        <w:t>                    List&lt;Integer&gt; threeNumbers = new ArrayList&lt;</w:t>
+        <w:t xml:space="preserve">                    List&lt;Integer&gt; </w:t>
+      </w:r>
+      <w:proofErr w:type="spellStart"/>
+      <w:r>
+        <w:rPr>
+          <w:szCs w:val="24"/>
+          <w:lang w:val="en-PK"/>
+        </w:rPr>
+        <w:t>threeNumbers</w:t>
+      </w:r>
+      <w:proofErr w:type="spellEnd"/>
+      <w:r>
+        <w:rPr>
+          <w:szCs w:val="24"/>
+          <w:lang w:val="en-PK"/>
+        </w:rPr>
+        <w:t xml:space="preserve"> = new </w:t>
+      </w:r>
+      <w:proofErr w:type="spellStart"/>
+      <w:r>
+        <w:rPr>
+          <w:szCs w:val="24"/>
+          <w:lang w:val="en-PK"/>
+        </w:rPr>
+        <w:t>ArrayList</w:t>
+      </w:r>
+      <w:proofErr w:type="spellEnd"/>
+      <w:r>
+        <w:rPr>
+          <w:szCs w:val="24"/>
+          <w:lang w:val="en-PK"/>
+        </w:rPr>
+        <w:t>&lt;</w:t>
       </w:r>
       <w:proofErr w:type="gramStart"/>
       <w:r>
@@ -5167,98 +6525,274 @@
           <w:szCs w:val="24"/>
           <w:lang w:val="en-PK"/>
         </w:rPr>
-        <w:t>                    threeNumbers.add(nums[i]);</w:t>
-      </w:r>
-    </w:p>
-    <w:p>
-      <w:pPr>
-        <w:rPr>
-          <w:szCs w:val="24"/>
-          <w:lang w:val="en-PK"/>
-        </w:rPr>
-      </w:pPr>
-      <w:r>
-        <w:rPr>
-          <w:szCs w:val="24"/>
-          <w:lang w:val="en-PK"/>
-        </w:rPr>
-        <w:t>                    threeNumbers.add(nums[left]);</w:t>
-      </w:r>
-    </w:p>
-    <w:p>
-      <w:pPr>
-        <w:rPr>
-          <w:szCs w:val="24"/>
-          <w:lang w:val="en-PK"/>
-        </w:rPr>
-      </w:pPr>
-      <w:r>
-        <w:rPr>
-          <w:szCs w:val="24"/>
-          <w:lang w:val="en-PK"/>
-        </w:rPr>
-        <w:t>                    threeNumbers.add(nums[right]);</w:t>
-      </w:r>
-    </w:p>
-    <w:p>
-      <w:pPr>
-        <w:rPr>
-          <w:szCs w:val="24"/>
-          <w:lang w:val="en-PK"/>
-        </w:rPr>
-      </w:pPr>
-    </w:p>
-    <w:p>
-      <w:pPr>
-        <w:rPr>
-          <w:szCs w:val="24"/>
-          <w:lang w:val="en-PK"/>
-        </w:rPr>
-      </w:pPr>
-      <w:r>
-        <w:rPr>
-          <w:szCs w:val="24"/>
-          <w:lang w:val="en-PK"/>
-        </w:rPr>
-        <w:t>                    result.add(threeNumbers);</w:t>
-      </w:r>
-    </w:p>
-    <w:p>
-      <w:pPr>
-        <w:rPr>
-          <w:szCs w:val="24"/>
-          <w:lang w:val="en-PK"/>
-        </w:rPr>
-      </w:pPr>
-    </w:p>
-    <w:p>
-      <w:pPr>
-        <w:rPr>
-          <w:szCs w:val="24"/>
-          <w:lang w:val="en-PK"/>
-        </w:rPr>
-      </w:pPr>
-      <w:r>
-        <w:rPr>
-          <w:szCs w:val="24"/>
-          <w:lang w:val="en-PK"/>
-        </w:rPr>
-        <w:t>                    int lefty = nums[left];</w:t>
-      </w:r>
-    </w:p>
-    <w:p>
-      <w:pPr>
-        <w:rPr>
-          <w:szCs w:val="24"/>
-          <w:lang w:val="en-PK"/>
-        </w:rPr>
-      </w:pPr>
-      <w:r>
-        <w:rPr>
-          <w:szCs w:val="24"/>
-          <w:lang w:val="en-PK"/>
-        </w:rPr>
-        <w:t>                    int righty = nums[right];</w:t>
+        <w:t xml:space="preserve">                    </w:t>
+      </w:r>
+      <w:proofErr w:type="spellStart"/>
+      <w:r>
+        <w:rPr>
+          <w:szCs w:val="24"/>
+          <w:lang w:val="en-PK"/>
+        </w:rPr>
+        <w:t>threeNumbers.add</w:t>
+      </w:r>
+      <w:proofErr w:type="spellEnd"/>
+      <w:r>
+        <w:rPr>
+          <w:szCs w:val="24"/>
+          <w:lang w:val="en-PK"/>
+        </w:rPr>
+        <w:t>(</w:t>
+      </w:r>
+      <w:proofErr w:type="spellStart"/>
+      <w:r>
+        <w:rPr>
+          <w:szCs w:val="24"/>
+          <w:lang w:val="en-PK"/>
+        </w:rPr>
+        <w:t>nums</w:t>
+      </w:r>
+      <w:proofErr w:type="spellEnd"/>
+      <w:r>
+        <w:rPr>
+          <w:szCs w:val="24"/>
+          <w:lang w:val="en-PK"/>
+        </w:rPr>
+        <w:t>[</w:t>
+      </w:r>
+      <w:proofErr w:type="spellStart"/>
+      <w:r>
+        <w:rPr>
+          <w:szCs w:val="24"/>
+          <w:lang w:val="en-PK"/>
+        </w:rPr>
+        <w:t>i</w:t>
+      </w:r>
+      <w:proofErr w:type="spellEnd"/>
+      <w:r>
+        <w:rPr>
+          <w:szCs w:val="24"/>
+          <w:lang w:val="en-PK"/>
+        </w:rPr>
+        <w:t>]);</w:t>
+      </w:r>
+    </w:p>
+    <w:p>
+      <w:pPr>
+        <w:rPr>
+          <w:szCs w:val="24"/>
+          <w:lang w:val="en-PK"/>
+        </w:rPr>
+      </w:pPr>
+      <w:r>
+        <w:rPr>
+          <w:szCs w:val="24"/>
+          <w:lang w:val="en-PK"/>
+        </w:rPr>
+        <w:t xml:space="preserve">                    </w:t>
+      </w:r>
+      <w:proofErr w:type="spellStart"/>
+      <w:r>
+        <w:rPr>
+          <w:szCs w:val="24"/>
+          <w:lang w:val="en-PK"/>
+        </w:rPr>
+        <w:t>threeNumbers.add</w:t>
+      </w:r>
+      <w:proofErr w:type="spellEnd"/>
+      <w:r>
+        <w:rPr>
+          <w:szCs w:val="24"/>
+          <w:lang w:val="en-PK"/>
+        </w:rPr>
+        <w:t>(</w:t>
+      </w:r>
+      <w:proofErr w:type="spellStart"/>
+      <w:r>
+        <w:rPr>
+          <w:szCs w:val="24"/>
+          <w:lang w:val="en-PK"/>
+        </w:rPr>
+        <w:t>nums</w:t>
+      </w:r>
+      <w:proofErr w:type="spellEnd"/>
+      <w:r>
+        <w:rPr>
+          <w:szCs w:val="24"/>
+          <w:lang w:val="en-PK"/>
+        </w:rPr>
+        <w:t>[left]);</w:t>
+      </w:r>
+    </w:p>
+    <w:p>
+      <w:pPr>
+        <w:rPr>
+          <w:szCs w:val="24"/>
+          <w:lang w:val="en-PK"/>
+        </w:rPr>
+      </w:pPr>
+      <w:r>
+        <w:rPr>
+          <w:szCs w:val="24"/>
+          <w:lang w:val="en-PK"/>
+        </w:rPr>
+        <w:t xml:space="preserve">                    </w:t>
+      </w:r>
+      <w:proofErr w:type="spellStart"/>
+      <w:r>
+        <w:rPr>
+          <w:szCs w:val="24"/>
+          <w:lang w:val="en-PK"/>
+        </w:rPr>
+        <w:t>threeNumbers.add</w:t>
+      </w:r>
+      <w:proofErr w:type="spellEnd"/>
+      <w:r>
+        <w:rPr>
+          <w:szCs w:val="24"/>
+          <w:lang w:val="en-PK"/>
+        </w:rPr>
+        <w:t>(</w:t>
+      </w:r>
+      <w:proofErr w:type="spellStart"/>
+      <w:r>
+        <w:rPr>
+          <w:szCs w:val="24"/>
+          <w:lang w:val="en-PK"/>
+        </w:rPr>
+        <w:t>nums</w:t>
+      </w:r>
+      <w:proofErr w:type="spellEnd"/>
+      <w:r>
+        <w:rPr>
+          <w:szCs w:val="24"/>
+          <w:lang w:val="en-PK"/>
+        </w:rPr>
+        <w:t>[right]);</w:t>
+      </w:r>
+    </w:p>
+    <w:p>
+      <w:pPr>
+        <w:rPr>
+          <w:szCs w:val="24"/>
+          <w:lang w:val="en-PK"/>
+        </w:rPr>
+      </w:pPr>
+    </w:p>
+    <w:p>
+      <w:pPr>
+        <w:rPr>
+          <w:szCs w:val="24"/>
+          <w:lang w:val="en-PK"/>
+        </w:rPr>
+      </w:pPr>
+      <w:r>
+        <w:rPr>
+          <w:szCs w:val="24"/>
+          <w:lang w:val="en-PK"/>
+        </w:rPr>
+        <w:t xml:space="preserve">                    </w:t>
+      </w:r>
+      <w:proofErr w:type="spellStart"/>
+      <w:r>
+        <w:rPr>
+          <w:szCs w:val="24"/>
+          <w:lang w:val="en-PK"/>
+        </w:rPr>
+        <w:t>result.add</w:t>
+      </w:r>
+      <w:proofErr w:type="spellEnd"/>
+      <w:r>
+        <w:rPr>
+          <w:szCs w:val="24"/>
+          <w:lang w:val="en-PK"/>
+        </w:rPr>
+        <w:t>(</w:t>
+      </w:r>
+      <w:proofErr w:type="spellStart"/>
+      <w:r>
+        <w:rPr>
+          <w:szCs w:val="24"/>
+          <w:lang w:val="en-PK"/>
+        </w:rPr>
+        <w:t>threeNumbers</w:t>
+      </w:r>
+      <w:proofErr w:type="spellEnd"/>
+      <w:r>
+        <w:rPr>
+          <w:szCs w:val="24"/>
+          <w:lang w:val="en-PK"/>
+        </w:rPr>
+        <w:t>);</w:t>
+      </w:r>
+    </w:p>
+    <w:p>
+      <w:pPr>
+        <w:rPr>
+          <w:szCs w:val="24"/>
+          <w:lang w:val="en-PK"/>
+        </w:rPr>
+      </w:pPr>
+    </w:p>
+    <w:p>
+      <w:pPr>
+        <w:rPr>
+          <w:szCs w:val="24"/>
+          <w:lang w:val="en-PK"/>
+        </w:rPr>
+      </w:pPr>
+      <w:r>
+        <w:rPr>
+          <w:szCs w:val="24"/>
+          <w:lang w:val="en-PK"/>
+        </w:rPr>
+        <w:t xml:space="preserve">                    int lefty = </w:t>
+      </w:r>
+      <w:proofErr w:type="spellStart"/>
+      <w:r>
+        <w:rPr>
+          <w:szCs w:val="24"/>
+          <w:lang w:val="en-PK"/>
+        </w:rPr>
+        <w:t>nums</w:t>
+      </w:r>
+      <w:proofErr w:type="spellEnd"/>
+      <w:r>
+        <w:rPr>
+          <w:szCs w:val="24"/>
+          <w:lang w:val="en-PK"/>
+        </w:rPr>
+        <w:t>[left];</w:t>
+      </w:r>
+    </w:p>
+    <w:p>
+      <w:pPr>
+        <w:rPr>
+          <w:szCs w:val="24"/>
+          <w:lang w:val="en-PK"/>
+        </w:rPr>
+      </w:pPr>
+      <w:r>
+        <w:rPr>
+          <w:szCs w:val="24"/>
+          <w:lang w:val="en-PK"/>
+        </w:rPr>
+        <w:t xml:space="preserve">                    int righty = </w:t>
+      </w:r>
+      <w:proofErr w:type="spellStart"/>
+      <w:r>
+        <w:rPr>
+          <w:szCs w:val="24"/>
+          <w:lang w:val="en-PK"/>
+        </w:rPr>
+        <w:t>nums</w:t>
+      </w:r>
+      <w:proofErr w:type="spellEnd"/>
+      <w:r>
+        <w:rPr>
+          <w:szCs w:val="24"/>
+          <w:lang w:val="en-PK"/>
+        </w:rPr>
+        <w:t>[right];</w:t>
       </w:r>
     </w:p>
     <w:p>
@@ -5312,7 +6846,23 @@
           <w:szCs w:val="24"/>
           <w:lang w:val="en-PK"/>
         </w:rPr>
-        <w:t>left&lt;right &amp;&amp; lefty == nums[left+1]) left+=1;</w:t>
+        <w:t xml:space="preserve">left&lt;right &amp;&amp; lefty == </w:t>
+      </w:r>
+      <w:proofErr w:type="spellStart"/>
+      <w:r>
+        <w:rPr>
+          <w:szCs w:val="24"/>
+          <w:lang w:val="en-PK"/>
+        </w:rPr>
+        <w:t>nums</w:t>
+      </w:r>
+      <w:proofErr w:type="spellEnd"/>
+      <w:r>
+        <w:rPr>
+          <w:szCs w:val="24"/>
+          <w:lang w:val="en-PK"/>
+        </w:rPr>
+        <w:t>[left+1]) left+=1;</w:t>
       </w:r>
     </w:p>
     <w:p>
@@ -5343,7 +6893,23 @@
           <w:szCs w:val="24"/>
           <w:lang w:val="en-PK"/>
         </w:rPr>
-        <w:t>left&lt;right &amp;&amp; righty == nums[right-1]) right-=1;</w:t>
+        <w:t xml:space="preserve">left&lt;right &amp;&amp; righty == </w:t>
+      </w:r>
+      <w:proofErr w:type="spellStart"/>
+      <w:r>
+        <w:rPr>
+          <w:szCs w:val="24"/>
+          <w:lang w:val="en-PK"/>
+        </w:rPr>
+        <w:t>nums</w:t>
+      </w:r>
+      <w:proofErr w:type="spellEnd"/>
+      <w:r>
+        <w:rPr>
+          <w:szCs w:val="24"/>
+          <w:lang w:val="en-PK"/>
+        </w:rPr>
+        <w:t>[right-1]) right-=1;</w:t>
       </w:r>
     </w:p>
     <w:p>
@@ -5634,7 +7200,23 @@
           <w:szCs w:val="24"/>
           <w:lang w:val="en-PK"/>
         </w:rPr>
-        <w:t>Increment left and right because i and j are fixed</w:t>
+        <w:t xml:space="preserve">Increment left and right because </w:t>
+      </w:r>
+      <w:proofErr w:type="spellStart"/>
+      <w:r>
+        <w:rPr>
+          <w:szCs w:val="24"/>
+          <w:lang w:val="en-PK"/>
+        </w:rPr>
+        <w:t>i</w:t>
+      </w:r>
+      <w:proofErr w:type="spellEnd"/>
+      <w:r>
+        <w:rPr>
+          <w:szCs w:val="24"/>
+          <w:lang w:val="en-PK"/>
+        </w:rPr>
+        <w:t xml:space="preserve"> and j are fixed</w:t>
       </w:r>
     </w:p>
     <w:p>
@@ -5684,7 +7266,23 @@
           <w:szCs w:val="24"/>
           <w:lang w:val="en-PK"/>
         </w:rPr>
-        <w:t>    public List&lt;List&lt;Integer&gt;&gt; fourSum(</w:t>
+        <w:t xml:space="preserve">    public List&lt;List&lt;Integer&gt;&gt; </w:t>
+      </w:r>
+      <w:proofErr w:type="spellStart"/>
+      <w:r>
+        <w:rPr>
+          <w:szCs w:val="24"/>
+          <w:lang w:val="en-PK"/>
+        </w:rPr>
+        <w:t>fourSum</w:t>
+      </w:r>
+      <w:proofErr w:type="spellEnd"/>
+      <w:r>
+        <w:rPr>
+          <w:szCs w:val="24"/>
+          <w:lang w:val="en-PK"/>
+        </w:rPr>
+        <w:t>(</w:t>
       </w:r>
       <w:proofErr w:type="gramStart"/>
       <w:r>
@@ -5700,30 +7298,78 @@
           <w:szCs w:val="24"/>
           <w:lang w:val="en-PK"/>
         </w:rPr>
-        <w:t>] nums, int target) {</w:t>
-      </w:r>
-    </w:p>
-    <w:p>
-      <w:pPr>
-        <w:rPr>
-          <w:szCs w:val="24"/>
-          <w:lang w:val="en-PK"/>
-        </w:rPr>
-      </w:pPr>
-    </w:p>
-    <w:p>
-      <w:pPr>
-        <w:rPr>
-          <w:szCs w:val="24"/>
-          <w:lang w:val="en-PK"/>
-        </w:rPr>
-      </w:pPr>
-      <w:r>
-        <w:rPr>
-          <w:szCs w:val="24"/>
-          <w:lang w:val="en-PK"/>
-        </w:rPr>
-        <w:t>        List&lt;List&lt;Integer&gt;&gt; myResult = new ArrayList&lt;</w:t>
+        <w:t xml:space="preserve">] </w:t>
+      </w:r>
+      <w:proofErr w:type="spellStart"/>
+      <w:r>
+        <w:rPr>
+          <w:szCs w:val="24"/>
+          <w:lang w:val="en-PK"/>
+        </w:rPr>
+        <w:t>nums</w:t>
+      </w:r>
+      <w:proofErr w:type="spellEnd"/>
+      <w:r>
+        <w:rPr>
+          <w:szCs w:val="24"/>
+          <w:lang w:val="en-PK"/>
+        </w:rPr>
+        <w:t>, int target) {</w:t>
+      </w:r>
+    </w:p>
+    <w:p>
+      <w:pPr>
+        <w:rPr>
+          <w:szCs w:val="24"/>
+          <w:lang w:val="en-PK"/>
+        </w:rPr>
+      </w:pPr>
+    </w:p>
+    <w:p>
+      <w:pPr>
+        <w:rPr>
+          <w:szCs w:val="24"/>
+          <w:lang w:val="en-PK"/>
+        </w:rPr>
+      </w:pPr>
+      <w:r>
+        <w:rPr>
+          <w:szCs w:val="24"/>
+          <w:lang w:val="en-PK"/>
+        </w:rPr>
+        <w:t xml:space="preserve">        List&lt;List&lt;Integer&gt;&gt; </w:t>
+      </w:r>
+      <w:proofErr w:type="spellStart"/>
+      <w:r>
+        <w:rPr>
+          <w:szCs w:val="24"/>
+          <w:lang w:val="en-PK"/>
+        </w:rPr>
+        <w:t>myResult</w:t>
+      </w:r>
+      <w:proofErr w:type="spellEnd"/>
+      <w:r>
+        <w:rPr>
+          <w:szCs w:val="24"/>
+          <w:lang w:val="en-PK"/>
+        </w:rPr>
+        <w:t xml:space="preserve"> = new </w:t>
+      </w:r>
+      <w:proofErr w:type="spellStart"/>
+      <w:r>
+        <w:rPr>
+          <w:szCs w:val="24"/>
+          <w:lang w:val="en-PK"/>
+        </w:rPr>
+        <w:t>ArrayList</w:t>
+      </w:r>
+      <w:proofErr w:type="spellEnd"/>
+      <w:r>
+        <w:rPr>
+          <w:szCs w:val="24"/>
+          <w:lang w:val="en-PK"/>
+        </w:rPr>
+        <w:t>&lt;</w:t>
       </w:r>
       <w:proofErr w:type="gramStart"/>
       <w:r>
@@ -5762,7 +7408,39 @@
           <w:szCs w:val="24"/>
           <w:lang w:val="en-PK"/>
         </w:rPr>
-        <w:t>        // a+b+c == 0, a+b+c=-d</w:t>
+        <w:t xml:space="preserve">        // </w:t>
+      </w:r>
+      <w:proofErr w:type="spellStart"/>
+      <w:r>
+        <w:rPr>
+          <w:szCs w:val="24"/>
+          <w:lang w:val="en-PK"/>
+        </w:rPr>
+        <w:t>a+b+c</w:t>
+      </w:r>
+      <w:proofErr w:type="spellEnd"/>
+      <w:r>
+        <w:rPr>
+          <w:szCs w:val="24"/>
+          <w:lang w:val="en-PK"/>
+        </w:rPr>
+        <w:t xml:space="preserve"> == 0, </w:t>
+      </w:r>
+      <w:proofErr w:type="spellStart"/>
+      <w:r>
+        <w:rPr>
+          <w:szCs w:val="24"/>
+          <w:lang w:val="en-PK"/>
+        </w:rPr>
+        <w:t>a+b+c</w:t>
+      </w:r>
+      <w:proofErr w:type="spellEnd"/>
+      <w:r>
+        <w:rPr>
+          <w:szCs w:val="24"/>
+          <w:lang w:val="en-PK"/>
+        </w:rPr>
+        <w:t>=-d</w:t>
       </w:r>
     </w:p>
     <w:p>
@@ -5779,6 +7457,7 @@
         </w:rPr>
         <w:t xml:space="preserve">        int n = </w:t>
       </w:r>
+      <w:proofErr w:type="spellStart"/>
       <w:proofErr w:type="gramStart"/>
       <w:r>
         <w:rPr>
@@ -5787,6 +7466,7 @@
         </w:rPr>
         <w:t>nums.length</w:t>
       </w:r>
+      <w:proofErr w:type="spellEnd"/>
       <w:proofErr w:type="gramEnd"/>
       <w:r>
         <w:rPr>
@@ -5840,7 +7520,23 @@
           <w:szCs w:val="24"/>
           <w:lang w:val="en-PK"/>
         </w:rPr>
-        <w:t>            return myResult;</w:t>
+        <w:t xml:space="preserve">            return </w:t>
+      </w:r>
+      <w:proofErr w:type="spellStart"/>
+      <w:r>
+        <w:rPr>
+          <w:szCs w:val="24"/>
+          <w:lang w:val="en-PK"/>
+        </w:rPr>
+        <w:t>myResult</w:t>
+      </w:r>
+      <w:proofErr w:type="spellEnd"/>
+      <w:r>
+        <w:rPr>
+          <w:szCs w:val="24"/>
+          <w:lang w:val="en-PK"/>
+        </w:rPr>
+        <w:t>;</w:t>
       </w:r>
     </w:p>
     <w:p>
@@ -5893,31 +7589,63 @@
           <w:szCs w:val="24"/>
           <w:lang w:val="en-PK"/>
         </w:rPr>
-        <w:t>        Arrays.sort(nums);</w:t>
-      </w:r>
-    </w:p>
-    <w:p>
-      <w:pPr>
-        <w:rPr>
-          <w:szCs w:val="24"/>
-          <w:lang w:val="en-PK"/>
-        </w:rPr>
-      </w:pPr>
-    </w:p>
-    <w:p>
-      <w:pPr>
-        <w:rPr>
-          <w:szCs w:val="24"/>
-          <w:lang w:val="en-PK"/>
-        </w:rPr>
-      </w:pPr>
-      <w:r>
-        <w:rPr>
-          <w:szCs w:val="24"/>
-          <w:lang w:val="en-PK"/>
-        </w:rPr>
         <w:t xml:space="preserve">        </w:t>
       </w:r>
+      <w:proofErr w:type="spellStart"/>
+      <w:r>
+        <w:rPr>
+          <w:szCs w:val="24"/>
+          <w:lang w:val="en-PK"/>
+        </w:rPr>
+        <w:t>Arrays.sort</w:t>
+      </w:r>
+      <w:proofErr w:type="spellEnd"/>
+      <w:r>
+        <w:rPr>
+          <w:szCs w:val="24"/>
+          <w:lang w:val="en-PK"/>
+        </w:rPr>
+        <w:t>(</w:t>
+      </w:r>
+      <w:proofErr w:type="spellStart"/>
+      <w:r>
+        <w:rPr>
+          <w:szCs w:val="24"/>
+          <w:lang w:val="en-PK"/>
+        </w:rPr>
+        <w:t>nums</w:t>
+      </w:r>
+      <w:proofErr w:type="spellEnd"/>
+      <w:r>
+        <w:rPr>
+          <w:szCs w:val="24"/>
+          <w:lang w:val="en-PK"/>
+        </w:rPr>
+        <w:t>);</w:t>
+      </w:r>
+    </w:p>
+    <w:p>
+      <w:pPr>
+        <w:rPr>
+          <w:szCs w:val="24"/>
+          <w:lang w:val="en-PK"/>
+        </w:rPr>
+      </w:pPr>
+    </w:p>
+    <w:p>
+      <w:pPr>
+        <w:rPr>
+          <w:szCs w:val="24"/>
+          <w:lang w:val="en-PK"/>
+        </w:rPr>
+      </w:pPr>
+      <w:r>
+        <w:rPr>
+          <w:szCs w:val="24"/>
+          <w:lang w:val="en-PK"/>
+        </w:rPr>
+        <w:t xml:space="preserve">        </w:t>
+      </w:r>
       <w:proofErr w:type="gramStart"/>
       <w:r>
         <w:rPr>
@@ -5932,7 +7660,55 @@
           <w:szCs w:val="24"/>
           <w:lang w:val="en-PK"/>
         </w:rPr>
-        <w:t>int i=0; i &lt; n; i++){</w:t>
+        <w:t xml:space="preserve">int </w:t>
+      </w:r>
+      <w:proofErr w:type="spellStart"/>
+      <w:r>
+        <w:rPr>
+          <w:szCs w:val="24"/>
+          <w:lang w:val="en-PK"/>
+        </w:rPr>
+        <w:t>i</w:t>
+      </w:r>
+      <w:proofErr w:type="spellEnd"/>
+      <w:r>
+        <w:rPr>
+          <w:szCs w:val="24"/>
+          <w:lang w:val="en-PK"/>
+        </w:rPr>
+        <w:t xml:space="preserve">=0; </w:t>
+      </w:r>
+      <w:proofErr w:type="spellStart"/>
+      <w:r>
+        <w:rPr>
+          <w:szCs w:val="24"/>
+          <w:lang w:val="en-PK"/>
+        </w:rPr>
+        <w:t>i</w:t>
+      </w:r>
+      <w:proofErr w:type="spellEnd"/>
+      <w:r>
+        <w:rPr>
+          <w:szCs w:val="24"/>
+          <w:lang w:val="en-PK"/>
+        </w:rPr>
+        <w:t xml:space="preserve"> &lt; n; </w:t>
+      </w:r>
+      <w:proofErr w:type="spellStart"/>
+      <w:r>
+        <w:rPr>
+          <w:szCs w:val="24"/>
+          <w:lang w:val="en-PK"/>
+        </w:rPr>
+        <w:t>i</w:t>
+      </w:r>
+      <w:proofErr w:type="spellEnd"/>
+      <w:r>
+        <w:rPr>
+          <w:szCs w:val="24"/>
+          <w:lang w:val="en-PK"/>
+        </w:rPr>
+        <w:t>++){</w:t>
       </w:r>
     </w:p>
     <w:p>
@@ -5970,8 +7746,65 @@
           <w:szCs w:val="24"/>
           <w:lang w:val="en-PK"/>
         </w:rPr>
-        <w:t>            if(i&gt;0 &amp;&amp; nums[i-1] == nums[i</w:t>
-      </w:r>
+        <w:t>            if(</w:t>
+      </w:r>
+      <w:proofErr w:type="spellStart"/>
+      <w:r>
+        <w:rPr>
+          <w:szCs w:val="24"/>
+          <w:lang w:val="en-PK"/>
+        </w:rPr>
+        <w:t>i</w:t>
+      </w:r>
+      <w:proofErr w:type="spellEnd"/>
+      <w:r>
+        <w:rPr>
+          <w:szCs w:val="24"/>
+          <w:lang w:val="en-PK"/>
+        </w:rPr>
+        <w:t xml:space="preserve">&gt;0 &amp;&amp; </w:t>
+      </w:r>
+      <w:proofErr w:type="spellStart"/>
+      <w:r>
+        <w:rPr>
+          <w:szCs w:val="24"/>
+          <w:lang w:val="en-PK"/>
+        </w:rPr>
+        <w:t>nums</w:t>
+      </w:r>
+      <w:proofErr w:type="spellEnd"/>
+      <w:r>
+        <w:rPr>
+          <w:szCs w:val="24"/>
+          <w:lang w:val="en-PK"/>
+        </w:rPr>
+        <w:t xml:space="preserve">[i-1] == </w:t>
+      </w:r>
+      <w:proofErr w:type="spellStart"/>
+      <w:r>
+        <w:rPr>
+          <w:szCs w:val="24"/>
+          <w:lang w:val="en-PK"/>
+        </w:rPr>
+        <w:t>nums</w:t>
+      </w:r>
+      <w:proofErr w:type="spellEnd"/>
+      <w:r>
+        <w:rPr>
+          <w:szCs w:val="24"/>
+          <w:lang w:val="en-PK"/>
+        </w:rPr>
+        <w:t>[</w:t>
+      </w:r>
+      <w:proofErr w:type="spellStart"/>
+      <w:r>
+        <w:rPr>
+          <w:szCs w:val="24"/>
+          <w:lang w:val="en-PK"/>
+        </w:rPr>
+        <w:t>i</w:t>
+      </w:r>
+      <w:proofErr w:type="spellEnd"/>
       <w:proofErr w:type="gramStart"/>
       <w:r>
         <w:rPr>
@@ -6049,7 +7882,23 @@
           <w:szCs w:val="24"/>
           <w:lang w:val="en-PK"/>
         </w:rPr>
-        <w:t>int j=i+1; j &lt; n ; j++){</w:t>
+        <w:t xml:space="preserve">int j=i+1; j &lt; n ; </w:t>
+      </w:r>
+      <w:proofErr w:type="spellStart"/>
+      <w:r>
+        <w:rPr>
+          <w:szCs w:val="24"/>
+          <w:lang w:val="en-PK"/>
+        </w:rPr>
+        <w:t>j++</w:t>
+      </w:r>
+      <w:proofErr w:type="spellEnd"/>
+      <w:r>
+        <w:rPr>
+          <w:szCs w:val="24"/>
+          <w:lang w:val="en-PK"/>
+        </w:rPr>
+        <w:t>){</w:t>
       </w:r>
     </w:p>
     <w:p>
@@ -6118,7 +7967,23 @@
           <w:szCs w:val="24"/>
           <w:lang w:val="en-PK"/>
         </w:rPr>
-        <w:t>4, 10,20 skipp as target let say is 30</w:t>
+        <w:t xml:space="preserve">4, 10,20 </w:t>
+      </w:r>
+      <w:proofErr w:type="spellStart"/>
+      <w:r>
+        <w:rPr>
+          <w:szCs w:val="24"/>
+          <w:lang w:val="en-PK"/>
+        </w:rPr>
+        <w:t>skipp</w:t>
+      </w:r>
+      <w:proofErr w:type="spellEnd"/>
+      <w:r>
+        <w:rPr>
+          <w:szCs w:val="24"/>
+          <w:lang w:val="en-PK"/>
+        </w:rPr>
+        <w:t xml:space="preserve"> as target let say is 30</w:t>
       </w:r>
     </w:p>
     <w:p>
@@ -6179,7 +8044,71 @@
           <w:szCs w:val="24"/>
           <w:lang w:val="en-PK"/>
         </w:rPr>
-        <w:t>            if(nums[i]+nums[j]+nums[n-</w:t>
+        <w:t>            if(</w:t>
+      </w:r>
+      <w:proofErr w:type="spellStart"/>
+      <w:r>
+        <w:rPr>
+          <w:szCs w:val="24"/>
+          <w:lang w:val="en-PK"/>
+        </w:rPr>
+        <w:t>nums</w:t>
+      </w:r>
+      <w:proofErr w:type="spellEnd"/>
+      <w:r>
+        <w:rPr>
+          <w:szCs w:val="24"/>
+          <w:lang w:val="en-PK"/>
+        </w:rPr>
+        <w:t>[</w:t>
+      </w:r>
+      <w:proofErr w:type="spellStart"/>
+      <w:r>
+        <w:rPr>
+          <w:szCs w:val="24"/>
+          <w:lang w:val="en-PK"/>
+        </w:rPr>
+        <w:t>i</w:t>
+      </w:r>
+      <w:proofErr w:type="spellEnd"/>
+      <w:r>
+        <w:rPr>
+          <w:szCs w:val="24"/>
+          <w:lang w:val="en-PK"/>
+        </w:rPr>
+        <w:t>]+</w:t>
+      </w:r>
+      <w:proofErr w:type="spellStart"/>
+      <w:r>
+        <w:rPr>
+          <w:szCs w:val="24"/>
+          <w:lang w:val="en-PK"/>
+        </w:rPr>
+        <w:t>nums</w:t>
+      </w:r>
+      <w:proofErr w:type="spellEnd"/>
+      <w:r>
+        <w:rPr>
+          <w:szCs w:val="24"/>
+          <w:lang w:val="en-PK"/>
+        </w:rPr>
+        <w:t>[j]+</w:t>
+      </w:r>
+      <w:proofErr w:type="spellStart"/>
+      <w:r>
+        <w:rPr>
+          <w:szCs w:val="24"/>
+          <w:lang w:val="en-PK"/>
+        </w:rPr>
+        <w:t>nums</w:t>
+      </w:r>
+      <w:proofErr w:type="spellEnd"/>
+      <w:r>
+        <w:rPr>
+          <w:szCs w:val="24"/>
+          <w:lang w:val="en-PK"/>
+        </w:rPr>
+        <w:t>[n-</w:t>
       </w:r>
       <w:proofErr w:type="gramStart"/>
       <w:r>
@@ -6189,36 +8118,77 @@
         </w:rPr>
         <w:t>1]+</w:t>
       </w:r>
+      <w:proofErr w:type="spellStart"/>
       <w:proofErr w:type="gramEnd"/>
       <w:r>
         <w:rPr>
           <w:szCs w:val="24"/>
           <w:lang w:val="en-PK"/>
         </w:rPr>
-        <w:t>nums[n-2]&lt;target)continue;</w:t>
-      </w:r>
-    </w:p>
-    <w:p>
-      <w:pPr>
-        <w:rPr>
-          <w:szCs w:val="24"/>
-          <w:lang w:val="en-PK"/>
-        </w:rPr>
-      </w:pPr>
-    </w:p>
-    <w:p>
-      <w:pPr>
-        <w:rPr>
-          <w:szCs w:val="24"/>
-          <w:lang w:val="en-PK"/>
-        </w:rPr>
-      </w:pPr>
-      <w:r>
-        <w:rPr>
-          <w:szCs w:val="24"/>
-          <w:lang w:val="en-PK"/>
-        </w:rPr>
-        <w:t>            if(j&gt;i+1 &amp;&amp; nums[j-1] == nums[j</w:t>
+        <w:t>nums</w:t>
+      </w:r>
+      <w:proofErr w:type="spellEnd"/>
+      <w:r>
+        <w:rPr>
+          <w:szCs w:val="24"/>
+          <w:lang w:val="en-PK"/>
+        </w:rPr>
+        <w:t>[n-2]&lt;target)continue;</w:t>
+      </w:r>
+    </w:p>
+    <w:p>
+      <w:pPr>
+        <w:rPr>
+          <w:szCs w:val="24"/>
+          <w:lang w:val="en-PK"/>
+        </w:rPr>
+      </w:pPr>
+    </w:p>
+    <w:p>
+      <w:pPr>
+        <w:rPr>
+          <w:szCs w:val="24"/>
+          <w:lang w:val="en-PK"/>
+        </w:rPr>
+      </w:pPr>
+      <w:r>
+        <w:rPr>
+          <w:szCs w:val="24"/>
+          <w:lang w:val="en-PK"/>
+        </w:rPr>
+        <w:t xml:space="preserve">            if(j&gt;i+1 &amp;&amp; </w:t>
+      </w:r>
+      <w:proofErr w:type="spellStart"/>
+      <w:r>
+        <w:rPr>
+          <w:szCs w:val="24"/>
+          <w:lang w:val="en-PK"/>
+        </w:rPr>
+        <w:t>nums</w:t>
+      </w:r>
+      <w:proofErr w:type="spellEnd"/>
+      <w:r>
+        <w:rPr>
+          <w:szCs w:val="24"/>
+          <w:lang w:val="en-PK"/>
+        </w:rPr>
+        <w:t xml:space="preserve">[j-1] == </w:t>
+      </w:r>
+      <w:proofErr w:type="spellStart"/>
+      <w:r>
+        <w:rPr>
+          <w:szCs w:val="24"/>
+          <w:lang w:val="en-PK"/>
+        </w:rPr>
+        <w:t>nums</w:t>
+      </w:r>
+      <w:proofErr w:type="spellEnd"/>
+      <w:r>
+        <w:rPr>
+          <w:szCs w:val="24"/>
+          <w:lang w:val="en-PK"/>
+        </w:rPr>
+        <w:t>[j</w:t>
       </w:r>
       <w:proofErr w:type="gramStart"/>
       <w:r>
@@ -6357,30 +8327,142 @@
           <w:szCs w:val="24"/>
           <w:lang w:val="en-PK"/>
         </w:rPr>
-        <w:t>                long totalSum = (long)nums[i] + (long)nums[j] + (long)nums[left] + (long)nums[right];</w:t>
-      </w:r>
-    </w:p>
-    <w:p>
-      <w:pPr>
-        <w:rPr>
-          <w:szCs w:val="24"/>
-          <w:lang w:val="en-PK"/>
-        </w:rPr>
-      </w:pPr>
-    </w:p>
-    <w:p>
-      <w:pPr>
-        <w:rPr>
-          <w:szCs w:val="24"/>
-          <w:lang w:val="en-PK"/>
-        </w:rPr>
-      </w:pPr>
-      <w:r>
-        <w:rPr>
-          <w:szCs w:val="24"/>
-          <w:lang w:val="en-PK"/>
-        </w:rPr>
-        <w:t>                if(totalSum&gt;</w:t>
+        <w:t xml:space="preserve">                long </w:t>
+      </w:r>
+      <w:proofErr w:type="spellStart"/>
+      <w:r>
+        <w:rPr>
+          <w:szCs w:val="24"/>
+          <w:lang w:val="en-PK"/>
+        </w:rPr>
+        <w:t>totalSum</w:t>
+      </w:r>
+      <w:proofErr w:type="spellEnd"/>
+      <w:r>
+        <w:rPr>
+          <w:szCs w:val="24"/>
+          <w:lang w:val="en-PK"/>
+        </w:rPr>
+        <w:t xml:space="preserve"> = (long)</w:t>
+      </w:r>
+      <w:proofErr w:type="spellStart"/>
+      <w:r>
+        <w:rPr>
+          <w:szCs w:val="24"/>
+          <w:lang w:val="en-PK"/>
+        </w:rPr>
+        <w:t>nums</w:t>
+      </w:r>
+      <w:proofErr w:type="spellEnd"/>
+      <w:r>
+        <w:rPr>
+          <w:szCs w:val="24"/>
+          <w:lang w:val="en-PK"/>
+        </w:rPr>
+        <w:t>[</w:t>
+      </w:r>
+      <w:proofErr w:type="spellStart"/>
+      <w:r>
+        <w:rPr>
+          <w:szCs w:val="24"/>
+          <w:lang w:val="en-PK"/>
+        </w:rPr>
+        <w:t>i</w:t>
+      </w:r>
+      <w:proofErr w:type="spellEnd"/>
+      <w:r>
+        <w:rPr>
+          <w:szCs w:val="24"/>
+          <w:lang w:val="en-PK"/>
+        </w:rPr>
+        <w:t>] + (long)</w:t>
+      </w:r>
+      <w:proofErr w:type="spellStart"/>
+      <w:r>
+        <w:rPr>
+          <w:szCs w:val="24"/>
+          <w:lang w:val="en-PK"/>
+        </w:rPr>
+        <w:t>nums</w:t>
+      </w:r>
+      <w:proofErr w:type="spellEnd"/>
+      <w:r>
+        <w:rPr>
+          <w:szCs w:val="24"/>
+          <w:lang w:val="en-PK"/>
+        </w:rPr>
+        <w:t>[j] + (long)</w:t>
+      </w:r>
+      <w:proofErr w:type="spellStart"/>
+      <w:r>
+        <w:rPr>
+          <w:szCs w:val="24"/>
+          <w:lang w:val="en-PK"/>
+        </w:rPr>
+        <w:t>nums</w:t>
+      </w:r>
+      <w:proofErr w:type="spellEnd"/>
+      <w:r>
+        <w:rPr>
+          <w:szCs w:val="24"/>
+          <w:lang w:val="en-PK"/>
+        </w:rPr>
+        <w:t>[left] + (long)</w:t>
+      </w:r>
+      <w:proofErr w:type="spellStart"/>
+      <w:r>
+        <w:rPr>
+          <w:szCs w:val="24"/>
+          <w:lang w:val="en-PK"/>
+        </w:rPr>
+        <w:t>nums</w:t>
+      </w:r>
+      <w:proofErr w:type="spellEnd"/>
+      <w:r>
+        <w:rPr>
+          <w:szCs w:val="24"/>
+          <w:lang w:val="en-PK"/>
+        </w:rPr>
+        <w:t>[right];</w:t>
+      </w:r>
+    </w:p>
+    <w:p>
+      <w:pPr>
+        <w:rPr>
+          <w:szCs w:val="24"/>
+          <w:lang w:val="en-PK"/>
+        </w:rPr>
+      </w:pPr>
+    </w:p>
+    <w:p>
+      <w:pPr>
+        <w:rPr>
+          <w:szCs w:val="24"/>
+          <w:lang w:val="en-PK"/>
+        </w:rPr>
+      </w:pPr>
+      <w:r>
+        <w:rPr>
+          <w:szCs w:val="24"/>
+          <w:lang w:val="en-PK"/>
+        </w:rPr>
+        <w:t>                if(</w:t>
+      </w:r>
+      <w:proofErr w:type="spellStart"/>
+      <w:r>
+        <w:rPr>
+          <w:szCs w:val="24"/>
+          <w:lang w:val="en-PK"/>
+        </w:rPr>
+        <w:t>totalSum</w:t>
+      </w:r>
+      <w:proofErr w:type="spellEnd"/>
+      <w:r>
+        <w:rPr>
+          <w:szCs w:val="24"/>
+          <w:lang w:val="en-PK"/>
+        </w:rPr>
+        <w:t>&gt;</w:t>
       </w:r>
       <w:proofErr w:type="gramStart"/>
       <w:r>
@@ -6434,7 +8516,23 @@
           <w:szCs w:val="24"/>
           <w:lang w:val="en-PK"/>
         </w:rPr>
-        <w:t>                else if(totalSum&lt;target</w:t>
+        <w:t>                else if(</w:t>
+      </w:r>
+      <w:proofErr w:type="spellStart"/>
+      <w:r>
+        <w:rPr>
+          <w:szCs w:val="24"/>
+          <w:lang w:val="en-PK"/>
+        </w:rPr>
+        <w:t>totalSum</w:t>
+      </w:r>
+      <w:proofErr w:type="spellEnd"/>
+      <w:r>
+        <w:rPr>
+          <w:szCs w:val="24"/>
+          <w:lang w:val="en-PK"/>
+        </w:rPr>
+        <w:t>&lt;target</w:t>
       </w:r>
       <w:proofErr w:type="gramStart"/>
       <w:r>
@@ -6504,8 +8602,17 @@
           <w:szCs w:val="24"/>
           <w:lang w:val="en-PK"/>
         </w:rPr>
-        <w:t>/ found quadrlet</w:t>
-      </w:r>
+        <w:t xml:space="preserve">/ found </w:t>
+      </w:r>
+      <w:proofErr w:type="spellStart"/>
+      <w:r>
+        <w:rPr>
+          <w:szCs w:val="24"/>
+          <w:lang w:val="en-PK"/>
+        </w:rPr>
+        <w:t>quadrlet</w:t>
+      </w:r>
+      <w:proofErr w:type="spellEnd"/>
     </w:p>
     <w:p>
       <w:pPr>
@@ -6528,22 +8635,54 @@
           <w:lang w:val="en-PK"/>
         </w:rPr>
         <w:lastRenderedPageBreak/>
-        <w:t>               Integer lefty = nums[left];</w:t>
-      </w:r>
-    </w:p>
-    <w:p>
-      <w:pPr>
-        <w:rPr>
-          <w:szCs w:val="24"/>
-          <w:lang w:val="en-PK"/>
-        </w:rPr>
-      </w:pPr>
-      <w:r>
-        <w:rPr>
-          <w:szCs w:val="24"/>
-          <w:lang w:val="en-PK"/>
-        </w:rPr>
-        <w:t>               Integer righty = nums[right];</w:t>
+        <w:t xml:space="preserve">               Integer lefty = </w:t>
+      </w:r>
+      <w:proofErr w:type="spellStart"/>
+      <w:r>
+        <w:rPr>
+          <w:szCs w:val="24"/>
+          <w:lang w:val="en-PK"/>
+        </w:rPr>
+        <w:t>nums</w:t>
+      </w:r>
+      <w:proofErr w:type="spellEnd"/>
+      <w:r>
+        <w:rPr>
+          <w:szCs w:val="24"/>
+          <w:lang w:val="en-PK"/>
+        </w:rPr>
+        <w:t>[left];</w:t>
+      </w:r>
+    </w:p>
+    <w:p>
+      <w:pPr>
+        <w:rPr>
+          <w:szCs w:val="24"/>
+          <w:lang w:val="en-PK"/>
+        </w:rPr>
+      </w:pPr>
+      <w:r>
+        <w:rPr>
+          <w:szCs w:val="24"/>
+          <w:lang w:val="en-PK"/>
+        </w:rPr>
+        <w:t xml:space="preserve">               Integer righty = </w:t>
+      </w:r>
+      <w:proofErr w:type="spellStart"/>
+      <w:r>
+        <w:rPr>
+          <w:szCs w:val="24"/>
+          <w:lang w:val="en-PK"/>
+        </w:rPr>
+        <w:t>nums</w:t>
+      </w:r>
+      <w:proofErr w:type="spellEnd"/>
+      <w:r>
+        <w:rPr>
+          <w:szCs w:val="24"/>
+          <w:lang w:val="en-PK"/>
+        </w:rPr>
+        <w:t>[right];</w:t>
       </w:r>
     </w:p>
     <w:p>
@@ -6568,21 +8707,103 @@
         </w:rPr>
         <w:t>               </w:t>
       </w:r>
+      <w:proofErr w:type="spellStart"/>
       <w:proofErr w:type="gramStart"/>
       <w:r>
         <w:rPr>
           <w:szCs w:val="24"/>
           <w:lang w:val="en-PK"/>
         </w:rPr>
-        <w:t>myResult.add(</w:t>
-      </w:r>
+        <w:t>myResult.add</w:t>
+      </w:r>
+      <w:proofErr w:type="spellEnd"/>
+      <w:r>
+        <w:rPr>
+          <w:szCs w:val="24"/>
+          <w:lang w:val="en-PK"/>
+        </w:rPr>
+        <w:t>(</w:t>
+      </w:r>
+      <w:proofErr w:type="spellStart"/>
       <w:proofErr w:type="gramEnd"/>
       <w:r>
         <w:rPr>
           <w:szCs w:val="24"/>
           <w:lang w:val="en-PK"/>
         </w:rPr>
-        <w:t>Arrays.asList(nums[i], nums[j], nums[left], nums[right]));</w:t>
+        <w:t>Arrays.asList</w:t>
+      </w:r>
+      <w:proofErr w:type="spellEnd"/>
+      <w:r>
+        <w:rPr>
+          <w:szCs w:val="24"/>
+          <w:lang w:val="en-PK"/>
+        </w:rPr>
+        <w:t>(</w:t>
+      </w:r>
+      <w:proofErr w:type="spellStart"/>
+      <w:r>
+        <w:rPr>
+          <w:szCs w:val="24"/>
+          <w:lang w:val="en-PK"/>
+        </w:rPr>
+        <w:t>nums</w:t>
+      </w:r>
+      <w:proofErr w:type="spellEnd"/>
+      <w:r>
+        <w:rPr>
+          <w:szCs w:val="24"/>
+          <w:lang w:val="en-PK"/>
+        </w:rPr>
+        <w:t>[</w:t>
+      </w:r>
+      <w:proofErr w:type="spellStart"/>
+      <w:r>
+        <w:rPr>
+          <w:szCs w:val="24"/>
+          <w:lang w:val="en-PK"/>
+        </w:rPr>
+        <w:t>i</w:t>
+      </w:r>
+      <w:proofErr w:type="spellEnd"/>
+      <w:r>
+        <w:rPr>
+          <w:szCs w:val="24"/>
+          <w:lang w:val="en-PK"/>
+        </w:rPr>
+        <w:t xml:space="preserve">], nums[j], </w:t>
+      </w:r>
+      <w:proofErr w:type="spellStart"/>
+      <w:r>
+        <w:rPr>
+          <w:szCs w:val="24"/>
+          <w:lang w:val="en-PK"/>
+        </w:rPr>
+        <w:t>nums</w:t>
+      </w:r>
+      <w:proofErr w:type="spellEnd"/>
+      <w:r>
+        <w:rPr>
+          <w:szCs w:val="24"/>
+          <w:lang w:val="en-PK"/>
+        </w:rPr>
+        <w:t xml:space="preserve">[left], </w:t>
+      </w:r>
+      <w:proofErr w:type="spellStart"/>
+      <w:r>
+        <w:rPr>
+          <w:szCs w:val="24"/>
+          <w:lang w:val="en-PK"/>
+        </w:rPr>
+        <w:t>nums</w:t>
+      </w:r>
+      <w:proofErr w:type="spellEnd"/>
+      <w:r>
+        <w:rPr>
+          <w:szCs w:val="24"/>
+          <w:lang w:val="en-PK"/>
+        </w:rPr>
+        <w:t>[right]));</w:t>
       </w:r>
     </w:p>
     <w:p>
@@ -6636,7 +8857,39 @@
           <w:szCs w:val="24"/>
           <w:lang w:val="en-PK"/>
         </w:rPr>
-        <w:t>left&lt;right &amp;&amp; nums[left]==nums[left+1]){</w:t>
+        <w:t xml:space="preserve">left&lt;right &amp;&amp; </w:t>
+      </w:r>
+      <w:proofErr w:type="spellStart"/>
+      <w:r>
+        <w:rPr>
+          <w:szCs w:val="24"/>
+          <w:lang w:val="en-PK"/>
+        </w:rPr>
+        <w:t>nums</w:t>
+      </w:r>
+      <w:proofErr w:type="spellEnd"/>
+      <w:r>
+        <w:rPr>
+          <w:szCs w:val="24"/>
+          <w:lang w:val="en-PK"/>
+        </w:rPr>
+        <w:t>[left]==</w:t>
+      </w:r>
+      <w:proofErr w:type="spellStart"/>
+      <w:r>
+        <w:rPr>
+          <w:szCs w:val="24"/>
+          <w:lang w:val="en-PK"/>
+        </w:rPr>
+        <w:t>nums</w:t>
+      </w:r>
+      <w:proofErr w:type="spellEnd"/>
+      <w:r>
+        <w:rPr>
+          <w:szCs w:val="24"/>
+          <w:lang w:val="en-PK"/>
+        </w:rPr>
+        <w:t>[left+1]){</w:t>
       </w:r>
     </w:p>
     <w:p>
@@ -6712,7 +8965,39 @@
           <w:szCs w:val="24"/>
           <w:lang w:val="en-PK"/>
         </w:rPr>
-        <w:t>left&lt;right &amp;&amp; nums[right]==nums[right-1]){</w:t>
+        <w:t xml:space="preserve">left&lt;right &amp;&amp; </w:t>
+      </w:r>
+      <w:proofErr w:type="spellStart"/>
+      <w:r>
+        <w:rPr>
+          <w:szCs w:val="24"/>
+          <w:lang w:val="en-PK"/>
+        </w:rPr>
+        <w:t>nums</w:t>
+      </w:r>
+      <w:proofErr w:type="spellEnd"/>
+      <w:r>
+        <w:rPr>
+          <w:szCs w:val="24"/>
+          <w:lang w:val="en-PK"/>
+        </w:rPr>
+        <w:t>[right]==</w:t>
+      </w:r>
+      <w:proofErr w:type="spellStart"/>
+      <w:r>
+        <w:rPr>
+          <w:szCs w:val="24"/>
+          <w:lang w:val="en-PK"/>
+        </w:rPr>
+        <w:t>nums</w:t>
+      </w:r>
+      <w:proofErr w:type="spellEnd"/>
+      <w:r>
+        <w:rPr>
+          <w:szCs w:val="24"/>
+          <w:lang w:val="en-PK"/>
+        </w:rPr>
+        <w:t>[right-1]){</w:t>
       </w:r>
     </w:p>
     <w:p>
@@ -6757,8 +9042,17 @@
           <w:szCs w:val="24"/>
           <w:lang w:val="en-PK"/>
         </w:rPr>
-        <w:t>               // to move for further quadrlets</w:t>
-      </w:r>
+        <w:t xml:space="preserve">               // to move for further </w:t>
+      </w:r>
+      <w:proofErr w:type="spellStart"/>
+      <w:r>
+        <w:rPr>
+          <w:szCs w:val="24"/>
+          <w:lang w:val="en-PK"/>
+        </w:rPr>
+        <w:t>quadrlets</w:t>
+      </w:r>
+      <w:proofErr w:type="spellEnd"/>
     </w:p>
     <w:p>
       <w:pPr>
@@ -6969,7 +9263,23 @@
           <w:szCs w:val="24"/>
           <w:lang w:val="en-PK"/>
         </w:rPr>
-        <w:t>        return myResult;</w:t>
+        <w:t xml:space="preserve">        return </w:t>
+      </w:r>
+      <w:proofErr w:type="spellStart"/>
+      <w:r>
+        <w:rPr>
+          <w:szCs w:val="24"/>
+          <w:lang w:val="en-PK"/>
+        </w:rPr>
+        <w:t>myResult</w:t>
+      </w:r>
+      <w:proofErr w:type="spellEnd"/>
+      <w:r>
+        <w:rPr>
+          <w:szCs w:val="24"/>
+          <w:lang w:val="en-PK"/>
+        </w:rPr>
+        <w:t>;</w:t>
       </w:r>
     </w:p>
     <w:p>
@@ -7113,7 +9423,23 @@
           <w:szCs w:val="24"/>
           <w:lang w:val="en-PK"/>
         </w:rPr>
-        <w:t>Reverse upto k-1</w:t>
+        <w:t xml:space="preserve">Reverse </w:t>
+      </w:r>
+      <w:proofErr w:type="spellStart"/>
+      <w:r>
+        <w:rPr>
+          <w:szCs w:val="24"/>
+          <w:lang w:val="en-PK"/>
+        </w:rPr>
+        <w:t>upto</w:t>
+      </w:r>
+      <w:proofErr w:type="spellEnd"/>
+      <w:r>
+        <w:rPr>
+          <w:szCs w:val="24"/>
+          <w:lang w:val="en-PK"/>
+        </w:rPr>
+        <w:t xml:space="preserve"> k-1</w:t>
       </w:r>
     </w:p>
     <w:p>
@@ -7133,7 +9459,39 @@
           <w:szCs w:val="24"/>
           <w:lang w:val="en-PK"/>
         </w:rPr>
-        <w:t>Reverse upto from k upto n</w:t>
+        <w:t xml:space="preserve">Reverse </w:t>
+      </w:r>
+      <w:proofErr w:type="spellStart"/>
+      <w:r>
+        <w:rPr>
+          <w:szCs w:val="24"/>
+          <w:lang w:val="en-PK"/>
+        </w:rPr>
+        <w:t>upto</w:t>
+      </w:r>
+      <w:proofErr w:type="spellEnd"/>
+      <w:r>
+        <w:rPr>
+          <w:szCs w:val="24"/>
+          <w:lang w:val="en-PK"/>
+        </w:rPr>
+        <w:t xml:space="preserve"> from k </w:t>
+      </w:r>
+      <w:proofErr w:type="spellStart"/>
+      <w:r>
+        <w:rPr>
+          <w:szCs w:val="24"/>
+          <w:lang w:val="en-PK"/>
+        </w:rPr>
+        <w:t>upto</w:t>
+      </w:r>
+      <w:proofErr w:type="spellEnd"/>
+      <w:r>
+        <w:rPr>
+          <w:szCs w:val="24"/>
+          <w:lang w:val="en-PK"/>
+        </w:rPr>
+        <w:t xml:space="preserve"> n</w:t>
       </w:r>
     </w:p>
     <w:p>
@@ -7187,7 +9545,23 @@
           <w:szCs w:val="24"/>
           <w:lang w:val="en-PK"/>
         </w:rPr>
-        <w:t>] nums, int p) {</w:t>
+        <w:t xml:space="preserve">] </w:t>
+      </w:r>
+      <w:proofErr w:type="spellStart"/>
+      <w:r>
+        <w:rPr>
+          <w:szCs w:val="24"/>
+          <w:lang w:val="en-PK"/>
+        </w:rPr>
+        <w:t>nums</w:t>
+      </w:r>
+      <w:proofErr w:type="spellEnd"/>
+      <w:r>
+        <w:rPr>
+          <w:szCs w:val="24"/>
+          <w:lang w:val="en-PK"/>
+        </w:rPr>
+        <w:t>, int p) {</w:t>
       </w:r>
     </w:p>
     <w:p>
@@ -7227,6 +9601,7 @@
         </w:rPr>
         <w:t xml:space="preserve">        int n = </w:t>
       </w:r>
+      <w:proofErr w:type="spellStart"/>
       <w:proofErr w:type="gramStart"/>
       <w:r>
         <w:rPr>
@@ -7235,6 +9610,7 @@
         </w:rPr>
         <w:t>nums.length</w:t>
       </w:r>
+      <w:proofErr w:type="spellEnd"/>
       <w:proofErr w:type="gramEnd"/>
       <w:r>
         <w:rPr>
@@ -7281,13 +9657,22 @@
         </w:rPr>
         <w:t>reverse(</w:t>
       </w:r>
+      <w:proofErr w:type="spellStart"/>
       <w:proofErr w:type="gramEnd"/>
       <w:r>
         <w:rPr>
           <w:szCs w:val="24"/>
           <w:lang w:val="en-PK"/>
         </w:rPr>
-        <w:t>nums, 0, n-1); // full reverse</w:t>
+        <w:t>nums</w:t>
+      </w:r>
+      <w:proofErr w:type="spellEnd"/>
+      <w:r>
+        <w:rPr>
+          <w:szCs w:val="24"/>
+          <w:lang w:val="en-PK"/>
+        </w:rPr>
+        <w:t>, 0, n-1); // full reverse</w:t>
       </w:r>
     </w:p>
     <w:p>
@@ -7312,13 +9697,38 @@
         </w:rPr>
         <w:t>reverse(</w:t>
       </w:r>
+      <w:proofErr w:type="spellStart"/>
       <w:proofErr w:type="gramEnd"/>
       <w:r>
         <w:rPr>
           <w:szCs w:val="24"/>
           <w:lang w:val="en-PK"/>
         </w:rPr>
-        <w:t>nums, 0, k-1);  // upto k-1 reverse</w:t>
+        <w:t>nums</w:t>
+      </w:r>
+      <w:proofErr w:type="spellEnd"/>
+      <w:r>
+        <w:rPr>
+          <w:szCs w:val="24"/>
+          <w:lang w:val="en-PK"/>
+        </w:rPr>
+        <w:t xml:space="preserve">, 0, k-1);  // </w:t>
+      </w:r>
+      <w:proofErr w:type="spellStart"/>
+      <w:r>
+        <w:rPr>
+          <w:szCs w:val="24"/>
+          <w:lang w:val="en-PK"/>
+        </w:rPr>
+        <w:t>upto</w:t>
+      </w:r>
+      <w:proofErr w:type="spellEnd"/>
+      <w:r>
+        <w:rPr>
+          <w:szCs w:val="24"/>
+          <w:lang w:val="en-PK"/>
+        </w:rPr>
+        <w:t xml:space="preserve"> k-1 reverse</w:t>
       </w:r>
     </w:p>
     <w:p>
@@ -7343,13 +9753,38 @@
         </w:rPr>
         <w:t>reverse(</w:t>
       </w:r>
+      <w:proofErr w:type="spellStart"/>
       <w:proofErr w:type="gramEnd"/>
       <w:r>
         <w:rPr>
           <w:szCs w:val="24"/>
           <w:lang w:val="en-PK"/>
         </w:rPr>
-        <w:t>nums, k, n-1); // k upto n reverse</w:t>
+        <w:t>nums</w:t>
+      </w:r>
+      <w:proofErr w:type="spellEnd"/>
+      <w:r>
+        <w:rPr>
+          <w:szCs w:val="24"/>
+          <w:lang w:val="en-PK"/>
+        </w:rPr>
+        <w:t xml:space="preserve">, k, n-1); // k </w:t>
+      </w:r>
+      <w:proofErr w:type="spellStart"/>
+      <w:r>
+        <w:rPr>
+          <w:szCs w:val="24"/>
+          <w:lang w:val="en-PK"/>
+        </w:rPr>
+        <w:t>upto</w:t>
+      </w:r>
+      <w:proofErr w:type="spellEnd"/>
+      <w:r>
+        <w:rPr>
+          <w:szCs w:val="24"/>
+          <w:lang w:val="en-PK"/>
+        </w:rPr>
+        <w:t xml:space="preserve"> n reverse</w:t>
       </w:r>
     </w:p>
     <w:p>
@@ -7418,7 +9853,23 @@
           <w:szCs w:val="24"/>
           <w:lang w:val="en-PK"/>
         </w:rPr>
-        <w:t>] nums, int left, int right){</w:t>
+        <w:t xml:space="preserve">] </w:t>
+      </w:r>
+      <w:proofErr w:type="spellStart"/>
+      <w:r>
+        <w:rPr>
+          <w:szCs w:val="24"/>
+          <w:lang w:val="en-PK"/>
+        </w:rPr>
+        <w:t>nums</w:t>
+      </w:r>
+      <w:proofErr w:type="spellEnd"/>
+      <w:r>
+        <w:rPr>
+          <w:szCs w:val="24"/>
+          <w:lang w:val="en-PK"/>
+        </w:rPr>
+        <w:t>, int left, int right){</w:t>
       </w:r>
     </w:p>
     <w:p>
@@ -7457,37 +9908,101 @@
           <w:szCs w:val="24"/>
           <w:lang w:val="en-PK"/>
         </w:rPr>
-        <w:t>            int temp = nums[left];</w:t>
-      </w:r>
-    </w:p>
-    <w:p>
-      <w:pPr>
-        <w:rPr>
-          <w:szCs w:val="24"/>
-          <w:lang w:val="en-PK"/>
-        </w:rPr>
-      </w:pPr>
-      <w:r>
-        <w:rPr>
-          <w:szCs w:val="24"/>
-          <w:lang w:val="en-PK"/>
-        </w:rPr>
-        <w:t>            nums[left++] = nums[right];</w:t>
-      </w:r>
-    </w:p>
-    <w:p>
-      <w:pPr>
-        <w:rPr>
-          <w:szCs w:val="24"/>
-          <w:lang w:val="en-PK"/>
-        </w:rPr>
-      </w:pPr>
-      <w:r>
-        <w:rPr>
-          <w:szCs w:val="24"/>
-          <w:lang w:val="en-PK"/>
-        </w:rPr>
-        <w:t>            nums[right--</w:t>
+        <w:t xml:space="preserve">            int temp = </w:t>
+      </w:r>
+      <w:proofErr w:type="spellStart"/>
+      <w:r>
+        <w:rPr>
+          <w:szCs w:val="24"/>
+          <w:lang w:val="en-PK"/>
+        </w:rPr>
+        <w:t>nums</w:t>
+      </w:r>
+      <w:proofErr w:type="spellEnd"/>
+      <w:r>
+        <w:rPr>
+          <w:szCs w:val="24"/>
+          <w:lang w:val="en-PK"/>
+        </w:rPr>
+        <w:t>[left];</w:t>
+      </w:r>
+    </w:p>
+    <w:p>
+      <w:pPr>
+        <w:rPr>
+          <w:szCs w:val="24"/>
+          <w:lang w:val="en-PK"/>
+        </w:rPr>
+      </w:pPr>
+      <w:r>
+        <w:rPr>
+          <w:szCs w:val="24"/>
+          <w:lang w:val="en-PK"/>
+        </w:rPr>
+        <w:t xml:space="preserve">            </w:t>
+      </w:r>
+      <w:proofErr w:type="spellStart"/>
+      <w:r>
+        <w:rPr>
+          <w:szCs w:val="24"/>
+          <w:lang w:val="en-PK"/>
+        </w:rPr>
+        <w:t>nums</w:t>
+      </w:r>
+      <w:proofErr w:type="spellEnd"/>
+      <w:r>
+        <w:rPr>
+          <w:szCs w:val="24"/>
+          <w:lang w:val="en-PK"/>
+        </w:rPr>
+        <w:t xml:space="preserve">[left++] = </w:t>
+      </w:r>
+      <w:proofErr w:type="spellStart"/>
+      <w:r>
+        <w:rPr>
+          <w:szCs w:val="24"/>
+          <w:lang w:val="en-PK"/>
+        </w:rPr>
+        <w:t>nums</w:t>
+      </w:r>
+      <w:proofErr w:type="spellEnd"/>
+      <w:r>
+        <w:rPr>
+          <w:szCs w:val="24"/>
+          <w:lang w:val="en-PK"/>
+        </w:rPr>
+        <w:t>[right];</w:t>
+      </w:r>
+    </w:p>
+    <w:p>
+      <w:pPr>
+        <w:rPr>
+          <w:szCs w:val="24"/>
+          <w:lang w:val="en-PK"/>
+        </w:rPr>
+      </w:pPr>
+      <w:r>
+        <w:rPr>
+          <w:szCs w:val="24"/>
+          <w:lang w:val="en-PK"/>
+        </w:rPr>
+        <w:t xml:space="preserve">            </w:t>
+      </w:r>
+      <w:proofErr w:type="spellStart"/>
+      <w:r>
+        <w:rPr>
+          <w:szCs w:val="24"/>
+          <w:lang w:val="en-PK"/>
+        </w:rPr>
+        <w:t>nums</w:t>
+      </w:r>
+      <w:proofErr w:type="spellEnd"/>
+      <w:r>
+        <w:rPr>
+          <w:szCs w:val="24"/>
+          <w:lang w:val="en-PK"/>
+        </w:rPr>
+        <w:t>[right--</w:t>
       </w:r>
       <w:proofErr w:type="gramStart"/>
       <w:r>
@@ -7744,7 +10259,23 @@
           <w:szCs w:val="24"/>
           <w:lang w:val="en-PK"/>
         </w:rPr>
-        <w:t>    public int maxArea(</w:t>
+        <w:t xml:space="preserve">    public int </w:t>
+      </w:r>
+      <w:proofErr w:type="spellStart"/>
+      <w:r>
+        <w:rPr>
+          <w:szCs w:val="24"/>
+          <w:lang w:val="en-PK"/>
+        </w:rPr>
+        <w:t>maxArea</w:t>
+      </w:r>
+      <w:proofErr w:type="spellEnd"/>
+      <w:r>
+        <w:rPr>
+          <w:szCs w:val="24"/>
+          <w:lang w:val="en-PK"/>
+        </w:rPr>
+        <w:t>(</w:t>
       </w:r>
       <w:proofErr w:type="gramStart"/>
       <w:r>
@@ -7777,6 +10308,7 @@
         </w:rPr>
         <w:t xml:space="preserve">        int n = </w:t>
       </w:r>
+      <w:proofErr w:type="spellStart"/>
       <w:proofErr w:type="gramStart"/>
       <w:r>
         <w:rPr>
@@ -7785,6 +10317,7 @@
         </w:rPr>
         <w:t>height.length</w:t>
       </w:r>
+      <w:proofErr w:type="spellEnd"/>
       <w:proofErr w:type="gramEnd"/>
       <w:r>
         <w:rPr>
@@ -7919,7 +10452,23 @@
           <w:szCs w:val="24"/>
           <w:lang w:val="en-PK"/>
         </w:rPr>
-        <w:t>        int maxArea = -10;</w:t>
+        <w:t xml:space="preserve">        int </w:t>
+      </w:r>
+      <w:proofErr w:type="spellStart"/>
+      <w:r>
+        <w:rPr>
+          <w:szCs w:val="24"/>
+          <w:lang w:val="en-PK"/>
+        </w:rPr>
+        <w:t>maxArea</w:t>
+      </w:r>
+      <w:proofErr w:type="spellEnd"/>
+      <w:r>
+        <w:rPr>
+          <w:szCs w:val="24"/>
+          <w:lang w:val="en-PK"/>
+        </w:rPr>
+        <w:t xml:space="preserve"> = -10;</w:t>
       </w:r>
     </w:p>
     <w:p>
@@ -7965,7 +10514,23 @@
           <w:szCs w:val="24"/>
           <w:lang w:val="en-PK"/>
         </w:rPr>
-        <w:t>            int h = Integer.min(height[left</w:t>
+        <w:t xml:space="preserve">            int h = </w:t>
+      </w:r>
+      <w:proofErr w:type="spellStart"/>
+      <w:r>
+        <w:rPr>
+          <w:szCs w:val="24"/>
+          <w:lang w:val="en-PK"/>
+        </w:rPr>
+        <w:t>Integer.min</w:t>
+      </w:r>
+      <w:proofErr w:type="spellEnd"/>
+      <w:r>
+        <w:rPr>
+          <w:szCs w:val="24"/>
+          <w:lang w:val="en-PK"/>
+        </w:rPr>
+        <w:t>(height[left</w:t>
       </w:r>
       <w:proofErr w:type="gramStart"/>
       <w:r>
@@ -8020,15 +10585,40 @@
           <w:lang w:val="en-PK"/>
         </w:rPr>
         <w:lastRenderedPageBreak/>
-        <w:t xml:space="preserve">            maxArea = </w:t>
-      </w:r>
+        <w:t xml:space="preserve">            </w:t>
+      </w:r>
+      <w:proofErr w:type="spellStart"/>
+      <w:r>
+        <w:rPr>
+          <w:szCs w:val="24"/>
+          <w:lang w:val="en-PK"/>
+        </w:rPr>
+        <w:t>maxArea</w:t>
+      </w:r>
+      <w:proofErr w:type="spellEnd"/>
+      <w:r>
+        <w:rPr>
+          <w:szCs w:val="24"/>
+          <w:lang w:val="en-PK"/>
+        </w:rPr>
+        <w:t xml:space="preserve"> = </w:t>
+      </w:r>
+      <w:proofErr w:type="spellStart"/>
       <w:proofErr w:type="gramStart"/>
       <w:r>
         <w:rPr>
           <w:szCs w:val="24"/>
           <w:lang w:val="en-PK"/>
         </w:rPr>
-        <w:t>Integer.max(</w:t>
+        <w:t>Integer.max</w:t>
+      </w:r>
+      <w:proofErr w:type="spellEnd"/>
+      <w:r>
+        <w:rPr>
+          <w:szCs w:val="24"/>
+          <w:lang w:val="en-PK"/>
+        </w:rPr>
+        <w:t>(</w:t>
       </w:r>
       <w:proofErr w:type="gramEnd"/>
       <w:r>
@@ -8036,7 +10626,23 @@
           <w:szCs w:val="24"/>
           <w:lang w:val="en-PK"/>
         </w:rPr>
-        <w:t>h*w, maxArea);</w:t>
+        <w:t xml:space="preserve">h*w, </w:t>
+      </w:r>
+      <w:proofErr w:type="spellStart"/>
+      <w:r>
+        <w:rPr>
+          <w:szCs w:val="24"/>
+          <w:lang w:val="en-PK"/>
+        </w:rPr>
+        <w:t>maxArea</w:t>
+      </w:r>
+      <w:proofErr w:type="spellEnd"/>
+      <w:r>
+        <w:rPr>
+          <w:szCs w:val="24"/>
+          <w:lang w:val="en-PK"/>
+        </w:rPr>
+        <w:t>);</w:t>
       </w:r>
     </w:p>
     <w:p>
@@ -8211,7 +10817,1435 @@
           <w:szCs w:val="24"/>
           <w:lang w:val="en-PK"/>
         </w:rPr>
-        <w:t>        return maxArea;</w:t>
+        <w:t xml:space="preserve">        return </w:t>
+      </w:r>
+      <w:proofErr w:type="spellStart"/>
+      <w:r>
+        <w:rPr>
+          <w:szCs w:val="24"/>
+          <w:lang w:val="en-PK"/>
+        </w:rPr>
+        <w:t>maxArea</w:t>
+      </w:r>
+      <w:proofErr w:type="spellEnd"/>
+      <w:r>
+        <w:rPr>
+          <w:szCs w:val="24"/>
+          <w:lang w:val="en-PK"/>
+        </w:rPr>
+        <w:t>;</w:t>
+      </w:r>
+    </w:p>
+    <w:p>
+      <w:pPr>
+        <w:rPr>
+          <w:szCs w:val="24"/>
+          <w:lang w:val="en-PK"/>
+        </w:rPr>
+      </w:pPr>
+      <w:r>
+        <w:rPr>
+          <w:szCs w:val="24"/>
+          <w:lang w:val="en-PK"/>
+        </w:rPr>
+        <w:t xml:space="preserve">        </w:t>
+      </w:r>
+    </w:p>
+    <w:p>
+      <w:pPr>
+        <w:rPr>
+          <w:szCs w:val="24"/>
+          <w:lang w:val="en-PK"/>
+        </w:rPr>
+      </w:pPr>
+      <w:r>
+        <w:rPr>
+          <w:szCs w:val="24"/>
+          <w:lang w:val="en-PK"/>
+        </w:rPr>
+        <w:t>    }</w:t>
+      </w:r>
+    </w:p>
+    <w:p>
+      <w:pPr>
+        <w:rPr>
+          <w:szCs w:val="24"/>
+          <w:lang w:val="en-PK"/>
+        </w:rPr>
+      </w:pPr>
+      <w:r>
+        <w:rPr>
+          <w:szCs w:val="24"/>
+          <w:lang w:val="en-PK"/>
+        </w:rPr>
+        <w:t>}</w:t>
+      </w:r>
+    </w:p>
+    <w:p>
+      <w:pPr>
+        <w:rPr>
+          <w:szCs w:val="24"/>
+          <w:lang w:val="en-PK"/>
+        </w:rPr>
+      </w:pPr>
+      <w:hyperlink r:id="rId16" w:history="1">
+        <w:r>
+          <w:rPr>
+            <w:rStyle w:val="Hyperlink"/>
+            <w:b/>
+            <w:bCs/>
+            <w:szCs w:val="24"/>
+          </w:rPr>
+          <w:t>Boats to Save People</w:t>
+        </w:r>
+      </w:hyperlink>
+    </w:p>
+    <w:p>
+      <w:pPr>
+        <w:rPr>
+          <w:szCs w:val="24"/>
+          <w:lang w:val="en-PK"/>
+        </w:rPr>
+      </w:pPr>
+      <w:r>
+        <w:rPr>
+          <w:szCs w:val="24"/>
+          <w:lang w:val="en-PK"/>
+        </w:rPr>
+        <w:t>Sort the array</w:t>
+      </w:r>
+    </w:p>
+    <w:p>
+      <w:pPr>
+        <w:rPr>
+          <w:szCs w:val="24"/>
+          <w:lang w:val="en-PK"/>
+        </w:rPr>
+      </w:pPr>
+      <w:r>
+        <w:rPr>
+          <w:szCs w:val="24"/>
+          <w:lang w:val="en-PK"/>
+        </w:rPr>
+        <w:t>Assign big and small if fits</w:t>
+      </w:r>
+    </w:p>
+    <w:p>
+      <w:pPr>
+        <w:rPr>
+          <w:szCs w:val="24"/>
+          <w:lang w:val="en-PK"/>
+        </w:rPr>
+      </w:pPr>
+      <w:r>
+        <w:rPr>
+          <w:szCs w:val="24"/>
+          <w:lang w:val="en-PK"/>
+        </w:rPr>
+        <w:t>Assign big if can’t fit move right to left</w:t>
+      </w:r>
+    </w:p>
+    <w:p>
+      <w:pPr>
+        <w:rPr>
+          <w:szCs w:val="24"/>
+          <w:lang w:val="en-PK"/>
+        </w:rPr>
+      </w:pPr>
+      <w:r>
+        <w:rPr>
+          <w:szCs w:val="24"/>
+          <w:lang w:val="en-PK"/>
+        </w:rPr>
+        <w:t>class Solution {</w:t>
+      </w:r>
+    </w:p>
+    <w:p>
+      <w:pPr>
+        <w:rPr>
+          <w:szCs w:val="24"/>
+          <w:lang w:val="en-PK"/>
+        </w:rPr>
+      </w:pPr>
+      <w:r>
+        <w:rPr>
+          <w:szCs w:val="24"/>
+          <w:lang w:val="en-PK"/>
+        </w:rPr>
+        <w:t xml:space="preserve">    public int </w:t>
+      </w:r>
+      <w:proofErr w:type="spellStart"/>
+      <w:r>
+        <w:rPr>
+          <w:szCs w:val="24"/>
+          <w:lang w:val="en-PK"/>
+        </w:rPr>
+        <w:t>numRescueBoats</w:t>
+      </w:r>
+      <w:proofErr w:type="spellEnd"/>
+      <w:r>
+        <w:rPr>
+          <w:szCs w:val="24"/>
+          <w:lang w:val="en-PK"/>
+        </w:rPr>
+        <w:t>(</w:t>
+      </w:r>
+      <w:proofErr w:type="gramStart"/>
+      <w:r>
+        <w:rPr>
+          <w:szCs w:val="24"/>
+          <w:lang w:val="en-PK"/>
+        </w:rPr>
+        <w:t>int[</w:t>
+      </w:r>
+      <w:proofErr w:type="gramEnd"/>
+      <w:r>
+        <w:rPr>
+          <w:szCs w:val="24"/>
+          <w:lang w:val="en-PK"/>
+        </w:rPr>
+        <w:t>] people, int limit) {</w:t>
+      </w:r>
+    </w:p>
+    <w:p>
+      <w:pPr>
+        <w:rPr>
+          <w:szCs w:val="24"/>
+          <w:lang w:val="en-PK"/>
+        </w:rPr>
+      </w:pPr>
+      <w:r>
+        <w:rPr>
+          <w:szCs w:val="24"/>
+          <w:lang w:val="en-PK"/>
+        </w:rPr>
+        <w:t>        // limit = 3</w:t>
+      </w:r>
+    </w:p>
+    <w:p>
+      <w:pPr>
+        <w:rPr>
+          <w:szCs w:val="24"/>
+          <w:lang w:val="en-PK"/>
+        </w:rPr>
+      </w:pPr>
+    </w:p>
+    <w:p>
+      <w:pPr>
+        <w:rPr>
+          <w:szCs w:val="24"/>
+          <w:lang w:val="en-PK"/>
+        </w:rPr>
+      </w:pPr>
+      <w:r>
+        <w:rPr>
+          <w:szCs w:val="24"/>
+          <w:lang w:val="en-PK"/>
+        </w:rPr>
+        <w:t>        // 1,2,2,3</w:t>
+      </w:r>
+    </w:p>
+    <w:p>
+      <w:pPr>
+        <w:rPr>
+          <w:szCs w:val="24"/>
+          <w:lang w:val="en-PK"/>
+        </w:rPr>
+      </w:pPr>
+      <w:r>
+        <w:rPr>
+          <w:szCs w:val="24"/>
+          <w:lang w:val="en-PK"/>
+        </w:rPr>
+        <w:t>        // 1,2, count+1</w:t>
+      </w:r>
+    </w:p>
+    <w:p>
+      <w:pPr>
+        <w:rPr>
+          <w:szCs w:val="24"/>
+          <w:lang w:val="en-PK"/>
+        </w:rPr>
+      </w:pPr>
+      <w:r>
+        <w:rPr>
+          <w:szCs w:val="24"/>
+          <w:lang w:val="en-PK"/>
+        </w:rPr>
+        <w:t>        // 3,3,4,5</w:t>
+      </w:r>
+    </w:p>
+    <w:p>
+      <w:pPr>
+        <w:rPr>
+          <w:szCs w:val="24"/>
+          <w:lang w:val="en-PK"/>
+        </w:rPr>
+      </w:pPr>
+      <w:r>
+        <w:rPr>
+          <w:szCs w:val="24"/>
+          <w:lang w:val="en-PK"/>
+        </w:rPr>
+        <w:t>        // 1,2,2,3 target = 7</w:t>
+      </w:r>
+    </w:p>
+    <w:p>
+      <w:pPr>
+        <w:rPr>
+          <w:szCs w:val="24"/>
+          <w:lang w:val="en-PK"/>
+        </w:rPr>
+      </w:pPr>
+      <w:r>
+        <w:rPr>
+          <w:szCs w:val="24"/>
+          <w:lang w:val="en-PK"/>
+        </w:rPr>
+        <w:t>        // 1,2,2,</w:t>
+      </w:r>
+    </w:p>
+    <w:p>
+      <w:pPr>
+        <w:rPr>
+          <w:szCs w:val="24"/>
+          <w:lang w:val="en-PK"/>
+        </w:rPr>
+      </w:pPr>
+    </w:p>
+    <w:p>
+      <w:pPr>
+        <w:rPr>
+          <w:szCs w:val="24"/>
+          <w:lang w:val="en-PK"/>
+        </w:rPr>
+      </w:pPr>
+      <w:r>
+        <w:rPr>
+          <w:szCs w:val="24"/>
+          <w:lang w:val="en-PK"/>
+        </w:rPr>
+        <w:lastRenderedPageBreak/>
+        <w:t>        // current 1 boat</w:t>
+      </w:r>
+    </w:p>
+    <w:p>
+      <w:pPr>
+        <w:rPr>
+          <w:szCs w:val="24"/>
+          <w:lang w:val="en-PK"/>
+        </w:rPr>
+      </w:pPr>
+      <w:r>
+        <w:rPr>
+          <w:szCs w:val="24"/>
+          <w:lang w:val="en-PK"/>
+        </w:rPr>
+        <w:t xml:space="preserve">        // </w:t>
+      </w:r>
+    </w:p>
+    <w:p>
+      <w:pPr>
+        <w:rPr>
+          <w:szCs w:val="24"/>
+          <w:lang w:val="en-PK"/>
+        </w:rPr>
+      </w:pPr>
+      <w:r>
+        <w:rPr>
+          <w:szCs w:val="24"/>
+          <w:lang w:val="en-PK"/>
+        </w:rPr>
+        <w:t xml:space="preserve">        </w:t>
+      </w:r>
+      <w:proofErr w:type="spellStart"/>
+      <w:r>
+        <w:rPr>
+          <w:szCs w:val="24"/>
+          <w:lang w:val="en-PK"/>
+        </w:rPr>
+        <w:t>Arrays.sort</w:t>
+      </w:r>
+      <w:proofErr w:type="spellEnd"/>
+      <w:r>
+        <w:rPr>
+          <w:szCs w:val="24"/>
+          <w:lang w:val="en-PK"/>
+        </w:rPr>
+        <w:t>(people);</w:t>
+      </w:r>
+    </w:p>
+    <w:p>
+      <w:pPr>
+        <w:rPr>
+          <w:szCs w:val="24"/>
+          <w:lang w:val="en-PK"/>
+        </w:rPr>
+      </w:pPr>
+      <w:r>
+        <w:rPr>
+          <w:szCs w:val="24"/>
+          <w:lang w:val="en-PK"/>
+        </w:rPr>
+        <w:t>        // sit big people and see if space then pick small</w:t>
+      </w:r>
+    </w:p>
+    <w:p>
+      <w:pPr>
+        <w:rPr>
+          <w:szCs w:val="24"/>
+          <w:lang w:val="en-PK"/>
+        </w:rPr>
+      </w:pPr>
+      <w:r>
+        <w:rPr>
+          <w:szCs w:val="24"/>
+          <w:lang w:val="en-PK"/>
+        </w:rPr>
+        <w:t>        // if small can't fit, allocate seat 1 for right</w:t>
+      </w:r>
+    </w:p>
+    <w:p>
+      <w:pPr>
+        <w:rPr>
+          <w:szCs w:val="24"/>
+          <w:lang w:val="en-PK"/>
+        </w:rPr>
+      </w:pPr>
+      <w:r>
+        <w:rPr>
+          <w:szCs w:val="24"/>
+          <w:lang w:val="en-PK"/>
+        </w:rPr>
+        <w:t>        int boats = 0;</w:t>
+      </w:r>
+    </w:p>
+    <w:p>
+      <w:pPr>
+        <w:rPr>
+          <w:szCs w:val="24"/>
+          <w:lang w:val="en-PK"/>
+        </w:rPr>
+      </w:pPr>
+      <w:r>
+        <w:rPr>
+          <w:szCs w:val="24"/>
+          <w:lang w:val="en-PK"/>
+        </w:rPr>
+        <w:t xml:space="preserve">        int left =0, right = </w:t>
+      </w:r>
+      <w:proofErr w:type="gramStart"/>
+      <w:r>
+        <w:rPr>
+          <w:szCs w:val="24"/>
+          <w:lang w:val="en-PK"/>
+        </w:rPr>
+        <w:t>people.length</w:t>
+      </w:r>
+      <w:proofErr w:type="gramEnd"/>
+      <w:r>
+        <w:rPr>
+          <w:szCs w:val="24"/>
+          <w:lang w:val="en-PK"/>
+        </w:rPr>
+        <w:t>-1;</w:t>
+      </w:r>
+    </w:p>
+    <w:p>
+      <w:pPr>
+        <w:rPr>
+          <w:szCs w:val="24"/>
+          <w:lang w:val="en-PK"/>
+        </w:rPr>
+      </w:pPr>
+      <w:r>
+        <w:rPr>
+          <w:szCs w:val="24"/>
+          <w:lang w:val="en-PK"/>
+        </w:rPr>
+        <w:t>     </w:t>
+      </w:r>
+    </w:p>
+    <w:p>
+      <w:pPr>
+        <w:rPr>
+          <w:szCs w:val="24"/>
+          <w:lang w:val="en-PK"/>
+        </w:rPr>
+      </w:pPr>
+      <w:r>
+        <w:rPr>
+          <w:szCs w:val="24"/>
+          <w:lang w:val="en-PK"/>
+        </w:rPr>
+        <w:t xml:space="preserve">        </w:t>
+      </w:r>
+      <w:proofErr w:type="gramStart"/>
+      <w:r>
+        <w:rPr>
+          <w:szCs w:val="24"/>
+          <w:lang w:val="en-PK"/>
+        </w:rPr>
+        <w:t>while(</w:t>
+      </w:r>
+      <w:proofErr w:type="gramEnd"/>
+      <w:r>
+        <w:rPr>
+          <w:szCs w:val="24"/>
+          <w:lang w:val="en-PK"/>
+        </w:rPr>
+        <w:t>left &lt;=right){</w:t>
+      </w:r>
+    </w:p>
+    <w:p>
+      <w:pPr>
+        <w:rPr>
+          <w:szCs w:val="24"/>
+          <w:lang w:val="en-PK"/>
+        </w:rPr>
+      </w:pPr>
+    </w:p>
+    <w:p>
+      <w:pPr>
+        <w:rPr>
+          <w:szCs w:val="24"/>
+          <w:lang w:val="en-PK"/>
+        </w:rPr>
+      </w:pPr>
+      <w:r>
+        <w:rPr>
+          <w:szCs w:val="24"/>
+          <w:lang w:val="en-PK"/>
+        </w:rPr>
+        <w:t xml:space="preserve">            int </w:t>
+      </w:r>
+      <w:proofErr w:type="spellStart"/>
+      <w:r>
+        <w:rPr>
+          <w:szCs w:val="24"/>
+          <w:lang w:val="en-PK"/>
+        </w:rPr>
+        <w:t>accomodate</w:t>
+      </w:r>
+      <w:proofErr w:type="spellEnd"/>
+      <w:r>
+        <w:rPr>
+          <w:szCs w:val="24"/>
+          <w:lang w:val="en-PK"/>
+        </w:rPr>
+        <w:t xml:space="preserve"> = people[left] + people[right];</w:t>
+      </w:r>
+    </w:p>
+    <w:p>
+      <w:pPr>
+        <w:rPr>
+          <w:szCs w:val="24"/>
+          <w:lang w:val="en-PK"/>
+        </w:rPr>
+      </w:pPr>
+    </w:p>
+    <w:p>
+      <w:pPr>
+        <w:rPr>
+          <w:szCs w:val="24"/>
+          <w:lang w:val="en-PK"/>
+        </w:rPr>
+      </w:pPr>
+      <w:r>
+        <w:rPr>
+          <w:szCs w:val="24"/>
+          <w:lang w:val="en-PK"/>
+        </w:rPr>
+        <w:t>            if (</w:t>
+      </w:r>
+      <w:proofErr w:type="spellStart"/>
+      <w:r>
+        <w:rPr>
+          <w:szCs w:val="24"/>
+          <w:lang w:val="en-PK"/>
+        </w:rPr>
+        <w:t>accomodate</w:t>
+      </w:r>
+      <w:proofErr w:type="spellEnd"/>
+      <w:r>
+        <w:rPr>
+          <w:szCs w:val="24"/>
+          <w:lang w:val="en-PK"/>
+        </w:rPr>
+        <w:t>&lt;=</w:t>
+      </w:r>
+      <w:proofErr w:type="gramStart"/>
+      <w:r>
+        <w:rPr>
+          <w:szCs w:val="24"/>
+          <w:lang w:val="en-PK"/>
+        </w:rPr>
+        <w:t>limit){</w:t>
+      </w:r>
+      <w:proofErr w:type="gramEnd"/>
+    </w:p>
+    <w:p>
+      <w:pPr>
+        <w:rPr>
+          <w:szCs w:val="24"/>
+          <w:lang w:val="en-PK"/>
+        </w:rPr>
+      </w:pPr>
+      <w:r>
+        <w:rPr>
+          <w:szCs w:val="24"/>
+          <w:lang w:val="en-PK"/>
+        </w:rPr>
+        <w:t>                boats+=1; // both small and big done</w:t>
+      </w:r>
+    </w:p>
+    <w:p>
+      <w:pPr>
+        <w:rPr>
+          <w:szCs w:val="24"/>
+          <w:lang w:val="en-PK"/>
+        </w:rPr>
+      </w:pPr>
+      <w:r>
+        <w:rPr>
+          <w:szCs w:val="24"/>
+          <w:lang w:val="en-PK"/>
+        </w:rPr>
+        <w:t>                left+=1; right-=1;</w:t>
+      </w:r>
+    </w:p>
+    <w:p>
+      <w:pPr>
+        <w:rPr>
+          <w:szCs w:val="24"/>
+          <w:lang w:val="en-PK"/>
+        </w:rPr>
+      </w:pPr>
+      <w:r>
+        <w:rPr>
+          <w:szCs w:val="24"/>
+          <w:lang w:val="en-PK"/>
+        </w:rPr>
+        <w:t>            }</w:t>
+      </w:r>
+    </w:p>
+    <w:p>
+      <w:pPr>
+        <w:rPr>
+          <w:szCs w:val="24"/>
+          <w:lang w:val="en-PK"/>
+        </w:rPr>
+      </w:pPr>
+      <w:r>
+        <w:rPr>
+          <w:szCs w:val="24"/>
+          <w:lang w:val="en-PK"/>
+        </w:rPr>
+        <w:t>            // can't fit small people so give seat to big one</w:t>
+      </w:r>
+    </w:p>
+    <w:p>
+      <w:pPr>
+        <w:rPr>
+          <w:szCs w:val="24"/>
+          <w:lang w:val="en-PK"/>
+        </w:rPr>
+      </w:pPr>
+      <w:r>
+        <w:rPr>
+          <w:szCs w:val="24"/>
+          <w:lang w:val="en-PK"/>
+        </w:rPr>
+        <w:t>            else {</w:t>
+      </w:r>
+    </w:p>
+    <w:p>
+      <w:pPr>
+        <w:rPr>
+          <w:szCs w:val="24"/>
+          <w:lang w:val="en-PK"/>
+        </w:rPr>
+      </w:pPr>
+      <w:r>
+        <w:rPr>
+          <w:szCs w:val="24"/>
+          <w:lang w:val="en-PK"/>
+        </w:rPr>
+        <w:t>                boats+=1; // big done</w:t>
+      </w:r>
+    </w:p>
+    <w:p>
+      <w:pPr>
+        <w:rPr>
+          <w:szCs w:val="24"/>
+          <w:lang w:val="en-PK"/>
+        </w:rPr>
+      </w:pPr>
+      <w:r>
+        <w:rPr>
+          <w:szCs w:val="24"/>
+          <w:lang w:val="en-PK"/>
+        </w:rPr>
+        <w:t>                right-=1;</w:t>
+      </w:r>
+    </w:p>
+    <w:p>
+      <w:pPr>
+        <w:rPr>
+          <w:szCs w:val="24"/>
+          <w:lang w:val="en-PK"/>
+        </w:rPr>
+      </w:pPr>
+    </w:p>
+    <w:p>
+      <w:pPr>
+        <w:rPr>
+          <w:szCs w:val="24"/>
+          <w:lang w:val="en-PK"/>
+        </w:rPr>
+      </w:pPr>
+      <w:r>
+        <w:rPr>
+          <w:szCs w:val="24"/>
+          <w:lang w:val="en-PK"/>
+        </w:rPr>
+        <w:t>            }</w:t>
+      </w:r>
+    </w:p>
+    <w:p>
+      <w:pPr>
+        <w:rPr>
+          <w:szCs w:val="24"/>
+          <w:lang w:val="en-PK"/>
+        </w:rPr>
+      </w:pPr>
+      <w:r>
+        <w:rPr>
+          <w:szCs w:val="24"/>
+          <w:lang w:val="en-PK"/>
+        </w:rPr>
+        <w:t xml:space="preserve">          </w:t>
+      </w:r>
+    </w:p>
+    <w:p>
+      <w:pPr>
+        <w:rPr>
+          <w:szCs w:val="24"/>
+          <w:lang w:val="en-PK"/>
+        </w:rPr>
+      </w:pPr>
+      <w:r>
+        <w:rPr>
+          <w:szCs w:val="24"/>
+          <w:lang w:val="en-PK"/>
+        </w:rPr>
+        <w:t xml:space="preserve">            </w:t>
+      </w:r>
+    </w:p>
+    <w:p>
+      <w:pPr>
+        <w:rPr>
+          <w:szCs w:val="24"/>
+          <w:lang w:val="en-PK"/>
+        </w:rPr>
+      </w:pPr>
+      <w:r>
+        <w:rPr>
+          <w:szCs w:val="24"/>
+          <w:lang w:val="en-PK"/>
+        </w:rPr>
+        <w:t>        }</w:t>
+      </w:r>
+    </w:p>
+    <w:p>
+      <w:pPr>
+        <w:rPr>
+          <w:szCs w:val="24"/>
+          <w:lang w:val="en-PK"/>
+        </w:rPr>
+      </w:pPr>
+    </w:p>
+    <w:p>
+      <w:pPr>
+        <w:rPr>
+          <w:szCs w:val="24"/>
+          <w:lang w:val="en-PK"/>
+        </w:rPr>
+      </w:pPr>
+      <w:r>
+        <w:rPr>
+          <w:szCs w:val="24"/>
+          <w:lang w:val="en-PK"/>
+        </w:rPr>
+        <w:t>        return boats;</w:t>
+      </w:r>
+    </w:p>
+    <w:p>
+      <w:pPr>
+        <w:rPr>
+          <w:szCs w:val="24"/>
+          <w:lang w:val="en-PK"/>
+        </w:rPr>
+      </w:pPr>
+      <w:r>
+        <w:rPr>
+          <w:szCs w:val="24"/>
+          <w:lang w:val="en-PK"/>
+        </w:rPr>
+        <w:t xml:space="preserve">        </w:t>
+      </w:r>
+    </w:p>
+    <w:p>
+      <w:pPr>
+        <w:rPr>
+          <w:szCs w:val="24"/>
+          <w:lang w:val="en-PK"/>
+        </w:rPr>
+      </w:pPr>
+      <w:r>
+        <w:rPr>
+          <w:szCs w:val="24"/>
+          <w:lang w:val="en-PK"/>
+        </w:rPr>
+        <w:t>    }</w:t>
+      </w:r>
+    </w:p>
+    <w:p>
+      <w:pPr>
+        <w:rPr>
+          <w:szCs w:val="24"/>
+          <w:lang w:val="en-PK"/>
+        </w:rPr>
+      </w:pPr>
+    </w:p>
+    <w:p>
+      <w:pPr>
+        <w:rPr>
+          <w:szCs w:val="24"/>
+          <w:lang w:val="en-PK"/>
+        </w:rPr>
+      </w:pPr>
+      <w:hyperlink r:id="rId17" w:history="1">
+        <w:r>
+          <w:rPr>
+            <w:rStyle w:val="Hyperlink"/>
+            <w:b/>
+            <w:bCs/>
+            <w:szCs w:val="24"/>
+          </w:rPr>
+          <w:t>Trapping Rain Water</w:t>
+        </w:r>
+      </w:hyperlink>
+    </w:p>
+    <w:p>
+      <w:pPr>
+        <w:pStyle w:val="ListParagraph"/>
+        <w:numPr>
+          <w:ilvl w:val="0"/>
+          <w:numId w:val="14"/>
+        </w:numPr>
+        <w:rPr>
+          <w:szCs w:val="24"/>
+        </w:rPr>
+      </w:pPr>
+      <w:r>
+        <w:rPr>
+          <w:szCs w:val="24"/>
+        </w:rPr>
+        <w:t>Track Maximum left and right for each index</w:t>
+      </w:r>
+    </w:p>
+    <w:p>
+      <w:pPr>
+        <w:pStyle w:val="ListParagraph"/>
+        <w:numPr>
+          <w:ilvl w:val="0"/>
+          <w:numId w:val="14"/>
+        </w:numPr>
+        <w:rPr>
+          <w:szCs w:val="24"/>
+          <w:lang w:val="en-PK"/>
+        </w:rPr>
+      </w:pPr>
+      <w:r>
+        <w:rPr>
+          <w:szCs w:val="24"/>
+          <w:lang w:val="en-PK"/>
+        </w:rPr>
+        <w:t>Move for left if left&lt;=right</w:t>
+      </w:r>
+    </w:p>
+    <w:p>
+      <w:pPr>
+        <w:rPr>
+          <w:szCs w:val="24"/>
+          <w:lang w:val="en-PK"/>
+        </w:rPr>
+      </w:pPr>
+      <w:r>
+        <w:rPr>
+          <w:szCs w:val="24"/>
+          <w:lang w:val="en-PK"/>
+        </w:rPr>
+        <w:t>class Solution {</w:t>
+      </w:r>
+    </w:p>
+    <w:p>
+      <w:pPr>
+        <w:rPr>
+          <w:szCs w:val="24"/>
+          <w:lang w:val="en-PK"/>
+        </w:rPr>
+      </w:pPr>
+      <w:r>
+        <w:rPr>
+          <w:szCs w:val="24"/>
+          <w:lang w:val="en-PK"/>
+        </w:rPr>
+        <w:t>    public int trap(</w:t>
+      </w:r>
+      <w:proofErr w:type="gramStart"/>
+      <w:r>
+        <w:rPr>
+          <w:szCs w:val="24"/>
+          <w:lang w:val="en-PK"/>
+        </w:rPr>
+        <w:t>int[</w:t>
+      </w:r>
+      <w:proofErr w:type="gramEnd"/>
+      <w:r>
+        <w:rPr>
+          <w:szCs w:val="24"/>
+          <w:lang w:val="en-PK"/>
+        </w:rPr>
+        <w:t>] height) {</w:t>
+      </w:r>
+    </w:p>
+    <w:p>
+      <w:pPr>
+        <w:rPr>
+          <w:szCs w:val="24"/>
+          <w:lang w:val="en-PK"/>
+        </w:rPr>
+      </w:pPr>
+    </w:p>
+    <w:p>
+      <w:pPr>
+        <w:rPr>
+          <w:szCs w:val="24"/>
+          <w:lang w:val="en-PK"/>
+        </w:rPr>
+      </w:pPr>
+      <w:r>
+        <w:rPr>
+          <w:szCs w:val="24"/>
+          <w:lang w:val="en-PK"/>
+        </w:rPr>
+        <w:t xml:space="preserve">        int left=0, right = </w:t>
+      </w:r>
+      <w:proofErr w:type="gramStart"/>
+      <w:r>
+        <w:rPr>
+          <w:szCs w:val="24"/>
+          <w:lang w:val="en-PK"/>
+        </w:rPr>
+        <w:t>height.length</w:t>
+      </w:r>
+      <w:proofErr w:type="gramEnd"/>
+      <w:r>
+        <w:rPr>
+          <w:szCs w:val="24"/>
+          <w:lang w:val="en-PK"/>
+        </w:rPr>
+        <w:t>-1;</w:t>
+      </w:r>
+    </w:p>
+    <w:p>
+      <w:pPr>
+        <w:rPr>
+          <w:szCs w:val="24"/>
+          <w:lang w:val="en-PK"/>
+        </w:rPr>
+      </w:pPr>
+      <w:r>
+        <w:rPr>
+          <w:szCs w:val="24"/>
+          <w:lang w:val="en-PK"/>
+        </w:rPr>
+        <w:t xml:space="preserve">        int </w:t>
+      </w:r>
+      <w:proofErr w:type="spellStart"/>
+      <w:r>
+        <w:rPr>
+          <w:szCs w:val="24"/>
+          <w:lang w:val="en-PK"/>
+        </w:rPr>
+        <w:t>maxleft</w:t>
+      </w:r>
+      <w:proofErr w:type="spellEnd"/>
+      <w:r>
+        <w:rPr>
+          <w:szCs w:val="24"/>
+          <w:lang w:val="en-PK"/>
+        </w:rPr>
+        <w:t>=0;</w:t>
+      </w:r>
+    </w:p>
+    <w:p>
+      <w:pPr>
+        <w:rPr>
+          <w:szCs w:val="24"/>
+          <w:lang w:val="en-PK"/>
+        </w:rPr>
+      </w:pPr>
+      <w:r>
+        <w:rPr>
+          <w:szCs w:val="24"/>
+          <w:lang w:val="en-PK"/>
+        </w:rPr>
+        <w:t xml:space="preserve">        int </w:t>
+      </w:r>
+      <w:proofErr w:type="spellStart"/>
+      <w:r>
+        <w:rPr>
+          <w:szCs w:val="24"/>
+          <w:lang w:val="en-PK"/>
+        </w:rPr>
+        <w:t>maxright</w:t>
+      </w:r>
+      <w:proofErr w:type="spellEnd"/>
+      <w:r>
+        <w:rPr>
+          <w:szCs w:val="24"/>
+          <w:lang w:val="en-PK"/>
+        </w:rPr>
+        <w:t>=0;</w:t>
+      </w:r>
+    </w:p>
+    <w:p>
+      <w:pPr>
+        <w:rPr>
+          <w:szCs w:val="24"/>
+          <w:lang w:val="en-PK"/>
+        </w:rPr>
+      </w:pPr>
+      <w:r>
+        <w:rPr>
+          <w:szCs w:val="24"/>
+          <w:lang w:val="en-PK"/>
+        </w:rPr>
+        <w:t>        int res=0;</w:t>
+      </w:r>
+    </w:p>
+    <w:p>
+      <w:pPr>
+        <w:rPr>
+          <w:szCs w:val="24"/>
+          <w:lang w:val="en-PK"/>
+        </w:rPr>
+      </w:pPr>
+    </w:p>
+    <w:p>
+      <w:pPr>
+        <w:rPr>
+          <w:szCs w:val="24"/>
+          <w:lang w:val="en-PK"/>
+        </w:rPr>
+      </w:pPr>
+      <w:r>
+        <w:rPr>
+          <w:szCs w:val="24"/>
+          <w:lang w:val="en-PK"/>
+        </w:rPr>
+        <w:t>        while(left&lt;right</w:t>
+      </w:r>
+      <w:proofErr w:type="gramStart"/>
+      <w:r>
+        <w:rPr>
+          <w:szCs w:val="24"/>
+          <w:lang w:val="en-PK"/>
+        </w:rPr>
+        <w:t>){</w:t>
+      </w:r>
+      <w:proofErr w:type="gramEnd"/>
+    </w:p>
+    <w:p>
+      <w:pPr>
+        <w:rPr>
+          <w:szCs w:val="24"/>
+          <w:lang w:val="en-PK"/>
+        </w:rPr>
+      </w:pPr>
+    </w:p>
+    <w:p>
+      <w:pPr>
+        <w:rPr>
+          <w:szCs w:val="24"/>
+          <w:lang w:val="en-PK"/>
+        </w:rPr>
+      </w:pPr>
+      <w:r>
+        <w:rPr>
+          <w:szCs w:val="24"/>
+          <w:lang w:val="en-PK"/>
+        </w:rPr>
+        <w:t>            // left side</w:t>
+      </w:r>
+    </w:p>
+    <w:p>
+      <w:pPr>
+        <w:rPr>
+          <w:szCs w:val="24"/>
+          <w:lang w:val="en-PK"/>
+        </w:rPr>
+      </w:pPr>
+    </w:p>
+    <w:p>
+      <w:pPr>
+        <w:rPr>
+          <w:szCs w:val="24"/>
+          <w:lang w:val="en-PK"/>
+        </w:rPr>
+      </w:pPr>
+      <w:r>
+        <w:rPr>
+          <w:szCs w:val="24"/>
+          <w:lang w:val="en-PK"/>
+        </w:rPr>
+        <w:t>            if(height[left]&lt;=height[right</w:t>
+      </w:r>
+      <w:proofErr w:type="gramStart"/>
+      <w:r>
+        <w:rPr>
+          <w:szCs w:val="24"/>
+          <w:lang w:val="en-PK"/>
+        </w:rPr>
+        <w:t>]){</w:t>
+      </w:r>
+      <w:proofErr w:type="gramEnd"/>
+    </w:p>
+    <w:p>
+      <w:pPr>
+        <w:rPr>
+          <w:szCs w:val="24"/>
+          <w:lang w:val="en-PK"/>
+        </w:rPr>
+      </w:pPr>
+    </w:p>
+    <w:p>
+      <w:pPr>
+        <w:rPr>
+          <w:szCs w:val="24"/>
+          <w:lang w:val="en-PK"/>
+        </w:rPr>
+      </w:pPr>
+      <w:r>
+        <w:rPr>
+          <w:szCs w:val="24"/>
+          <w:lang w:val="en-PK"/>
+        </w:rPr>
+        <w:t>                if(height[left]&gt;=</w:t>
+      </w:r>
+      <w:proofErr w:type="spellStart"/>
+      <w:r>
+        <w:rPr>
+          <w:szCs w:val="24"/>
+          <w:lang w:val="en-PK"/>
+        </w:rPr>
+        <w:t>maxleft</w:t>
+      </w:r>
+      <w:proofErr w:type="spellEnd"/>
+      <w:r>
+        <w:rPr>
+          <w:szCs w:val="24"/>
+          <w:lang w:val="en-PK"/>
+        </w:rPr>
+        <w:t xml:space="preserve">) </w:t>
+      </w:r>
+      <w:proofErr w:type="spellStart"/>
+      <w:r>
+        <w:rPr>
+          <w:szCs w:val="24"/>
+          <w:lang w:val="en-PK"/>
+        </w:rPr>
+        <w:t>maxleft</w:t>
+      </w:r>
+      <w:proofErr w:type="spellEnd"/>
+      <w:r>
+        <w:rPr>
+          <w:szCs w:val="24"/>
+          <w:lang w:val="en-PK"/>
+        </w:rPr>
+        <w:t>=height[left];</w:t>
+      </w:r>
+    </w:p>
+    <w:p>
+      <w:pPr>
+        <w:rPr>
+          <w:szCs w:val="24"/>
+          <w:lang w:val="en-PK"/>
+        </w:rPr>
+      </w:pPr>
+    </w:p>
+    <w:p>
+      <w:pPr>
+        <w:rPr>
+          <w:szCs w:val="24"/>
+          <w:lang w:val="en-PK"/>
+        </w:rPr>
+      </w:pPr>
+      <w:r>
+        <w:rPr>
+          <w:szCs w:val="24"/>
+          <w:lang w:val="en-PK"/>
+        </w:rPr>
+        <w:t>                else res+=</w:t>
+      </w:r>
+      <w:proofErr w:type="spellStart"/>
+      <w:r>
+        <w:rPr>
+          <w:szCs w:val="24"/>
+          <w:lang w:val="en-PK"/>
+        </w:rPr>
+        <w:t>maxleft</w:t>
+      </w:r>
+      <w:proofErr w:type="spellEnd"/>
+      <w:r>
+        <w:rPr>
+          <w:szCs w:val="24"/>
+          <w:lang w:val="en-PK"/>
+        </w:rPr>
+        <w:t>-height[left];</w:t>
+      </w:r>
+    </w:p>
+    <w:p>
+      <w:pPr>
+        <w:rPr>
+          <w:szCs w:val="24"/>
+          <w:lang w:val="en-PK"/>
+        </w:rPr>
+      </w:pPr>
+      <w:r>
+        <w:rPr>
+          <w:szCs w:val="24"/>
+          <w:lang w:val="en-PK"/>
+        </w:rPr>
+        <w:t>                left++;</w:t>
+      </w:r>
+    </w:p>
+    <w:p>
+      <w:pPr>
+        <w:rPr>
+          <w:szCs w:val="24"/>
+          <w:lang w:val="en-PK"/>
+        </w:rPr>
+      </w:pPr>
+      <w:r>
+        <w:rPr>
+          <w:szCs w:val="24"/>
+          <w:lang w:val="en-PK"/>
+        </w:rPr>
+        <w:t>            }</w:t>
+      </w:r>
+    </w:p>
+    <w:p>
+      <w:pPr>
+        <w:rPr>
+          <w:szCs w:val="24"/>
+          <w:lang w:val="en-PK"/>
+        </w:rPr>
+      </w:pPr>
+      <w:r>
+        <w:rPr>
+          <w:szCs w:val="24"/>
+          <w:lang w:val="en-PK"/>
+        </w:rPr>
+        <w:t>            // right side</w:t>
+      </w:r>
+    </w:p>
+    <w:p>
+      <w:pPr>
+        <w:rPr>
+          <w:szCs w:val="24"/>
+          <w:lang w:val="en-PK"/>
+        </w:rPr>
+      </w:pPr>
+      <w:r>
+        <w:rPr>
+          <w:szCs w:val="24"/>
+          <w:lang w:val="en-PK"/>
+        </w:rPr>
+        <w:t xml:space="preserve">            </w:t>
+      </w:r>
+      <w:proofErr w:type="gramStart"/>
+      <w:r>
+        <w:rPr>
+          <w:szCs w:val="24"/>
+          <w:lang w:val="en-PK"/>
+        </w:rPr>
+        <w:t>else{</w:t>
+      </w:r>
+      <w:proofErr w:type="gramEnd"/>
+    </w:p>
+    <w:p>
+      <w:pPr>
+        <w:rPr>
+          <w:szCs w:val="24"/>
+          <w:lang w:val="en-PK"/>
+        </w:rPr>
+      </w:pPr>
+      <w:r>
+        <w:rPr>
+          <w:szCs w:val="24"/>
+          <w:lang w:val="en-PK"/>
+        </w:rPr>
+        <w:t>                if(height[right]&gt;=</w:t>
+      </w:r>
+      <w:proofErr w:type="spellStart"/>
+      <w:r>
+        <w:rPr>
+          <w:szCs w:val="24"/>
+          <w:lang w:val="en-PK"/>
+        </w:rPr>
+        <w:t>maxright</w:t>
+      </w:r>
+      <w:proofErr w:type="spellEnd"/>
+      <w:r>
+        <w:rPr>
+          <w:szCs w:val="24"/>
+          <w:lang w:val="en-PK"/>
+        </w:rPr>
+        <w:t xml:space="preserve">) </w:t>
+      </w:r>
+      <w:proofErr w:type="spellStart"/>
+      <w:r>
+        <w:rPr>
+          <w:szCs w:val="24"/>
+          <w:lang w:val="en-PK"/>
+        </w:rPr>
+        <w:t>maxright</w:t>
+      </w:r>
+      <w:proofErr w:type="spellEnd"/>
+      <w:r>
+        <w:rPr>
+          <w:szCs w:val="24"/>
+          <w:lang w:val="en-PK"/>
+        </w:rPr>
+        <w:t>= height[right];</w:t>
+      </w:r>
+    </w:p>
+    <w:p>
+      <w:pPr>
+        <w:rPr>
+          <w:szCs w:val="24"/>
+          <w:lang w:val="en-PK"/>
+        </w:rPr>
+      </w:pPr>
+      <w:r>
+        <w:rPr>
+          <w:szCs w:val="24"/>
+          <w:lang w:val="en-PK"/>
+        </w:rPr>
+        <w:t>                else res+=</w:t>
+      </w:r>
+      <w:proofErr w:type="spellStart"/>
+      <w:r>
+        <w:rPr>
+          <w:szCs w:val="24"/>
+          <w:lang w:val="en-PK"/>
+        </w:rPr>
+        <w:t>maxright</w:t>
+      </w:r>
+      <w:proofErr w:type="spellEnd"/>
+      <w:r>
+        <w:rPr>
+          <w:szCs w:val="24"/>
+          <w:lang w:val="en-PK"/>
+        </w:rPr>
+        <w:t>-height[right];</w:t>
+      </w:r>
+    </w:p>
+    <w:p>
+      <w:pPr>
+        <w:rPr>
+          <w:szCs w:val="24"/>
+          <w:lang w:val="en-PK"/>
+        </w:rPr>
+      </w:pPr>
+      <w:r>
+        <w:rPr>
+          <w:szCs w:val="24"/>
+          <w:lang w:val="en-PK"/>
+        </w:rPr>
+        <w:t>                right--;</w:t>
+      </w:r>
+    </w:p>
+    <w:p>
+      <w:pPr>
+        <w:rPr>
+          <w:szCs w:val="24"/>
+          <w:lang w:val="en-PK"/>
+        </w:rPr>
+      </w:pPr>
+      <w:r>
+        <w:rPr>
+          <w:szCs w:val="24"/>
+          <w:lang w:val="en-PK"/>
+        </w:rPr>
+        <w:t>            }</w:t>
+      </w:r>
+    </w:p>
+    <w:p>
+      <w:pPr>
+        <w:rPr>
+          <w:szCs w:val="24"/>
+          <w:lang w:val="en-PK"/>
+        </w:rPr>
+      </w:pPr>
+      <w:r>
+        <w:rPr>
+          <w:szCs w:val="24"/>
+          <w:lang w:val="en-PK"/>
+        </w:rPr>
+        <w:br/>
+      </w:r>
+    </w:p>
+    <w:p>
+      <w:pPr>
+        <w:rPr>
+          <w:szCs w:val="24"/>
+          <w:lang w:val="en-PK"/>
+        </w:rPr>
+      </w:pPr>
+      <w:r>
+        <w:rPr>
+          <w:szCs w:val="24"/>
+          <w:lang w:val="en-PK"/>
+        </w:rPr>
+        <w:t>        }</w:t>
+      </w:r>
+    </w:p>
+    <w:p>
+      <w:pPr>
+        <w:rPr>
+          <w:szCs w:val="24"/>
+          <w:lang w:val="en-PK"/>
+        </w:rPr>
+      </w:pPr>
+    </w:p>
+    <w:p>
+      <w:pPr>
+        <w:rPr>
+          <w:szCs w:val="24"/>
+          <w:lang w:val="en-PK"/>
+        </w:rPr>
+      </w:pPr>
+      <w:r>
+        <w:rPr>
+          <w:szCs w:val="24"/>
+          <w:lang w:val="en-PK"/>
+        </w:rPr>
+        <w:t>        return res;</w:t>
       </w:r>
     </w:p>
     <w:p>
@@ -8530,9 +12564,9 @@
     </w:lvl>
   </w:abstractNum>
   <w:abstractNum w:abstractNumId="2" w15:restartNumberingAfterBreak="0">
-    <w:nsid w:val="43DD36DF"/>
+    <w:nsid w:val="377B2A7E"/>
     <w:multiLevelType w:val="hybridMultilevel"/>
-    <w:tmpl w:val="A36298AE"/>
+    <w:tmpl w:val="A6489948"/>
     <w:lvl w:ilvl="0" w:tplc="20000001">
       <w:start w:val="1"/>
       <w:numFmt w:val="bullet"/>
@@ -8643,95 +12677,9 @@
     </w:lvl>
   </w:abstractNum>
   <w:abstractNum w:abstractNumId="3" w15:restartNumberingAfterBreak="0">
-    <w:nsid w:val="445A65A7"/>
+    <w:nsid w:val="43DD36DF"/>
     <w:multiLevelType w:val="hybridMultilevel"/>
-    <w:tmpl w:val="29F29E36"/>
-    <w:lvl w:ilvl="0" w:tplc="9DEE4DDC">
-      <w:start w:val="1"/>
-      <w:numFmt w:val="decimal"/>
-      <w:lvlText w:val="%1."/>
-      <w:lvlJc w:val="left"/>
-      <w:pPr>
-        <w:ind w:left="720" w:hanging="360"/>
-      </w:pPr>
-    </w:lvl>
-    <w:lvl w:ilvl="1" w:tplc="20000019" w:tentative="1">
-      <w:start w:val="1"/>
-      <w:numFmt w:val="lowerLetter"/>
-      <w:lvlText w:val="%2."/>
-      <w:lvlJc w:val="left"/>
-      <w:pPr>
-        <w:ind w:left="1440" w:hanging="360"/>
-      </w:pPr>
-    </w:lvl>
-    <w:lvl w:ilvl="2" w:tplc="2000001B" w:tentative="1">
-      <w:start w:val="1"/>
-      <w:numFmt w:val="lowerRoman"/>
-      <w:lvlText w:val="%3."/>
-      <w:lvlJc w:val="right"/>
-      <w:pPr>
-        <w:ind w:left="2160" w:hanging="180"/>
-      </w:pPr>
-    </w:lvl>
-    <w:lvl w:ilvl="3" w:tplc="2000000F" w:tentative="1">
-      <w:start w:val="1"/>
-      <w:numFmt w:val="decimal"/>
-      <w:lvlText w:val="%4."/>
-      <w:lvlJc w:val="left"/>
-      <w:pPr>
-        <w:ind w:left="2880" w:hanging="360"/>
-      </w:pPr>
-    </w:lvl>
-    <w:lvl w:ilvl="4" w:tplc="20000019" w:tentative="1">
-      <w:start w:val="1"/>
-      <w:numFmt w:val="lowerLetter"/>
-      <w:lvlText w:val="%5."/>
-      <w:lvlJc w:val="left"/>
-      <w:pPr>
-        <w:ind w:left="3600" w:hanging="360"/>
-      </w:pPr>
-    </w:lvl>
-    <w:lvl w:ilvl="5" w:tplc="2000001B" w:tentative="1">
-      <w:start w:val="1"/>
-      <w:numFmt w:val="lowerRoman"/>
-      <w:lvlText w:val="%6."/>
-      <w:lvlJc w:val="right"/>
-      <w:pPr>
-        <w:ind w:left="4320" w:hanging="180"/>
-      </w:pPr>
-    </w:lvl>
-    <w:lvl w:ilvl="6" w:tplc="2000000F" w:tentative="1">
-      <w:start w:val="1"/>
-      <w:numFmt w:val="decimal"/>
-      <w:lvlText w:val="%7."/>
-      <w:lvlJc w:val="left"/>
-      <w:pPr>
-        <w:ind w:left="5040" w:hanging="360"/>
-      </w:pPr>
-    </w:lvl>
-    <w:lvl w:ilvl="7" w:tplc="20000019" w:tentative="1">
-      <w:start w:val="1"/>
-      <w:numFmt w:val="lowerLetter"/>
-      <w:lvlText w:val="%8."/>
-      <w:lvlJc w:val="left"/>
-      <w:pPr>
-        <w:ind w:left="5760" w:hanging="360"/>
-      </w:pPr>
-    </w:lvl>
-    <w:lvl w:ilvl="8" w:tplc="2000001B" w:tentative="1">
-      <w:start w:val="1"/>
-      <w:numFmt w:val="lowerRoman"/>
-      <w:lvlText w:val="%9."/>
-      <w:lvlJc w:val="right"/>
-      <w:pPr>
-        <w:ind w:left="6480" w:hanging="180"/>
-      </w:pPr>
-    </w:lvl>
-  </w:abstractNum>
-  <w:abstractNum w:abstractNumId="4" w15:restartNumberingAfterBreak="0">
-    <w:nsid w:val="51C7779B"/>
-    <w:multiLevelType w:val="hybridMultilevel"/>
-    <w:tmpl w:val="B302C498"/>
+    <w:tmpl w:val="A36298AE"/>
     <w:lvl w:ilvl="0" w:tplc="20000001">
       <w:start w:val="1"/>
       <w:numFmt w:val="bullet"/>
@@ -8841,10 +12789,96 @@
       </w:rPr>
     </w:lvl>
   </w:abstractNum>
+  <w:abstractNum w:abstractNumId="4" w15:restartNumberingAfterBreak="0">
+    <w:nsid w:val="445A65A7"/>
+    <w:multiLevelType w:val="hybridMultilevel"/>
+    <w:tmpl w:val="29F29E36"/>
+    <w:lvl w:ilvl="0" w:tplc="9DEE4DDC">
+      <w:start w:val="1"/>
+      <w:numFmt w:val="decimal"/>
+      <w:lvlText w:val="%1."/>
+      <w:lvlJc w:val="left"/>
+      <w:pPr>
+        <w:ind w:left="720" w:hanging="360"/>
+      </w:pPr>
+    </w:lvl>
+    <w:lvl w:ilvl="1" w:tplc="20000019" w:tentative="1">
+      <w:start w:val="1"/>
+      <w:numFmt w:val="lowerLetter"/>
+      <w:lvlText w:val="%2."/>
+      <w:lvlJc w:val="left"/>
+      <w:pPr>
+        <w:ind w:left="1440" w:hanging="360"/>
+      </w:pPr>
+    </w:lvl>
+    <w:lvl w:ilvl="2" w:tplc="2000001B" w:tentative="1">
+      <w:start w:val="1"/>
+      <w:numFmt w:val="lowerRoman"/>
+      <w:lvlText w:val="%3."/>
+      <w:lvlJc w:val="right"/>
+      <w:pPr>
+        <w:ind w:left="2160" w:hanging="180"/>
+      </w:pPr>
+    </w:lvl>
+    <w:lvl w:ilvl="3" w:tplc="2000000F" w:tentative="1">
+      <w:start w:val="1"/>
+      <w:numFmt w:val="decimal"/>
+      <w:lvlText w:val="%4."/>
+      <w:lvlJc w:val="left"/>
+      <w:pPr>
+        <w:ind w:left="2880" w:hanging="360"/>
+      </w:pPr>
+    </w:lvl>
+    <w:lvl w:ilvl="4" w:tplc="20000019" w:tentative="1">
+      <w:start w:val="1"/>
+      <w:numFmt w:val="lowerLetter"/>
+      <w:lvlText w:val="%5."/>
+      <w:lvlJc w:val="left"/>
+      <w:pPr>
+        <w:ind w:left="3600" w:hanging="360"/>
+      </w:pPr>
+    </w:lvl>
+    <w:lvl w:ilvl="5" w:tplc="2000001B" w:tentative="1">
+      <w:start w:val="1"/>
+      <w:numFmt w:val="lowerRoman"/>
+      <w:lvlText w:val="%6."/>
+      <w:lvlJc w:val="right"/>
+      <w:pPr>
+        <w:ind w:left="4320" w:hanging="180"/>
+      </w:pPr>
+    </w:lvl>
+    <w:lvl w:ilvl="6" w:tplc="2000000F" w:tentative="1">
+      <w:start w:val="1"/>
+      <w:numFmt w:val="decimal"/>
+      <w:lvlText w:val="%7."/>
+      <w:lvlJc w:val="left"/>
+      <w:pPr>
+        <w:ind w:left="5040" w:hanging="360"/>
+      </w:pPr>
+    </w:lvl>
+    <w:lvl w:ilvl="7" w:tplc="20000019" w:tentative="1">
+      <w:start w:val="1"/>
+      <w:numFmt w:val="lowerLetter"/>
+      <w:lvlText w:val="%8."/>
+      <w:lvlJc w:val="left"/>
+      <w:pPr>
+        <w:ind w:left="5760" w:hanging="360"/>
+      </w:pPr>
+    </w:lvl>
+    <w:lvl w:ilvl="8" w:tplc="2000001B" w:tentative="1">
+      <w:start w:val="1"/>
+      <w:numFmt w:val="lowerRoman"/>
+      <w:lvlText w:val="%9."/>
+      <w:lvlJc w:val="right"/>
+      <w:pPr>
+        <w:ind w:left="6480" w:hanging="180"/>
+      </w:pPr>
+    </w:lvl>
+  </w:abstractNum>
   <w:abstractNum w:abstractNumId="5" w15:restartNumberingAfterBreak="0">
-    <w:nsid w:val="553E79C6"/>
+    <w:nsid w:val="51C7779B"/>
     <w:multiLevelType w:val="hybridMultilevel"/>
-    <w:tmpl w:val="C63C805C"/>
+    <w:tmpl w:val="B302C498"/>
     <w:lvl w:ilvl="0" w:tplc="20000001">
       <w:start w:val="1"/>
       <w:numFmt w:val="bullet"/>
@@ -8955,9 +12989,9 @@
     </w:lvl>
   </w:abstractNum>
   <w:abstractNum w:abstractNumId="6" w15:restartNumberingAfterBreak="0">
-    <w:nsid w:val="554D31C5"/>
+    <w:nsid w:val="553E79C6"/>
     <w:multiLevelType w:val="hybridMultilevel"/>
-    <w:tmpl w:val="2B1E856C"/>
+    <w:tmpl w:val="C63C805C"/>
     <w:lvl w:ilvl="0" w:tplc="20000001">
       <w:start w:val="1"/>
       <w:numFmt w:val="bullet"/>
@@ -9068,9 +13102,9 @@
     </w:lvl>
   </w:abstractNum>
   <w:abstractNum w:abstractNumId="7" w15:restartNumberingAfterBreak="0">
-    <w:nsid w:val="5BA34660"/>
+    <w:nsid w:val="554D31C5"/>
     <w:multiLevelType w:val="hybridMultilevel"/>
-    <w:tmpl w:val="4B3EE704"/>
+    <w:tmpl w:val="2B1E856C"/>
     <w:lvl w:ilvl="0" w:tplc="20000001">
       <w:start w:val="1"/>
       <w:numFmt w:val="bullet"/>
@@ -9181,9 +13215,9 @@
     </w:lvl>
   </w:abstractNum>
   <w:abstractNum w:abstractNumId="8" w15:restartNumberingAfterBreak="0">
-    <w:nsid w:val="631D0D67"/>
+    <w:nsid w:val="5BA34660"/>
     <w:multiLevelType w:val="hybridMultilevel"/>
-    <w:tmpl w:val="9F10CA38"/>
+    <w:tmpl w:val="4B3EE704"/>
     <w:lvl w:ilvl="0" w:tplc="20000001">
       <w:start w:val="1"/>
       <w:numFmt w:val="bullet"/>
@@ -9294,9 +13328,9 @@
     </w:lvl>
   </w:abstractNum>
   <w:abstractNum w:abstractNumId="9" w15:restartNumberingAfterBreak="0">
-    <w:nsid w:val="6DBF02BF"/>
+    <w:nsid w:val="631D0D67"/>
     <w:multiLevelType w:val="hybridMultilevel"/>
-    <w:tmpl w:val="07467064"/>
+    <w:tmpl w:val="9F10CA38"/>
     <w:lvl w:ilvl="0" w:tplc="20000001">
       <w:start w:val="1"/>
       <w:numFmt w:val="bullet"/>
@@ -9407,9 +13441,9 @@
     </w:lvl>
   </w:abstractNum>
   <w:abstractNum w:abstractNumId="10" w15:restartNumberingAfterBreak="0">
-    <w:nsid w:val="6F0677B3"/>
+    <w:nsid w:val="6DBF02BF"/>
     <w:multiLevelType w:val="hybridMultilevel"/>
-    <w:tmpl w:val="A68E093E"/>
+    <w:tmpl w:val="07467064"/>
     <w:lvl w:ilvl="0" w:tplc="20000001">
       <w:start w:val="1"/>
       <w:numFmt w:val="bullet"/>
@@ -9520,6 +13554,119 @@
     </w:lvl>
   </w:abstractNum>
   <w:abstractNum w:abstractNumId="11" w15:restartNumberingAfterBreak="0">
+    <w:nsid w:val="6F0677B3"/>
+    <w:multiLevelType w:val="hybridMultilevel"/>
+    <w:tmpl w:val="A68E093E"/>
+    <w:lvl w:ilvl="0" w:tplc="20000001">
+      <w:start w:val="1"/>
+      <w:numFmt w:val="bullet"/>
+      <w:lvlText w:val=""/>
+      <w:lvlJc w:val="left"/>
+      <w:pPr>
+        <w:ind w:left="720" w:hanging="360"/>
+      </w:pPr>
+      <w:rPr>
+        <w:rFonts w:ascii="Symbol" w:hAnsi="Symbol" w:hint="default"/>
+      </w:rPr>
+    </w:lvl>
+    <w:lvl w:ilvl="1" w:tplc="20000003" w:tentative="1">
+      <w:start w:val="1"/>
+      <w:numFmt w:val="bullet"/>
+      <w:lvlText w:val="o"/>
+      <w:lvlJc w:val="left"/>
+      <w:pPr>
+        <w:ind w:left="1440" w:hanging="360"/>
+      </w:pPr>
+      <w:rPr>
+        <w:rFonts w:ascii="Courier New" w:hAnsi="Courier New" w:cs="Courier New" w:hint="default"/>
+      </w:rPr>
+    </w:lvl>
+    <w:lvl w:ilvl="2" w:tplc="20000005" w:tentative="1">
+      <w:start w:val="1"/>
+      <w:numFmt w:val="bullet"/>
+      <w:lvlText w:val=""/>
+      <w:lvlJc w:val="left"/>
+      <w:pPr>
+        <w:ind w:left="2160" w:hanging="360"/>
+      </w:pPr>
+      <w:rPr>
+        <w:rFonts w:ascii="Wingdings" w:hAnsi="Wingdings" w:hint="default"/>
+      </w:rPr>
+    </w:lvl>
+    <w:lvl w:ilvl="3" w:tplc="20000001" w:tentative="1">
+      <w:start w:val="1"/>
+      <w:numFmt w:val="bullet"/>
+      <w:lvlText w:val=""/>
+      <w:lvlJc w:val="left"/>
+      <w:pPr>
+        <w:ind w:left="2880" w:hanging="360"/>
+      </w:pPr>
+      <w:rPr>
+        <w:rFonts w:ascii="Symbol" w:hAnsi="Symbol" w:hint="default"/>
+      </w:rPr>
+    </w:lvl>
+    <w:lvl w:ilvl="4" w:tplc="20000003" w:tentative="1">
+      <w:start w:val="1"/>
+      <w:numFmt w:val="bullet"/>
+      <w:lvlText w:val="o"/>
+      <w:lvlJc w:val="left"/>
+      <w:pPr>
+        <w:ind w:left="3600" w:hanging="360"/>
+      </w:pPr>
+      <w:rPr>
+        <w:rFonts w:ascii="Courier New" w:hAnsi="Courier New" w:cs="Courier New" w:hint="default"/>
+      </w:rPr>
+    </w:lvl>
+    <w:lvl w:ilvl="5" w:tplc="20000005" w:tentative="1">
+      <w:start w:val="1"/>
+      <w:numFmt w:val="bullet"/>
+      <w:lvlText w:val=""/>
+      <w:lvlJc w:val="left"/>
+      <w:pPr>
+        <w:ind w:left="4320" w:hanging="360"/>
+      </w:pPr>
+      <w:rPr>
+        <w:rFonts w:ascii="Wingdings" w:hAnsi="Wingdings" w:hint="default"/>
+      </w:rPr>
+    </w:lvl>
+    <w:lvl w:ilvl="6" w:tplc="20000001" w:tentative="1">
+      <w:start w:val="1"/>
+      <w:numFmt w:val="bullet"/>
+      <w:lvlText w:val=""/>
+      <w:lvlJc w:val="left"/>
+      <w:pPr>
+        <w:ind w:left="5040" w:hanging="360"/>
+      </w:pPr>
+      <w:rPr>
+        <w:rFonts w:ascii="Symbol" w:hAnsi="Symbol" w:hint="default"/>
+      </w:rPr>
+    </w:lvl>
+    <w:lvl w:ilvl="7" w:tplc="20000003" w:tentative="1">
+      <w:start w:val="1"/>
+      <w:numFmt w:val="bullet"/>
+      <w:lvlText w:val="o"/>
+      <w:lvlJc w:val="left"/>
+      <w:pPr>
+        <w:ind w:left="5760" w:hanging="360"/>
+      </w:pPr>
+      <w:rPr>
+        <w:rFonts w:ascii="Courier New" w:hAnsi="Courier New" w:cs="Courier New" w:hint="default"/>
+      </w:rPr>
+    </w:lvl>
+    <w:lvl w:ilvl="8" w:tplc="20000005" w:tentative="1">
+      <w:start w:val="1"/>
+      <w:numFmt w:val="bullet"/>
+      <w:lvlText w:val=""/>
+      <w:lvlJc w:val="left"/>
+      <w:pPr>
+        <w:ind w:left="6480" w:hanging="360"/>
+      </w:pPr>
+      <w:rPr>
+        <w:rFonts w:ascii="Wingdings" w:hAnsi="Wingdings" w:hint="default"/>
+      </w:rPr>
+    </w:lvl>
+  </w:abstractNum>
+  <w:abstractNum w:abstractNumId="12" w15:restartNumberingAfterBreak="0">
     <w:nsid w:val="77072ABA"/>
     <w:multiLevelType w:val="multilevel"/>
     <w:tmpl w:val="A100EBCE"/>
@@ -9634,43 +13781,46 @@
     </w:lvl>
   </w:abstractNum>
   <w:num w:numId="1" w16cid:durableId="1754811861">
-    <w:abstractNumId w:val="3"/>
+    <w:abstractNumId w:val="4"/>
   </w:num>
   <w:num w:numId="2" w16cid:durableId="290282579">
-    <w:abstractNumId w:val="3"/>
+    <w:abstractNumId w:val="4"/>
   </w:num>
   <w:num w:numId="3" w16cid:durableId="1935935932">
-    <w:abstractNumId w:val="11"/>
+    <w:abstractNumId w:val="12"/>
   </w:num>
   <w:num w:numId="4" w16cid:durableId="1624195385">
-    <w:abstractNumId w:val="7"/>
+    <w:abstractNumId w:val="8"/>
   </w:num>
   <w:num w:numId="5" w16cid:durableId="770858479">
-    <w:abstractNumId w:val="4"/>
+    <w:abstractNumId w:val="5"/>
   </w:num>
   <w:num w:numId="6" w16cid:durableId="1073427665">
     <w:abstractNumId w:val="0"/>
   </w:num>
   <w:num w:numId="7" w16cid:durableId="740635456">
-    <w:abstractNumId w:val="9"/>
+    <w:abstractNumId w:val="10"/>
   </w:num>
   <w:num w:numId="8" w16cid:durableId="8413582">
-    <w:abstractNumId w:val="5"/>
+    <w:abstractNumId w:val="6"/>
   </w:num>
   <w:num w:numId="9" w16cid:durableId="2014062670">
-    <w:abstractNumId w:val="10"/>
+    <w:abstractNumId w:val="11"/>
   </w:num>
   <w:num w:numId="10" w16cid:durableId="852646511">
     <w:abstractNumId w:val="1"/>
   </w:num>
   <w:num w:numId="11" w16cid:durableId="1084913026">
-    <w:abstractNumId w:val="6"/>
+    <w:abstractNumId w:val="7"/>
   </w:num>
   <w:num w:numId="12" w16cid:durableId="482694738">
-    <w:abstractNumId w:val="2"/>
+    <w:abstractNumId w:val="3"/>
   </w:num>
   <w:num w:numId="13" w16cid:durableId="2091804491">
-    <w:abstractNumId w:val="8"/>
+    <w:abstractNumId w:val="9"/>
+  </w:num>
+  <w:num w:numId="14" w16cid:durableId="1588660432">
+    <w:abstractNumId w:val="2"/>
   </w:num>
 </w:numbering>
 </file>
